--- a/Practical files/Practical_3.docx
+++ b/Practical files/Practical_3.docx
@@ -21,29 +21,7 @@
           <w:szCs w:val="32"/>
           <w:lang w:val="en-US"/>
         </w:rPr>
-        <w:t xml:space="preserve">Practical </w:t>
-      </w:r>
-      <w:proofErr w:type="gramStart"/>
-      <w:r>
-        <w:rPr>
-          <w:b/>
-          <w:bCs/>
-          <w:sz w:val="32"/>
-          <w:szCs w:val="32"/>
-          <w:lang w:val="en-US"/>
-        </w:rPr>
-        <w:t>3:-</w:t>
-      </w:r>
-      <w:proofErr w:type="gramEnd"/>
-      <w:r>
-        <w:rPr>
-          <w:b/>
-          <w:bCs/>
-          <w:sz w:val="32"/>
-          <w:szCs w:val="32"/>
-          <w:lang w:val="en-US"/>
-        </w:rPr>
-        <w:t xml:space="preserve"> </w:t>
+        <w:t xml:space="preserve">Practical 3:- </w:t>
       </w:r>
       <w:r>
         <w:rPr>
@@ -87,16 +65,7 @@
                 <w:sz w:val="28"/>
                 <w:szCs w:val="28"/>
               </w:rPr>
-              <w:t>Objective</w:t>
-            </w:r>
-            <w:r>
-              <w:rPr>
-                <w:b/>
-                <w:bCs/>
-                <w:sz w:val="28"/>
-                <w:szCs w:val="28"/>
-              </w:rPr>
-              <w:t>:</w:t>
+              <w:t>Objective:</w:t>
             </w:r>
           </w:p>
         </w:tc>
@@ -116,21 +85,7 @@
                 <w:sz w:val="24"/>
                 <w:szCs w:val="24"/>
               </w:rPr>
-              <w:t>To consume a REST API in React and handle asynchronous data with</w:t>
-            </w:r>
-            <w:r>
-              <w:rPr>
-                <w:sz w:val="24"/>
-                <w:szCs w:val="24"/>
-              </w:rPr>
-              <w:t xml:space="preserve"> </w:t>
-            </w:r>
-            <w:r>
-              <w:rPr>
-                <w:sz w:val="24"/>
-                <w:szCs w:val="24"/>
-              </w:rPr>
-              <w:t>loading and error states.</w:t>
+              <w:t>To consume a REST API in React and handle asynchronous data with loading and error states.</w:t>
             </w:r>
           </w:p>
         </w:tc>
@@ -349,22 +304,123 @@
                 <w:lang w:eastAsia="en-IN"/>
                 <w14:ligatures w14:val="none"/>
               </w:rPr>
+              <w:t xml:space="preserve"> { motion } </w:t>
+            </w:r>
+            <w:r>
+              <w:rPr>
+                <w:rFonts w:ascii="Consolas" w:eastAsia="Times New Roman" w:hAnsi="Consolas" w:cs="Times New Roman"/>
+                <w:color w:val="EC8E2C"/>
+                <w:kern w:val="0"/>
+                <w:sz w:val="21"/>
+                <w:szCs w:val="21"/>
+                <w:lang w:eastAsia="en-IN"/>
+                <w14:ligatures w14:val="none"/>
+              </w:rPr>
+              <w:t>from</w:t>
+            </w:r>
+            <w:r>
+              <w:rPr>
+                <w:rFonts w:ascii="Consolas" w:eastAsia="Times New Roman" w:hAnsi="Consolas" w:cs="Times New Roman"/>
+                <w:color w:val="C9D1D9"/>
+                <w:kern w:val="0"/>
+                <w:sz w:val="21"/>
+                <w:szCs w:val="21"/>
+                <w:lang w:eastAsia="en-IN"/>
+                <w14:ligatures w14:val="none"/>
+              </w:rPr>
               <w:t xml:space="preserve"> </w:t>
             </w:r>
-            <w:proofErr w:type="gramStart"/>
-            <w:r>
-              <w:rPr>
-                <w:rFonts w:ascii="Consolas" w:eastAsia="Times New Roman" w:hAnsi="Consolas" w:cs="Times New Roman"/>
-                <w:color w:val="C9D1D9"/>
-                <w:kern w:val="0"/>
-                <w:sz w:val="21"/>
-                <w:szCs w:val="21"/>
-                <w:lang w:eastAsia="en-IN"/>
-                <w14:ligatures w14:val="none"/>
-              </w:rPr>
-              <w:t>{ motion</w:t>
-            </w:r>
-            <w:proofErr w:type="gramEnd"/>
+            <w:r>
+              <w:rPr>
+                <w:rFonts w:ascii="Consolas" w:eastAsia="Times New Roman" w:hAnsi="Consolas" w:cs="Times New Roman"/>
+                <w:color w:val="A5D6FF"/>
+                <w:kern w:val="0"/>
+                <w:sz w:val="21"/>
+                <w:szCs w:val="21"/>
+                <w:lang w:eastAsia="en-IN"/>
+                <w14:ligatures w14:val="none"/>
+              </w:rPr>
+              <w:t>'framer-motion'</w:t>
+            </w:r>
+          </w:p>
+          <w:p>
+            <w:pPr>
+              <w:shd w:val="clear" w:color="auto" w:fill="0D1117"/>
+              <w:spacing w:line="285" w:lineRule="atLeast"/>
+              <w:rPr>
+                <w:rFonts w:ascii="Consolas" w:eastAsia="Times New Roman" w:hAnsi="Consolas" w:cs="Times New Roman"/>
+                <w:color w:val="C9D1D9"/>
+                <w:kern w:val="0"/>
+                <w:sz w:val="21"/>
+                <w:szCs w:val="21"/>
+                <w:lang w:eastAsia="en-IN"/>
+                <w14:ligatures w14:val="none"/>
+              </w:rPr>
+            </w:pPr>
+            <w:r>
+              <w:rPr>
+                <w:rFonts w:ascii="Consolas" w:eastAsia="Times New Roman" w:hAnsi="Consolas" w:cs="Times New Roman"/>
+                <w:color w:val="EC8E2C"/>
+                <w:kern w:val="0"/>
+                <w:sz w:val="21"/>
+                <w:szCs w:val="21"/>
+                <w:lang w:eastAsia="en-IN"/>
+                <w14:ligatures w14:val="none"/>
+              </w:rPr>
+              <w:t>import</w:t>
+            </w:r>
+            <w:r>
+              <w:rPr>
+                <w:rFonts w:ascii="Consolas" w:eastAsia="Times New Roman" w:hAnsi="Consolas" w:cs="Times New Roman"/>
+                <w:color w:val="C9D1D9"/>
+                <w:kern w:val="0"/>
+                <w:sz w:val="21"/>
+                <w:szCs w:val="21"/>
+                <w:lang w:eastAsia="en-IN"/>
+                <w14:ligatures w14:val="none"/>
+              </w:rPr>
+              <w:t xml:space="preserve"> { Folder, </w:t>
+            </w:r>
+            <w:proofErr w:type="spellStart"/>
+            <w:r>
+              <w:rPr>
+                <w:rFonts w:ascii="Consolas" w:eastAsia="Times New Roman" w:hAnsi="Consolas" w:cs="Times New Roman"/>
+                <w:color w:val="C9D1D9"/>
+                <w:kern w:val="0"/>
+                <w:sz w:val="21"/>
+                <w:szCs w:val="21"/>
+                <w:lang w:eastAsia="en-IN"/>
+                <w14:ligatures w14:val="none"/>
+              </w:rPr>
+              <w:t>GitFork</w:t>
+            </w:r>
+            <w:proofErr w:type="spellEnd"/>
+            <w:r>
+              <w:rPr>
+                <w:rFonts w:ascii="Consolas" w:eastAsia="Times New Roman" w:hAnsi="Consolas" w:cs="Times New Roman"/>
+                <w:color w:val="C9D1D9"/>
+                <w:kern w:val="0"/>
+                <w:sz w:val="21"/>
+                <w:szCs w:val="21"/>
+                <w:lang w:eastAsia="en-IN"/>
+                <w14:ligatures w14:val="none"/>
+              </w:rPr>
+              <w:t xml:space="preserve">, Star, </w:t>
+            </w:r>
+            <w:proofErr w:type="spellStart"/>
+            <w:r>
+              <w:rPr>
+                <w:rFonts w:ascii="Consolas" w:eastAsia="Times New Roman" w:hAnsi="Consolas" w:cs="Times New Roman"/>
+                <w:color w:val="C9D1D9"/>
+                <w:kern w:val="0"/>
+                <w:sz w:val="21"/>
+                <w:szCs w:val="21"/>
+                <w:lang w:eastAsia="en-IN"/>
+                <w14:ligatures w14:val="none"/>
+              </w:rPr>
+              <w:t>ExternalLink</w:t>
+            </w:r>
+            <w:proofErr w:type="spellEnd"/>
             <w:r>
               <w:rPr>
                 <w:rFonts w:ascii="Consolas" w:eastAsia="Times New Roman" w:hAnsi="Consolas" w:cs="Times New Roman"/>
@@ -411,7 +467,33 @@
                 <w:lang w:eastAsia="en-IN"/>
                 <w14:ligatures w14:val="none"/>
               </w:rPr>
-              <w:t>'framer-motion'</w:t>
+              <w:t>'</w:t>
+            </w:r>
+            <w:proofErr w:type="spellStart"/>
+            <w:r>
+              <w:rPr>
+                <w:rFonts w:ascii="Consolas" w:eastAsia="Times New Roman" w:hAnsi="Consolas" w:cs="Times New Roman"/>
+                <w:color w:val="A5D6FF"/>
+                <w:kern w:val="0"/>
+                <w:sz w:val="21"/>
+                <w:szCs w:val="21"/>
+                <w:lang w:eastAsia="en-IN"/>
+                <w14:ligatures w14:val="none"/>
+              </w:rPr>
+              <w:t>lucide</w:t>
+            </w:r>
+            <w:proofErr w:type="spellEnd"/>
+            <w:r>
+              <w:rPr>
+                <w:rFonts w:ascii="Consolas" w:eastAsia="Times New Roman" w:hAnsi="Consolas" w:cs="Times New Roman"/>
+                <w:color w:val="A5D6FF"/>
+                <w:kern w:val="0"/>
+                <w:sz w:val="21"/>
+                <w:szCs w:val="21"/>
+                <w:lang w:eastAsia="en-IN"/>
+                <w14:ligatures w14:val="none"/>
+              </w:rPr>
+              <w:t>-react'</w:t>
             </w:r>
           </w:p>
           <w:p>
@@ -450,22 +532,1783 @@
                 <w:lang w:eastAsia="en-IN"/>
                 <w14:ligatures w14:val="none"/>
               </w:rPr>
+              <w:t xml:space="preserve"> { </w:t>
+            </w:r>
+            <w:proofErr w:type="spellStart"/>
+            <w:r>
+              <w:rPr>
+                <w:rFonts w:ascii="Consolas" w:eastAsia="Times New Roman" w:hAnsi="Consolas" w:cs="Times New Roman"/>
+                <w:color w:val="C9D1D9"/>
+                <w:kern w:val="0"/>
+                <w:sz w:val="21"/>
+                <w:szCs w:val="21"/>
+                <w:lang w:eastAsia="en-IN"/>
+                <w14:ligatures w14:val="none"/>
+              </w:rPr>
+              <w:t>FiGithub</w:t>
+            </w:r>
+            <w:proofErr w:type="spellEnd"/>
+            <w:r>
+              <w:rPr>
+                <w:rFonts w:ascii="Consolas" w:eastAsia="Times New Roman" w:hAnsi="Consolas" w:cs="Times New Roman"/>
+                <w:color w:val="C9D1D9"/>
+                <w:kern w:val="0"/>
+                <w:sz w:val="21"/>
+                <w:szCs w:val="21"/>
+                <w:lang w:eastAsia="en-IN"/>
+                <w14:ligatures w14:val="none"/>
+              </w:rPr>
+              <w:t xml:space="preserve"> } </w:t>
+            </w:r>
+            <w:r>
+              <w:rPr>
+                <w:rFonts w:ascii="Consolas" w:eastAsia="Times New Roman" w:hAnsi="Consolas" w:cs="Times New Roman"/>
+                <w:color w:val="EC8E2C"/>
+                <w:kern w:val="0"/>
+                <w:sz w:val="21"/>
+                <w:szCs w:val="21"/>
+                <w:lang w:eastAsia="en-IN"/>
+                <w14:ligatures w14:val="none"/>
+              </w:rPr>
+              <w:t>from</w:t>
+            </w:r>
+            <w:r>
+              <w:rPr>
+                <w:rFonts w:ascii="Consolas" w:eastAsia="Times New Roman" w:hAnsi="Consolas" w:cs="Times New Roman"/>
+                <w:color w:val="C9D1D9"/>
+                <w:kern w:val="0"/>
+                <w:sz w:val="21"/>
+                <w:szCs w:val="21"/>
+                <w:lang w:eastAsia="en-IN"/>
+                <w14:ligatures w14:val="none"/>
+              </w:rPr>
               <w:t xml:space="preserve"> </w:t>
             </w:r>
-            <w:proofErr w:type="gramStart"/>
-            <w:r>
-              <w:rPr>
-                <w:rFonts w:ascii="Consolas" w:eastAsia="Times New Roman" w:hAnsi="Consolas" w:cs="Times New Roman"/>
-                <w:color w:val="C9D1D9"/>
-                <w:kern w:val="0"/>
-                <w:sz w:val="21"/>
-                <w:szCs w:val="21"/>
-                <w:lang w:eastAsia="en-IN"/>
-                <w14:ligatures w14:val="none"/>
-              </w:rPr>
-              <w:t>{ Folder</w:t>
-            </w:r>
-            <w:proofErr w:type="gramEnd"/>
+            <w:r>
+              <w:rPr>
+                <w:rFonts w:ascii="Consolas" w:eastAsia="Times New Roman" w:hAnsi="Consolas" w:cs="Times New Roman"/>
+                <w:color w:val="A5D6FF"/>
+                <w:kern w:val="0"/>
+                <w:sz w:val="21"/>
+                <w:szCs w:val="21"/>
+                <w:lang w:eastAsia="en-IN"/>
+                <w14:ligatures w14:val="none"/>
+              </w:rPr>
+              <w:t>'react-icons/fi'</w:t>
+            </w:r>
+          </w:p>
+          <w:p>
+            <w:pPr>
+              <w:shd w:val="clear" w:color="auto" w:fill="0D1117"/>
+              <w:spacing w:line="285" w:lineRule="atLeast"/>
+              <w:rPr>
+                <w:rFonts w:ascii="Consolas" w:eastAsia="Times New Roman" w:hAnsi="Consolas" w:cs="Times New Roman"/>
+                <w:color w:val="C9D1D9"/>
+                <w:kern w:val="0"/>
+                <w:sz w:val="21"/>
+                <w:szCs w:val="21"/>
+                <w:lang w:eastAsia="en-IN"/>
+                <w14:ligatures w14:val="none"/>
+              </w:rPr>
+            </w:pPr>
+          </w:p>
+          <w:p>
+            <w:pPr>
+              <w:shd w:val="clear" w:color="auto" w:fill="0D1117"/>
+              <w:spacing w:line="285" w:lineRule="atLeast"/>
+              <w:rPr>
+                <w:rFonts w:ascii="Consolas" w:eastAsia="Times New Roman" w:hAnsi="Consolas" w:cs="Times New Roman"/>
+                <w:color w:val="C9D1D9"/>
+                <w:kern w:val="0"/>
+                <w:sz w:val="21"/>
+                <w:szCs w:val="21"/>
+                <w:lang w:eastAsia="en-IN"/>
+                <w14:ligatures w14:val="none"/>
+              </w:rPr>
+            </w:pPr>
+            <w:proofErr w:type="spellStart"/>
+            <w:r>
+              <w:rPr>
+                <w:rFonts w:ascii="Consolas" w:eastAsia="Times New Roman" w:hAnsi="Consolas" w:cs="Times New Roman"/>
+                <w:color w:val="EC8E2C"/>
+                <w:kern w:val="0"/>
+                <w:sz w:val="21"/>
+                <w:szCs w:val="21"/>
+                <w:lang w:eastAsia="en-IN"/>
+                <w14:ligatures w14:val="none"/>
+              </w:rPr>
+              <w:t>const</w:t>
+            </w:r>
+            <w:proofErr w:type="spellEnd"/>
+            <w:r>
+              <w:rPr>
+                <w:rFonts w:ascii="Consolas" w:eastAsia="Times New Roman" w:hAnsi="Consolas" w:cs="Times New Roman"/>
+                <w:color w:val="C9D1D9"/>
+                <w:kern w:val="0"/>
+                <w:sz w:val="21"/>
+                <w:szCs w:val="21"/>
+                <w:lang w:eastAsia="en-IN"/>
+                <w14:ligatures w14:val="none"/>
+              </w:rPr>
+              <w:t xml:space="preserve"> </w:t>
+            </w:r>
+            <w:proofErr w:type="spellStart"/>
+            <w:r>
+              <w:rPr>
+                <w:rFonts w:ascii="Consolas" w:eastAsia="Times New Roman" w:hAnsi="Consolas" w:cs="Times New Roman"/>
+                <w:color w:val="79C0FF"/>
+                <w:kern w:val="0"/>
+                <w:sz w:val="21"/>
+                <w:szCs w:val="21"/>
+                <w:lang w:eastAsia="en-IN"/>
+                <w14:ligatures w14:val="none"/>
+              </w:rPr>
+              <w:t>languageColors</w:t>
+            </w:r>
+            <w:proofErr w:type="spellEnd"/>
+            <w:r>
+              <w:rPr>
+                <w:rFonts w:ascii="Consolas" w:eastAsia="Times New Roman" w:hAnsi="Consolas" w:cs="Times New Roman"/>
+                <w:color w:val="C9D1D9"/>
+                <w:kern w:val="0"/>
+                <w:sz w:val="21"/>
+                <w:szCs w:val="21"/>
+                <w:lang w:eastAsia="en-IN"/>
+                <w14:ligatures w14:val="none"/>
+              </w:rPr>
+              <w:t xml:space="preserve"> </w:t>
+            </w:r>
+            <w:r>
+              <w:rPr>
+                <w:rFonts w:ascii="Consolas" w:eastAsia="Times New Roman" w:hAnsi="Consolas" w:cs="Times New Roman"/>
+                <w:color w:val="EC8E2C"/>
+                <w:kern w:val="0"/>
+                <w:sz w:val="21"/>
+                <w:szCs w:val="21"/>
+                <w:lang w:eastAsia="en-IN"/>
+                <w14:ligatures w14:val="none"/>
+              </w:rPr>
+              <w:t>=</w:t>
+            </w:r>
+            <w:r>
+              <w:rPr>
+                <w:rFonts w:ascii="Consolas" w:eastAsia="Times New Roman" w:hAnsi="Consolas" w:cs="Times New Roman"/>
+                <w:color w:val="C9D1D9"/>
+                <w:kern w:val="0"/>
+                <w:sz w:val="21"/>
+                <w:szCs w:val="21"/>
+                <w:lang w:eastAsia="en-IN"/>
+                <w14:ligatures w14:val="none"/>
+              </w:rPr>
+              <w:t xml:space="preserve"> {</w:t>
+            </w:r>
+          </w:p>
+          <w:p>
+            <w:pPr>
+              <w:shd w:val="clear" w:color="auto" w:fill="0D1117"/>
+              <w:spacing w:line="285" w:lineRule="atLeast"/>
+              <w:rPr>
+                <w:rFonts w:ascii="Consolas" w:eastAsia="Times New Roman" w:hAnsi="Consolas" w:cs="Times New Roman"/>
+                <w:color w:val="C9D1D9"/>
+                <w:kern w:val="0"/>
+                <w:sz w:val="21"/>
+                <w:szCs w:val="21"/>
+                <w:lang w:eastAsia="en-IN"/>
+                <w14:ligatures w14:val="none"/>
+              </w:rPr>
+            </w:pPr>
+            <w:r>
+              <w:rPr>
+                <w:rFonts w:ascii="Consolas" w:eastAsia="Times New Roman" w:hAnsi="Consolas" w:cs="Times New Roman"/>
+                <w:color w:val="C9D1D9"/>
+                <w:kern w:val="0"/>
+                <w:sz w:val="21"/>
+                <w:szCs w:val="21"/>
+                <w:lang w:eastAsia="en-IN"/>
+                <w14:ligatures w14:val="none"/>
+              </w:rPr>
+              <w:t xml:space="preserve">  Python: </w:t>
+            </w:r>
+            <w:r>
+              <w:rPr>
+                <w:rFonts w:ascii="Consolas" w:eastAsia="Times New Roman" w:hAnsi="Consolas" w:cs="Times New Roman"/>
+                <w:color w:val="A5D6FF"/>
+                <w:kern w:val="0"/>
+                <w:sz w:val="21"/>
+                <w:szCs w:val="21"/>
+                <w:lang w:eastAsia="en-IN"/>
+                <w14:ligatures w14:val="none"/>
+              </w:rPr>
+              <w:t>'#3572A5'</w:t>
+            </w:r>
+            <w:r>
+              <w:rPr>
+                <w:rFonts w:ascii="Consolas" w:eastAsia="Times New Roman" w:hAnsi="Consolas" w:cs="Times New Roman"/>
+                <w:color w:val="C9D1D9"/>
+                <w:kern w:val="0"/>
+                <w:sz w:val="21"/>
+                <w:szCs w:val="21"/>
+                <w:lang w:eastAsia="en-IN"/>
+                <w14:ligatures w14:val="none"/>
+              </w:rPr>
+              <w:t>,</w:t>
+            </w:r>
+          </w:p>
+          <w:p>
+            <w:pPr>
+              <w:shd w:val="clear" w:color="auto" w:fill="0D1117"/>
+              <w:spacing w:line="285" w:lineRule="atLeast"/>
+              <w:rPr>
+                <w:rFonts w:ascii="Consolas" w:eastAsia="Times New Roman" w:hAnsi="Consolas" w:cs="Times New Roman"/>
+                <w:color w:val="C9D1D9"/>
+                <w:kern w:val="0"/>
+                <w:sz w:val="21"/>
+                <w:szCs w:val="21"/>
+                <w:lang w:eastAsia="en-IN"/>
+                <w14:ligatures w14:val="none"/>
+              </w:rPr>
+            </w:pPr>
+            <w:r>
+              <w:rPr>
+                <w:rFonts w:ascii="Consolas" w:eastAsia="Times New Roman" w:hAnsi="Consolas" w:cs="Times New Roman"/>
+                <w:color w:val="C9D1D9"/>
+                <w:kern w:val="0"/>
+                <w:sz w:val="21"/>
+                <w:szCs w:val="21"/>
+                <w:lang w:eastAsia="en-IN"/>
+                <w14:ligatures w14:val="none"/>
+              </w:rPr>
+              <w:t xml:space="preserve">  JavaScript: </w:t>
+            </w:r>
+            <w:r>
+              <w:rPr>
+                <w:rFonts w:ascii="Consolas" w:eastAsia="Times New Roman" w:hAnsi="Consolas" w:cs="Times New Roman"/>
+                <w:color w:val="A5D6FF"/>
+                <w:kern w:val="0"/>
+                <w:sz w:val="21"/>
+                <w:szCs w:val="21"/>
+                <w:lang w:eastAsia="en-IN"/>
+                <w14:ligatures w14:val="none"/>
+              </w:rPr>
+              <w:t>'#f1e05a'</w:t>
+            </w:r>
+            <w:r>
+              <w:rPr>
+                <w:rFonts w:ascii="Consolas" w:eastAsia="Times New Roman" w:hAnsi="Consolas" w:cs="Times New Roman"/>
+                <w:color w:val="C9D1D9"/>
+                <w:kern w:val="0"/>
+                <w:sz w:val="21"/>
+                <w:szCs w:val="21"/>
+                <w:lang w:eastAsia="en-IN"/>
+                <w14:ligatures w14:val="none"/>
+              </w:rPr>
+              <w:t>,</w:t>
+            </w:r>
+          </w:p>
+          <w:p>
+            <w:pPr>
+              <w:shd w:val="clear" w:color="auto" w:fill="0D1117"/>
+              <w:spacing w:line="285" w:lineRule="atLeast"/>
+              <w:rPr>
+                <w:rFonts w:ascii="Consolas" w:eastAsia="Times New Roman" w:hAnsi="Consolas" w:cs="Times New Roman"/>
+                <w:color w:val="C9D1D9"/>
+                <w:kern w:val="0"/>
+                <w:sz w:val="21"/>
+                <w:szCs w:val="21"/>
+                <w:lang w:eastAsia="en-IN"/>
+                <w14:ligatures w14:val="none"/>
+              </w:rPr>
+            </w:pPr>
+            <w:r>
+              <w:rPr>
+                <w:rFonts w:ascii="Consolas" w:eastAsia="Times New Roman" w:hAnsi="Consolas" w:cs="Times New Roman"/>
+                <w:color w:val="C9D1D9"/>
+                <w:kern w:val="0"/>
+                <w:sz w:val="21"/>
+                <w:szCs w:val="21"/>
+                <w:lang w:eastAsia="en-IN"/>
+                <w14:ligatures w14:val="none"/>
+              </w:rPr>
+              <w:t xml:space="preserve">  TypeScript: </w:t>
+            </w:r>
+            <w:r>
+              <w:rPr>
+                <w:rFonts w:ascii="Consolas" w:eastAsia="Times New Roman" w:hAnsi="Consolas" w:cs="Times New Roman"/>
+                <w:color w:val="A5D6FF"/>
+                <w:kern w:val="0"/>
+                <w:sz w:val="21"/>
+                <w:szCs w:val="21"/>
+                <w:lang w:eastAsia="en-IN"/>
+                <w14:ligatures w14:val="none"/>
+              </w:rPr>
+              <w:t>'#3178c6'</w:t>
+            </w:r>
+            <w:r>
+              <w:rPr>
+                <w:rFonts w:ascii="Consolas" w:eastAsia="Times New Roman" w:hAnsi="Consolas" w:cs="Times New Roman"/>
+                <w:color w:val="C9D1D9"/>
+                <w:kern w:val="0"/>
+                <w:sz w:val="21"/>
+                <w:szCs w:val="21"/>
+                <w:lang w:eastAsia="en-IN"/>
+                <w14:ligatures w14:val="none"/>
+              </w:rPr>
+              <w:t>,</w:t>
+            </w:r>
+          </w:p>
+          <w:p>
+            <w:pPr>
+              <w:shd w:val="clear" w:color="auto" w:fill="0D1117"/>
+              <w:spacing w:line="285" w:lineRule="atLeast"/>
+              <w:rPr>
+                <w:rFonts w:ascii="Consolas" w:eastAsia="Times New Roman" w:hAnsi="Consolas" w:cs="Times New Roman"/>
+                <w:color w:val="C9D1D9"/>
+                <w:kern w:val="0"/>
+                <w:sz w:val="21"/>
+                <w:szCs w:val="21"/>
+                <w:lang w:eastAsia="en-IN"/>
+                <w14:ligatures w14:val="none"/>
+              </w:rPr>
+            </w:pPr>
+            <w:r>
+              <w:rPr>
+                <w:rFonts w:ascii="Consolas" w:eastAsia="Times New Roman" w:hAnsi="Consolas" w:cs="Times New Roman"/>
+                <w:color w:val="C9D1D9"/>
+                <w:kern w:val="0"/>
+                <w:sz w:val="21"/>
+                <w:szCs w:val="21"/>
+                <w:lang w:eastAsia="en-IN"/>
+                <w14:ligatures w14:val="none"/>
+              </w:rPr>
+              <w:t xml:space="preserve">  C: </w:t>
+            </w:r>
+            <w:r>
+              <w:rPr>
+                <w:rFonts w:ascii="Consolas" w:eastAsia="Times New Roman" w:hAnsi="Consolas" w:cs="Times New Roman"/>
+                <w:color w:val="A5D6FF"/>
+                <w:kern w:val="0"/>
+                <w:sz w:val="21"/>
+                <w:szCs w:val="21"/>
+                <w:lang w:eastAsia="en-IN"/>
+                <w14:ligatures w14:val="none"/>
+              </w:rPr>
+              <w:t>'#555555'</w:t>
+            </w:r>
+            <w:r>
+              <w:rPr>
+                <w:rFonts w:ascii="Consolas" w:eastAsia="Times New Roman" w:hAnsi="Consolas" w:cs="Times New Roman"/>
+                <w:color w:val="C9D1D9"/>
+                <w:kern w:val="0"/>
+                <w:sz w:val="21"/>
+                <w:szCs w:val="21"/>
+                <w:lang w:eastAsia="en-IN"/>
+                <w14:ligatures w14:val="none"/>
+              </w:rPr>
+              <w:t>,</w:t>
+            </w:r>
+          </w:p>
+          <w:p>
+            <w:pPr>
+              <w:shd w:val="clear" w:color="auto" w:fill="0D1117"/>
+              <w:spacing w:line="285" w:lineRule="atLeast"/>
+              <w:rPr>
+                <w:rFonts w:ascii="Consolas" w:eastAsia="Times New Roman" w:hAnsi="Consolas" w:cs="Times New Roman"/>
+                <w:color w:val="C9D1D9"/>
+                <w:kern w:val="0"/>
+                <w:sz w:val="21"/>
+                <w:szCs w:val="21"/>
+                <w:lang w:eastAsia="en-IN"/>
+                <w14:ligatures w14:val="none"/>
+              </w:rPr>
+            </w:pPr>
+            <w:r>
+              <w:rPr>
+                <w:rFonts w:ascii="Consolas" w:eastAsia="Times New Roman" w:hAnsi="Consolas" w:cs="Times New Roman"/>
+                <w:color w:val="C9D1D9"/>
+                <w:kern w:val="0"/>
+                <w:sz w:val="21"/>
+                <w:szCs w:val="21"/>
+                <w:lang w:eastAsia="en-IN"/>
+                <w14:ligatures w14:val="none"/>
+              </w:rPr>
+              <w:t xml:space="preserve">  </w:t>
+            </w:r>
+            <w:r>
+              <w:rPr>
+                <w:rFonts w:ascii="Consolas" w:eastAsia="Times New Roman" w:hAnsi="Consolas" w:cs="Times New Roman"/>
+                <w:color w:val="A5D6FF"/>
+                <w:kern w:val="0"/>
+                <w:sz w:val="21"/>
+                <w:szCs w:val="21"/>
+                <w:lang w:eastAsia="en-IN"/>
+                <w14:ligatures w14:val="none"/>
+              </w:rPr>
+              <w:t>'C++'</w:t>
+            </w:r>
+            <w:r>
+              <w:rPr>
+                <w:rFonts w:ascii="Consolas" w:eastAsia="Times New Roman" w:hAnsi="Consolas" w:cs="Times New Roman"/>
+                <w:color w:val="C9D1D9"/>
+                <w:kern w:val="0"/>
+                <w:sz w:val="21"/>
+                <w:szCs w:val="21"/>
+                <w:lang w:eastAsia="en-IN"/>
+                <w14:ligatures w14:val="none"/>
+              </w:rPr>
+              <w:t xml:space="preserve">: </w:t>
+            </w:r>
+            <w:r>
+              <w:rPr>
+                <w:rFonts w:ascii="Consolas" w:eastAsia="Times New Roman" w:hAnsi="Consolas" w:cs="Times New Roman"/>
+                <w:color w:val="A5D6FF"/>
+                <w:kern w:val="0"/>
+                <w:sz w:val="21"/>
+                <w:szCs w:val="21"/>
+                <w:lang w:eastAsia="en-IN"/>
+                <w14:ligatures w14:val="none"/>
+              </w:rPr>
+              <w:t>'#f34b7d'</w:t>
+            </w:r>
+            <w:r>
+              <w:rPr>
+                <w:rFonts w:ascii="Consolas" w:eastAsia="Times New Roman" w:hAnsi="Consolas" w:cs="Times New Roman"/>
+                <w:color w:val="C9D1D9"/>
+                <w:kern w:val="0"/>
+                <w:sz w:val="21"/>
+                <w:szCs w:val="21"/>
+                <w:lang w:eastAsia="en-IN"/>
+                <w14:ligatures w14:val="none"/>
+              </w:rPr>
+              <w:t>,</w:t>
+            </w:r>
+          </w:p>
+          <w:p>
+            <w:pPr>
+              <w:shd w:val="clear" w:color="auto" w:fill="0D1117"/>
+              <w:spacing w:line="285" w:lineRule="atLeast"/>
+              <w:rPr>
+                <w:rFonts w:ascii="Consolas" w:eastAsia="Times New Roman" w:hAnsi="Consolas" w:cs="Times New Roman"/>
+                <w:color w:val="C9D1D9"/>
+                <w:kern w:val="0"/>
+                <w:sz w:val="21"/>
+                <w:szCs w:val="21"/>
+                <w:lang w:eastAsia="en-IN"/>
+                <w14:ligatures w14:val="none"/>
+              </w:rPr>
+            </w:pPr>
+            <w:r>
+              <w:rPr>
+                <w:rFonts w:ascii="Consolas" w:eastAsia="Times New Roman" w:hAnsi="Consolas" w:cs="Times New Roman"/>
+                <w:color w:val="C9D1D9"/>
+                <w:kern w:val="0"/>
+                <w:sz w:val="21"/>
+                <w:szCs w:val="21"/>
+                <w:lang w:eastAsia="en-IN"/>
+                <w14:ligatures w14:val="none"/>
+              </w:rPr>
+              <w:t xml:space="preserve">  HTML: </w:t>
+            </w:r>
+            <w:r>
+              <w:rPr>
+                <w:rFonts w:ascii="Consolas" w:eastAsia="Times New Roman" w:hAnsi="Consolas" w:cs="Times New Roman"/>
+                <w:color w:val="A5D6FF"/>
+                <w:kern w:val="0"/>
+                <w:sz w:val="21"/>
+                <w:szCs w:val="21"/>
+                <w:lang w:eastAsia="en-IN"/>
+                <w14:ligatures w14:val="none"/>
+              </w:rPr>
+              <w:t>'#e34c26'</w:t>
+            </w:r>
+            <w:r>
+              <w:rPr>
+                <w:rFonts w:ascii="Consolas" w:eastAsia="Times New Roman" w:hAnsi="Consolas" w:cs="Times New Roman"/>
+                <w:color w:val="C9D1D9"/>
+                <w:kern w:val="0"/>
+                <w:sz w:val="21"/>
+                <w:szCs w:val="21"/>
+                <w:lang w:eastAsia="en-IN"/>
+                <w14:ligatures w14:val="none"/>
+              </w:rPr>
+              <w:t>,</w:t>
+            </w:r>
+          </w:p>
+          <w:p>
+            <w:pPr>
+              <w:shd w:val="clear" w:color="auto" w:fill="0D1117"/>
+              <w:spacing w:line="285" w:lineRule="atLeast"/>
+              <w:rPr>
+                <w:rFonts w:ascii="Consolas" w:eastAsia="Times New Roman" w:hAnsi="Consolas" w:cs="Times New Roman"/>
+                <w:color w:val="C9D1D9"/>
+                <w:kern w:val="0"/>
+                <w:sz w:val="21"/>
+                <w:szCs w:val="21"/>
+                <w:lang w:eastAsia="en-IN"/>
+                <w14:ligatures w14:val="none"/>
+              </w:rPr>
+            </w:pPr>
+            <w:r>
+              <w:rPr>
+                <w:rFonts w:ascii="Consolas" w:eastAsia="Times New Roman" w:hAnsi="Consolas" w:cs="Times New Roman"/>
+                <w:color w:val="C9D1D9"/>
+                <w:kern w:val="0"/>
+                <w:sz w:val="21"/>
+                <w:szCs w:val="21"/>
+                <w:lang w:eastAsia="en-IN"/>
+                <w14:ligatures w14:val="none"/>
+              </w:rPr>
+              <w:t xml:space="preserve">  CSS: </w:t>
+            </w:r>
+            <w:r>
+              <w:rPr>
+                <w:rFonts w:ascii="Consolas" w:eastAsia="Times New Roman" w:hAnsi="Consolas" w:cs="Times New Roman"/>
+                <w:color w:val="A5D6FF"/>
+                <w:kern w:val="0"/>
+                <w:sz w:val="21"/>
+                <w:szCs w:val="21"/>
+                <w:lang w:eastAsia="en-IN"/>
+                <w14:ligatures w14:val="none"/>
+              </w:rPr>
+              <w:t>'#563d7c'</w:t>
+            </w:r>
+            <w:r>
+              <w:rPr>
+                <w:rFonts w:ascii="Consolas" w:eastAsia="Times New Roman" w:hAnsi="Consolas" w:cs="Times New Roman"/>
+                <w:color w:val="C9D1D9"/>
+                <w:kern w:val="0"/>
+                <w:sz w:val="21"/>
+                <w:szCs w:val="21"/>
+                <w:lang w:eastAsia="en-IN"/>
+                <w14:ligatures w14:val="none"/>
+              </w:rPr>
+              <w:t>,</w:t>
+            </w:r>
+          </w:p>
+          <w:p>
+            <w:pPr>
+              <w:shd w:val="clear" w:color="auto" w:fill="0D1117"/>
+              <w:spacing w:line="285" w:lineRule="atLeast"/>
+              <w:rPr>
+                <w:rFonts w:ascii="Consolas" w:eastAsia="Times New Roman" w:hAnsi="Consolas" w:cs="Times New Roman"/>
+                <w:color w:val="C9D1D9"/>
+                <w:kern w:val="0"/>
+                <w:sz w:val="21"/>
+                <w:szCs w:val="21"/>
+                <w:lang w:eastAsia="en-IN"/>
+                <w14:ligatures w14:val="none"/>
+              </w:rPr>
+            </w:pPr>
+            <w:r>
+              <w:rPr>
+                <w:rFonts w:ascii="Consolas" w:eastAsia="Times New Roman" w:hAnsi="Consolas" w:cs="Times New Roman"/>
+                <w:color w:val="C9D1D9"/>
+                <w:kern w:val="0"/>
+                <w:sz w:val="21"/>
+                <w:szCs w:val="21"/>
+                <w:lang w:eastAsia="en-IN"/>
+                <w14:ligatures w14:val="none"/>
+              </w:rPr>
+              <w:t xml:space="preserve">  Jupyter: </w:t>
+            </w:r>
+            <w:r>
+              <w:rPr>
+                <w:rFonts w:ascii="Consolas" w:eastAsia="Times New Roman" w:hAnsi="Consolas" w:cs="Times New Roman"/>
+                <w:color w:val="A5D6FF"/>
+                <w:kern w:val="0"/>
+                <w:sz w:val="21"/>
+                <w:szCs w:val="21"/>
+                <w:lang w:eastAsia="en-IN"/>
+                <w14:ligatures w14:val="none"/>
+              </w:rPr>
+              <w:t>'#DA5B0B'</w:t>
+            </w:r>
+            <w:r>
+              <w:rPr>
+                <w:rFonts w:ascii="Consolas" w:eastAsia="Times New Roman" w:hAnsi="Consolas" w:cs="Times New Roman"/>
+                <w:color w:val="C9D1D9"/>
+                <w:kern w:val="0"/>
+                <w:sz w:val="21"/>
+                <w:szCs w:val="21"/>
+                <w:lang w:eastAsia="en-IN"/>
+                <w14:ligatures w14:val="none"/>
+              </w:rPr>
+              <w:t>,</w:t>
+            </w:r>
+          </w:p>
+          <w:p>
+            <w:pPr>
+              <w:shd w:val="clear" w:color="auto" w:fill="0D1117"/>
+              <w:spacing w:line="285" w:lineRule="atLeast"/>
+              <w:rPr>
+                <w:rFonts w:ascii="Consolas" w:eastAsia="Times New Roman" w:hAnsi="Consolas" w:cs="Times New Roman"/>
+                <w:color w:val="C9D1D9"/>
+                <w:kern w:val="0"/>
+                <w:sz w:val="21"/>
+                <w:szCs w:val="21"/>
+                <w:lang w:eastAsia="en-IN"/>
+                <w14:ligatures w14:val="none"/>
+              </w:rPr>
+            </w:pPr>
+            <w:r>
+              <w:rPr>
+                <w:rFonts w:ascii="Consolas" w:eastAsia="Times New Roman" w:hAnsi="Consolas" w:cs="Times New Roman"/>
+                <w:color w:val="C9D1D9"/>
+                <w:kern w:val="0"/>
+                <w:sz w:val="21"/>
+                <w:szCs w:val="21"/>
+                <w:lang w:eastAsia="en-IN"/>
+                <w14:ligatures w14:val="none"/>
+              </w:rPr>
+              <w:t xml:space="preserve">  </w:t>
+            </w:r>
+            <w:proofErr w:type="spellStart"/>
+            <w:r>
+              <w:rPr>
+                <w:rFonts w:ascii="Consolas" w:eastAsia="Times New Roman" w:hAnsi="Consolas" w:cs="Times New Roman"/>
+                <w:color w:val="C9D1D9"/>
+                <w:kern w:val="0"/>
+                <w:sz w:val="21"/>
+                <w:szCs w:val="21"/>
+                <w:lang w:eastAsia="en-IN"/>
+                <w14:ligatures w14:val="none"/>
+              </w:rPr>
+              <w:t>Dockerfile</w:t>
+            </w:r>
+            <w:proofErr w:type="spellEnd"/>
+            <w:r>
+              <w:rPr>
+                <w:rFonts w:ascii="Consolas" w:eastAsia="Times New Roman" w:hAnsi="Consolas" w:cs="Times New Roman"/>
+                <w:color w:val="C9D1D9"/>
+                <w:kern w:val="0"/>
+                <w:sz w:val="21"/>
+                <w:szCs w:val="21"/>
+                <w:lang w:eastAsia="en-IN"/>
+                <w14:ligatures w14:val="none"/>
+              </w:rPr>
+              <w:t xml:space="preserve">: </w:t>
+            </w:r>
+            <w:r>
+              <w:rPr>
+                <w:rFonts w:ascii="Consolas" w:eastAsia="Times New Roman" w:hAnsi="Consolas" w:cs="Times New Roman"/>
+                <w:color w:val="A5D6FF"/>
+                <w:kern w:val="0"/>
+                <w:sz w:val="21"/>
+                <w:szCs w:val="21"/>
+                <w:lang w:eastAsia="en-IN"/>
+                <w14:ligatures w14:val="none"/>
+              </w:rPr>
+              <w:t>'#384d54'</w:t>
+            </w:r>
+            <w:r>
+              <w:rPr>
+                <w:rFonts w:ascii="Consolas" w:eastAsia="Times New Roman" w:hAnsi="Consolas" w:cs="Times New Roman"/>
+                <w:color w:val="C9D1D9"/>
+                <w:kern w:val="0"/>
+                <w:sz w:val="21"/>
+                <w:szCs w:val="21"/>
+                <w:lang w:eastAsia="en-IN"/>
+                <w14:ligatures w14:val="none"/>
+              </w:rPr>
+              <w:t>,</w:t>
+            </w:r>
+          </w:p>
+          <w:p>
+            <w:pPr>
+              <w:shd w:val="clear" w:color="auto" w:fill="0D1117"/>
+              <w:spacing w:line="285" w:lineRule="atLeast"/>
+              <w:rPr>
+                <w:rFonts w:ascii="Consolas" w:eastAsia="Times New Roman" w:hAnsi="Consolas" w:cs="Times New Roman"/>
+                <w:color w:val="C9D1D9"/>
+                <w:kern w:val="0"/>
+                <w:sz w:val="21"/>
+                <w:szCs w:val="21"/>
+                <w:lang w:eastAsia="en-IN"/>
+                <w14:ligatures w14:val="none"/>
+              </w:rPr>
+            </w:pPr>
+            <w:r>
+              <w:rPr>
+                <w:rFonts w:ascii="Consolas" w:eastAsia="Times New Roman" w:hAnsi="Consolas" w:cs="Times New Roman"/>
+                <w:color w:val="C9D1D9"/>
+                <w:kern w:val="0"/>
+                <w:sz w:val="21"/>
+                <w:szCs w:val="21"/>
+                <w:lang w:eastAsia="en-IN"/>
+                <w14:ligatures w14:val="none"/>
+              </w:rPr>
+              <w:t>}</w:t>
+            </w:r>
+          </w:p>
+          <w:p>
+            <w:pPr>
+              <w:shd w:val="clear" w:color="auto" w:fill="0D1117"/>
+              <w:spacing w:line="285" w:lineRule="atLeast"/>
+              <w:rPr>
+                <w:rFonts w:ascii="Consolas" w:eastAsia="Times New Roman" w:hAnsi="Consolas" w:cs="Times New Roman"/>
+                <w:color w:val="C9D1D9"/>
+                <w:kern w:val="0"/>
+                <w:sz w:val="21"/>
+                <w:szCs w:val="21"/>
+                <w:lang w:eastAsia="en-IN"/>
+                <w14:ligatures w14:val="none"/>
+              </w:rPr>
+            </w:pPr>
+          </w:p>
+          <w:p>
+            <w:pPr>
+              <w:shd w:val="clear" w:color="auto" w:fill="0D1117"/>
+              <w:spacing w:line="285" w:lineRule="atLeast"/>
+              <w:rPr>
+                <w:rFonts w:ascii="Consolas" w:eastAsia="Times New Roman" w:hAnsi="Consolas" w:cs="Times New Roman"/>
+                <w:color w:val="C9D1D9"/>
+                <w:kern w:val="0"/>
+                <w:sz w:val="21"/>
+                <w:szCs w:val="21"/>
+                <w:lang w:eastAsia="en-IN"/>
+                <w14:ligatures w14:val="none"/>
+              </w:rPr>
+            </w:pPr>
+            <w:proofErr w:type="spellStart"/>
+            <w:r>
+              <w:rPr>
+                <w:rFonts w:ascii="Consolas" w:eastAsia="Times New Roman" w:hAnsi="Consolas" w:cs="Times New Roman"/>
+                <w:color w:val="EC8E2C"/>
+                <w:kern w:val="0"/>
+                <w:sz w:val="21"/>
+                <w:szCs w:val="21"/>
+                <w:lang w:eastAsia="en-IN"/>
+                <w14:ligatures w14:val="none"/>
+              </w:rPr>
+              <w:t>const</w:t>
+            </w:r>
+            <w:proofErr w:type="spellEnd"/>
+            <w:r>
+              <w:rPr>
+                <w:rFonts w:ascii="Consolas" w:eastAsia="Times New Roman" w:hAnsi="Consolas" w:cs="Times New Roman"/>
+                <w:color w:val="C9D1D9"/>
+                <w:kern w:val="0"/>
+                <w:sz w:val="21"/>
+                <w:szCs w:val="21"/>
+                <w:lang w:eastAsia="en-IN"/>
+                <w14:ligatures w14:val="none"/>
+              </w:rPr>
+              <w:t xml:space="preserve"> </w:t>
+            </w:r>
+            <w:proofErr w:type="spellStart"/>
+            <w:r>
+              <w:rPr>
+                <w:rFonts w:ascii="Consolas" w:eastAsia="Times New Roman" w:hAnsi="Consolas" w:cs="Times New Roman"/>
+                <w:color w:val="D2A8FF"/>
+                <w:kern w:val="0"/>
+                <w:sz w:val="21"/>
+                <w:szCs w:val="21"/>
+                <w:lang w:eastAsia="en-IN"/>
+                <w14:ligatures w14:val="none"/>
+              </w:rPr>
+              <w:t>RepoCard</w:t>
+            </w:r>
+            <w:proofErr w:type="spellEnd"/>
+            <w:r>
+              <w:rPr>
+                <w:rFonts w:ascii="Consolas" w:eastAsia="Times New Roman" w:hAnsi="Consolas" w:cs="Times New Roman"/>
+                <w:color w:val="C9D1D9"/>
+                <w:kern w:val="0"/>
+                <w:sz w:val="21"/>
+                <w:szCs w:val="21"/>
+                <w:lang w:eastAsia="en-IN"/>
+                <w14:ligatures w14:val="none"/>
+              </w:rPr>
+              <w:t xml:space="preserve"> </w:t>
+            </w:r>
+            <w:r>
+              <w:rPr>
+                <w:rFonts w:ascii="Consolas" w:eastAsia="Times New Roman" w:hAnsi="Consolas" w:cs="Times New Roman"/>
+                <w:color w:val="EC8E2C"/>
+                <w:kern w:val="0"/>
+                <w:sz w:val="21"/>
+                <w:szCs w:val="21"/>
+                <w:lang w:eastAsia="en-IN"/>
+                <w14:ligatures w14:val="none"/>
+              </w:rPr>
+              <w:t>=</w:t>
+            </w:r>
+            <w:r>
+              <w:rPr>
+                <w:rFonts w:ascii="Consolas" w:eastAsia="Times New Roman" w:hAnsi="Consolas" w:cs="Times New Roman"/>
+                <w:color w:val="C9D1D9"/>
+                <w:kern w:val="0"/>
+                <w:sz w:val="21"/>
+                <w:szCs w:val="21"/>
+                <w:lang w:eastAsia="en-IN"/>
+                <w14:ligatures w14:val="none"/>
+              </w:rPr>
+              <w:t xml:space="preserve"> ({ </w:t>
+            </w:r>
+            <w:r>
+              <w:rPr>
+                <w:rFonts w:ascii="Consolas" w:eastAsia="Times New Roman" w:hAnsi="Consolas" w:cs="Times New Roman"/>
+                <w:color w:val="FDAC54"/>
+                <w:kern w:val="0"/>
+                <w:sz w:val="21"/>
+                <w:szCs w:val="21"/>
+                <w:lang w:eastAsia="en-IN"/>
+                <w14:ligatures w14:val="none"/>
+              </w:rPr>
+              <w:t>repo</w:t>
+            </w:r>
+            <w:r>
+              <w:rPr>
+                <w:rFonts w:ascii="Consolas" w:eastAsia="Times New Roman" w:hAnsi="Consolas" w:cs="Times New Roman"/>
+                <w:color w:val="C9D1D9"/>
+                <w:kern w:val="0"/>
+                <w:sz w:val="21"/>
+                <w:szCs w:val="21"/>
+                <w:lang w:eastAsia="en-IN"/>
+                <w14:ligatures w14:val="none"/>
+              </w:rPr>
+              <w:t xml:space="preserve"> }) </w:t>
+            </w:r>
+            <w:r>
+              <w:rPr>
+                <w:rFonts w:ascii="Consolas" w:eastAsia="Times New Roman" w:hAnsi="Consolas" w:cs="Times New Roman"/>
+                <w:color w:val="EC8E2C"/>
+                <w:kern w:val="0"/>
+                <w:sz w:val="21"/>
+                <w:szCs w:val="21"/>
+                <w:lang w:eastAsia="en-IN"/>
+                <w14:ligatures w14:val="none"/>
+              </w:rPr>
+              <w:t>=&gt;</w:t>
+            </w:r>
+            <w:r>
+              <w:rPr>
+                <w:rFonts w:ascii="Consolas" w:eastAsia="Times New Roman" w:hAnsi="Consolas" w:cs="Times New Roman"/>
+                <w:color w:val="C9D1D9"/>
+                <w:kern w:val="0"/>
+                <w:sz w:val="21"/>
+                <w:szCs w:val="21"/>
+                <w:lang w:eastAsia="en-IN"/>
+                <w14:ligatures w14:val="none"/>
+              </w:rPr>
+              <w:t xml:space="preserve"> {</w:t>
+            </w:r>
+          </w:p>
+          <w:p>
+            <w:pPr>
+              <w:shd w:val="clear" w:color="auto" w:fill="0D1117"/>
+              <w:spacing w:line="285" w:lineRule="atLeast"/>
+              <w:rPr>
+                <w:rFonts w:ascii="Consolas" w:eastAsia="Times New Roman" w:hAnsi="Consolas" w:cs="Times New Roman"/>
+                <w:color w:val="C9D1D9"/>
+                <w:kern w:val="0"/>
+                <w:sz w:val="21"/>
+                <w:szCs w:val="21"/>
+                <w:lang w:eastAsia="en-IN"/>
+                <w14:ligatures w14:val="none"/>
+              </w:rPr>
+            </w:pPr>
+            <w:r>
+              <w:rPr>
+                <w:rFonts w:ascii="Consolas" w:eastAsia="Times New Roman" w:hAnsi="Consolas" w:cs="Times New Roman"/>
+                <w:color w:val="C9D1D9"/>
+                <w:kern w:val="0"/>
+                <w:sz w:val="21"/>
+                <w:szCs w:val="21"/>
+                <w:lang w:eastAsia="en-IN"/>
+                <w14:ligatures w14:val="none"/>
+              </w:rPr>
+              <w:t xml:space="preserve">  </w:t>
+            </w:r>
+            <w:proofErr w:type="spellStart"/>
+            <w:r>
+              <w:rPr>
+                <w:rFonts w:ascii="Consolas" w:eastAsia="Times New Roman" w:hAnsi="Consolas" w:cs="Times New Roman"/>
+                <w:color w:val="EC8E2C"/>
+                <w:kern w:val="0"/>
+                <w:sz w:val="21"/>
+                <w:szCs w:val="21"/>
+                <w:lang w:eastAsia="en-IN"/>
+                <w14:ligatures w14:val="none"/>
+              </w:rPr>
+              <w:t>const</w:t>
+            </w:r>
+            <w:proofErr w:type="spellEnd"/>
+            <w:r>
+              <w:rPr>
+                <w:rFonts w:ascii="Consolas" w:eastAsia="Times New Roman" w:hAnsi="Consolas" w:cs="Times New Roman"/>
+                <w:color w:val="C9D1D9"/>
+                <w:kern w:val="0"/>
+                <w:sz w:val="21"/>
+                <w:szCs w:val="21"/>
+                <w:lang w:eastAsia="en-IN"/>
+                <w14:ligatures w14:val="none"/>
+              </w:rPr>
+              <w:t xml:space="preserve"> {</w:t>
+            </w:r>
+          </w:p>
+          <w:p>
+            <w:pPr>
+              <w:shd w:val="clear" w:color="auto" w:fill="0D1117"/>
+              <w:spacing w:line="285" w:lineRule="atLeast"/>
+              <w:rPr>
+                <w:rFonts w:ascii="Consolas" w:eastAsia="Times New Roman" w:hAnsi="Consolas" w:cs="Times New Roman"/>
+                <w:color w:val="C9D1D9"/>
+                <w:kern w:val="0"/>
+                <w:sz w:val="21"/>
+                <w:szCs w:val="21"/>
+                <w:lang w:eastAsia="en-IN"/>
+                <w14:ligatures w14:val="none"/>
+              </w:rPr>
+            </w:pPr>
+            <w:r>
+              <w:rPr>
+                <w:rFonts w:ascii="Consolas" w:eastAsia="Times New Roman" w:hAnsi="Consolas" w:cs="Times New Roman"/>
+                <w:color w:val="C9D1D9"/>
+                <w:kern w:val="0"/>
+                <w:sz w:val="21"/>
+                <w:szCs w:val="21"/>
+                <w:lang w:eastAsia="en-IN"/>
+                <w14:ligatures w14:val="none"/>
+              </w:rPr>
+              <w:t xml:space="preserve">    </w:t>
+            </w:r>
+            <w:r>
+              <w:rPr>
+                <w:rFonts w:ascii="Consolas" w:eastAsia="Times New Roman" w:hAnsi="Consolas" w:cs="Times New Roman"/>
+                <w:color w:val="79C0FF"/>
+                <w:kern w:val="0"/>
+                <w:sz w:val="21"/>
+                <w:szCs w:val="21"/>
+                <w:lang w:eastAsia="en-IN"/>
+                <w14:ligatures w14:val="none"/>
+              </w:rPr>
+              <w:t>name</w:t>
+            </w:r>
+            <w:r>
+              <w:rPr>
+                <w:rFonts w:ascii="Consolas" w:eastAsia="Times New Roman" w:hAnsi="Consolas" w:cs="Times New Roman"/>
+                <w:color w:val="C9D1D9"/>
+                <w:kern w:val="0"/>
+                <w:sz w:val="21"/>
+                <w:szCs w:val="21"/>
+                <w:lang w:eastAsia="en-IN"/>
+                <w14:ligatures w14:val="none"/>
+              </w:rPr>
+              <w:t>,</w:t>
+            </w:r>
+          </w:p>
+          <w:p>
+            <w:pPr>
+              <w:shd w:val="clear" w:color="auto" w:fill="0D1117"/>
+              <w:spacing w:line="285" w:lineRule="atLeast"/>
+              <w:rPr>
+                <w:rFonts w:ascii="Consolas" w:eastAsia="Times New Roman" w:hAnsi="Consolas" w:cs="Times New Roman"/>
+                <w:color w:val="C9D1D9"/>
+                <w:kern w:val="0"/>
+                <w:sz w:val="21"/>
+                <w:szCs w:val="21"/>
+                <w:lang w:eastAsia="en-IN"/>
+                <w14:ligatures w14:val="none"/>
+              </w:rPr>
+            </w:pPr>
+            <w:r>
+              <w:rPr>
+                <w:rFonts w:ascii="Consolas" w:eastAsia="Times New Roman" w:hAnsi="Consolas" w:cs="Times New Roman"/>
+                <w:color w:val="C9D1D9"/>
+                <w:kern w:val="0"/>
+                <w:sz w:val="21"/>
+                <w:szCs w:val="21"/>
+                <w:lang w:eastAsia="en-IN"/>
+                <w14:ligatures w14:val="none"/>
+              </w:rPr>
+              <w:t xml:space="preserve">    </w:t>
+            </w:r>
+            <w:proofErr w:type="spellStart"/>
+            <w:r>
+              <w:rPr>
+                <w:rFonts w:ascii="Consolas" w:eastAsia="Times New Roman" w:hAnsi="Consolas" w:cs="Times New Roman"/>
+                <w:color w:val="FDAC54"/>
+                <w:kern w:val="0"/>
+                <w:sz w:val="21"/>
+                <w:szCs w:val="21"/>
+                <w:lang w:eastAsia="en-IN"/>
+                <w14:ligatures w14:val="none"/>
+              </w:rPr>
+              <w:t>html_url</w:t>
+            </w:r>
+            <w:proofErr w:type="spellEnd"/>
+            <w:r>
+              <w:rPr>
+                <w:rFonts w:ascii="Consolas" w:eastAsia="Times New Roman" w:hAnsi="Consolas" w:cs="Times New Roman"/>
+                <w:color w:val="C9D1D9"/>
+                <w:kern w:val="0"/>
+                <w:sz w:val="21"/>
+                <w:szCs w:val="21"/>
+                <w:lang w:eastAsia="en-IN"/>
+                <w14:ligatures w14:val="none"/>
+              </w:rPr>
+              <w:t xml:space="preserve">: </w:t>
+            </w:r>
+            <w:proofErr w:type="spellStart"/>
+            <w:r>
+              <w:rPr>
+                <w:rFonts w:ascii="Consolas" w:eastAsia="Times New Roman" w:hAnsi="Consolas" w:cs="Times New Roman"/>
+                <w:color w:val="79C0FF"/>
+                <w:kern w:val="0"/>
+                <w:sz w:val="21"/>
+                <w:szCs w:val="21"/>
+                <w:lang w:eastAsia="en-IN"/>
+                <w14:ligatures w14:val="none"/>
+              </w:rPr>
+              <w:t>url</w:t>
+            </w:r>
+            <w:proofErr w:type="spellEnd"/>
+            <w:r>
+              <w:rPr>
+                <w:rFonts w:ascii="Consolas" w:eastAsia="Times New Roman" w:hAnsi="Consolas" w:cs="Times New Roman"/>
+                <w:color w:val="C9D1D9"/>
+                <w:kern w:val="0"/>
+                <w:sz w:val="21"/>
+                <w:szCs w:val="21"/>
+                <w:lang w:eastAsia="en-IN"/>
+                <w14:ligatures w14:val="none"/>
+              </w:rPr>
+              <w:t>,</w:t>
+            </w:r>
+          </w:p>
+          <w:p>
+            <w:pPr>
+              <w:shd w:val="clear" w:color="auto" w:fill="0D1117"/>
+              <w:spacing w:line="285" w:lineRule="atLeast"/>
+              <w:rPr>
+                <w:rFonts w:ascii="Consolas" w:eastAsia="Times New Roman" w:hAnsi="Consolas" w:cs="Times New Roman"/>
+                <w:color w:val="C9D1D9"/>
+                <w:kern w:val="0"/>
+                <w:sz w:val="21"/>
+                <w:szCs w:val="21"/>
+                <w:lang w:eastAsia="en-IN"/>
+                <w14:ligatures w14:val="none"/>
+              </w:rPr>
+            </w:pPr>
+            <w:r>
+              <w:rPr>
+                <w:rFonts w:ascii="Consolas" w:eastAsia="Times New Roman" w:hAnsi="Consolas" w:cs="Times New Roman"/>
+                <w:color w:val="C9D1D9"/>
+                <w:kern w:val="0"/>
+                <w:sz w:val="21"/>
+                <w:szCs w:val="21"/>
+                <w:lang w:eastAsia="en-IN"/>
+                <w14:ligatures w14:val="none"/>
+              </w:rPr>
+              <w:t xml:space="preserve">    </w:t>
+            </w:r>
+            <w:r>
+              <w:rPr>
+                <w:rFonts w:ascii="Consolas" w:eastAsia="Times New Roman" w:hAnsi="Consolas" w:cs="Times New Roman"/>
+                <w:color w:val="79C0FF"/>
+                <w:kern w:val="0"/>
+                <w:sz w:val="21"/>
+                <w:szCs w:val="21"/>
+                <w:lang w:eastAsia="en-IN"/>
+                <w14:ligatures w14:val="none"/>
+              </w:rPr>
+              <w:t>description</w:t>
+            </w:r>
+            <w:r>
+              <w:rPr>
+                <w:rFonts w:ascii="Consolas" w:eastAsia="Times New Roman" w:hAnsi="Consolas" w:cs="Times New Roman"/>
+                <w:color w:val="C9D1D9"/>
+                <w:kern w:val="0"/>
+                <w:sz w:val="21"/>
+                <w:szCs w:val="21"/>
+                <w:lang w:eastAsia="en-IN"/>
+                <w14:ligatures w14:val="none"/>
+              </w:rPr>
+              <w:t>,</w:t>
+            </w:r>
+          </w:p>
+          <w:p>
+            <w:pPr>
+              <w:shd w:val="clear" w:color="auto" w:fill="0D1117"/>
+              <w:spacing w:line="285" w:lineRule="atLeast"/>
+              <w:rPr>
+                <w:rFonts w:ascii="Consolas" w:eastAsia="Times New Roman" w:hAnsi="Consolas" w:cs="Times New Roman"/>
+                <w:color w:val="C9D1D9"/>
+                <w:kern w:val="0"/>
+                <w:sz w:val="21"/>
+                <w:szCs w:val="21"/>
+                <w:lang w:eastAsia="en-IN"/>
+                <w14:ligatures w14:val="none"/>
+              </w:rPr>
+            </w:pPr>
+            <w:r>
+              <w:rPr>
+                <w:rFonts w:ascii="Consolas" w:eastAsia="Times New Roman" w:hAnsi="Consolas" w:cs="Times New Roman"/>
+                <w:color w:val="C9D1D9"/>
+                <w:kern w:val="0"/>
+                <w:sz w:val="21"/>
+                <w:szCs w:val="21"/>
+                <w:lang w:eastAsia="en-IN"/>
+                <w14:ligatures w14:val="none"/>
+              </w:rPr>
+              <w:t xml:space="preserve">    </w:t>
+            </w:r>
+            <w:proofErr w:type="spellStart"/>
+            <w:r>
+              <w:rPr>
+                <w:rFonts w:ascii="Consolas" w:eastAsia="Times New Roman" w:hAnsi="Consolas" w:cs="Times New Roman"/>
+                <w:color w:val="FDAC54"/>
+                <w:kern w:val="0"/>
+                <w:sz w:val="21"/>
+                <w:szCs w:val="21"/>
+                <w:lang w:eastAsia="en-IN"/>
+                <w14:ligatures w14:val="none"/>
+              </w:rPr>
+              <w:t>stargazers_count</w:t>
+            </w:r>
+            <w:proofErr w:type="spellEnd"/>
+            <w:r>
+              <w:rPr>
+                <w:rFonts w:ascii="Consolas" w:eastAsia="Times New Roman" w:hAnsi="Consolas" w:cs="Times New Roman"/>
+                <w:color w:val="C9D1D9"/>
+                <w:kern w:val="0"/>
+                <w:sz w:val="21"/>
+                <w:szCs w:val="21"/>
+                <w:lang w:eastAsia="en-IN"/>
+                <w14:ligatures w14:val="none"/>
+              </w:rPr>
+              <w:t xml:space="preserve">: </w:t>
+            </w:r>
+            <w:r>
+              <w:rPr>
+                <w:rFonts w:ascii="Consolas" w:eastAsia="Times New Roman" w:hAnsi="Consolas" w:cs="Times New Roman"/>
+                <w:color w:val="79C0FF"/>
+                <w:kern w:val="0"/>
+                <w:sz w:val="21"/>
+                <w:szCs w:val="21"/>
+                <w:lang w:eastAsia="en-IN"/>
+                <w14:ligatures w14:val="none"/>
+              </w:rPr>
+              <w:t>stars</w:t>
+            </w:r>
+            <w:r>
+              <w:rPr>
+                <w:rFonts w:ascii="Consolas" w:eastAsia="Times New Roman" w:hAnsi="Consolas" w:cs="Times New Roman"/>
+                <w:color w:val="C9D1D9"/>
+                <w:kern w:val="0"/>
+                <w:sz w:val="21"/>
+                <w:szCs w:val="21"/>
+                <w:lang w:eastAsia="en-IN"/>
+                <w14:ligatures w14:val="none"/>
+              </w:rPr>
+              <w:t xml:space="preserve"> </w:t>
+            </w:r>
+            <w:r>
+              <w:rPr>
+                <w:rFonts w:ascii="Consolas" w:eastAsia="Times New Roman" w:hAnsi="Consolas" w:cs="Times New Roman"/>
+                <w:color w:val="EC8E2C"/>
+                <w:kern w:val="0"/>
+                <w:sz w:val="21"/>
+                <w:szCs w:val="21"/>
+                <w:lang w:eastAsia="en-IN"/>
+                <w14:ligatures w14:val="none"/>
+              </w:rPr>
+              <w:t>=</w:t>
+            </w:r>
+            <w:r>
+              <w:rPr>
+                <w:rFonts w:ascii="Consolas" w:eastAsia="Times New Roman" w:hAnsi="Consolas" w:cs="Times New Roman"/>
+                <w:color w:val="C9D1D9"/>
+                <w:kern w:val="0"/>
+                <w:sz w:val="21"/>
+                <w:szCs w:val="21"/>
+                <w:lang w:eastAsia="en-IN"/>
+                <w14:ligatures w14:val="none"/>
+              </w:rPr>
+              <w:t xml:space="preserve"> </w:t>
+            </w:r>
+            <w:r>
+              <w:rPr>
+                <w:rFonts w:ascii="Consolas" w:eastAsia="Times New Roman" w:hAnsi="Consolas" w:cs="Times New Roman"/>
+                <w:color w:val="79C0FF"/>
+                <w:kern w:val="0"/>
+                <w:sz w:val="21"/>
+                <w:szCs w:val="21"/>
+                <w:lang w:eastAsia="en-IN"/>
+                <w14:ligatures w14:val="none"/>
+              </w:rPr>
+              <w:t>0</w:t>
+            </w:r>
+            <w:r>
+              <w:rPr>
+                <w:rFonts w:ascii="Consolas" w:eastAsia="Times New Roman" w:hAnsi="Consolas" w:cs="Times New Roman"/>
+                <w:color w:val="C9D1D9"/>
+                <w:kern w:val="0"/>
+                <w:sz w:val="21"/>
+                <w:szCs w:val="21"/>
+                <w:lang w:eastAsia="en-IN"/>
+                <w14:ligatures w14:val="none"/>
+              </w:rPr>
+              <w:t>,</w:t>
+            </w:r>
+          </w:p>
+          <w:p>
+            <w:pPr>
+              <w:shd w:val="clear" w:color="auto" w:fill="0D1117"/>
+              <w:spacing w:line="285" w:lineRule="atLeast"/>
+              <w:rPr>
+                <w:rFonts w:ascii="Consolas" w:eastAsia="Times New Roman" w:hAnsi="Consolas" w:cs="Times New Roman"/>
+                <w:color w:val="C9D1D9"/>
+                <w:kern w:val="0"/>
+                <w:sz w:val="21"/>
+                <w:szCs w:val="21"/>
+                <w:lang w:eastAsia="en-IN"/>
+                <w14:ligatures w14:val="none"/>
+              </w:rPr>
+            </w:pPr>
+            <w:r>
+              <w:rPr>
+                <w:rFonts w:ascii="Consolas" w:eastAsia="Times New Roman" w:hAnsi="Consolas" w:cs="Times New Roman"/>
+                <w:color w:val="C9D1D9"/>
+                <w:kern w:val="0"/>
+                <w:sz w:val="21"/>
+                <w:szCs w:val="21"/>
+                <w:lang w:eastAsia="en-IN"/>
+                <w14:ligatures w14:val="none"/>
+              </w:rPr>
+              <w:t xml:space="preserve">    </w:t>
+            </w:r>
+            <w:proofErr w:type="spellStart"/>
+            <w:r>
+              <w:rPr>
+                <w:rFonts w:ascii="Consolas" w:eastAsia="Times New Roman" w:hAnsi="Consolas" w:cs="Times New Roman"/>
+                <w:color w:val="FDAC54"/>
+                <w:kern w:val="0"/>
+                <w:sz w:val="21"/>
+                <w:szCs w:val="21"/>
+                <w:lang w:eastAsia="en-IN"/>
+                <w14:ligatures w14:val="none"/>
+              </w:rPr>
+              <w:t>forks_count</w:t>
+            </w:r>
+            <w:proofErr w:type="spellEnd"/>
+            <w:r>
+              <w:rPr>
+                <w:rFonts w:ascii="Consolas" w:eastAsia="Times New Roman" w:hAnsi="Consolas" w:cs="Times New Roman"/>
+                <w:color w:val="C9D1D9"/>
+                <w:kern w:val="0"/>
+                <w:sz w:val="21"/>
+                <w:szCs w:val="21"/>
+                <w:lang w:eastAsia="en-IN"/>
+                <w14:ligatures w14:val="none"/>
+              </w:rPr>
+              <w:t xml:space="preserve">: </w:t>
+            </w:r>
+            <w:r>
+              <w:rPr>
+                <w:rFonts w:ascii="Consolas" w:eastAsia="Times New Roman" w:hAnsi="Consolas" w:cs="Times New Roman"/>
+                <w:color w:val="79C0FF"/>
+                <w:kern w:val="0"/>
+                <w:sz w:val="21"/>
+                <w:szCs w:val="21"/>
+                <w:lang w:eastAsia="en-IN"/>
+                <w14:ligatures w14:val="none"/>
+              </w:rPr>
+              <w:t>forks</w:t>
+            </w:r>
+            <w:r>
+              <w:rPr>
+                <w:rFonts w:ascii="Consolas" w:eastAsia="Times New Roman" w:hAnsi="Consolas" w:cs="Times New Roman"/>
+                <w:color w:val="C9D1D9"/>
+                <w:kern w:val="0"/>
+                <w:sz w:val="21"/>
+                <w:szCs w:val="21"/>
+                <w:lang w:eastAsia="en-IN"/>
+                <w14:ligatures w14:val="none"/>
+              </w:rPr>
+              <w:t xml:space="preserve"> </w:t>
+            </w:r>
+            <w:r>
+              <w:rPr>
+                <w:rFonts w:ascii="Consolas" w:eastAsia="Times New Roman" w:hAnsi="Consolas" w:cs="Times New Roman"/>
+                <w:color w:val="EC8E2C"/>
+                <w:kern w:val="0"/>
+                <w:sz w:val="21"/>
+                <w:szCs w:val="21"/>
+                <w:lang w:eastAsia="en-IN"/>
+                <w14:ligatures w14:val="none"/>
+              </w:rPr>
+              <w:t>=</w:t>
+            </w:r>
+            <w:r>
+              <w:rPr>
+                <w:rFonts w:ascii="Consolas" w:eastAsia="Times New Roman" w:hAnsi="Consolas" w:cs="Times New Roman"/>
+                <w:color w:val="C9D1D9"/>
+                <w:kern w:val="0"/>
+                <w:sz w:val="21"/>
+                <w:szCs w:val="21"/>
+                <w:lang w:eastAsia="en-IN"/>
+                <w14:ligatures w14:val="none"/>
+              </w:rPr>
+              <w:t xml:space="preserve"> </w:t>
+            </w:r>
+            <w:r>
+              <w:rPr>
+                <w:rFonts w:ascii="Consolas" w:eastAsia="Times New Roman" w:hAnsi="Consolas" w:cs="Times New Roman"/>
+                <w:color w:val="79C0FF"/>
+                <w:kern w:val="0"/>
+                <w:sz w:val="21"/>
+                <w:szCs w:val="21"/>
+                <w:lang w:eastAsia="en-IN"/>
+                <w14:ligatures w14:val="none"/>
+              </w:rPr>
+              <w:t>0</w:t>
+            </w:r>
+            <w:r>
+              <w:rPr>
+                <w:rFonts w:ascii="Consolas" w:eastAsia="Times New Roman" w:hAnsi="Consolas" w:cs="Times New Roman"/>
+                <w:color w:val="C9D1D9"/>
+                <w:kern w:val="0"/>
+                <w:sz w:val="21"/>
+                <w:szCs w:val="21"/>
+                <w:lang w:eastAsia="en-IN"/>
+                <w14:ligatures w14:val="none"/>
+              </w:rPr>
+              <w:t>,</w:t>
+            </w:r>
+          </w:p>
+          <w:p>
+            <w:pPr>
+              <w:shd w:val="clear" w:color="auto" w:fill="0D1117"/>
+              <w:spacing w:line="285" w:lineRule="atLeast"/>
+              <w:rPr>
+                <w:rFonts w:ascii="Consolas" w:eastAsia="Times New Roman" w:hAnsi="Consolas" w:cs="Times New Roman"/>
+                <w:color w:val="C9D1D9"/>
+                <w:kern w:val="0"/>
+                <w:sz w:val="21"/>
+                <w:szCs w:val="21"/>
+                <w:lang w:eastAsia="en-IN"/>
+                <w14:ligatures w14:val="none"/>
+              </w:rPr>
+            </w:pPr>
+            <w:r>
+              <w:rPr>
+                <w:rFonts w:ascii="Consolas" w:eastAsia="Times New Roman" w:hAnsi="Consolas" w:cs="Times New Roman"/>
+                <w:color w:val="C9D1D9"/>
+                <w:kern w:val="0"/>
+                <w:sz w:val="21"/>
+                <w:szCs w:val="21"/>
+                <w:lang w:eastAsia="en-IN"/>
+                <w14:ligatures w14:val="none"/>
+              </w:rPr>
+              <w:t xml:space="preserve">    </w:t>
+            </w:r>
+            <w:r>
+              <w:rPr>
+                <w:rFonts w:ascii="Consolas" w:eastAsia="Times New Roman" w:hAnsi="Consolas" w:cs="Times New Roman"/>
+                <w:color w:val="79C0FF"/>
+                <w:kern w:val="0"/>
+                <w:sz w:val="21"/>
+                <w:szCs w:val="21"/>
+                <w:lang w:eastAsia="en-IN"/>
+                <w14:ligatures w14:val="none"/>
+              </w:rPr>
+              <w:t>language</w:t>
+            </w:r>
+            <w:r>
+              <w:rPr>
+                <w:rFonts w:ascii="Consolas" w:eastAsia="Times New Roman" w:hAnsi="Consolas" w:cs="Times New Roman"/>
+                <w:color w:val="C9D1D9"/>
+                <w:kern w:val="0"/>
+                <w:sz w:val="21"/>
+                <w:szCs w:val="21"/>
+                <w:lang w:eastAsia="en-IN"/>
+                <w14:ligatures w14:val="none"/>
+              </w:rPr>
+              <w:t>,</w:t>
+            </w:r>
+          </w:p>
+          <w:p>
+            <w:pPr>
+              <w:shd w:val="clear" w:color="auto" w:fill="0D1117"/>
+              <w:spacing w:line="285" w:lineRule="atLeast"/>
+              <w:rPr>
+                <w:rFonts w:ascii="Consolas" w:eastAsia="Times New Roman" w:hAnsi="Consolas" w:cs="Times New Roman"/>
+                <w:color w:val="C9D1D9"/>
+                <w:kern w:val="0"/>
+                <w:sz w:val="21"/>
+                <w:szCs w:val="21"/>
+                <w:lang w:eastAsia="en-IN"/>
+                <w14:ligatures w14:val="none"/>
+              </w:rPr>
+            </w:pPr>
+            <w:r>
+              <w:rPr>
+                <w:rFonts w:ascii="Consolas" w:eastAsia="Times New Roman" w:hAnsi="Consolas" w:cs="Times New Roman"/>
+                <w:color w:val="C9D1D9"/>
+                <w:kern w:val="0"/>
+                <w:sz w:val="21"/>
+                <w:szCs w:val="21"/>
+                <w:lang w:eastAsia="en-IN"/>
+                <w14:ligatures w14:val="none"/>
+              </w:rPr>
+              <w:t xml:space="preserve">  } </w:t>
+            </w:r>
+            <w:r>
+              <w:rPr>
+                <w:rFonts w:ascii="Consolas" w:eastAsia="Times New Roman" w:hAnsi="Consolas" w:cs="Times New Roman"/>
+                <w:color w:val="EC8E2C"/>
+                <w:kern w:val="0"/>
+                <w:sz w:val="21"/>
+                <w:szCs w:val="21"/>
+                <w:lang w:eastAsia="en-IN"/>
+                <w14:ligatures w14:val="none"/>
+              </w:rPr>
+              <w:t>=</w:t>
+            </w:r>
+            <w:r>
+              <w:rPr>
+                <w:rFonts w:ascii="Consolas" w:eastAsia="Times New Roman" w:hAnsi="Consolas" w:cs="Times New Roman"/>
+                <w:color w:val="C9D1D9"/>
+                <w:kern w:val="0"/>
+                <w:sz w:val="21"/>
+                <w:szCs w:val="21"/>
+                <w:lang w:eastAsia="en-IN"/>
+                <w14:ligatures w14:val="none"/>
+              </w:rPr>
+              <w:t xml:space="preserve"> </w:t>
+            </w:r>
+            <w:r>
+              <w:rPr>
+                <w:rFonts w:ascii="Consolas" w:eastAsia="Times New Roman" w:hAnsi="Consolas" w:cs="Times New Roman"/>
+                <w:color w:val="FDAC54"/>
+                <w:kern w:val="0"/>
+                <w:sz w:val="21"/>
+                <w:szCs w:val="21"/>
+                <w:lang w:eastAsia="en-IN"/>
+                <w14:ligatures w14:val="none"/>
+              </w:rPr>
+              <w:t>repo</w:t>
+            </w:r>
+          </w:p>
+          <w:p>
+            <w:pPr>
+              <w:shd w:val="clear" w:color="auto" w:fill="0D1117"/>
+              <w:spacing w:line="285" w:lineRule="atLeast"/>
+              <w:rPr>
+                <w:rFonts w:ascii="Consolas" w:eastAsia="Times New Roman" w:hAnsi="Consolas" w:cs="Times New Roman"/>
+                <w:color w:val="C9D1D9"/>
+                <w:kern w:val="0"/>
+                <w:sz w:val="21"/>
+                <w:szCs w:val="21"/>
+                <w:lang w:eastAsia="en-IN"/>
+                <w14:ligatures w14:val="none"/>
+              </w:rPr>
+            </w:pPr>
+          </w:p>
+          <w:p>
+            <w:pPr>
+              <w:shd w:val="clear" w:color="auto" w:fill="0D1117"/>
+              <w:spacing w:line="285" w:lineRule="atLeast"/>
+              <w:rPr>
+                <w:rFonts w:ascii="Consolas" w:eastAsia="Times New Roman" w:hAnsi="Consolas" w:cs="Times New Roman"/>
+                <w:color w:val="C9D1D9"/>
+                <w:kern w:val="0"/>
+                <w:sz w:val="21"/>
+                <w:szCs w:val="21"/>
+                <w:lang w:eastAsia="en-IN"/>
+                <w14:ligatures w14:val="none"/>
+              </w:rPr>
+            </w:pPr>
+            <w:r>
+              <w:rPr>
+                <w:rFonts w:ascii="Consolas" w:eastAsia="Times New Roman" w:hAnsi="Consolas" w:cs="Times New Roman"/>
+                <w:color w:val="C9D1D9"/>
+                <w:kern w:val="0"/>
+                <w:sz w:val="21"/>
+                <w:szCs w:val="21"/>
+                <w:lang w:eastAsia="en-IN"/>
+                <w14:ligatures w14:val="none"/>
+              </w:rPr>
+              <w:t xml:space="preserve">  </w:t>
+            </w:r>
+            <w:r>
+              <w:rPr>
+                <w:rFonts w:ascii="Consolas" w:eastAsia="Times New Roman" w:hAnsi="Consolas" w:cs="Times New Roman"/>
+                <w:color w:val="EC8E2C"/>
+                <w:kern w:val="0"/>
+                <w:sz w:val="21"/>
+                <w:szCs w:val="21"/>
+                <w:lang w:eastAsia="en-IN"/>
+                <w14:ligatures w14:val="none"/>
+              </w:rPr>
+              <w:t>return</w:t>
+            </w:r>
+            <w:r>
+              <w:rPr>
+                <w:rFonts w:ascii="Consolas" w:eastAsia="Times New Roman" w:hAnsi="Consolas" w:cs="Times New Roman"/>
+                <w:color w:val="C9D1D9"/>
+                <w:kern w:val="0"/>
+                <w:sz w:val="21"/>
+                <w:szCs w:val="21"/>
+                <w:lang w:eastAsia="en-IN"/>
+                <w14:ligatures w14:val="none"/>
+              </w:rPr>
+              <w:t xml:space="preserve"> (</w:t>
+            </w:r>
+          </w:p>
+          <w:p>
+            <w:pPr>
+              <w:shd w:val="clear" w:color="auto" w:fill="0D1117"/>
+              <w:spacing w:line="285" w:lineRule="atLeast"/>
+              <w:rPr>
+                <w:rFonts w:ascii="Consolas" w:eastAsia="Times New Roman" w:hAnsi="Consolas" w:cs="Times New Roman"/>
+                <w:color w:val="C9D1D9"/>
+                <w:kern w:val="0"/>
+                <w:sz w:val="21"/>
+                <w:szCs w:val="21"/>
+                <w:lang w:eastAsia="en-IN"/>
+                <w14:ligatures w14:val="none"/>
+              </w:rPr>
+            </w:pPr>
+            <w:r>
+              <w:rPr>
+                <w:rFonts w:ascii="Consolas" w:eastAsia="Times New Roman" w:hAnsi="Consolas" w:cs="Times New Roman"/>
+                <w:color w:val="C9D1D9"/>
+                <w:kern w:val="0"/>
+                <w:sz w:val="21"/>
+                <w:szCs w:val="21"/>
+                <w:lang w:eastAsia="en-IN"/>
+                <w14:ligatures w14:val="none"/>
+              </w:rPr>
+              <w:t>    &lt;</w:t>
+            </w:r>
+            <w:proofErr w:type="spellStart"/>
+            <w:r>
+              <w:rPr>
+                <w:rFonts w:ascii="Consolas" w:eastAsia="Times New Roman" w:hAnsi="Consolas" w:cs="Times New Roman"/>
+                <w:color w:val="A5D6FF"/>
+                <w:kern w:val="0"/>
+                <w:sz w:val="21"/>
+                <w:szCs w:val="21"/>
+                <w:lang w:eastAsia="en-IN"/>
+                <w14:ligatures w14:val="none"/>
+              </w:rPr>
+              <w:t>motion.article</w:t>
+            </w:r>
+            <w:proofErr w:type="spellEnd"/>
+          </w:p>
+          <w:p>
+            <w:pPr>
+              <w:shd w:val="clear" w:color="auto" w:fill="0D1117"/>
+              <w:spacing w:line="285" w:lineRule="atLeast"/>
+              <w:rPr>
+                <w:rFonts w:ascii="Consolas" w:eastAsia="Times New Roman" w:hAnsi="Consolas" w:cs="Times New Roman"/>
+                <w:color w:val="C9D1D9"/>
+                <w:kern w:val="0"/>
+                <w:sz w:val="21"/>
+                <w:szCs w:val="21"/>
+                <w:lang w:eastAsia="en-IN"/>
+                <w14:ligatures w14:val="none"/>
+              </w:rPr>
+            </w:pPr>
+            <w:r>
+              <w:rPr>
+                <w:rFonts w:ascii="Consolas" w:eastAsia="Times New Roman" w:hAnsi="Consolas" w:cs="Times New Roman"/>
+                <w:color w:val="C9D1D9"/>
+                <w:kern w:val="0"/>
+                <w:sz w:val="21"/>
+                <w:szCs w:val="21"/>
+                <w:lang w:eastAsia="en-IN"/>
+                <w14:ligatures w14:val="none"/>
+              </w:rPr>
+              <w:t xml:space="preserve">      </w:t>
+            </w:r>
+            <w:proofErr w:type="spellStart"/>
+            <w:r>
+              <w:rPr>
+                <w:rFonts w:ascii="Consolas" w:eastAsia="Times New Roman" w:hAnsi="Consolas" w:cs="Times New Roman"/>
+                <w:color w:val="79C0FF"/>
+                <w:kern w:val="0"/>
+                <w:sz w:val="21"/>
+                <w:szCs w:val="21"/>
+                <w:lang w:eastAsia="en-IN"/>
+                <w14:ligatures w14:val="none"/>
+              </w:rPr>
+              <w:t>whileHover</w:t>
+            </w:r>
+            <w:proofErr w:type="spellEnd"/>
+            <w:r>
+              <w:rPr>
+                <w:rFonts w:ascii="Consolas" w:eastAsia="Times New Roman" w:hAnsi="Consolas" w:cs="Times New Roman"/>
+                <w:color w:val="EC8E2C"/>
+                <w:kern w:val="0"/>
+                <w:sz w:val="21"/>
+                <w:szCs w:val="21"/>
+                <w:lang w:eastAsia="en-IN"/>
+                <w14:ligatures w14:val="none"/>
+              </w:rPr>
+              <w:t>={</w:t>
+            </w:r>
+            <w:r>
+              <w:rPr>
+                <w:rFonts w:ascii="Consolas" w:eastAsia="Times New Roman" w:hAnsi="Consolas" w:cs="Times New Roman"/>
+                <w:color w:val="C9D1D9"/>
+                <w:kern w:val="0"/>
+                <w:sz w:val="21"/>
+                <w:szCs w:val="21"/>
+                <w:lang w:eastAsia="en-IN"/>
+                <w14:ligatures w14:val="none"/>
+              </w:rPr>
+              <w:t xml:space="preserve">{ y: </w:t>
+            </w:r>
+            <w:r>
+              <w:rPr>
+                <w:rFonts w:ascii="Consolas" w:eastAsia="Times New Roman" w:hAnsi="Consolas" w:cs="Times New Roman"/>
+                <w:color w:val="EC8E2C"/>
+                <w:kern w:val="0"/>
+                <w:sz w:val="21"/>
+                <w:szCs w:val="21"/>
+                <w:lang w:eastAsia="en-IN"/>
+                <w14:ligatures w14:val="none"/>
+              </w:rPr>
+              <w:t>-</w:t>
+            </w:r>
+            <w:r>
+              <w:rPr>
+                <w:rFonts w:ascii="Consolas" w:eastAsia="Times New Roman" w:hAnsi="Consolas" w:cs="Times New Roman"/>
+                <w:color w:val="79C0FF"/>
+                <w:kern w:val="0"/>
+                <w:sz w:val="21"/>
+                <w:szCs w:val="21"/>
+                <w:lang w:eastAsia="en-IN"/>
+                <w14:ligatures w14:val="none"/>
+              </w:rPr>
+              <w:t>6</w:t>
+            </w:r>
+            <w:r>
+              <w:rPr>
+                <w:rFonts w:ascii="Consolas" w:eastAsia="Times New Roman" w:hAnsi="Consolas" w:cs="Times New Roman"/>
+                <w:color w:val="C9D1D9"/>
+                <w:kern w:val="0"/>
+                <w:sz w:val="21"/>
+                <w:szCs w:val="21"/>
+                <w:lang w:eastAsia="en-IN"/>
+                <w14:ligatures w14:val="none"/>
+              </w:rPr>
+              <w:t xml:space="preserve"> }</w:t>
+            </w:r>
+            <w:r>
+              <w:rPr>
+                <w:rFonts w:ascii="Consolas" w:eastAsia="Times New Roman" w:hAnsi="Consolas" w:cs="Times New Roman"/>
+                <w:color w:val="EC8E2C"/>
+                <w:kern w:val="0"/>
+                <w:sz w:val="21"/>
+                <w:szCs w:val="21"/>
+                <w:lang w:eastAsia="en-IN"/>
+                <w14:ligatures w14:val="none"/>
+              </w:rPr>
+              <w:t>}</w:t>
+            </w:r>
+          </w:p>
+          <w:p>
+            <w:pPr>
+              <w:shd w:val="clear" w:color="auto" w:fill="0D1117"/>
+              <w:spacing w:line="285" w:lineRule="atLeast"/>
+              <w:rPr>
+                <w:rFonts w:ascii="Consolas" w:eastAsia="Times New Roman" w:hAnsi="Consolas" w:cs="Times New Roman"/>
+                <w:color w:val="C9D1D9"/>
+                <w:kern w:val="0"/>
+                <w:sz w:val="21"/>
+                <w:szCs w:val="21"/>
+                <w:lang w:eastAsia="en-IN"/>
+                <w14:ligatures w14:val="none"/>
+              </w:rPr>
+            </w:pPr>
+            <w:r>
+              <w:rPr>
+                <w:rFonts w:ascii="Consolas" w:eastAsia="Times New Roman" w:hAnsi="Consolas" w:cs="Times New Roman"/>
+                <w:color w:val="C9D1D9"/>
+                <w:kern w:val="0"/>
+                <w:sz w:val="21"/>
+                <w:szCs w:val="21"/>
+                <w:lang w:eastAsia="en-IN"/>
+                <w14:ligatures w14:val="none"/>
+              </w:rPr>
+              <w:t xml:space="preserve">      </w:t>
+            </w:r>
+            <w:r>
+              <w:rPr>
+                <w:rFonts w:ascii="Consolas" w:eastAsia="Times New Roman" w:hAnsi="Consolas" w:cs="Times New Roman"/>
+                <w:color w:val="79C0FF"/>
+                <w:kern w:val="0"/>
+                <w:sz w:val="21"/>
+                <w:szCs w:val="21"/>
+                <w:lang w:eastAsia="en-IN"/>
+                <w14:ligatures w14:val="none"/>
+              </w:rPr>
+              <w:t>transition</w:t>
+            </w:r>
+            <w:r>
+              <w:rPr>
+                <w:rFonts w:ascii="Consolas" w:eastAsia="Times New Roman" w:hAnsi="Consolas" w:cs="Times New Roman"/>
+                <w:color w:val="EC8E2C"/>
+                <w:kern w:val="0"/>
+                <w:sz w:val="21"/>
+                <w:szCs w:val="21"/>
+                <w:lang w:eastAsia="en-IN"/>
+                <w14:ligatures w14:val="none"/>
+              </w:rPr>
+              <w:t>={</w:t>
+            </w:r>
+            <w:r>
+              <w:rPr>
+                <w:rFonts w:ascii="Consolas" w:eastAsia="Times New Roman" w:hAnsi="Consolas" w:cs="Times New Roman"/>
+                <w:color w:val="C9D1D9"/>
+                <w:kern w:val="0"/>
+                <w:sz w:val="21"/>
+                <w:szCs w:val="21"/>
+                <w:lang w:eastAsia="en-IN"/>
+                <w14:ligatures w14:val="none"/>
+              </w:rPr>
+              <w:t xml:space="preserve">{ duration: </w:t>
+            </w:r>
+            <w:r>
+              <w:rPr>
+                <w:rFonts w:ascii="Consolas" w:eastAsia="Times New Roman" w:hAnsi="Consolas" w:cs="Times New Roman"/>
+                <w:color w:val="79C0FF"/>
+                <w:kern w:val="0"/>
+                <w:sz w:val="21"/>
+                <w:szCs w:val="21"/>
+                <w:lang w:eastAsia="en-IN"/>
+                <w14:ligatures w14:val="none"/>
+              </w:rPr>
+              <w:t>0.3</w:t>
+            </w:r>
+            <w:r>
+              <w:rPr>
+                <w:rFonts w:ascii="Consolas" w:eastAsia="Times New Roman" w:hAnsi="Consolas" w:cs="Times New Roman"/>
+                <w:color w:val="C9D1D9"/>
+                <w:kern w:val="0"/>
+                <w:sz w:val="21"/>
+                <w:szCs w:val="21"/>
+                <w:lang w:eastAsia="en-IN"/>
+                <w14:ligatures w14:val="none"/>
+              </w:rPr>
+              <w:t>, ease: [</w:t>
+            </w:r>
+            <w:r>
+              <w:rPr>
+                <w:rFonts w:ascii="Consolas" w:eastAsia="Times New Roman" w:hAnsi="Consolas" w:cs="Times New Roman"/>
+                <w:color w:val="79C0FF"/>
+                <w:kern w:val="0"/>
+                <w:sz w:val="21"/>
+                <w:szCs w:val="21"/>
+                <w:lang w:eastAsia="en-IN"/>
+                <w14:ligatures w14:val="none"/>
+              </w:rPr>
+              <w:t>0.22</w:t>
+            </w:r>
             <w:r>
               <w:rPr>
                 <w:rFonts w:ascii="Consolas" w:eastAsia="Times New Roman" w:hAnsi="Consolas" w:cs="Times New Roman"/>
@@ -478,60 +2321,247 @@
               </w:rPr>
               <w:t xml:space="preserve">, </w:t>
             </w:r>
+            <w:r>
+              <w:rPr>
+                <w:rFonts w:ascii="Consolas" w:eastAsia="Times New Roman" w:hAnsi="Consolas" w:cs="Times New Roman"/>
+                <w:color w:val="79C0FF"/>
+                <w:kern w:val="0"/>
+                <w:sz w:val="21"/>
+                <w:szCs w:val="21"/>
+                <w:lang w:eastAsia="en-IN"/>
+                <w14:ligatures w14:val="none"/>
+              </w:rPr>
+              <w:t>1</w:t>
+            </w:r>
+            <w:r>
+              <w:rPr>
+                <w:rFonts w:ascii="Consolas" w:eastAsia="Times New Roman" w:hAnsi="Consolas" w:cs="Times New Roman"/>
+                <w:color w:val="C9D1D9"/>
+                <w:kern w:val="0"/>
+                <w:sz w:val="21"/>
+                <w:szCs w:val="21"/>
+                <w:lang w:eastAsia="en-IN"/>
+                <w14:ligatures w14:val="none"/>
+              </w:rPr>
+              <w:t xml:space="preserve">, </w:t>
+            </w:r>
+            <w:r>
+              <w:rPr>
+                <w:rFonts w:ascii="Consolas" w:eastAsia="Times New Roman" w:hAnsi="Consolas" w:cs="Times New Roman"/>
+                <w:color w:val="79C0FF"/>
+                <w:kern w:val="0"/>
+                <w:sz w:val="21"/>
+                <w:szCs w:val="21"/>
+                <w:lang w:eastAsia="en-IN"/>
+                <w14:ligatures w14:val="none"/>
+              </w:rPr>
+              <w:t>0.36</w:t>
+            </w:r>
+            <w:r>
+              <w:rPr>
+                <w:rFonts w:ascii="Consolas" w:eastAsia="Times New Roman" w:hAnsi="Consolas" w:cs="Times New Roman"/>
+                <w:color w:val="C9D1D9"/>
+                <w:kern w:val="0"/>
+                <w:sz w:val="21"/>
+                <w:szCs w:val="21"/>
+                <w:lang w:eastAsia="en-IN"/>
+                <w14:ligatures w14:val="none"/>
+              </w:rPr>
+              <w:t xml:space="preserve">, </w:t>
+            </w:r>
+            <w:r>
+              <w:rPr>
+                <w:rFonts w:ascii="Consolas" w:eastAsia="Times New Roman" w:hAnsi="Consolas" w:cs="Times New Roman"/>
+                <w:color w:val="79C0FF"/>
+                <w:kern w:val="0"/>
+                <w:sz w:val="21"/>
+                <w:szCs w:val="21"/>
+                <w:lang w:eastAsia="en-IN"/>
+                <w14:ligatures w14:val="none"/>
+              </w:rPr>
+              <w:t>1</w:t>
+            </w:r>
+            <w:r>
+              <w:rPr>
+                <w:rFonts w:ascii="Consolas" w:eastAsia="Times New Roman" w:hAnsi="Consolas" w:cs="Times New Roman"/>
+                <w:color w:val="C9D1D9"/>
+                <w:kern w:val="0"/>
+                <w:sz w:val="21"/>
+                <w:szCs w:val="21"/>
+                <w:lang w:eastAsia="en-IN"/>
+                <w14:ligatures w14:val="none"/>
+              </w:rPr>
+              <w:t>] }</w:t>
+            </w:r>
+            <w:r>
+              <w:rPr>
+                <w:rFonts w:ascii="Consolas" w:eastAsia="Times New Roman" w:hAnsi="Consolas" w:cs="Times New Roman"/>
+                <w:color w:val="EC8E2C"/>
+                <w:kern w:val="0"/>
+                <w:sz w:val="21"/>
+                <w:szCs w:val="21"/>
+                <w:lang w:eastAsia="en-IN"/>
+                <w14:ligatures w14:val="none"/>
+              </w:rPr>
+              <w:t>}</w:t>
+            </w:r>
+          </w:p>
+          <w:p>
+            <w:pPr>
+              <w:shd w:val="clear" w:color="auto" w:fill="0D1117"/>
+              <w:spacing w:line="285" w:lineRule="atLeast"/>
+              <w:rPr>
+                <w:rFonts w:ascii="Consolas" w:eastAsia="Times New Roman" w:hAnsi="Consolas" w:cs="Times New Roman"/>
+                <w:color w:val="C9D1D9"/>
+                <w:kern w:val="0"/>
+                <w:sz w:val="21"/>
+                <w:szCs w:val="21"/>
+                <w:lang w:eastAsia="en-IN"/>
+                <w14:ligatures w14:val="none"/>
+              </w:rPr>
+            </w:pPr>
+            <w:r>
+              <w:rPr>
+                <w:rFonts w:ascii="Consolas" w:eastAsia="Times New Roman" w:hAnsi="Consolas" w:cs="Times New Roman"/>
+                <w:color w:val="C9D1D9"/>
+                <w:kern w:val="0"/>
+                <w:sz w:val="21"/>
+                <w:szCs w:val="21"/>
+                <w:lang w:eastAsia="en-IN"/>
+                <w14:ligatures w14:val="none"/>
+              </w:rPr>
+              <w:t xml:space="preserve">      </w:t>
+            </w:r>
             <w:proofErr w:type="spellStart"/>
             <w:r>
               <w:rPr>
                 <w:rFonts w:ascii="Consolas" w:eastAsia="Times New Roman" w:hAnsi="Consolas" w:cs="Times New Roman"/>
-                <w:color w:val="C9D1D9"/>
-                <w:kern w:val="0"/>
-                <w:sz w:val="21"/>
-                <w:szCs w:val="21"/>
-                <w:lang w:eastAsia="en-IN"/>
-                <w14:ligatures w14:val="none"/>
-              </w:rPr>
-              <w:t>GitFork</w:t>
+                <w:color w:val="79C0FF"/>
+                <w:kern w:val="0"/>
+                <w:sz w:val="21"/>
+                <w:szCs w:val="21"/>
+                <w:lang w:eastAsia="en-IN"/>
+                <w14:ligatures w14:val="none"/>
+              </w:rPr>
+              <w:t>className</w:t>
             </w:r>
             <w:proofErr w:type="spellEnd"/>
             <w:r>
               <w:rPr>
                 <w:rFonts w:ascii="Consolas" w:eastAsia="Times New Roman" w:hAnsi="Consolas" w:cs="Times New Roman"/>
-                <w:color w:val="C9D1D9"/>
-                <w:kern w:val="0"/>
-                <w:sz w:val="21"/>
-                <w:szCs w:val="21"/>
-                <w:lang w:eastAsia="en-IN"/>
-                <w14:ligatures w14:val="none"/>
-              </w:rPr>
-              <w:t xml:space="preserve">, Star, </w:t>
+                <w:color w:val="EC8E2C"/>
+                <w:kern w:val="0"/>
+                <w:sz w:val="21"/>
+                <w:szCs w:val="21"/>
+                <w:lang w:eastAsia="en-IN"/>
+                <w14:ligatures w14:val="none"/>
+              </w:rPr>
+              <w:t>=</w:t>
+            </w:r>
+            <w:r>
+              <w:rPr>
+                <w:rFonts w:ascii="Consolas" w:eastAsia="Times New Roman" w:hAnsi="Consolas" w:cs="Times New Roman"/>
+                <w:color w:val="A5D6FF"/>
+                <w:kern w:val="0"/>
+                <w:sz w:val="21"/>
+                <w:szCs w:val="21"/>
+                <w:lang w:eastAsia="en-IN"/>
+                <w14:ligatures w14:val="none"/>
+              </w:rPr>
+              <w:t xml:space="preserve">"surface-raised group flex h-full flex-col p-6 transition-shadow duration-300 </w:t>
             </w:r>
             <w:proofErr w:type="spellStart"/>
-            <w:proofErr w:type="gramStart"/>
-            <w:r>
-              <w:rPr>
-                <w:rFonts w:ascii="Consolas" w:eastAsia="Times New Roman" w:hAnsi="Consolas" w:cs="Times New Roman"/>
-                <w:color w:val="C9D1D9"/>
-                <w:kern w:val="0"/>
-                <w:sz w:val="21"/>
-                <w:szCs w:val="21"/>
-                <w:lang w:eastAsia="en-IN"/>
-                <w14:ligatures w14:val="none"/>
-              </w:rPr>
-              <w:t>ExternalLink</w:t>
+            <w:r>
+              <w:rPr>
+                <w:rFonts w:ascii="Consolas" w:eastAsia="Times New Roman" w:hAnsi="Consolas" w:cs="Times New Roman"/>
+                <w:color w:val="A5D6FF"/>
+                <w:kern w:val="0"/>
+                <w:sz w:val="21"/>
+                <w:szCs w:val="21"/>
+                <w:lang w:eastAsia="en-IN"/>
+                <w14:ligatures w14:val="none"/>
+              </w:rPr>
+              <w:t>hover:shadow-hover</w:t>
             </w:r>
             <w:proofErr w:type="spellEnd"/>
             <w:r>
               <w:rPr>
                 <w:rFonts w:ascii="Consolas" w:eastAsia="Times New Roman" w:hAnsi="Consolas" w:cs="Times New Roman"/>
-                <w:color w:val="C9D1D9"/>
-                <w:kern w:val="0"/>
-                <w:sz w:val="21"/>
-                <w:szCs w:val="21"/>
-                <w:lang w:eastAsia="en-IN"/>
-                <w14:ligatures w14:val="none"/>
-              </w:rPr>
-              <w:t xml:space="preserve"> }</w:t>
-            </w:r>
-            <w:proofErr w:type="gramEnd"/>
+                <w:color w:val="A5D6FF"/>
+                <w:kern w:val="0"/>
+                <w:sz w:val="21"/>
+                <w:szCs w:val="21"/>
+                <w:lang w:eastAsia="en-IN"/>
+                <w14:ligatures w14:val="none"/>
+              </w:rPr>
+              <w:t>"</w:t>
+            </w:r>
+          </w:p>
+          <w:p>
+            <w:pPr>
+              <w:shd w:val="clear" w:color="auto" w:fill="0D1117"/>
+              <w:spacing w:line="285" w:lineRule="atLeast"/>
+              <w:rPr>
+                <w:rFonts w:ascii="Consolas" w:eastAsia="Times New Roman" w:hAnsi="Consolas" w:cs="Times New Roman"/>
+                <w:color w:val="C9D1D9"/>
+                <w:kern w:val="0"/>
+                <w:sz w:val="21"/>
+                <w:szCs w:val="21"/>
+                <w:lang w:eastAsia="en-IN"/>
+                <w14:ligatures w14:val="none"/>
+              </w:rPr>
+            </w:pPr>
+            <w:r>
+              <w:rPr>
+                <w:rFonts w:ascii="Consolas" w:eastAsia="Times New Roman" w:hAnsi="Consolas" w:cs="Times New Roman"/>
+                <w:color w:val="C9D1D9"/>
+                <w:kern w:val="0"/>
+                <w:sz w:val="21"/>
+                <w:szCs w:val="21"/>
+                <w:lang w:eastAsia="en-IN"/>
+                <w14:ligatures w14:val="none"/>
+              </w:rPr>
+              <w:t>    &gt;</w:t>
+            </w:r>
+          </w:p>
+          <w:p>
+            <w:pPr>
+              <w:shd w:val="clear" w:color="auto" w:fill="0D1117"/>
+              <w:spacing w:line="285" w:lineRule="atLeast"/>
+              <w:rPr>
+                <w:rFonts w:ascii="Consolas" w:eastAsia="Times New Roman" w:hAnsi="Consolas" w:cs="Times New Roman"/>
+                <w:color w:val="C9D1D9"/>
+                <w:kern w:val="0"/>
+                <w:sz w:val="21"/>
+                <w:szCs w:val="21"/>
+                <w:lang w:eastAsia="en-IN"/>
+                <w14:ligatures w14:val="none"/>
+              </w:rPr>
+            </w:pPr>
+            <w:r>
+              <w:rPr>
+                <w:rFonts w:ascii="Consolas" w:eastAsia="Times New Roman" w:hAnsi="Consolas" w:cs="Times New Roman"/>
+                <w:color w:val="C9D1D9"/>
+                <w:kern w:val="0"/>
+                <w:sz w:val="21"/>
+                <w:szCs w:val="21"/>
+                <w:lang w:eastAsia="en-IN"/>
+                <w14:ligatures w14:val="none"/>
+              </w:rPr>
+              <w:t>      &lt;</w:t>
+            </w:r>
+            <w:r>
+              <w:rPr>
+                <w:rFonts w:ascii="Consolas" w:eastAsia="Times New Roman" w:hAnsi="Consolas" w:cs="Times New Roman"/>
+                <w:color w:val="A5D6FF"/>
+                <w:kern w:val="0"/>
+                <w:sz w:val="21"/>
+                <w:szCs w:val="21"/>
+                <w:lang w:eastAsia="en-IN"/>
+                <w14:ligatures w14:val="none"/>
+              </w:rPr>
+              <w:t>div</w:t>
+            </w:r>
             <w:r>
               <w:rPr>
                 <w:rFonts w:ascii="Consolas" w:eastAsia="Times New Roman" w:hAnsi="Consolas" w:cs="Times New Roman"/>
@@ -544,6 +2574,20 @@
               </w:rPr>
               <w:t xml:space="preserve"> </w:t>
             </w:r>
+            <w:proofErr w:type="spellStart"/>
+            <w:r>
+              <w:rPr>
+                <w:rFonts w:ascii="Consolas" w:eastAsia="Times New Roman" w:hAnsi="Consolas" w:cs="Times New Roman"/>
+                <w:color w:val="79C0FF"/>
+                <w:kern w:val="0"/>
+                <w:sz w:val="21"/>
+                <w:szCs w:val="21"/>
+                <w:lang w:eastAsia="en-IN"/>
+                <w14:ligatures w14:val="none"/>
+              </w:rPr>
+              <w:t>className</w:t>
+            </w:r>
+            <w:proofErr w:type="spellEnd"/>
             <w:r>
               <w:rPr>
                 <w:rFonts w:ascii="Consolas" w:eastAsia="Times New Roman" w:hAnsi="Consolas" w:cs="Times New Roman"/>
@@ -554,7 +2598,70 @@
                 <w:lang w:eastAsia="en-IN"/>
                 <w14:ligatures w14:val="none"/>
               </w:rPr>
-              <w:t>from</w:t>
+              <w:t>=</w:t>
+            </w:r>
+            <w:r>
+              <w:rPr>
+                <w:rFonts w:ascii="Consolas" w:eastAsia="Times New Roman" w:hAnsi="Consolas" w:cs="Times New Roman"/>
+                <w:color w:val="A5D6FF"/>
+                <w:kern w:val="0"/>
+                <w:sz w:val="21"/>
+                <w:szCs w:val="21"/>
+                <w:lang w:eastAsia="en-IN"/>
+                <w14:ligatures w14:val="none"/>
+              </w:rPr>
+              <w:t>"flex items-start justify-between gap-3"</w:t>
+            </w:r>
+            <w:r>
+              <w:rPr>
+                <w:rFonts w:ascii="Consolas" w:eastAsia="Times New Roman" w:hAnsi="Consolas" w:cs="Times New Roman"/>
+                <w:color w:val="C9D1D9"/>
+                <w:kern w:val="0"/>
+                <w:sz w:val="21"/>
+                <w:szCs w:val="21"/>
+                <w:lang w:eastAsia="en-IN"/>
+                <w14:ligatures w14:val="none"/>
+              </w:rPr>
+              <w:t>&gt;</w:t>
+            </w:r>
+          </w:p>
+          <w:p>
+            <w:pPr>
+              <w:shd w:val="clear" w:color="auto" w:fill="0D1117"/>
+              <w:spacing w:line="285" w:lineRule="atLeast"/>
+              <w:rPr>
+                <w:rFonts w:ascii="Consolas" w:eastAsia="Times New Roman" w:hAnsi="Consolas" w:cs="Times New Roman"/>
+                <w:color w:val="C9D1D9"/>
+                <w:kern w:val="0"/>
+                <w:sz w:val="21"/>
+                <w:szCs w:val="21"/>
+                <w:lang w:eastAsia="en-IN"/>
+                <w14:ligatures w14:val="none"/>
+              </w:rPr>
+            </w:pPr>
+            <w:r>
+              <w:rPr>
+                <w:rFonts w:ascii="Consolas" w:eastAsia="Times New Roman" w:hAnsi="Consolas" w:cs="Times New Roman"/>
+                <w:color w:val="C9D1D9"/>
+                <w:kern w:val="0"/>
+                <w:sz w:val="21"/>
+                <w:szCs w:val="21"/>
+                <w:lang w:eastAsia="en-IN"/>
+                <w14:ligatures w14:val="none"/>
+              </w:rPr>
+              <w:t>        &lt;</w:t>
+            </w:r>
+            <w:r>
+              <w:rPr>
+                <w:rFonts w:ascii="Consolas" w:eastAsia="Times New Roman" w:hAnsi="Consolas" w:cs="Times New Roman"/>
+                <w:color w:val="A5D6FF"/>
+                <w:kern w:val="0"/>
+                <w:sz w:val="21"/>
+                <w:szCs w:val="21"/>
+                <w:lang w:eastAsia="en-IN"/>
+                <w14:ligatures w14:val="none"/>
+              </w:rPr>
+              <w:t>div</w:t>
             </w:r>
             <w:r>
               <w:rPr>
@@ -568,62 +2675,23 @@
               </w:rPr>
               <w:t xml:space="preserve"> </w:t>
             </w:r>
-            <w:r>
-              <w:rPr>
-                <w:rFonts w:ascii="Consolas" w:eastAsia="Times New Roman" w:hAnsi="Consolas" w:cs="Times New Roman"/>
-                <w:color w:val="A5D6FF"/>
-                <w:kern w:val="0"/>
-                <w:sz w:val="21"/>
-                <w:szCs w:val="21"/>
-                <w:lang w:eastAsia="en-IN"/>
-                <w14:ligatures w14:val="none"/>
-              </w:rPr>
-              <w:t>'</w:t>
-            </w:r>
             <w:proofErr w:type="spellStart"/>
             <w:r>
               <w:rPr>
                 <w:rFonts w:ascii="Consolas" w:eastAsia="Times New Roman" w:hAnsi="Consolas" w:cs="Times New Roman"/>
-                <w:color w:val="A5D6FF"/>
-                <w:kern w:val="0"/>
-                <w:sz w:val="21"/>
-                <w:szCs w:val="21"/>
-                <w:lang w:eastAsia="en-IN"/>
-                <w14:ligatures w14:val="none"/>
-              </w:rPr>
-              <w:t>lucide</w:t>
+                <w:color w:val="79C0FF"/>
+                <w:kern w:val="0"/>
+                <w:sz w:val="21"/>
+                <w:szCs w:val="21"/>
+                <w:lang w:eastAsia="en-IN"/>
+                <w14:ligatures w14:val="none"/>
+              </w:rPr>
+              <w:t>className</w:t>
             </w:r>
             <w:proofErr w:type="spellEnd"/>
             <w:r>
               <w:rPr>
                 <w:rFonts w:ascii="Consolas" w:eastAsia="Times New Roman" w:hAnsi="Consolas" w:cs="Times New Roman"/>
-                <w:color w:val="A5D6FF"/>
-                <w:kern w:val="0"/>
-                <w:sz w:val="21"/>
-                <w:szCs w:val="21"/>
-                <w:lang w:eastAsia="en-IN"/>
-                <w14:ligatures w14:val="none"/>
-              </w:rPr>
-              <w:t>-react'</w:t>
-            </w:r>
-          </w:p>
-          <w:p>
-            <w:pPr>
-              <w:shd w:val="clear" w:color="auto" w:fill="0D1117"/>
-              <w:spacing w:line="285" w:lineRule="atLeast"/>
-              <w:rPr>
-                <w:rFonts w:ascii="Consolas" w:eastAsia="Times New Roman" w:hAnsi="Consolas" w:cs="Times New Roman"/>
-                <w:color w:val="C9D1D9"/>
-                <w:kern w:val="0"/>
-                <w:sz w:val="21"/>
-                <w:szCs w:val="21"/>
-                <w:lang w:eastAsia="en-IN"/>
-                <w14:ligatures w14:val="none"/>
-              </w:rPr>
-            </w:pPr>
-            <w:r>
-              <w:rPr>
-                <w:rFonts w:ascii="Consolas" w:eastAsia="Times New Roman" w:hAnsi="Consolas" w:cs="Times New Roman"/>
                 <w:color w:val="EC8E2C"/>
                 <w:kern w:val="0"/>
                 <w:sz w:val="21"/>
@@ -631,7 +2699,96 @@
                 <w:lang w:eastAsia="en-IN"/>
                 <w14:ligatures w14:val="none"/>
               </w:rPr>
-              <w:t>import</w:t>
+              <w:t>=</w:t>
+            </w:r>
+            <w:r>
+              <w:rPr>
+                <w:rFonts w:ascii="Consolas" w:eastAsia="Times New Roman" w:hAnsi="Consolas" w:cs="Times New Roman"/>
+                <w:color w:val="A5D6FF"/>
+                <w:kern w:val="0"/>
+                <w:sz w:val="21"/>
+                <w:szCs w:val="21"/>
+                <w:lang w:eastAsia="en-IN"/>
+                <w14:ligatures w14:val="none"/>
+              </w:rPr>
+              <w:t>"flex items-</w:t>
+            </w:r>
+            <w:proofErr w:type="spellStart"/>
+            <w:r>
+              <w:rPr>
+                <w:rFonts w:ascii="Consolas" w:eastAsia="Times New Roman" w:hAnsi="Consolas" w:cs="Times New Roman"/>
+                <w:color w:val="A5D6FF"/>
+                <w:kern w:val="0"/>
+                <w:sz w:val="21"/>
+                <w:szCs w:val="21"/>
+                <w:lang w:eastAsia="en-IN"/>
+                <w14:ligatures w14:val="none"/>
+              </w:rPr>
+              <w:t>center</w:t>
+            </w:r>
+            <w:proofErr w:type="spellEnd"/>
+            <w:r>
+              <w:rPr>
+                <w:rFonts w:ascii="Consolas" w:eastAsia="Times New Roman" w:hAnsi="Consolas" w:cs="Times New Roman"/>
+                <w:color w:val="A5D6FF"/>
+                <w:kern w:val="0"/>
+                <w:sz w:val="21"/>
+                <w:szCs w:val="21"/>
+                <w:lang w:eastAsia="en-IN"/>
+                <w14:ligatures w14:val="none"/>
+              </w:rPr>
+              <w:t xml:space="preserve"> gap-2.5"</w:t>
+            </w:r>
+            <w:r>
+              <w:rPr>
+                <w:rFonts w:ascii="Consolas" w:eastAsia="Times New Roman" w:hAnsi="Consolas" w:cs="Times New Roman"/>
+                <w:color w:val="C9D1D9"/>
+                <w:kern w:val="0"/>
+                <w:sz w:val="21"/>
+                <w:szCs w:val="21"/>
+                <w:lang w:eastAsia="en-IN"/>
+                <w14:ligatures w14:val="none"/>
+              </w:rPr>
+              <w:t>&gt;</w:t>
+            </w:r>
+          </w:p>
+          <w:p>
+            <w:pPr>
+              <w:shd w:val="clear" w:color="auto" w:fill="0D1117"/>
+              <w:spacing w:line="285" w:lineRule="atLeast"/>
+              <w:rPr>
+                <w:rFonts w:ascii="Consolas" w:eastAsia="Times New Roman" w:hAnsi="Consolas" w:cs="Times New Roman"/>
+                <w:color w:val="C9D1D9"/>
+                <w:kern w:val="0"/>
+                <w:sz w:val="21"/>
+                <w:szCs w:val="21"/>
+                <w:lang w:eastAsia="en-IN"/>
+                <w14:ligatures w14:val="none"/>
+              </w:rPr>
+            </w:pPr>
+            <w:r>
+              <w:rPr>
+                <w:rFonts w:ascii="Consolas" w:eastAsia="Times New Roman" w:hAnsi="Consolas" w:cs="Times New Roman"/>
+                <w:color w:val="C9D1D9"/>
+                <w:kern w:val="0"/>
+                <w:sz w:val="21"/>
+                <w:szCs w:val="21"/>
+                <w:lang w:eastAsia="en-IN"/>
+                <w14:ligatures w14:val="none"/>
+              </w:rPr>
+              <w:t>          &lt;</w:t>
+            </w:r>
+            <w:r>
+              <w:rPr>
+                <w:rFonts w:ascii="Consolas" w:eastAsia="Times New Roman" w:hAnsi="Consolas" w:cs="Times New Roman"/>
+                <w:color w:val="A5D6FF"/>
+                <w:kern w:val="0"/>
+                <w:sz w:val="21"/>
+                <w:szCs w:val="21"/>
+                <w:lang w:eastAsia="en-IN"/>
+                <w14:ligatures w14:val="none"/>
+              </w:rPr>
+              <w:t>span</w:t>
             </w:r>
             <w:r>
               <w:rPr>
@@ -645,46 +2802,20 @@
               </w:rPr>
               <w:t xml:space="preserve"> </w:t>
             </w:r>
-            <w:proofErr w:type="gramStart"/>
-            <w:r>
-              <w:rPr>
-                <w:rFonts w:ascii="Consolas" w:eastAsia="Times New Roman" w:hAnsi="Consolas" w:cs="Times New Roman"/>
-                <w:color w:val="C9D1D9"/>
-                <w:kern w:val="0"/>
-                <w:sz w:val="21"/>
-                <w:szCs w:val="21"/>
-                <w:lang w:eastAsia="en-IN"/>
-                <w14:ligatures w14:val="none"/>
-              </w:rPr>
-              <w:t xml:space="preserve">{ </w:t>
-            </w:r>
             <w:proofErr w:type="spellStart"/>
             <w:r>
               <w:rPr>
                 <w:rFonts w:ascii="Consolas" w:eastAsia="Times New Roman" w:hAnsi="Consolas" w:cs="Times New Roman"/>
-                <w:color w:val="C9D1D9"/>
-                <w:kern w:val="0"/>
-                <w:sz w:val="21"/>
-                <w:szCs w:val="21"/>
-                <w:lang w:eastAsia="en-IN"/>
-                <w14:ligatures w14:val="none"/>
-              </w:rPr>
-              <w:t>FiGithub</w:t>
+                <w:color w:val="79C0FF"/>
+                <w:kern w:val="0"/>
+                <w:sz w:val="21"/>
+                <w:szCs w:val="21"/>
+                <w:lang w:eastAsia="en-IN"/>
+                <w14:ligatures w14:val="none"/>
+              </w:rPr>
+              <w:t>className</w:t>
             </w:r>
             <w:proofErr w:type="spellEnd"/>
-            <w:proofErr w:type="gramEnd"/>
-            <w:r>
-              <w:rPr>
-                <w:rFonts w:ascii="Consolas" w:eastAsia="Times New Roman" w:hAnsi="Consolas" w:cs="Times New Roman"/>
-                <w:color w:val="C9D1D9"/>
-                <w:kern w:val="0"/>
-                <w:sz w:val="21"/>
-                <w:szCs w:val="21"/>
-                <w:lang w:eastAsia="en-IN"/>
-                <w14:ligatures w14:val="none"/>
-              </w:rPr>
-              <w:t xml:space="preserve"> } </w:t>
-            </w:r>
             <w:r>
               <w:rPr>
                 <w:rFonts w:ascii="Consolas" w:eastAsia="Times New Roman" w:hAnsi="Consolas" w:cs="Times New Roman"/>
@@ -695,7 +2826,122 @@
                 <w:lang w:eastAsia="en-IN"/>
                 <w14:ligatures w14:val="none"/>
               </w:rPr>
-              <w:t>from</w:t>
+              <w:t>=</w:t>
+            </w:r>
+            <w:r>
+              <w:rPr>
+                <w:rFonts w:ascii="Consolas" w:eastAsia="Times New Roman" w:hAnsi="Consolas" w:cs="Times New Roman"/>
+                <w:color w:val="A5D6FF"/>
+                <w:kern w:val="0"/>
+                <w:sz w:val="21"/>
+                <w:szCs w:val="21"/>
+                <w:lang w:eastAsia="en-IN"/>
+                <w14:ligatures w14:val="none"/>
+              </w:rPr>
+              <w:t>"</w:t>
+            </w:r>
+            <w:proofErr w:type="spellStart"/>
+            <w:r>
+              <w:rPr>
+                <w:rFonts w:ascii="Consolas" w:eastAsia="Times New Roman" w:hAnsi="Consolas" w:cs="Times New Roman"/>
+                <w:color w:val="A5D6FF"/>
+                <w:kern w:val="0"/>
+                <w:sz w:val="21"/>
+                <w:szCs w:val="21"/>
+                <w:lang w:eastAsia="en-IN"/>
+                <w14:ligatures w14:val="none"/>
+              </w:rPr>
+              <w:t>btn</w:t>
+            </w:r>
+            <w:proofErr w:type="spellEnd"/>
+            <w:r>
+              <w:rPr>
+                <w:rFonts w:ascii="Consolas" w:eastAsia="Times New Roman" w:hAnsi="Consolas" w:cs="Times New Roman"/>
+                <w:color w:val="A5D6FF"/>
+                <w:kern w:val="0"/>
+                <w:sz w:val="21"/>
+                <w:szCs w:val="21"/>
+                <w:lang w:eastAsia="en-IN"/>
+                <w14:ligatures w14:val="none"/>
+              </w:rPr>
+              <w:t>-secondary inline-flex shrink-0 rounded-</w:t>
+            </w:r>
+            <w:proofErr w:type="spellStart"/>
+            <w:r>
+              <w:rPr>
+                <w:rFonts w:ascii="Consolas" w:eastAsia="Times New Roman" w:hAnsi="Consolas" w:cs="Times New Roman"/>
+                <w:color w:val="A5D6FF"/>
+                <w:kern w:val="0"/>
+                <w:sz w:val="21"/>
+                <w:szCs w:val="21"/>
+                <w:lang w:eastAsia="en-IN"/>
+                <w14:ligatures w14:val="none"/>
+              </w:rPr>
+              <w:t>lg</w:t>
+            </w:r>
+            <w:proofErr w:type="spellEnd"/>
+            <w:r>
+              <w:rPr>
+                <w:rFonts w:ascii="Consolas" w:eastAsia="Times New Roman" w:hAnsi="Consolas" w:cs="Times New Roman"/>
+                <w:color w:val="A5D6FF"/>
+                <w:kern w:val="0"/>
+                <w:sz w:val="21"/>
+                <w:szCs w:val="21"/>
+                <w:lang w:eastAsia="en-IN"/>
+                <w14:ligatures w14:val="none"/>
+              </w:rPr>
+              <w:t xml:space="preserve"> p-2"</w:t>
+            </w:r>
+            <w:r>
+              <w:rPr>
+                <w:rFonts w:ascii="Consolas" w:eastAsia="Times New Roman" w:hAnsi="Consolas" w:cs="Times New Roman"/>
+                <w:color w:val="C9D1D9"/>
+                <w:kern w:val="0"/>
+                <w:sz w:val="21"/>
+                <w:szCs w:val="21"/>
+                <w:lang w:eastAsia="en-IN"/>
+                <w14:ligatures w14:val="none"/>
+              </w:rPr>
+              <w:t>&gt;</w:t>
+            </w:r>
+          </w:p>
+          <w:p>
+            <w:pPr>
+              <w:shd w:val="clear" w:color="auto" w:fill="0D1117"/>
+              <w:spacing w:line="285" w:lineRule="atLeast"/>
+              <w:rPr>
+                <w:rFonts w:ascii="Consolas" w:eastAsia="Times New Roman" w:hAnsi="Consolas" w:cs="Times New Roman"/>
+                <w:color w:val="C9D1D9"/>
+                <w:kern w:val="0"/>
+                <w:sz w:val="21"/>
+                <w:szCs w:val="21"/>
+                <w:lang w:eastAsia="en-IN"/>
+                <w14:ligatures w14:val="none"/>
+              </w:rPr>
+            </w:pPr>
+            <w:r>
+              <w:rPr>
+                <w:rFonts w:ascii="Consolas" w:eastAsia="Times New Roman" w:hAnsi="Consolas" w:cs="Times New Roman"/>
+                <w:color w:val="C9D1D9"/>
+                <w:kern w:val="0"/>
+                <w:sz w:val="21"/>
+                <w:szCs w:val="21"/>
+                <w:lang w:eastAsia="en-IN"/>
+                <w14:ligatures w14:val="none"/>
+              </w:rPr>
+              <w:t>            &lt;</w:t>
+            </w:r>
+            <w:r>
+              <w:rPr>
+                <w:rFonts w:ascii="Consolas" w:eastAsia="Times New Roman" w:hAnsi="Consolas" w:cs="Times New Roman"/>
+                <w:color w:val="A5D6FF"/>
+                <w:kern w:val="0"/>
+                <w:sz w:val="21"/>
+                <w:szCs w:val="21"/>
+                <w:lang w:eastAsia="en-IN"/>
+                <w14:ligatures w14:val="none"/>
+              </w:rPr>
+              <w:t>Folder</w:t>
             </w:r>
             <w:r>
               <w:rPr>
@@ -709,52 +2955,23 @@
               </w:rPr>
               <w:t xml:space="preserve"> </w:t>
             </w:r>
-            <w:r>
-              <w:rPr>
-                <w:rFonts w:ascii="Consolas" w:eastAsia="Times New Roman" w:hAnsi="Consolas" w:cs="Times New Roman"/>
-                <w:color w:val="A5D6FF"/>
-                <w:kern w:val="0"/>
-                <w:sz w:val="21"/>
-                <w:szCs w:val="21"/>
-                <w:lang w:eastAsia="en-IN"/>
-                <w14:ligatures w14:val="none"/>
-              </w:rPr>
-              <w:t>'react-icons/fi'</w:t>
-            </w:r>
-          </w:p>
-          <w:p>
-            <w:pPr>
-              <w:shd w:val="clear" w:color="auto" w:fill="0D1117"/>
-              <w:spacing w:line="285" w:lineRule="atLeast"/>
-              <w:rPr>
-                <w:rFonts w:ascii="Consolas" w:eastAsia="Times New Roman" w:hAnsi="Consolas" w:cs="Times New Roman"/>
-                <w:color w:val="C9D1D9"/>
-                <w:kern w:val="0"/>
-                <w:sz w:val="21"/>
-                <w:szCs w:val="21"/>
-                <w:lang w:eastAsia="en-IN"/>
-                <w14:ligatures w14:val="none"/>
-              </w:rPr>
-            </w:pPr>
-          </w:p>
-          <w:p>
-            <w:pPr>
-              <w:shd w:val="clear" w:color="auto" w:fill="0D1117"/>
-              <w:spacing w:line="285" w:lineRule="atLeast"/>
-              <w:rPr>
-                <w:rFonts w:ascii="Consolas" w:eastAsia="Times New Roman" w:hAnsi="Consolas" w:cs="Times New Roman"/>
-                <w:color w:val="C9D1D9"/>
-                <w:kern w:val="0"/>
-                <w:sz w:val="21"/>
-                <w:szCs w:val="21"/>
-                <w:lang w:eastAsia="en-IN"/>
-                <w14:ligatures w14:val="none"/>
-              </w:rPr>
-            </w:pPr>
             <w:proofErr w:type="spellStart"/>
             <w:r>
               <w:rPr>
                 <w:rFonts w:ascii="Consolas" w:eastAsia="Times New Roman" w:hAnsi="Consolas" w:cs="Times New Roman"/>
+                <w:color w:val="79C0FF"/>
+                <w:kern w:val="0"/>
+                <w:sz w:val="21"/>
+                <w:szCs w:val="21"/>
+                <w:lang w:eastAsia="en-IN"/>
+                <w14:ligatures w14:val="none"/>
+              </w:rPr>
+              <w:t>className</w:t>
+            </w:r>
+            <w:proofErr w:type="spellEnd"/>
+            <w:r>
+              <w:rPr>
+                <w:rFonts w:ascii="Consolas" w:eastAsia="Times New Roman" w:hAnsi="Consolas" w:cs="Times New Roman"/>
                 <w:color w:val="EC8E2C"/>
                 <w:kern w:val="0"/>
                 <w:sz w:val="21"/>
@@ -762,2042 +2979,70 @@
                 <w:lang w:eastAsia="en-IN"/>
                 <w14:ligatures w14:val="none"/>
               </w:rPr>
-              <w:t>const</w:t>
-            </w:r>
-            <w:proofErr w:type="spellEnd"/>
-            <w:r>
-              <w:rPr>
-                <w:rFonts w:ascii="Consolas" w:eastAsia="Times New Roman" w:hAnsi="Consolas" w:cs="Times New Roman"/>
-                <w:color w:val="C9D1D9"/>
-                <w:kern w:val="0"/>
-                <w:sz w:val="21"/>
-                <w:szCs w:val="21"/>
-                <w:lang w:eastAsia="en-IN"/>
-                <w14:ligatures w14:val="none"/>
-              </w:rPr>
-              <w:t xml:space="preserve"> </w:t>
-            </w:r>
-            <w:proofErr w:type="spellStart"/>
-            <w:r>
-              <w:rPr>
-                <w:rFonts w:ascii="Consolas" w:eastAsia="Times New Roman" w:hAnsi="Consolas" w:cs="Times New Roman"/>
-                <w:color w:val="79C0FF"/>
-                <w:kern w:val="0"/>
-                <w:sz w:val="21"/>
-                <w:szCs w:val="21"/>
-                <w:lang w:eastAsia="en-IN"/>
-                <w14:ligatures w14:val="none"/>
-              </w:rPr>
-              <w:t>languageColors</w:t>
-            </w:r>
-            <w:proofErr w:type="spellEnd"/>
-            <w:r>
-              <w:rPr>
-                <w:rFonts w:ascii="Consolas" w:eastAsia="Times New Roman" w:hAnsi="Consolas" w:cs="Times New Roman"/>
-                <w:color w:val="C9D1D9"/>
-                <w:kern w:val="0"/>
-                <w:sz w:val="21"/>
-                <w:szCs w:val="21"/>
-                <w:lang w:eastAsia="en-IN"/>
-                <w14:ligatures w14:val="none"/>
-              </w:rPr>
-              <w:t xml:space="preserve"> </w:t>
-            </w:r>
-            <w:r>
-              <w:rPr>
-                <w:rFonts w:ascii="Consolas" w:eastAsia="Times New Roman" w:hAnsi="Consolas" w:cs="Times New Roman"/>
-                <w:color w:val="EC8E2C"/>
-                <w:kern w:val="0"/>
-                <w:sz w:val="21"/>
-                <w:szCs w:val="21"/>
-                <w:lang w:eastAsia="en-IN"/>
-                <w14:ligatures w14:val="none"/>
-              </w:rPr>
               <w:t>=</w:t>
             </w:r>
             <w:r>
               <w:rPr>
                 <w:rFonts w:ascii="Consolas" w:eastAsia="Times New Roman" w:hAnsi="Consolas" w:cs="Times New Roman"/>
-                <w:color w:val="C9D1D9"/>
-                <w:kern w:val="0"/>
-                <w:sz w:val="21"/>
-                <w:szCs w:val="21"/>
-                <w:lang w:eastAsia="en-IN"/>
-                <w14:ligatures w14:val="none"/>
-              </w:rPr>
-              <w:t xml:space="preserve"> {</w:t>
-            </w:r>
-          </w:p>
-          <w:p>
-            <w:pPr>
-              <w:shd w:val="clear" w:color="auto" w:fill="0D1117"/>
-              <w:spacing w:line="285" w:lineRule="atLeast"/>
-              <w:rPr>
-                <w:rFonts w:ascii="Consolas" w:eastAsia="Times New Roman" w:hAnsi="Consolas" w:cs="Times New Roman"/>
-                <w:color w:val="C9D1D9"/>
-                <w:kern w:val="0"/>
-                <w:sz w:val="21"/>
-                <w:szCs w:val="21"/>
-                <w:lang w:eastAsia="en-IN"/>
-                <w14:ligatures w14:val="none"/>
-              </w:rPr>
-            </w:pPr>
-            <w:r>
-              <w:rPr>
-                <w:rFonts w:ascii="Consolas" w:eastAsia="Times New Roman" w:hAnsi="Consolas" w:cs="Times New Roman"/>
-                <w:color w:val="C9D1D9"/>
-                <w:kern w:val="0"/>
-                <w:sz w:val="21"/>
-                <w:szCs w:val="21"/>
-                <w:lang w:eastAsia="en-IN"/>
-                <w14:ligatures w14:val="none"/>
-              </w:rPr>
-              <w:t xml:space="preserve">  Python: </w:t>
-            </w:r>
-            <w:r>
-              <w:rPr>
-                <w:rFonts w:ascii="Consolas" w:eastAsia="Times New Roman" w:hAnsi="Consolas" w:cs="Times New Roman"/>
-                <w:color w:val="A5D6FF"/>
-                <w:kern w:val="0"/>
-                <w:sz w:val="21"/>
-                <w:szCs w:val="21"/>
-                <w:lang w:eastAsia="en-IN"/>
-                <w14:ligatures w14:val="none"/>
-              </w:rPr>
-              <w:t>'#3572A5'</w:t>
-            </w:r>
-            <w:r>
-              <w:rPr>
-                <w:rFonts w:ascii="Consolas" w:eastAsia="Times New Roman" w:hAnsi="Consolas" w:cs="Times New Roman"/>
-                <w:color w:val="C9D1D9"/>
-                <w:kern w:val="0"/>
-                <w:sz w:val="21"/>
-                <w:szCs w:val="21"/>
-                <w:lang w:eastAsia="en-IN"/>
-                <w14:ligatures w14:val="none"/>
-              </w:rPr>
-              <w:t>,</w:t>
-            </w:r>
-          </w:p>
-          <w:p>
-            <w:pPr>
-              <w:shd w:val="clear" w:color="auto" w:fill="0D1117"/>
-              <w:spacing w:line="285" w:lineRule="atLeast"/>
-              <w:rPr>
-                <w:rFonts w:ascii="Consolas" w:eastAsia="Times New Roman" w:hAnsi="Consolas" w:cs="Times New Roman"/>
-                <w:color w:val="C9D1D9"/>
-                <w:kern w:val="0"/>
-                <w:sz w:val="21"/>
-                <w:szCs w:val="21"/>
-                <w:lang w:eastAsia="en-IN"/>
-                <w14:ligatures w14:val="none"/>
-              </w:rPr>
-            </w:pPr>
-            <w:r>
-              <w:rPr>
-                <w:rFonts w:ascii="Consolas" w:eastAsia="Times New Roman" w:hAnsi="Consolas" w:cs="Times New Roman"/>
-                <w:color w:val="C9D1D9"/>
-                <w:kern w:val="0"/>
-                <w:sz w:val="21"/>
-                <w:szCs w:val="21"/>
-                <w:lang w:eastAsia="en-IN"/>
-                <w14:ligatures w14:val="none"/>
-              </w:rPr>
-              <w:t xml:space="preserve">  JavaScript: </w:t>
-            </w:r>
-            <w:r>
-              <w:rPr>
-                <w:rFonts w:ascii="Consolas" w:eastAsia="Times New Roman" w:hAnsi="Consolas" w:cs="Times New Roman"/>
-                <w:color w:val="A5D6FF"/>
-                <w:kern w:val="0"/>
-                <w:sz w:val="21"/>
-                <w:szCs w:val="21"/>
-                <w:lang w:eastAsia="en-IN"/>
-                <w14:ligatures w14:val="none"/>
-              </w:rPr>
-              <w:t>'#f1e05a'</w:t>
-            </w:r>
-            <w:r>
-              <w:rPr>
-                <w:rFonts w:ascii="Consolas" w:eastAsia="Times New Roman" w:hAnsi="Consolas" w:cs="Times New Roman"/>
-                <w:color w:val="C9D1D9"/>
-                <w:kern w:val="0"/>
-                <w:sz w:val="21"/>
-                <w:szCs w:val="21"/>
-                <w:lang w:eastAsia="en-IN"/>
-                <w14:ligatures w14:val="none"/>
-              </w:rPr>
-              <w:t>,</w:t>
-            </w:r>
-          </w:p>
-          <w:p>
-            <w:pPr>
-              <w:shd w:val="clear" w:color="auto" w:fill="0D1117"/>
-              <w:spacing w:line="285" w:lineRule="atLeast"/>
-              <w:rPr>
-                <w:rFonts w:ascii="Consolas" w:eastAsia="Times New Roman" w:hAnsi="Consolas" w:cs="Times New Roman"/>
-                <w:color w:val="C9D1D9"/>
-                <w:kern w:val="0"/>
-                <w:sz w:val="21"/>
-                <w:szCs w:val="21"/>
-                <w:lang w:eastAsia="en-IN"/>
-                <w14:ligatures w14:val="none"/>
-              </w:rPr>
-            </w:pPr>
-            <w:r>
-              <w:rPr>
-                <w:rFonts w:ascii="Consolas" w:eastAsia="Times New Roman" w:hAnsi="Consolas" w:cs="Times New Roman"/>
-                <w:color w:val="C9D1D9"/>
-                <w:kern w:val="0"/>
-                <w:sz w:val="21"/>
-                <w:szCs w:val="21"/>
-                <w:lang w:eastAsia="en-IN"/>
-                <w14:ligatures w14:val="none"/>
-              </w:rPr>
-              <w:t xml:space="preserve">  TypeScript: </w:t>
-            </w:r>
-            <w:r>
-              <w:rPr>
-                <w:rFonts w:ascii="Consolas" w:eastAsia="Times New Roman" w:hAnsi="Consolas" w:cs="Times New Roman"/>
-                <w:color w:val="A5D6FF"/>
-                <w:kern w:val="0"/>
-                <w:sz w:val="21"/>
-                <w:szCs w:val="21"/>
-                <w:lang w:eastAsia="en-IN"/>
-                <w14:ligatures w14:val="none"/>
-              </w:rPr>
-              <w:t>'#3178c6'</w:t>
-            </w:r>
-            <w:r>
-              <w:rPr>
-                <w:rFonts w:ascii="Consolas" w:eastAsia="Times New Roman" w:hAnsi="Consolas" w:cs="Times New Roman"/>
-                <w:color w:val="C9D1D9"/>
-                <w:kern w:val="0"/>
-                <w:sz w:val="21"/>
-                <w:szCs w:val="21"/>
-                <w:lang w:eastAsia="en-IN"/>
-                <w14:ligatures w14:val="none"/>
-              </w:rPr>
-              <w:t>,</w:t>
-            </w:r>
-          </w:p>
-          <w:p>
-            <w:pPr>
-              <w:shd w:val="clear" w:color="auto" w:fill="0D1117"/>
-              <w:spacing w:line="285" w:lineRule="atLeast"/>
-              <w:rPr>
-                <w:rFonts w:ascii="Consolas" w:eastAsia="Times New Roman" w:hAnsi="Consolas" w:cs="Times New Roman"/>
-                <w:color w:val="C9D1D9"/>
-                <w:kern w:val="0"/>
-                <w:sz w:val="21"/>
-                <w:szCs w:val="21"/>
-                <w:lang w:eastAsia="en-IN"/>
-                <w14:ligatures w14:val="none"/>
-              </w:rPr>
-            </w:pPr>
-            <w:r>
-              <w:rPr>
-                <w:rFonts w:ascii="Consolas" w:eastAsia="Times New Roman" w:hAnsi="Consolas" w:cs="Times New Roman"/>
-                <w:color w:val="C9D1D9"/>
-                <w:kern w:val="0"/>
-                <w:sz w:val="21"/>
-                <w:szCs w:val="21"/>
-                <w:lang w:eastAsia="en-IN"/>
-                <w14:ligatures w14:val="none"/>
-              </w:rPr>
-              <w:t xml:space="preserve">  C: </w:t>
-            </w:r>
-            <w:r>
-              <w:rPr>
-                <w:rFonts w:ascii="Consolas" w:eastAsia="Times New Roman" w:hAnsi="Consolas" w:cs="Times New Roman"/>
-                <w:color w:val="A5D6FF"/>
-                <w:kern w:val="0"/>
-                <w:sz w:val="21"/>
-                <w:szCs w:val="21"/>
-                <w:lang w:eastAsia="en-IN"/>
-                <w14:ligatures w14:val="none"/>
-              </w:rPr>
-              <w:t>'#555555'</w:t>
-            </w:r>
-            <w:r>
-              <w:rPr>
-                <w:rFonts w:ascii="Consolas" w:eastAsia="Times New Roman" w:hAnsi="Consolas" w:cs="Times New Roman"/>
-                <w:color w:val="C9D1D9"/>
-                <w:kern w:val="0"/>
-                <w:sz w:val="21"/>
-                <w:szCs w:val="21"/>
-                <w:lang w:eastAsia="en-IN"/>
-                <w14:ligatures w14:val="none"/>
-              </w:rPr>
-              <w:t>,</w:t>
-            </w:r>
-          </w:p>
-          <w:p>
-            <w:pPr>
-              <w:shd w:val="clear" w:color="auto" w:fill="0D1117"/>
-              <w:spacing w:line="285" w:lineRule="atLeast"/>
-              <w:rPr>
-                <w:rFonts w:ascii="Consolas" w:eastAsia="Times New Roman" w:hAnsi="Consolas" w:cs="Times New Roman"/>
-                <w:color w:val="C9D1D9"/>
-                <w:kern w:val="0"/>
-                <w:sz w:val="21"/>
-                <w:szCs w:val="21"/>
-                <w:lang w:eastAsia="en-IN"/>
-                <w14:ligatures w14:val="none"/>
-              </w:rPr>
-            </w:pPr>
-            <w:r>
-              <w:rPr>
-                <w:rFonts w:ascii="Consolas" w:eastAsia="Times New Roman" w:hAnsi="Consolas" w:cs="Times New Roman"/>
-                <w:color w:val="C9D1D9"/>
-                <w:kern w:val="0"/>
-                <w:sz w:val="21"/>
-                <w:szCs w:val="21"/>
-                <w:lang w:eastAsia="en-IN"/>
-                <w14:ligatures w14:val="none"/>
-              </w:rPr>
-              <w:t xml:space="preserve">  </w:t>
-            </w:r>
-            <w:r>
-              <w:rPr>
-                <w:rFonts w:ascii="Consolas" w:eastAsia="Times New Roman" w:hAnsi="Consolas" w:cs="Times New Roman"/>
-                <w:color w:val="A5D6FF"/>
-                <w:kern w:val="0"/>
-                <w:sz w:val="21"/>
-                <w:szCs w:val="21"/>
-                <w:lang w:eastAsia="en-IN"/>
-                <w14:ligatures w14:val="none"/>
-              </w:rPr>
-              <w:t>'C++'</w:t>
-            </w:r>
-            <w:r>
-              <w:rPr>
-                <w:rFonts w:ascii="Consolas" w:eastAsia="Times New Roman" w:hAnsi="Consolas" w:cs="Times New Roman"/>
-                <w:color w:val="C9D1D9"/>
-                <w:kern w:val="0"/>
-                <w:sz w:val="21"/>
-                <w:szCs w:val="21"/>
-                <w:lang w:eastAsia="en-IN"/>
-                <w14:ligatures w14:val="none"/>
-              </w:rPr>
-              <w:t xml:space="preserve">: </w:t>
-            </w:r>
-            <w:r>
-              <w:rPr>
-                <w:rFonts w:ascii="Consolas" w:eastAsia="Times New Roman" w:hAnsi="Consolas" w:cs="Times New Roman"/>
-                <w:color w:val="A5D6FF"/>
-                <w:kern w:val="0"/>
-                <w:sz w:val="21"/>
-                <w:szCs w:val="21"/>
-                <w:lang w:eastAsia="en-IN"/>
-                <w14:ligatures w14:val="none"/>
-              </w:rPr>
-              <w:t>'#f34b7d'</w:t>
-            </w:r>
-            <w:r>
-              <w:rPr>
-                <w:rFonts w:ascii="Consolas" w:eastAsia="Times New Roman" w:hAnsi="Consolas" w:cs="Times New Roman"/>
-                <w:color w:val="C9D1D9"/>
-                <w:kern w:val="0"/>
-                <w:sz w:val="21"/>
-                <w:szCs w:val="21"/>
-                <w:lang w:eastAsia="en-IN"/>
-                <w14:ligatures w14:val="none"/>
-              </w:rPr>
-              <w:t>,</w:t>
-            </w:r>
-          </w:p>
-          <w:p>
-            <w:pPr>
-              <w:shd w:val="clear" w:color="auto" w:fill="0D1117"/>
-              <w:spacing w:line="285" w:lineRule="atLeast"/>
-              <w:rPr>
-                <w:rFonts w:ascii="Consolas" w:eastAsia="Times New Roman" w:hAnsi="Consolas" w:cs="Times New Roman"/>
-                <w:color w:val="C9D1D9"/>
-                <w:kern w:val="0"/>
-                <w:sz w:val="21"/>
-                <w:szCs w:val="21"/>
-                <w:lang w:eastAsia="en-IN"/>
-                <w14:ligatures w14:val="none"/>
-              </w:rPr>
-            </w:pPr>
-            <w:r>
-              <w:rPr>
-                <w:rFonts w:ascii="Consolas" w:eastAsia="Times New Roman" w:hAnsi="Consolas" w:cs="Times New Roman"/>
-                <w:color w:val="C9D1D9"/>
-                <w:kern w:val="0"/>
-                <w:sz w:val="21"/>
-                <w:szCs w:val="21"/>
-                <w:lang w:eastAsia="en-IN"/>
-                <w14:ligatures w14:val="none"/>
-              </w:rPr>
-              <w:t xml:space="preserve">  HTML: </w:t>
-            </w:r>
-            <w:r>
-              <w:rPr>
-                <w:rFonts w:ascii="Consolas" w:eastAsia="Times New Roman" w:hAnsi="Consolas" w:cs="Times New Roman"/>
-                <w:color w:val="A5D6FF"/>
-                <w:kern w:val="0"/>
-                <w:sz w:val="21"/>
-                <w:szCs w:val="21"/>
-                <w:lang w:eastAsia="en-IN"/>
-                <w14:ligatures w14:val="none"/>
-              </w:rPr>
-              <w:t>'#e34c26'</w:t>
-            </w:r>
-            <w:r>
-              <w:rPr>
-                <w:rFonts w:ascii="Consolas" w:eastAsia="Times New Roman" w:hAnsi="Consolas" w:cs="Times New Roman"/>
-                <w:color w:val="C9D1D9"/>
-                <w:kern w:val="0"/>
-                <w:sz w:val="21"/>
-                <w:szCs w:val="21"/>
-                <w:lang w:eastAsia="en-IN"/>
-                <w14:ligatures w14:val="none"/>
-              </w:rPr>
-              <w:t>,</w:t>
-            </w:r>
-          </w:p>
-          <w:p>
-            <w:pPr>
-              <w:shd w:val="clear" w:color="auto" w:fill="0D1117"/>
-              <w:spacing w:line="285" w:lineRule="atLeast"/>
-              <w:rPr>
-                <w:rFonts w:ascii="Consolas" w:eastAsia="Times New Roman" w:hAnsi="Consolas" w:cs="Times New Roman"/>
-                <w:color w:val="C9D1D9"/>
-                <w:kern w:val="0"/>
-                <w:sz w:val="21"/>
-                <w:szCs w:val="21"/>
-                <w:lang w:eastAsia="en-IN"/>
-                <w14:ligatures w14:val="none"/>
-              </w:rPr>
-            </w:pPr>
-            <w:r>
-              <w:rPr>
-                <w:rFonts w:ascii="Consolas" w:eastAsia="Times New Roman" w:hAnsi="Consolas" w:cs="Times New Roman"/>
-                <w:color w:val="C9D1D9"/>
-                <w:kern w:val="0"/>
-                <w:sz w:val="21"/>
-                <w:szCs w:val="21"/>
-                <w:lang w:eastAsia="en-IN"/>
-                <w14:ligatures w14:val="none"/>
-              </w:rPr>
-              <w:t xml:space="preserve">  CSS: </w:t>
-            </w:r>
-            <w:r>
-              <w:rPr>
-                <w:rFonts w:ascii="Consolas" w:eastAsia="Times New Roman" w:hAnsi="Consolas" w:cs="Times New Roman"/>
-                <w:color w:val="A5D6FF"/>
-                <w:kern w:val="0"/>
-                <w:sz w:val="21"/>
-                <w:szCs w:val="21"/>
-                <w:lang w:eastAsia="en-IN"/>
-                <w14:ligatures w14:val="none"/>
-              </w:rPr>
-              <w:t>'#563d7c'</w:t>
-            </w:r>
-            <w:r>
-              <w:rPr>
-                <w:rFonts w:ascii="Consolas" w:eastAsia="Times New Roman" w:hAnsi="Consolas" w:cs="Times New Roman"/>
-                <w:color w:val="C9D1D9"/>
-                <w:kern w:val="0"/>
-                <w:sz w:val="21"/>
-                <w:szCs w:val="21"/>
-                <w:lang w:eastAsia="en-IN"/>
-                <w14:ligatures w14:val="none"/>
-              </w:rPr>
-              <w:t>,</w:t>
-            </w:r>
-          </w:p>
-          <w:p>
-            <w:pPr>
-              <w:shd w:val="clear" w:color="auto" w:fill="0D1117"/>
-              <w:spacing w:line="285" w:lineRule="atLeast"/>
-              <w:rPr>
-                <w:rFonts w:ascii="Consolas" w:eastAsia="Times New Roman" w:hAnsi="Consolas" w:cs="Times New Roman"/>
-                <w:color w:val="C9D1D9"/>
-                <w:kern w:val="0"/>
-                <w:sz w:val="21"/>
-                <w:szCs w:val="21"/>
-                <w:lang w:eastAsia="en-IN"/>
-                <w14:ligatures w14:val="none"/>
-              </w:rPr>
-            </w:pPr>
-            <w:r>
-              <w:rPr>
-                <w:rFonts w:ascii="Consolas" w:eastAsia="Times New Roman" w:hAnsi="Consolas" w:cs="Times New Roman"/>
-                <w:color w:val="C9D1D9"/>
-                <w:kern w:val="0"/>
-                <w:sz w:val="21"/>
-                <w:szCs w:val="21"/>
-                <w:lang w:eastAsia="en-IN"/>
-                <w14:ligatures w14:val="none"/>
-              </w:rPr>
-              <w:t xml:space="preserve">  Jupyter: </w:t>
-            </w:r>
-            <w:r>
-              <w:rPr>
-                <w:rFonts w:ascii="Consolas" w:eastAsia="Times New Roman" w:hAnsi="Consolas" w:cs="Times New Roman"/>
-                <w:color w:val="A5D6FF"/>
-                <w:kern w:val="0"/>
-                <w:sz w:val="21"/>
-                <w:szCs w:val="21"/>
-                <w:lang w:eastAsia="en-IN"/>
-                <w14:ligatures w14:val="none"/>
-              </w:rPr>
-              <w:t>'#DA5B0B'</w:t>
-            </w:r>
-            <w:r>
-              <w:rPr>
-                <w:rFonts w:ascii="Consolas" w:eastAsia="Times New Roman" w:hAnsi="Consolas" w:cs="Times New Roman"/>
-                <w:color w:val="C9D1D9"/>
-                <w:kern w:val="0"/>
-                <w:sz w:val="21"/>
-                <w:szCs w:val="21"/>
-                <w:lang w:eastAsia="en-IN"/>
-                <w14:ligatures w14:val="none"/>
-              </w:rPr>
-              <w:t>,</w:t>
-            </w:r>
-          </w:p>
-          <w:p>
-            <w:pPr>
-              <w:shd w:val="clear" w:color="auto" w:fill="0D1117"/>
-              <w:spacing w:line="285" w:lineRule="atLeast"/>
-              <w:rPr>
-                <w:rFonts w:ascii="Consolas" w:eastAsia="Times New Roman" w:hAnsi="Consolas" w:cs="Times New Roman"/>
-                <w:color w:val="C9D1D9"/>
-                <w:kern w:val="0"/>
-                <w:sz w:val="21"/>
-                <w:szCs w:val="21"/>
-                <w:lang w:eastAsia="en-IN"/>
-                <w14:ligatures w14:val="none"/>
-              </w:rPr>
-            </w:pPr>
-            <w:r>
-              <w:rPr>
-                <w:rFonts w:ascii="Consolas" w:eastAsia="Times New Roman" w:hAnsi="Consolas" w:cs="Times New Roman"/>
-                <w:color w:val="C9D1D9"/>
-                <w:kern w:val="0"/>
-                <w:sz w:val="21"/>
-                <w:szCs w:val="21"/>
-                <w:lang w:eastAsia="en-IN"/>
-                <w14:ligatures w14:val="none"/>
-              </w:rPr>
-              <w:t xml:space="preserve">  </w:t>
-            </w:r>
-            <w:proofErr w:type="spellStart"/>
-            <w:r>
-              <w:rPr>
-                <w:rFonts w:ascii="Consolas" w:eastAsia="Times New Roman" w:hAnsi="Consolas" w:cs="Times New Roman"/>
-                <w:color w:val="C9D1D9"/>
-                <w:kern w:val="0"/>
-                <w:sz w:val="21"/>
-                <w:szCs w:val="21"/>
-                <w:lang w:eastAsia="en-IN"/>
-                <w14:ligatures w14:val="none"/>
-              </w:rPr>
-              <w:t>Dockerfile</w:t>
-            </w:r>
-            <w:proofErr w:type="spellEnd"/>
-            <w:r>
-              <w:rPr>
-                <w:rFonts w:ascii="Consolas" w:eastAsia="Times New Roman" w:hAnsi="Consolas" w:cs="Times New Roman"/>
-                <w:color w:val="C9D1D9"/>
-                <w:kern w:val="0"/>
-                <w:sz w:val="21"/>
-                <w:szCs w:val="21"/>
-                <w:lang w:eastAsia="en-IN"/>
-                <w14:ligatures w14:val="none"/>
-              </w:rPr>
-              <w:t xml:space="preserve">: </w:t>
-            </w:r>
-            <w:r>
-              <w:rPr>
-                <w:rFonts w:ascii="Consolas" w:eastAsia="Times New Roman" w:hAnsi="Consolas" w:cs="Times New Roman"/>
-                <w:color w:val="A5D6FF"/>
-                <w:kern w:val="0"/>
-                <w:sz w:val="21"/>
-                <w:szCs w:val="21"/>
-                <w:lang w:eastAsia="en-IN"/>
-                <w14:ligatures w14:val="none"/>
-              </w:rPr>
-              <w:t>'#384d54'</w:t>
-            </w:r>
-            <w:r>
-              <w:rPr>
-                <w:rFonts w:ascii="Consolas" w:eastAsia="Times New Roman" w:hAnsi="Consolas" w:cs="Times New Roman"/>
-                <w:color w:val="C9D1D9"/>
-                <w:kern w:val="0"/>
-                <w:sz w:val="21"/>
-                <w:szCs w:val="21"/>
-                <w:lang w:eastAsia="en-IN"/>
-                <w14:ligatures w14:val="none"/>
-              </w:rPr>
-              <w:t>,</w:t>
-            </w:r>
-          </w:p>
-          <w:p>
-            <w:pPr>
-              <w:shd w:val="clear" w:color="auto" w:fill="0D1117"/>
-              <w:spacing w:line="285" w:lineRule="atLeast"/>
-              <w:rPr>
-                <w:rFonts w:ascii="Consolas" w:eastAsia="Times New Roman" w:hAnsi="Consolas" w:cs="Times New Roman"/>
-                <w:color w:val="C9D1D9"/>
-                <w:kern w:val="0"/>
-                <w:sz w:val="21"/>
-                <w:szCs w:val="21"/>
-                <w:lang w:eastAsia="en-IN"/>
-                <w14:ligatures w14:val="none"/>
-              </w:rPr>
-            </w:pPr>
-            <w:r>
-              <w:rPr>
-                <w:rFonts w:ascii="Consolas" w:eastAsia="Times New Roman" w:hAnsi="Consolas" w:cs="Times New Roman"/>
-                <w:color w:val="C9D1D9"/>
-                <w:kern w:val="0"/>
-                <w:sz w:val="21"/>
-                <w:szCs w:val="21"/>
-                <w:lang w:eastAsia="en-IN"/>
-                <w14:ligatures w14:val="none"/>
-              </w:rPr>
-              <w:t>}</w:t>
-            </w:r>
-          </w:p>
-          <w:p>
-            <w:pPr>
-              <w:shd w:val="clear" w:color="auto" w:fill="0D1117"/>
-              <w:spacing w:line="285" w:lineRule="atLeast"/>
-              <w:rPr>
-                <w:rFonts w:ascii="Consolas" w:eastAsia="Times New Roman" w:hAnsi="Consolas" w:cs="Times New Roman"/>
-                <w:color w:val="C9D1D9"/>
-                <w:kern w:val="0"/>
-                <w:sz w:val="21"/>
-                <w:szCs w:val="21"/>
-                <w:lang w:eastAsia="en-IN"/>
-                <w14:ligatures w14:val="none"/>
-              </w:rPr>
-            </w:pPr>
-          </w:p>
-          <w:p>
-            <w:pPr>
-              <w:shd w:val="clear" w:color="auto" w:fill="0D1117"/>
-              <w:spacing w:line="285" w:lineRule="atLeast"/>
-              <w:rPr>
-                <w:rFonts w:ascii="Consolas" w:eastAsia="Times New Roman" w:hAnsi="Consolas" w:cs="Times New Roman"/>
-                <w:color w:val="C9D1D9"/>
-                <w:kern w:val="0"/>
-                <w:sz w:val="21"/>
-                <w:szCs w:val="21"/>
-                <w:lang w:eastAsia="en-IN"/>
-                <w14:ligatures w14:val="none"/>
-              </w:rPr>
-            </w:pPr>
-            <w:proofErr w:type="spellStart"/>
-            <w:r>
-              <w:rPr>
-                <w:rFonts w:ascii="Consolas" w:eastAsia="Times New Roman" w:hAnsi="Consolas" w:cs="Times New Roman"/>
-                <w:color w:val="EC8E2C"/>
-                <w:kern w:val="0"/>
-                <w:sz w:val="21"/>
-                <w:szCs w:val="21"/>
-                <w:lang w:eastAsia="en-IN"/>
-                <w14:ligatures w14:val="none"/>
-              </w:rPr>
-              <w:t>const</w:t>
-            </w:r>
-            <w:proofErr w:type="spellEnd"/>
-            <w:r>
-              <w:rPr>
-                <w:rFonts w:ascii="Consolas" w:eastAsia="Times New Roman" w:hAnsi="Consolas" w:cs="Times New Roman"/>
-                <w:color w:val="C9D1D9"/>
-                <w:kern w:val="0"/>
-                <w:sz w:val="21"/>
-                <w:szCs w:val="21"/>
-                <w:lang w:eastAsia="en-IN"/>
-                <w14:ligatures w14:val="none"/>
-              </w:rPr>
-              <w:t xml:space="preserve"> </w:t>
-            </w:r>
-            <w:proofErr w:type="spellStart"/>
-            <w:r>
-              <w:rPr>
-                <w:rFonts w:ascii="Consolas" w:eastAsia="Times New Roman" w:hAnsi="Consolas" w:cs="Times New Roman"/>
-                <w:color w:val="D2A8FF"/>
-                <w:kern w:val="0"/>
-                <w:sz w:val="21"/>
-                <w:szCs w:val="21"/>
-                <w:lang w:eastAsia="en-IN"/>
-                <w14:ligatures w14:val="none"/>
-              </w:rPr>
-              <w:t>RepoCard</w:t>
-            </w:r>
-            <w:proofErr w:type="spellEnd"/>
-            <w:r>
-              <w:rPr>
-                <w:rFonts w:ascii="Consolas" w:eastAsia="Times New Roman" w:hAnsi="Consolas" w:cs="Times New Roman"/>
-                <w:color w:val="C9D1D9"/>
-                <w:kern w:val="0"/>
-                <w:sz w:val="21"/>
-                <w:szCs w:val="21"/>
-                <w:lang w:eastAsia="en-IN"/>
-                <w14:ligatures w14:val="none"/>
-              </w:rPr>
-              <w:t xml:space="preserve"> </w:t>
-            </w:r>
-            <w:r>
-              <w:rPr>
-                <w:rFonts w:ascii="Consolas" w:eastAsia="Times New Roman" w:hAnsi="Consolas" w:cs="Times New Roman"/>
-                <w:color w:val="EC8E2C"/>
-                <w:kern w:val="0"/>
-                <w:sz w:val="21"/>
-                <w:szCs w:val="21"/>
-                <w:lang w:eastAsia="en-IN"/>
-                <w14:ligatures w14:val="none"/>
-              </w:rPr>
-              <w:t>=</w:t>
-            </w:r>
-            <w:r>
-              <w:rPr>
-                <w:rFonts w:ascii="Consolas" w:eastAsia="Times New Roman" w:hAnsi="Consolas" w:cs="Times New Roman"/>
-                <w:color w:val="C9D1D9"/>
-                <w:kern w:val="0"/>
-                <w:sz w:val="21"/>
-                <w:szCs w:val="21"/>
-                <w:lang w:eastAsia="en-IN"/>
-                <w14:ligatures w14:val="none"/>
-              </w:rPr>
-              <w:t xml:space="preserve"> </w:t>
-            </w:r>
-            <w:proofErr w:type="gramStart"/>
-            <w:r>
-              <w:rPr>
-                <w:rFonts w:ascii="Consolas" w:eastAsia="Times New Roman" w:hAnsi="Consolas" w:cs="Times New Roman"/>
-                <w:color w:val="C9D1D9"/>
-                <w:kern w:val="0"/>
-                <w:sz w:val="21"/>
-                <w:szCs w:val="21"/>
-                <w:lang w:eastAsia="en-IN"/>
-                <w14:ligatures w14:val="none"/>
-              </w:rPr>
-              <w:t xml:space="preserve">({ </w:t>
-            </w:r>
-            <w:r>
-              <w:rPr>
-                <w:rFonts w:ascii="Consolas" w:eastAsia="Times New Roman" w:hAnsi="Consolas" w:cs="Times New Roman"/>
-                <w:color w:val="FDAC54"/>
-                <w:kern w:val="0"/>
-                <w:sz w:val="21"/>
-                <w:szCs w:val="21"/>
-                <w:lang w:eastAsia="en-IN"/>
-                <w14:ligatures w14:val="none"/>
-              </w:rPr>
-              <w:t>repo</w:t>
-            </w:r>
-            <w:proofErr w:type="gramEnd"/>
-            <w:r>
-              <w:rPr>
-                <w:rFonts w:ascii="Consolas" w:eastAsia="Times New Roman" w:hAnsi="Consolas" w:cs="Times New Roman"/>
-                <w:color w:val="C9D1D9"/>
-                <w:kern w:val="0"/>
-                <w:sz w:val="21"/>
-                <w:szCs w:val="21"/>
-                <w:lang w:eastAsia="en-IN"/>
-                <w14:ligatures w14:val="none"/>
-              </w:rPr>
-              <w:t xml:space="preserve"> }) </w:t>
-            </w:r>
-            <w:r>
-              <w:rPr>
-                <w:rFonts w:ascii="Consolas" w:eastAsia="Times New Roman" w:hAnsi="Consolas" w:cs="Times New Roman"/>
-                <w:color w:val="EC8E2C"/>
-                <w:kern w:val="0"/>
-                <w:sz w:val="21"/>
-                <w:szCs w:val="21"/>
-                <w:lang w:eastAsia="en-IN"/>
-                <w14:ligatures w14:val="none"/>
-              </w:rPr>
-              <w:t>=&gt;</w:t>
-            </w:r>
-            <w:r>
-              <w:rPr>
-                <w:rFonts w:ascii="Consolas" w:eastAsia="Times New Roman" w:hAnsi="Consolas" w:cs="Times New Roman"/>
-                <w:color w:val="C9D1D9"/>
-                <w:kern w:val="0"/>
-                <w:sz w:val="21"/>
-                <w:szCs w:val="21"/>
-                <w:lang w:eastAsia="en-IN"/>
-                <w14:ligatures w14:val="none"/>
-              </w:rPr>
-              <w:t xml:space="preserve"> {</w:t>
-            </w:r>
-          </w:p>
-          <w:p>
-            <w:pPr>
-              <w:shd w:val="clear" w:color="auto" w:fill="0D1117"/>
-              <w:spacing w:line="285" w:lineRule="atLeast"/>
-              <w:rPr>
-                <w:rFonts w:ascii="Consolas" w:eastAsia="Times New Roman" w:hAnsi="Consolas" w:cs="Times New Roman"/>
-                <w:color w:val="C9D1D9"/>
-                <w:kern w:val="0"/>
-                <w:sz w:val="21"/>
-                <w:szCs w:val="21"/>
-                <w:lang w:eastAsia="en-IN"/>
-                <w14:ligatures w14:val="none"/>
-              </w:rPr>
-            </w:pPr>
-            <w:r>
-              <w:rPr>
-                <w:rFonts w:ascii="Consolas" w:eastAsia="Times New Roman" w:hAnsi="Consolas" w:cs="Times New Roman"/>
-                <w:color w:val="C9D1D9"/>
-                <w:kern w:val="0"/>
-                <w:sz w:val="21"/>
-                <w:szCs w:val="21"/>
-                <w:lang w:eastAsia="en-IN"/>
-                <w14:ligatures w14:val="none"/>
-              </w:rPr>
-              <w:t xml:space="preserve">  </w:t>
-            </w:r>
-            <w:proofErr w:type="spellStart"/>
-            <w:r>
-              <w:rPr>
-                <w:rFonts w:ascii="Consolas" w:eastAsia="Times New Roman" w:hAnsi="Consolas" w:cs="Times New Roman"/>
-                <w:color w:val="EC8E2C"/>
-                <w:kern w:val="0"/>
-                <w:sz w:val="21"/>
-                <w:szCs w:val="21"/>
-                <w:lang w:eastAsia="en-IN"/>
-                <w14:ligatures w14:val="none"/>
-              </w:rPr>
-              <w:t>const</w:t>
-            </w:r>
-            <w:proofErr w:type="spellEnd"/>
-            <w:r>
-              <w:rPr>
-                <w:rFonts w:ascii="Consolas" w:eastAsia="Times New Roman" w:hAnsi="Consolas" w:cs="Times New Roman"/>
-                <w:color w:val="C9D1D9"/>
-                <w:kern w:val="0"/>
-                <w:sz w:val="21"/>
-                <w:szCs w:val="21"/>
-                <w:lang w:eastAsia="en-IN"/>
-                <w14:ligatures w14:val="none"/>
-              </w:rPr>
-              <w:t xml:space="preserve"> {</w:t>
-            </w:r>
-          </w:p>
-          <w:p>
-            <w:pPr>
-              <w:shd w:val="clear" w:color="auto" w:fill="0D1117"/>
-              <w:spacing w:line="285" w:lineRule="atLeast"/>
-              <w:rPr>
-                <w:rFonts w:ascii="Consolas" w:eastAsia="Times New Roman" w:hAnsi="Consolas" w:cs="Times New Roman"/>
-                <w:color w:val="C9D1D9"/>
-                <w:kern w:val="0"/>
-                <w:sz w:val="21"/>
-                <w:szCs w:val="21"/>
-                <w:lang w:eastAsia="en-IN"/>
-                <w14:ligatures w14:val="none"/>
-              </w:rPr>
-            </w:pPr>
-            <w:r>
-              <w:rPr>
-                <w:rFonts w:ascii="Consolas" w:eastAsia="Times New Roman" w:hAnsi="Consolas" w:cs="Times New Roman"/>
-                <w:color w:val="C9D1D9"/>
-                <w:kern w:val="0"/>
-                <w:sz w:val="21"/>
-                <w:szCs w:val="21"/>
-                <w:lang w:eastAsia="en-IN"/>
-                <w14:ligatures w14:val="none"/>
-              </w:rPr>
-              <w:t xml:space="preserve">    </w:t>
-            </w:r>
-            <w:r>
-              <w:rPr>
-                <w:rFonts w:ascii="Consolas" w:eastAsia="Times New Roman" w:hAnsi="Consolas" w:cs="Times New Roman"/>
-                <w:color w:val="79C0FF"/>
-                <w:kern w:val="0"/>
-                <w:sz w:val="21"/>
-                <w:szCs w:val="21"/>
-                <w:lang w:eastAsia="en-IN"/>
-                <w14:ligatures w14:val="none"/>
-              </w:rPr>
-              <w:t>name</w:t>
-            </w:r>
-            <w:r>
-              <w:rPr>
-                <w:rFonts w:ascii="Consolas" w:eastAsia="Times New Roman" w:hAnsi="Consolas" w:cs="Times New Roman"/>
-                <w:color w:val="C9D1D9"/>
-                <w:kern w:val="0"/>
-                <w:sz w:val="21"/>
-                <w:szCs w:val="21"/>
-                <w:lang w:eastAsia="en-IN"/>
-                <w14:ligatures w14:val="none"/>
-              </w:rPr>
-              <w:t>,</w:t>
-            </w:r>
-          </w:p>
-          <w:p>
-            <w:pPr>
-              <w:shd w:val="clear" w:color="auto" w:fill="0D1117"/>
-              <w:spacing w:line="285" w:lineRule="atLeast"/>
-              <w:rPr>
-                <w:rFonts w:ascii="Consolas" w:eastAsia="Times New Roman" w:hAnsi="Consolas" w:cs="Times New Roman"/>
-                <w:color w:val="C9D1D9"/>
-                <w:kern w:val="0"/>
-                <w:sz w:val="21"/>
-                <w:szCs w:val="21"/>
-                <w:lang w:eastAsia="en-IN"/>
-                <w14:ligatures w14:val="none"/>
-              </w:rPr>
-            </w:pPr>
-            <w:r>
-              <w:rPr>
-                <w:rFonts w:ascii="Consolas" w:eastAsia="Times New Roman" w:hAnsi="Consolas" w:cs="Times New Roman"/>
-                <w:color w:val="C9D1D9"/>
-                <w:kern w:val="0"/>
-                <w:sz w:val="21"/>
-                <w:szCs w:val="21"/>
-                <w:lang w:eastAsia="en-IN"/>
-                <w14:ligatures w14:val="none"/>
-              </w:rPr>
-              <w:t xml:space="preserve">    </w:t>
-            </w:r>
-            <w:proofErr w:type="spellStart"/>
-            <w:r>
-              <w:rPr>
-                <w:rFonts w:ascii="Consolas" w:eastAsia="Times New Roman" w:hAnsi="Consolas" w:cs="Times New Roman"/>
-                <w:color w:val="FDAC54"/>
-                <w:kern w:val="0"/>
-                <w:sz w:val="21"/>
-                <w:szCs w:val="21"/>
-                <w:lang w:eastAsia="en-IN"/>
-                <w14:ligatures w14:val="none"/>
-              </w:rPr>
-              <w:t>html_url</w:t>
-            </w:r>
-            <w:proofErr w:type="spellEnd"/>
-            <w:r>
-              <w:rPr>
-                <w:rFonts w:ascii="Consolas" w:eastAsia="Times New Roman" w:hAnsi="Consolas" w:cs="Times New Roman"/>
-                <w:color w:val="C9D1D9"/>
-                <w:kern w:val="0"/>
-                <w:sz w:val="21"/>
-                <w:szCs w:val="21"/>
-                <w:lang w:eastAsia="en-IN"/>
-                <w14:ligatures w14:val="none"/>
-              </w:rPr>
-              <w:t xml:space="preserve">: </w:t>
-            </w:r>
-            <w:proofErr w:type="spellStart"/>
-            <w:r>
-              <w:rPr>
-                <w:rFonts w:ascii="Consolas" w:eastAsia="Times New Roman" w:hAnsi="Consolas" w:cs="Times New Roman"/>
-                <w:color w:val="79C0FF"/>
-                <w:kern w:val="0"/>
-                <w:sz w:val="21"/>
-                <w:szCs w:val="21"/>
-                <w:lang w:eastAsia="en-IN"/>
-                <w14:ligatures w14:val="none"/>
-              </w:rPr>
-              <w:t>url</w:t>
-            </w:r>
-            <w:proofErr w:type="spellEnd"/>
-            <w:r>
-              <w:rPr>
-                <w:rFonts w:ascii="Consolas" w:eastAsia="Times New Roman" w:hAnsi="Consolas" w:cs="Times New Roman"/>
-                <w:color w:val="C9D1D9"/>
-                <w:kern w:val="0"/>
-                <w:sz w:val="21"/>
-                <w:szCs w:val="21"/>
-                <w:lang w:eastAsia="en-IN"/>
-                <w14:ligatures w14:val="none"/>
-              </w:rPr>
-              <w:t>,</w:t>
-            </w:r>
-          </w:p>
-          <w:p>
-            <w:pPr>
-              <w:shd w:val="clear" w:color="auto" w:fill="0D1117"/>
-              <w:spacing w:line="285" w:lineRule="atLeast"/>
-              <w:rPr>
-                <w:rFonts w:ascii="Consolas" w:eastAsia="Times New Roman" w:hAnsi="Consolas" w:cs="Times New Roman"/>
-                <w:color w:val="C9D1D9"/>
-                <w:kern w:val="0"/>
-                <w:sz w:val="21"/>
-                <w:szCs w:val="21"/>
-                <w:lang w:eastAsia="en-IN"/>
-                <w14:ligatures w14:val="none"/>
-              </w:rPr>
-            </w:pPr>
-            <w:r>
-              <w:rPr>
-                <w:rFonts w:ascii="Consolas" w:eastAsia="Times New Roman" w:hAnsi="Consolas" w:cs="Times New Roman"/>
-                <w:color w:val="C9D1D9"/>
-                <w:kern w:val="0"/>
-                <w:sz w:val="21"/>
-                <w:szCs w:val="21"/>
-                <w:lang w:eastAsia="en-IN"/>
-                <w14:ligatures w14:val="none"/>
-              </w:rPr>
-              <w:t xml:space="preserve">    </w:t>
-            </w:r>
-            <w:r>
-              <w:rPr>
-                <w:rFonts w:ascii="Consolas" w:eastAsia="Times New Roman" w:hAnsi="Consolas" w:cs="Times New Roman"/>
-                <w:color w:val="79C0FF"/>
-                <w:kern w:val="0"/>
-                <w:sz w:val="21"/>
-                <w:szCs w:val="21"/>
-                <w:lang w:eastAsia="en-IN"/>
-                <w14:ligatures w14:val="none"/>
-              </w:rPr>
-              <w:t>description</w:t>
-            </w:r>
-            <w:r>
-              <w:rPr>
-                <w:rFonts w:ascii="Consolas" w:eastAsia="Times New Roman" w:hAnsi="Consolas" w:cs="Times New Roman"/>
-                <w:color w:val="C9D1D9"/>
-                <w:kern w:val="0"/>
-                <w:sz w:val="21"/>
-                <w:szCs w:val="21"/>
-                <w:lang w:eastAsia="en-IN"/>
-                <w14:ligatures w14:val="none"/>
-              </w:rPr>
-              <w:t>,</w:t>
-            </w:r>
-          </w:p>
-          <w:p>
-            <w:pPr>
-              <w:shd w:val="clear" w:color="auto" w:fill="0D1117"/>
-              <w:spacing w:line="285" w:lineRule="atLeast"/>
-              <w:rPr>
-                <w:rFonts w:ascii="Consolas" w:eastAsia="Times New Roman" w:hAnsi="Consolas" w:cs="Times New Roman"/>
-                <w:color w:val="C9D1D9"/>
-                <w:kern w:val="0"/>
-                <w:sz w:val="21"/>
-                <w:szCs w:val="21"/>
-                <w:lang w:eastAsia="en-IN"/>
-                <w14:ligatures w14:val="none"/>
-              </w:rPr>
-            </w:pPr>
-            <w:r>
-              <w:rPr>
-                <w:rFonts w:ascii="Consolas" w:eastAsia="Times New Roman" w:hAnsi="Consolas" w:cs="Times New Roman"/>
-                <w:color w:val="C9D1D9"/>
-                <w:kern w:val="0"/>
-                <w:sz w:val="21"/>
-                <w:szCs w:val="21"/>
-                <w:lang w:eastAsia="en-IN"/>
-                <w14:ligatures w14:val="none"/>
-              </w:rPr>
-              <w:t xml:space="preserve">    </w:t>
-            </w:r>
-            <w:proofErr w:type="spellStart"/>
-            <w:r>
-              <w:rPr>
-                <w:rFonts w:ascii="Consolas" w:eastAsia="Times New Roman" w:hAnsi="Consolas" w:cs="Times New Roman"/>
-                <w:color w:val="FDAC54"/>
-                <w:kern w:val="0"/>
-                <w:sz w:val="21"/>
-                <w:szCs w:val="21"/>
-                <w:lang w:eastAsia="en-IN"/>
-                <w14:ligatures w14:val="none"/>
-              </w:rPr>
-              <w:t>stargazers_count</w:t>
-            </w:r>
-            <w:proofErr w:type="spellEnd"/>
-            <w:r>
-              <w:rPr>
-                <w:rFonts w:ascii="Consolas" w:eastAsia="Times New Roman" w:hAnsi="Consolas" w:cs="Times New Roman"/>
-                <w:color w:val="C9D1D9"/>
-                <w:kern w:val="0"/>
-                <w:sz w:val="21"/>
-                <w:szCs w:val="21"/>
-                <w:lang w:eastAsia="en-IN"/>
-                <w14:ligatures w14:val="none"/>
-              </w:rPr>
-              <w:t xml:space="preserve">: </w:t>
-            </w:r>
-            <w:r>
-              <w:rPr>
-                <w:rFonts w:ascii="Consolas" w:eastAsia="Times New Roman" w:hAnsi="Consolas" w:cs="Times New Roman"/>
-                <w:color w:val="79C0FF"/>
-                <w:kern w:val="0"/>
-                <w:sz w:val="21"/>
-                <w:szCs w:val="21"/>
-                <w:lang w:eastAsia="en-IN"/>
-                <w14:ligatures w14:val="none"/>
-              </w:rPr>
-              <w:t>stars</w:t>
-            </w:r>
-            <w:r>
-              <w:rPr>
-                <w:rFonts w:ascii="Consolas" w:eastAsia="Times New Roman" w:hAnsi="Consolas" w:cs="Times New Roman"/>
-                <w:color w:val="C9D1D9"/>
-                <w:kern w:val="0"/>
-                <w:sz w:val="21"/>
-                <w:szCs w:val="21"/>
-                <w:lang w:eastAsia="en-IN"/>
-                <w14:ligatures w14:val="none"/>
-              </w:rPr>
-              <w:t xml:space="preserve"> </w:t>
-            </w:r>
-            <w:r>
-              <w:rPr>
-                <w:rFonts w:ascii="Consolas" w:eastAsia="Times New Roman" w:hAnsi="Consolas" w:cs="Times New Roman"/>
-                <w:color w:val="EC8E2C"/>
-                <w:kern w:val="0"/>
-                <w:sz w:val="21"/>
-                <w:szCs w:val="21"/>
-                <w:lang w:eastAsia="en-IN"/>
-                <w14:ligatures w14:val="none"/>
-              </w:rPr>
-              <w:t>=</w:t>
-            </w:r>
-            <w:r>
-              <w:rPr>
-                <w:rFonts w:ascii="Consolas" w:eastAsia="Times New Roman" w:hAnsi="Consolas" w:cs="Times New Roman"/>
-                <w:color w:val="C9D1D9"/>
-                <w:kern w:val="0"/>
-                <w:sz w:val="21"/>
-                <w:szCs w:val="21"/>
-                <w:lang w:eastAsia="en-IN"/>
-                <w14:ligatures w14:val="none"/>
-              </w:rPr>
-              <w:t xml:space="preserve"> </w:t>
-            </w:r>
-            <w:r>
-              <w:rPr>
-                <w:rFonts w:ascii="Consolas" w:eastAsia="Times New Roman" w:hAnsi="Consolas" w:cs="Times New Roman"/>
-                <w:color w:val="79C0FF"/>
-                <w:kern w:val="0"/>
-                <w:sz w:val="21"/>
-                <w:szCs w:val="21"/>
-                <w:lang w:eastAsia="en-IN"/>
-                <w14:ligatures w14:val="none"/>
-              </w:rPr>
-              <w:t>0</w:t>
-            </w:r>
-            <w:r>
-              <w:rPr>
-                <w:rFonts w:ascii="Consolas" w:eastAsia="Times New Roman" w:hAnsi="Consolas" w:cs="Times New Roman"/>
-                <w:color w:val="C9D1D9"/>
-                <w:kern w:val="0"/>
-                <w:sz w:val="21"/>
-                <w:szCs w:val="21"/>
-                <w:lang w:eastAsia="en-IN"/>
-                <w14:ligatures w14:val="none"/>
-              </w:rPr>
-              <w:t>,</w:t>
-            </w:r>
-          </w:p>
-          <w:p>
-            <w:pPr>
-              <w:shd w:val="clear" w:color="auto" w:fill="0D1117"/>
-              <w:spacing w:line="285" w:lineRule="atLeast"/>
-              <w:rPr>
-                <w:rFonts w:ascii="Consolas" w:eastAsia="Times New Roman" w:hAnsi="Consolas" w:cs="Times New Roman"/>
-                <w:color w:val="C9D1D9"/>
-                <w:kern w:val="0"/>
-                <w:sz w:val="21"/>
-                <w:szCs w:val="21"/>
-                <w:lang w:eastAsia="en-IN"/>
-                <w14:ligatures w14:val="none"/>
-              </w:rPr>
-            </w:pPr>
-            <w:r>
-              <w:rPr>
-                <w:rFonts w:ascii="Consolas" w:eastAsia="Times New Roman" w:hAnsi="Consolas" w:cs="Times New Roman"/>
-                <w:color w:val="C9D1D9"/>
-                <w:kern w:val="0"/>
-                <w:sz w:val="21"/>
-                <w:szCs w:val="21"/>
-                <w:lang w:eastAsia="en-IN"/>
-                <w14:ligatures w14:val="none"/>
-              </w:rPr>
-              <w:t xml:space="preserve">    </w:t>
-            </w:r>
-            <w:proofErr w:type="spellStart"/>
-            <w:r>
-              <w:rPr>
-                <w:rFonts w:ascii="Consolas" w:eastAsia="Times New Roman" w:hAnsi="Consolas" w:cs="Times New Roman"/>
-                <w:color w:val="FDAC54"/>
-                <w:kern w:val="0"/>
-                <w:sz w:val="21"/>
-                <w:szCs w:val="21"/>
-                <w:lang w:eastAsia="en-IN"/>
-                <w14:ligatures w14:val="none"/>
-              </w:rPr>
-              <w:t>forks_count</w:t>
-            </w:r>
-            <w:proofErr w:type="spellEnd"/>
-            <w:r>
-              <w:rPr>
-                <w:rFonts w:ascii="Consolas" w:eastAsia="Times New Roman" w:hAnsi="Consolas" w:cs="Times New Roman"/>
-                <w:color w:val="C9D1D9"/>
-                <w:kern w:val="0"/>
-                <w:sz w:val="21"/>
-                <w:szCs w:val="21"/>
-                <w:lang w:eastAsia="en-IN"/>
-                <w14:ligatures w14:val="none"/>
-              </w:rPr>
-              <w:t xml:space="preserve">: </w:t>
-            </w:r>
-            <w:r>
-              <w:rPr>
-                <w:rFonts w:ascii="Consolas" w:eastAsia="Times New Roman" w:hAnsi="Consolas" w:cs="Times New Roman"/>
-                <w:color w:val="79C0FF"/>
-                <w:kern w:val="0"/>
-                <w:sz w:val="21"/>
-                <w:szCs w:val="21"/>
-                <w:lang w:eastAsia="en-IN"/>
-                <w14:ligatures w14:val="none"/>
-              </w:rPr>
-              <w:t>forks</w:t>
-            </w:r>
-            <w:r>
-              <w:rPr>
-                <w:rFonts w:ascii="Consolas" w:eastAsia="Times New Roman" w:hAnsi="Consolas" w:cs="Times New Roman"/>
-                <w:color w:val="C9D1D9"/>
-                <w:kern w:val="0"/>
-                <w:sz w:val="21"/>
-                <w:szCs w:val="21"/>
-                <w:lang w:eastAsia="en-IN"/>
-                <w14:ligatures w14:val="none"/>
-              </w:rPr>
-              <w:t xml:space="preserve"> </w:t>
-            </w:r>
-            <w:r>
-              <w:rPr>
-                <w:rFonts w:ascii="Consolas" w:eastAsia="Times New Roman" w:hAnsi="Consolas" w:cs="Times New Roman"/>
-                <w:color w:val="EC8E2C"/>
-                <w:kern w:val="0"/>
-                <w:sz w:val="21"/>
-                <w:szCs w:val="21"/>
-                <w:lang w:eastAsia="en-IN"/>
-                <w14:ligatures w14:val="none"/>
-              </w:rPr>
-              <w:t>=</w:t>
-            </w:r>
-            <w:r>
-              <w:rPr>
-                <w:rFonts w:ascii="Consolas" w:eastAsia="Times New Roman" w:hAnsi="Consolas" w:cs="Times New Roman"/>
-                <w:color w:val="C9D1D9"/>
-                <w:kern w:val="0"/>
-                <w:sz w:val="21"/>
-                <w:szCs w:val="21"/>
-                <w:lang w:eastAsia="en-IN"/>
-                <w14:ligatures w14:val="none"/>
-              </w:rPr>
-              <w:t xml:space="preserve"> </w:t>
-            </w:r>
-            <w:r>
-              <w:rPr>
-                <w:rFonts w:ascii="Consolas" w:eastAsia="Times New Roman" w:hAnsi="Consolas" w:cs="Times New Roman"/>
-                <w:color w:val="79C0FF"/>
-                <w:kern w:val="0"/>
-                <w:sz w:val="21"/>
-                <w:szCs w:val="21"/>
-                <w:lang w:eastAsia="en-IN"/>
-                <w14:ligatures w14:val="none"/>
-              </w:rPr>
-              <w:t>0</w:t>
-            </w:r>
-            <w:r>
-              <w:rPr>
-                <w:rFonts w:ascii="Consolas" w:eastAsia="Times New Roman" w:hAnsi="Consolas" w:cs="Times New Roman"/>
-                <w:color w:val="C9D1D9"/>
-                <w:kern w:val="0"/>
-                <w:sz w:val="21"/>
-                <w:szCs w:val="21"/>
-                <w:lang w:eastAsia="en-IN"/>
-                <w14:ligatures w14:val="none"/>
-              </w:rPr>
-              <w:t>,</w:t>
-            </w:r>
-          </w:p>
-          <w:p>
-            <w:pPr>
-              <w:shd w:val="clear" w:color="auto" w:fill="0D1117"/>
-              <w:spacing w:line="285" w:lineRule="atLeast"/>
-              <w:rPr>
-                <w:rFonts w:ascii="Consolas" w:eastAsia="Times New Roman" w:hAnsi="Consolas" w:cs="Times New Roman"/>
-                <w:color w:val="C9D1D9"/>
-                <w:kern w:val="0"/>
-                <w:sz w:val="21"/>
-                <w:szCs w:val="21"/>
-                <w:lang w:eastAsia="en-IN"/>
-                <w14:ligatures w14:val="none"/>
-              </w:rPr>
-            </w:pPr>
-            <w:r>
-              <w:rPr>
-                <w:rFonts w:ascii="Consolas" w:eastAsia="Times New Roman" w:hAnsi="Consolas" w:cs="Times New Roman"/>
-                <w:color w:val="C9D1D9"/>
-                <w:kern w:val="0"/>
-                <w:sz w:val="21"/>
-                <w:szCs w:val="21"/>
-                <w:lang w:eastAsia="en-IN"/>
-                <w14:ligatures w14:val="none"/>
-              </w:rPr>
-              <w:t xml:space="preserve">    </w:t>
-            </w:r>
-            <w:r>
-              <w:rPr>
-                <w:rFonts w:ascii="Consolas" w:eastAsia="Times New Roman" w:hAnsi="Consolas" w:cs="Times New Roman"/>
-                <w:color w:val="79C0FF"/>
-                <w:kern w:val="0"/>
-                <w:sz w:val="21"/>
-                <w:szCs w:val="21"/>
-                <w:lang w:eastAsia="en-IN"/>
-                <w14:ligatures w14:val="none"/>
-              </w:rPr>
-              <w:t>language</w:t>
-            </w:r>
-            <w:r>
-              <w:rPr>
-                <w:rFonts w:ascii="Consolas" w:eastAsia="Times New Roman" w:hAnsi="Consolas" w:cs="Times New Roman"/>
-                <w:color w:val="C9D1D9"/>
-                <w:kern w:val="0"/>
-                <w:sz w:val="21"/>
-                <w:szCs w:val="21"/>
-                <w:lang w:eastAsia="en-IN"/>
-                <w14:ligatures w14:val="none"/>
-              </w:rPr>
-              <w:t>,</w:t>
-            </w:r>
-          </w:p>
-          <w:p>
-            <w:pPr>
-              <w:shd w:val="clear" w:color="auto" w:fill="0D1117"/>
-              <w:spacing w:line="285" w:lineRule="atLeast"/>
-              <w:rPr>
-                <w:rFonts w:ascii="Consolas" w:eastAsia="Times New Roman" w:hAnsi="Consolas" w:cs="Times New Roman"/>
-                <w:color w:val="C9D1D9"/>
-                <w:kern w:val="0"/>
-                <w:sz w:val="21"/>
-                <w:szCs w:val="21"/>
-                <w:lang w:eastAsia="en-IN"/>
-                <w14:ligatures w14:val="none"/>
-              </w:rPr>
-            </w:pPr>
-            <w:r>
-              <w:rPr>
-                <w:rFonts w:ascii="Consolas" w:eastAsia="Times New Roman" w:hAnsi="Consolas" w:cs="Times New Roman"/>
-                <w:color w:val="C9D1D9"/>
-                <w:kern w:val="0"/>
-                <w:sz w:val="21"/>
-                <w:szCs w:val="21"/>
-                <w:lang w:eastAsia="en-IN"/>
-                <w14:ligatures w14:val="none"/>
-              </w:rPr>
-              <w:t xml:space="preserve">  } </w:t>
-            </w:r>
-            <w:r>
-              <w:rPr>
-                <w:rFonts w:ascii="Consolas" w:eastAsia="Times New Roman" w:hAnsi="Consolas" w:cs="Times New Roman"/>
-                <w:color w:val="EC8E2C"/>
-                <w:kern w:val="0"/>
-                <w:sz w:val="21"/>
-                <w:szCs w:val="21"/>
-                <w:lang w:eastAsia="en-IN"/>
-                <w14:ligatures w14:val="none"/>
-              </w:rPr>
-              <w:t>=</w:t>
-            </w:r>
-            <w:r>
-              <w:rPr>
-                <w:rFonts w:ascii="Consolas" w:eastAsia="Times New Roman" w:hAnsi="Consolas" w:cs="Times New Roman"/>
-                <w:color w:val="C9D1D9"/>
-                <w:kern w:val="0"/>
-                <w:sz w:val="21"/>
-                <w:szCs w:val="21"/>
-                <w:lang w:eastAsia="en-IN"/>
-                <w14:ligatures w14:val="none"/>
-              </w:rPr>
-              <w:t xml:space="preserve"> </w:t>
-            </w:r>
-            <w:r>
-              <w:rPr>
-                <w:rFonts w:ascii="Consolas" w:eastAsia="Times New Roman" w:hAnsi="Consolas" w:cs="Times New Roman"/>
-                <w:color w:val="FDAC54"/>
-                <w:kern w:val="0"/>
-                <w:sz w:val="21"/>
-                <w:szCs w:val="21"/>
-                <w:lang w:eastAsia="en-IN"/>
-                <w14:ligatures w14:val="none"/>
-              </w:rPr>
-              <w:t>repo</w:t>
-            </w:r>
-          </w:p>
-          <w:p>
-            <w:pPr>
-              <w:shd w:val="clear" w:color="auto" w:fill="0D1117"/>
-              <w:spacing w:line="285" w:lineRule="atLeast"/>
-              <w:rPr>
-                <w:rFonts w:ascii="Consolas" w:eastAsia="Times New Roman" w:hAnsi="Consolas" w:cs="Times New Roman"/>
-                <w:color w:val="C9D1D9"/>
-                <w:kern w:val="0"/>
-                <w:sz w:val="21"/>
-                <w:szCs w:val="21"/>
-                <w:lang w:eastAsia="en-IN"/>
-                <w14:ligatures w14:val="none"/>
-              </w:rPr>
-            </w:pPr>
-          </w:p>
-          <w:p>
-            <w:pPr>
-              <w:shd w:val="clear" w:color="auto" w:fill="0D1117"/>
-              <w:spacing w:line="285" w:lineRule="atLeast"/>
-              <w:rPr>
-                <w:rFonts w:ascii="Consolas" w:eastAsia="Times New Roman" w:hAnsi="Consolas" w:cs="Times New Roman"/>
-                <w:color w:val="C9D1D9"/>
-                <w:kern w:val="0"/>
-                <w:sz w:val="21"/>
-                <w:szCs w:val="21"/>
-                <w:lang w:eastAsia="en-IN"/>
-                <w14:ligatures w14:val="none"/>
-              </w:rPr>
-            </w:pPr>
-            <w:r>
-              <w:rPr>
-                <w:rFonts w:ascii="Consolas" w:eastAsia="Times New Roman" w:hAnsi="Consolas" w:cs="Times New Roman"/>
-                <w:color w:val="C9D1D9"/>
-                <w:kern w:val="0"/>
-                <w:sz w:val="21"/>
-                <w:szCs w:val="21"/>
-                <w:lang w:eastAsia="en-IN"/>
-                <w14:ligatures w14:val="none"/>
-              </w:rPr>
-              <w:t xml:space="preserve">  </w:t>
-            </w:r>
-            <w:r>
-              <w:rPr>
-                <w:rFonts w:ascii="Consolas" w:eastAsia="Times New Roman" w:hAnsi="Consolas" w:cs="Times New Roman"/>
-                <w:color w:val="EC8E2C"/>
-                <w:kern w:val="0"/>
-                <w:sz w:val="21"/>
-                <w:szCs w:val="21"/>
-                <w:lang w:eastAsia="en-IN"/>
-                <w14:ligatures w14:val="none"/>
-              </w:rPr>
-              <w:t>return</w:t>
-            </w:r>
-            <w:r>
-              <w:rPr>
-                <w:rFonts w:ascii="Consolas" w:eastAsia="Times New Roman" w:hAnsi="Consolas" w:cs="Times New Roman"/>
-                <w:color w:val="C9D1D9"/>
-                <w:kern w:val="0"/>
-                <w:sz w:val="21"/>
-                <w:szCs w:val="21"/>
-                <w:lang w:eastAsia="en-IN"/>
-                <w14:ligatures w14:val="none"/>
-              </w:rPr>
-              <w:t xml:space="preserve"> (</w:t>
-            </w:r>
-          </w:p>
-          <w:p>
-            <w:pPr>
-              <w:shd w:val="clear" w:color="auto" w:fill="0D1117"/>
-              <w:spacing w:line="285" w:lineRule="atLeast"/>
-              <w:rPr>
-                <w:rFonts w:ascii="Consolas" w:eastAsia="Times New Roman" w:hAnsi="Consolas" w:cs="Times New Roman"/>
-                <w:color w:val="C9D1D9"/>
-                <w:kern w:val="0"/>
-                <w:sz w:val="21"/>
-                <w:szCs w:val="21"/>
-                <w:lang w:eastAsia="en-IN"/>
-                <w14:ligatures w14:val="none"/>
-              </w:rPr>
-            </w:pPr>
-            <w:r>
-              <w:rPr>
-                <w:rFonts w:ascii="Consolas" w:eastAsia="Times New Roman" w:hAnsi="Consolas" w:cs="Times New Roman"/>
-                <w:color w:val="C9D1D9"/>
-                <w:kern w:val="0"/>
-                <w:sz w:val="21"/>
-                <w:szCs w:val="21"/>
-                <w:lang w:eastAsia="en-IN"/>
-                <w14:ligatures w14:val="none"/>
-              </w:rPr>
-              <w:t>    &lt;</w:t>
-            </w:r>
-            <w:proofErr w:type="spellStart"/>
-            <w:proofErr w:type="gramStart"/>
-            <w:r>
-              <w:rPr>
-                <w:rFonts w:ascii="Consolas" w:eastAsia="Times New Roman" w:hAnsi="Consolas" w:cs="Times New Roman"/>
-                <w:color w:val="A5D6FF"/>
-                <w:kern w:val="0"/>
-                <w:sz w:val="21"/>
-                <w:szCs w:val="21"/>
-                <w:lang w:eastAsia="en-IN"/>
-                <w14:ligatures w14:val="none"/>
-              </w:rPr>
-              <w:t>motion.article</w:t>
-            </w:r>
-            <w:proofErr w:type="spellEnd"/>
-            <w:proofErr w:type="gramEnd"/>
-          </w:p>
-          <w:p>
-            <w:pPr>
-              <w:shd w:val="clear" w:color="auto" w:fill="0D1117"/>
-              <w:spacing w:line="285" w:lineRule="atLeast"/>
-              <w:rPr>
-                <w:rFonts w:ascii="Consolas" w:eastAsia="Times New Roman" w:hAnsi="Consolas" w:cs="Times New Roman"/>
-                <w:color w:val="C9D1D9"/>
-                <w:kern w:val="0"/>
-                <w:sz w:val="21"/>
-                <w:szCs w:val="21"/>
-                <w:lang w:eastAsia="en-IN"/>
-                <w14:ligatures w14:val="none"/>
-              </w:rPr>
-            </w:pPr>
-            <w:r>
-              <w:rPr>
-                <w:rFonts w:ascii="Consolas" w:eastAsia="Times New Roman" w:hAnsi="Consolas" w:cs="Times New Roman"/>
-                <w:color w:val="C9D1D9"/>
-                <w:kern w:val="0"/>
-                <w:sz w:val="21"/>
-                <w:szCs w:val="21"/>
-                <w:lang w:eastAsia="en-IN"/>
-                <w14:ligatures w14:val="none"/>
-              </w:rPr>
-              <w:t xml:space="preserve">      </w:t>
-            </w:r>
-            <w:proofErr w:type="spellStart"/>
-            <w:r>
-              <w:rPr>
-                <w:rFonts w:ascii="Consolas" w:eastAsia="Times New Roman" w:hAnsi="Consolas" w:cs="Times New Roman"/>
-                <w:color w:val="79C0FF"/>
-                <w:kern w:val="0"/>
-                <w:sz w:val="21"/>
-                <w:szCs w:val="21"/>
-                <w:lang w:eastAsia="en-IN"/>
-                <w14:ligatures w14:val="none"/>
-              </w:rPr>
-              <w:t>whileHover</w:t>
-            </w:r>
-            <w:proofErr w:type="spellEnd"/>
-            <w:proofErr w:type="gramStart"/>
-            <w:r>
-              <w:rPr>
-                <w:rFonts w:ascii="Consolas" w:eastAsia="Times New Roman" w:hAnsi="Consolas" w:cs="Times New Roman"/>
-                <w:color w:val="EC8E2C"/>
-                <w:kern w:val="0"/>
-                <w:sz w:val="21"/>
-                <w:szCs w:val="21"/>
-                <w:lang w:eastAsia="en-IN"/>
-                <w14:ligatures w14:val="none"/>
-              </w:rPr>
-              <w:t>={</w:t>
-            </w:r>
-            <w:r>
-              <w:rPr>
-                <w:rFonts w:ascii="Consolas" w:eastAsia="Times New Roman" w:hAnsi="Consolas" w:cs="Times New Roman"/>
-                <w:color w:val="C9D1D9"/>
-                <w:kern w:val="0"/>
-                <w:sz w:val="21"/>
-                <w:szCs w:val="21"/>
-                <w:lang w:eastAsia="en-IN"/>
-                <w14:ligatures w14:val="none"/>
-              </w:rPr>
-              <w:t>{ y</w:t>
-            </w:r>
-            <w:proofErr w:type="gramEnd"/>
-            <w:r>
-              <w:rPr>
-                <w:rFonts w:ascii="Consolas" w:eastAsia="Times New Roman" w:hAnsi="Consolas" w:cs="Times New Roman"/>
-                <w:color w:val="C9D1D9"/>
-                <w:kern w:val="0"/>
-                <w:sz w:val="21"/>
-                <w:szCs w:val="21"/>
-                <w:lang w:eastAsia="en-IN"/>
-                <w14:ligatures w14:val="none"/>
-              </w:rPr>
-              <w:t xml:space="preserve">: </w:t>
-            </w:r>
-            <w:r>
-              <w:rPr>
-                <w:rFonts w:ascii="Consolas" w:eastAsia="Times New Roman" w:hAnsi="Consolas" w:cs="Times New Roman"/>
-                <w:color w:val="EC8E2C"/>
-                <w:kern w:val="0"/>
-                <w:sz w:val="21"/>
-                <w:szCs w:val="21"/>
-                <w:lang w:eastAsia="en-IN"/>
-                <w14:ligatures w14:val="none"/>
-              </w:rPr>
-              <w:t>-</w:t>
-            </w:r>
-            <w:proofErr w:type="gramStart"/>
-            <w:r>
-              <w:rPr>
-                <w:rFonts w:ascii="Consolas" w:eastAsia="Times New Roman" w:hAnsi="Consolas" w:cs="Times New Roman"/>
-                <w:color w:val="79C0FF"/>
-                <w:kern w:val="0"/>
-                <w:sz w:val="21"/>
-                <w:szCs w:val="21"/>
-                <w:lang w:eastAsia="en-IN"/>
-                <w14:ligatures w14:val="none"/>
-              </w:rPr>
-              <w:t>6</w:t>
-            </w:r>
-            <w:r>
-              <w:rPr>
-                <w:rFonts w:ascii="Consolas" w:eastAsia="Times New Roman" w:hAnsi="Consolas" w:cs="Times New Roman"/>
-                <w:color w:val="C9D1D9"/>
-                <w:kern w:val="0"/>
-                <w:sz w:val="21"/>
-                <w:szCs w:val="21"/>
-                <w:lang w:eastAsia="en-IN"/>
-                <w14:ligatures w14:val="none"/>
-              </w:rPr>
-              <w:t xml:space="preserve"> }</w:t>
-            </w:r>
-            <w:proofErr w:type="gramEnd"/>
-            <w:r>
-              <w:rPr>
-                <w:rFonts w:ascii="Consolas" w:eastAsia="Times New Roman" w:hAnsi="Consolas" w:cs="Times New Roman"/>
-                <w:color w:val="EC8E2C"/>
-                <w:kern w:val="0"/>
-                <w:sz w:val="21"/>
-                <w:szCs w:val="21"/>
-                <w:lang w:eastAsia="en-IN"/>
-                <w14:ligatures w14:val="none"/>
-              </w:rPr>
-              <w:t>}</w:t>
-            </w:r>
-          </w:p>
-          <w:p>
-            <w:pPr>
-              <w:shd w:val="clear" w:color="auto" w:fill="0D1117"/>
-              <w:spacing w:line="285" w:lineRule="atLeast"/>
-              <w:rPr>
-                <w:rFonts w:ascii="Consolas" w:eastAsia="Times New Roman" w:hAnsi="Consolas" w:cs="Times New Roman"/>
-                <w:color w:val="C9D1D9"/>
-                <w:kern w:val="0"/>
-                <w:sz w:val="21"/>
-                <w:szCs w:val="21"/>
-                <w:lang w:eastAsia="en-IN"/>
-                <w14:ligatures w14:val="none"/>
-              </w:rPr>
-            </w:pPr>
-            <w:r>
-              <w:rPr>
-                <w:rFonts w:ascii="Consolas" w:eastAsia="Times New Roman" w:hAnsi="Consolas" w:cs="Times New Roman"/>
-                <w:color w:val="C9D1D9"/>
-                <w:kern w:val="0"/>
-                <w:sz w:val="21"/>
-                <w:szCs w:val="21"/>
-                <w:lang w:eastAsia="en-IN"/>
-                <w14:ligatures w14:val="none"/>
-              </w:rPr>
-              <w:t xml:space="preserve">      </w:t>
-            </w:r>
-            <w:r>
-              <w:rPr>
-                <w:rFonts w:ascii="Consolas" w:eastAsia="Times New Roman" w:hAnsi="Consolas" w:cs="Times New Roman"/>
-                <w:color w:val="79C0FF"/>
-                <w:kern w:val="0"/>
-                <w:sz w:val="21"/>
-                <w:szCs w:val="21"/>
-                <w:lang w:eastAsia="en-IN"/>
-                <w14:ligatures w14:val="none"/>
-              </w:rPr>
-              <w:t>transition</w:t>
-            </w:r>
-            <w:proofErr w:type="gramStart"/>
-            <w:r>
-              <w:rPr>
-                <w:rFonts w:ascii="Consolas" w:eastAsia="Times New Roman" w:hAnsi="Consolas" w:cs="Times New Roman"/>
-                <w:color w:val="EC8E2C"/>
-                <w:kern w:val="0"/>
-                <w:sz w:val="21"/>
-                <w:szCs w:val="21"/>
-                <w:lang w:eastAsia="en-IN"/>
-                <w14:ligatures w14:val="none"/>
-              </w:rPr>
-              <w:t>={</w:t>
-            </w:r>
-            <w:r>
-              <w:rPr>
-                <w:rFonts w:ascii="Consolas" w:eastAsia="Times New Roman" w:hAnsi="Consolas" w:cs="Times New Roman"/>
-                <w:color w:val="C9D1D9"/>
-                <w:kern w:val="0"/>
-                <w:sz w:val="21"/>
-                <w:szCs w:val="21"/>
-                <w:lang w:eastAsia="en-IN"/>
-                <w14:ligatures w14:val="none"/>
-              </w:rPr>
-              <w:t>{ duration</w:t>
-            </w:r>
-            <w:proofErr w:type="gramEnd"/>
-            <w:r>
-              <w:rPr>
-                <w:rFonts w:ascii="Consolas" w:eastAsia="Times New Roman" w:hAnsi="Consolas" w:cs="Times New Roman"/>
-                <w:color w:val="C9D1D9"/>
-                <w:kern w:val="0"/>
-                <w:sz w:val="21"/>
-                <w:szCs w:val="21"/>
-                <w:lang w:eastAsia="en-IN"/>
-                <w14:ligatures w14:val="none"/>
-              </w:rPr>
-              <w:t xml:space="preserve">: </w:t>
-            </w:r>
-            <w:r>
-              <w:rPr>
-                <w:rFonts w:ascii="Consolas" w:eastAsia="Times New Roman" w:hAnsi="Consolas" w:cs="Times New Roman"/>
-                <w:color w:val="79C0FF"/>
-                <w:kern w:val="0"/>
-                <w:sz w:val="21"/>
-                <w:szCs w:val="21"/>
-                <w:lang w:eastAsia="en-IN"/>
-                <w14:ligatures w14:val="none"/>
-              </w:rPr>
-              <w:t>0.3</w:t>
-            </w:r>
-            <w:r>
-              <w:rPr>
-                <w:rFonts w:ascii="Consolas" w:eastAsia="Times New Roman" w:hAnsi="Consolas" w:cs="Times New Roman"/>
-                <w:color w:val="C9D1D9"/>
-                <w:kern w:val="0"/>
-                <w:sz w:val="21"/>
-                <w:szCs w:val="21"/>
-                <w:lang w:eastAsia="en-IN"/>
-                <w14:ligatures w14:val="none"/>
-              </w:rPr>
-              <w:t>, ease: [</w:t>
-            </w:r>
-            <w:r>
-              <w:rPr>
-                <w:rFonts w:ascii="Consolas" w:eastAsia="Times New Roman" w:hAnsi="Consolas" w:cs="Times New Roman"/>
-                <w:color w:val="79C0FF"/>
-                <w:kern w:val="0"/>
-                <w:sz w:val="21"/>
-                <w:szCs w:val="21"/>
-                <w:lang w:eastAsia="en-IN"/>
-                <w14:ligatures w14:val="none"/>
-              </w:rPr>
-              <w:t>0.22</w:t>
-            </w:r>
-            <w:r>
-              <w:rPr>
-                <w:rFonts w:ascii="Consolas" w:eastAsia="Times New Roman" w:hAnsi="Consolas" w:cs="Times New Roman"/>
-                <w:color w:val="C9D1D9"/>
-                <w:kern w:val="0"/>
-                <w:sz w:val="21"/>
-                <w:szCs w:val="21"/>
-                <w:lang w:eastAsia="en-IN"/>
-                <w14:ligatures w14:val="none"/>
-              </w:rPr>
-              <w:t xml:space="preserve">, </w:t>
-            </w:r>
-            <w:r>
-              <w:rPr>
-                <w:rFonts w:ascii="Consolas" w:eastAsia="Times New Roman" w:hAnsi="Consolas" w:cs="Times New Roman"/>
-                <w:color w:val="79C0FF"/>
-                <w:kern w:val="0"/>
-                <w:sz w:val="21"/>
-                <w:szCs w:val="21"/>
-                <w:lang w:eastAsia="en-IN"/>
-                <w14:ligatures w14:val="none"/>
-              </w:rPr>
-              <w:t>1</w:t>
-            </w:r>
-            <w:r>
-              <w:rPr>
-                <w:rFonts w:ascii="Consolas" w:eastAsia="Times New Roman" w:hAnsi="Consolas" w:cs="Times New Roman"/>
-                <w:color w:val="C9D1D9"/>
-                <w:kern w:val="0"/>
-                <w:sz w:val="21"/>
-                <w:szCs w:val="21"/>
-                <w:lang w:eastAsia="en-IN"/>
-                <w14:ligatures w14:val="none"/>
-              </w:rPr>
-              <w:t xml:space="preserve">, </w:t>
-            </w:r>
-            <w:r>
-              <w:rPr>
-                <w:rFonts w:ascii="Consolas" w:eastAsia="Times New Roman" w:hAnsi="Consolas" w:cs="Times New Roman"/>
-                <w:color w:val="79C0FF"/>
-                <w:kern w:val="0"/>
-                <w:sz w:val="21"/>
-                <w:szCs w:val="21"/>
-                <w:lang w:eastAsia="en-IN"/>
-                <w14:ligatures w14:val="none"/>
-              </w:rPr>
-              <w:t>0.36</w:t>
-            </w:r>
-            <w:r>
-              <w:rPr>
-                <w:rFonts w:ascii="Consolas" w:eastAsia="Times New Roman" w:hAnsi="Consolas" w:cs="Times New Roman"/>
-                <w:color w:val="C9D1D9"/>
-                <w:kern w:val="0"/>
-                <w:sz w:val="21"/>
-                <w:szCs w:val="21"/>
-                <w:lang w:eastAsia="en-IN"/>
-                <w14:ligatures w14:val="none"/>
-              </w:rPr>
-              <w:t xml:space="preserve">, </w:t>
-            </w:r>
-            <w:r>
-              <w:rPr>
-                <w:rFonts w:ascii="Consolas" w:eastAsia="Times New Roman" w:hAnsi="Consolas" w:cs="Times New Roman"/>
-                <w:color w:val="79C0FF"/>
-                <w:kern w:val="0"/>
-                <w:sz w:val="21"/>
-                <w:szCs w:val="21"/>
-                <w:lang w:eastAsia="en-IN"/>
-                <w14:ligatures w14:val="none"/>
-              </w:rPr>
-              <w:t>1</w:t>
-            </w:r>
-            <w:proofErr w:type="gramStart"/>
-            <w:r>
-              <w:rPr>
-                <w:rFonts w:ascii="Consolas" w:eastAsia="Times New Roman" w:hAnsi="Consolas" w:cs="Times New Roman"/>
-                <w:color w:val="C9D1D9"/>
-                <w:kern w:val="0"/>
-                <w:sz w:val="21"/>
-                <w:szCs w:val="21"/>
-                <w:lang w:eastAsia="en-IN"/>
-                <w14:ligatures w14:val="none"/>
-              </w:rPr>
-              <w:t>] }</w:t>
-            </w:r>
-            <w:proofErr w:type="gramEnd"/>
-            <w:r>
-              <w:rPr>
-                <w:rFonts w:ascii="Consolas" w:eastAsia="Times New Roman" w:hAnsi="Consolas" w:cs="Times New Roman"/>
-                <w:color w:val="EC8E2C"/>
-                <w:kern w:val="0"/>
-                <w:sz w:val="21"/>
-                <w:szCs w:val="21"/>
-                <w:lang w:eastAsia="en-IN"/>
-                <w14:ligatures w14:val="none"/>
-              </w:rPr>
-              <w:t>}</w:t>
-            </w:r>
-          </w:p>
-          <w:p>
-            <w:pPr>
-              <w:shd w:val="clear" w:color="auto" w:fill="0D1117"/>
-              <w:spacing w:line="285" w:lineRule="atLeast"/>
-              <w:rPr>
-                <w:rFonts w:ascii="Consolas" w:eastAsia="Times New Roman" w:hAnsi="Consolas" w:cs="Times New Roman"/>
-                <w:color w:val="C9D1D9"/>
-                <w:kern w:val="0"/>
-                <w:sz w:val="21"/>
-                <w:szCs w:val="21"/>
-                <w:lang w:eastAsia="en-IN"/>
-                <w14:ligatures w14:val="none"/>
-              </w:rPr>
-            </w:pPr>
-            <w:r>
-              <w:rPr>
-                <w:rFonts w:ascii="Consolas" w:eastAsia="Times New Roman" w:hAnsi="Consolas" w:cs="Times New Roman"/>
-                <w:color w:val="C9D1D9"/>
-                <w:kern w:val="0"/>
-                <w:sz w:val="21"/>
-                <w:szCs w:val="21"/>
-                <w:lang w:eastAsia="en-IN"/>
-                <w14:ligatures w14:val="none"/>
-              </w:rPr>
-              <w:t xml:space="preserve">      </w:t>
-            </w:r>
-            <w:proofErr w:type="spellStart"/>
-            <w:r>
-              <w:rPr>
-                <w:rFonts w:ascii="Consolas" w:eastAsia="Times New Roman" w:hAnsi="Consolas" w:cs="Times New Roman"/>
-                <w:color w:val="79C0FF"/>
-                <w:kern w:val="0"/>
-                <w:sz w:val="21"/>
-                <w:szCs w:val="21"/>
-                <w:lang w:eastAsia="en-IN"/>
-                <w14:ligatures w14:val="none"/>
-              </w:rPr>
-              <w:t>className</w:t>
-            </w:r>
-            <w:proofErr w:type="spellEnd"/>
-            <w:r>
-              <w:rPr>
-                <w:rFonts w:ascii="Consolas" w:eastAsia="Times New Roman" w:hAnsi="Consolas" w:cs="Times New Roman"/>
-                <w:color w:val="EC8E2C"/>
-                <w:kern w:val="0"/>
-                <w:sz w:val="21"/>
-                <w:szCs w:val="21"/>
-                <w:lang w:eastAsia="en-IN"/>
-                <w14:ligatures w14:val="none"/>
-              </w:rPr>
-              <w:t>=</w:t>
-            </w:r>
-            <w:r>
-              <w:rPr>
-                <w:rFonts w:ascii="Consolas" w:eastAsia="Times New Roman" w:hAnsi="Consolas" w:cs="Times New Roman"/>
-                <w:color w:val="A5D6FF"/>
-                <w:kern w:val="0"/>
-                <w:sz w:val="21"/>
-                <w:szCs w:val="21"/>
-                <w:lang w:eastAsia="en-IN"/>
-                <w14:ligatures w14:val="none"/>
-              </w:rPr>
-              <w:t xml:space="preserve">"surface-raised group flex h-full flex-col p-6 transition-shadow duration-300 </w:t>
-            </w:r>
-            <w:proofErr w:type="spellStart"/>
-            <w:proofErr w:type="gramStart"/>
-            <w:r>
-              <w:rPr>
-                <w:rFonts w:ascii="Consolas" w:eastAsia="Times New Roman" w:hAnsi="Consolas" w:cs="Times New Roman"/>
-                <w:color w:val="A5D6FF"/>
-                <w:kern w:val="0"/>
-                <w:sz w:val="21"/>
-                <w:szCs w:val="21"/>
-                <w:lang w:eastAsia="en-IN"/>
-                <w14:ligatures w14:val="none"/>
-              </w:rPr>
-              <w:t>hover:shadow</w:t>
-            </w:r>
-            <w:proofErr w:type="gramEnd"/>
-            <w:r>
-              <w:rPr>
-                <w:rFonts w:ascii="Consolas" w:eastAsia="Times New Roman" w:hAnsi="Consolas" w:cs="Times New Roman"/>
-                <w:color w:val="A5D6FF"/>
-                <w:kern w:val="0"/>
-                <w:sz w:val="21"/>
-                <w:szCs w:val="21"/>
-                <w:lang w:eastAsia="en-IN"/>
-                <w14:ligatures w14:val="none"/>
-              </w:rPr>
-              <w:t>-hover</w:t>
-            </w:r>
-            <w:proofErr w:type="spellEnd"/>
-            <w:r>
-              <w:rPr>
-                <w:rFonts w:ascii="Consolas" w:eastAsia="Times New Roman" w:hAnsi="Consolas" w:cs="Times New Roman"/>
-                <w:color w:val="A5D6FF"/>
-                <w:kern w:val="0"/>
-                <w:sz w:val="21"/>
-                <w:szCs w:val="21"/>
-                <w:lang w:eastAsia="en-IN"/>
-                <w14:ligatures w14:val="none"/>
-              </w:rPr>
-              <w:t>"</w:t>
-            </w:r>
-          </w:p>
-          <w:p>
-            <w:pPr>
-              <w:shd w:val="clear" w:color="auto" w:fill="0D1117"/>
-              <w:spacing w:line="285" w:lineRule="atLeast"/>
-              <w:rPr>
-                <w:rFonts w:ascii="Consolas" w:eastAsia="Times New Roman" w:hAnsi="Consolas" w:cs="Times New Roman"/>
-                <w:color w:val="C9D1D9"/>
-                <w:kern w:val="0"/>
-                <w:sz w:val="21"/>
-                <w:szCs w:val="21"/>
-                <w:lang w:eastAsia="en-IN"/>
-                <w14:ligatures w14:val="none"/>
-              </w:rPr>
-            </w:pPr>
-            <w:r>
-              <w:rPr>
-                <w:rFonts w:ascii="Consolas" w:eastAsia="Times New Roman" w:hAnsi="Consolas" w:cs="Times New Roman"/>
-                <w:color w:val="C9D1D9"/>
-                <w:kern w:val="0"/>
-                <w:sz w:val="21"/>
-                <w:szCs w:val="21"/>
-                <w:lang w:eastAsia="en-IN"/>
-                <w14:ligatures w14:val="none"/>
-              </w:rPr>
-              <w:t>    &gt;</w:t>
-            </w:r>
-          </w:p>
-          <w:p>
-            <w:pPr>
-              <w:shd w:val="clear" w:color="auto" w:fill="0D1117"/>
-              <w:spacing w:line="285" w:lineRule="atLeast"/>
-              <w:rPr>
-                <w:rFonts w:ascii="Consolas" w:eastAsia="Times New Roman" w:hAnsi="Consolas" w:cs="Times New Roman"/>
-                <w:color w:val="C9D1D9"/>
-                <w:kern w:val="0"/>
-                <w:sz w:val="21"/>
-                <w:szCs w:val="21"/>
-                <w:lang w:eastAsia="en-IN"/>
-                <w14:ligatures w14:val="none"/>
-              </w:rPr>
-            </w:pPr>
-            <w:r>
-              <w:rPr>
-                <w:rFonts w:ascii="Consolas" w:eastAsia="Times New Roman" w:hAnsi="Consolas" w:cs="Times New Roman"/>
-                <w:color w:val="C9D1D9"/>
-                <w:kern w:val="0"/>
-                <w:sz w:val="21"/>
-                <w:szCs w:val="21"/>
-                <w:lang w:eastAsia="en-IN"/>
-                <w14:ligatures w14:val="none"/>
-              </w:rPr>
-              <w:t>      &lt;</w:t>
-            </w:r>
-            <w:r>
-              <w:rPr>
-                <w:rFonts w:ascii="Consolas" w:eastAsia="Times New Roman" w:hAnsi="Consolas" w:cs="Times New Roman"/>
-                <w:color w:val="A5D6FF"/>
-                <w:kern w:val="0"/>
-                <w:sz w:val="21"/>
-                <w:szCs w:val="21"/>
-                <w:lang w:eastAsia="en-IN"/>
-                <w14:ligatures w14:val="none"/>
-              </w:rPr>
-              <w:t>div</w:t>
-            </w:r>
-            <w:r>
-              <w:rPr>
-                <w:rFonts w:ascii="Consolas" w:eastAsia="Times New Roman" w:hAnsi="Consolas" w:cs="Times New Roman"/>
-                <w:color w:val="C9D1D9"/>
-                <w:kern w:val="0"/>
-                <w:sz w:val="21"/>
-                <w:szCs w:val="21"/>
-                <w:lang w:eastAsia="en-IN"/>
-                <w14:ligatures w14:val="none"/>
-              </w:rPr>
-              <w:t xml:space="preserve"> </w:t>
-            </w:r>
-            <w:proofErr w:type="spellStart"/>
-            <w:r>
-              <w:rPr>
-                <w:rFonts w:ascii="Consolas" w:eastAsia="Times New Roman" w:hAnsi="Consolas" w:cs="Times New Roman"/>
-                <w:color w:val="79C0FF"/>
-                <w:kern w:val="0"/>
-                <w:sz w:val="21"/>
-                <w:szCs w:val="21"/>
-                <w:lang w:eastAsia="en-IN"/>
-                <w14:ligatures w14:val="none"/>
-              </w:rPr>
-              <w:t>className</w:t>
-            </w:r>
-            <w:proofErr w:type="spellEnd"/>
-            <w:r>
-              <w:rPr>
-                <w:rFonts w:ascii="Consolas" w:eastAsia="Times New Roman" w:hAnsi="Consolas" w:cs="Times New Roman"/>
-                <w:color w:val="EC8E2C"/>
-                <w:kern w:val="0"/>
-                <w:sz w:val="21"/>
-                <w:szCs w:val="21"/>
-                <w:lang w:eastAsia="en-IN"/>
-                <w14:ligatures w14:val="none"/>
-              </w:rPr>
-              <w:t>=</w:t>
-            </w:r>
-            <w:r>
-              <w:rPr>
-                <w:rFonts w:ascii="Consolas" w:eastAsia="Times New Roman" w:hAnsi="Consolas" w:cs="Times New Roman"/>
-                <w:color w:val="A5D6FF"/>
-                <w:kern w:val="0"/>
-                <w:sz w:val="21"/>
-                <w:szCs w:val="21"/>
-                <w:lang w:eastAsia="en-IN"/>
-                <w14:ligatures w14:val="none"/>
-              </w:rPr>
-              <w:t>"flex items-start justify-between gap-3"</w:t>
+                <w:color w:val="A5D6FF"/>
+                <w:kern w:val="0"/>
+                <w:sz w:val="21"/>
+                <w:szCs w:val="21"/>
+                <w:lang w:eastAsia="en-IN"/>
+                <w14:ligatures w14:val="none"/>
+              </w:rPr>
+              <w:t>"size-4 text-bronze"</w:t>
+            </w:r>
+            <w:r>
+              <w:rPr>
+                <w:rFonts w:ascii="Consolas" w:eastAsia="Times New Roman" w:hAnsi="Consolas" w:cs="Times New Roman"/>
+                <w:color w:val="C9D1D9"/>
+                <w:kern w:val="0"/>
+                <w:sz w:val="21"/>
+                <w:szCs w:val="21"/>
+                <w:lang w:eastAsia="en-IN"/>
+                <w14:ligatures w14:val="none"/>
+              </w:rPr>
+              <w:t xml:space="preserve"> /&gt;</w:t>
+            </w:r>
+          </w:p>
+          <w:p>
+            <w:pPr>
+              <w:shd w:val="clear" w:color="auto" w:fill="0D1117"/>
+              <w:spacing w:line="285" w:lineRule="atLeast"/>
+              <w:rPr>
+                <w:rFonts w:ascii="Consolas" w:eastAsia="Times New Roman" w:hAnsi="Consolas" w:cs="Times New Roman"/>
+                <w:color w:val="C9D1D9"/>
+                <w:kern w:val="0"/>
+                <w:sz w:val="21"/>
+                <w:szCs w:val="21"/>
+                <w:lang w:eastAsia="en-IN"/>
+                <w14:ligatures w14:val="none"/>
+              </w:rPr>
+            </w:pPr>
+            <w:r>
+              <w:rPr>
+                <w:rFonts w:ascii="Consolas" w:eastAsia="Times New Roman" w:hAnsi="Consolas" w:cs="Times New Roman"/>
+                <w:color w:val="C9D1D9"/>
+                <w:kern w:val="0"/>
+                <w:sz w:val="21"/>
+                <w:szCs w:val="21"/>
+                <w:lang w:eastAsia="en-IN"/>
+                <w14:ligatures w14:val="none"/>
+              </w:rPr>
+              <w:t>          &lt;/</w:t>
+            </w:r>
+            <w:r>
+              <w:rPr>
+                <w:rFonts w:ascii="Consolas" w:eastAsia="Times New Roman" w:hAnsi="Consolas" w:cs="Times New Roman"/>
+                <w:color w:val="A5D6FF"/>
+                <w:kern w:val="0"/>
+                <w:sz w:val="21"/>
+                <w:szCs w:val="21"/>
+                <w:lang w:eastAsia="en-IN"/>
+                <w14:ligatures w14:val="none"/>
+              </w:rPr>
+              <w:t>span</w:t>
             </w:r>
             <w:r>
               <w:rPr>
@@ -2836,133 +3081,6 @@
                 <w:lang w:eastAsia="en-IN"/>
                 <w14:ligatures w14:val="none"/>
               </w:rPr>
-              <w:t>        &lt;</w:t>
-            </w:r>
-            <w:r>
-              <w:rPr>
-                <w:rFonts w:ascii="Consolas" w:eastAsia="Times New Roman" w:hAnsi="Consolas" w:cs="Times New Roman"/>
-                <w:color w:val="A5D6FF"/>
-                <w:kern w:val="0"/>
-                <w:sz w:val="21"/>
-                <w:szCs w:val="21"/>
-                <w:lang w:eastAsia="en-IN"/>
-                <w14:ligatures w14:val="none"/>
-              </w:rPr>
-              <w:t>div</w:t>
-            </w:r>
-            <w:r>
-              <w:rPr>
-                <w:rFonts w:ascii="Consolas" w:eastAsia="Times New Roman" w:hAnsi="Consolas" w:cs="Times New Roman"/>
-                <w:color w:val="C9D1D9"/>
-                <w:kern w:val="0"/>
-                <w:sz w:val="21"/>
-                <w:szCs w:val="21"/>
-                <w:lang w:eastAsia="en-IN"/>
-                <w14:ligatures w14:val="none"/>
-              </w:rPr>
-              <w:t xml:space="preserve"> </w:t>
-            </w:r>
-            <w:proofErr w:type="spellStart"/>
-            <w:r>
-              <w:rPr>
-                <w:rFonts w:ascii="Consolas" w:eastAsia="Times New Roman" w:hAnsi="Consolas" w:cs="Times New Roman"/>
-                <w:color w:val="79C0FF"/>
-                <w:kern w:val="0"/>
-                <w:sz w:val="21"/>
-                <w:szCs w:val="21"/>
-                <w:lang w:eastAsia="en-IN"/>
-                <w14:ligatures w14:val="none"/>
-              </w:rPr>
-              <w:t>className</w:t>
-            </w:r>
-            <w:proofErr w:type="spellEnd"/>
-            <w:r>
-              <w:rPr>
-                <w:rFonts w:ascii="Consolas" w:eastAsia="Times New Roman" w:hAnsi="Consolas" w:cs="Times New Roman"/>
-                <w:color w:val="EC8E2C"/>
-                <w:kern w:val="0"/>
-                <w:sz w:val="21"/>
-                <w:szCs w:val="21"/>
-                <w:lang w:eastAsia="en-IN"/>
-                <w14:ligatures w14:val="none"/>
-              </w:rPr>
-              <w:t>=</w:t>
-            </w:r>
-            <w:r>
-              <w:rPr>
-                <w:rFonts w:ascii="Consolas" w:eastAsia="Times New Roman" w:hAnsi="Consolas" w:cs="Times New Roman"/>
-                <w:color w:val="A5D6FF"/>
-                <w:kern w:val="0"/>
-                <w:sz w:val="21"/>
-                <w:szCs w:val="21"/>
-                <w:lang w:eastAsia="en-IN"/>
-                <w14:ligatures w14:val="none"/>
-              </w:rPr>
-              <w:t>"flex items-</w:t>
-            </w:r>
-            <w:proofErr w:type="spellStart"/>
-            <w:r>
-              <w:rPr>
-                <w:rFonts w:ascii="Consolas" w:eastAsia="Times New Roman" w:hAnsi="Consolas" w:cs="Times New Roman"/>
-                <w:color w:val="A5D6FF"/>
-                <w:kern w:val="0"/>
-                <w:sz w:val="21"/>
-                <w:szCs w:val="21"/>
-                <w:lang w:eastAsia="en-IN"/>
-                <w14:ligatures w14:val="none"/>
-              </w:rPr>
-              <w:t>center</w:t>
-            </w:r>
-            <w:proofErr w:type="spellEnd"/>
-            <w:r>
-              <w:rPr>
-                <w:rFonts w:ascii="Consolas" w:eastAsia="Times New Roman" w:hAnsi="Consolas" w:cs="Times New Roman"/>
-                <w:color w:val="A5D6FF"/>
-                <w:kern w:val="0"/>
-                <w:sz w:val="21"/>
-                <w:szCs w:val="21"/>
-                <w:lang w:eastAsia="en-IN"/>
-                <w14:ligatures w14:val="none"/>
-              </w:rPr>
-              <w:t xml:space="preserve"> gap-2.5"</w:t>
-            </w:r>
-            <w:r>
-              <w:rPr>
-                <w:rFonts w:ascii="Consolas" w:eastAsia="Times New Roman" w:hAnsi="Consolas" w:cs="Times New Roman"/>
-                <w:color w:val="C9D1D9"/>
-                <w:kern w:val="0"/>
-                <w:sz w:val="21"/>
-                <w:szCs w:val="21"/>
-                <w:lang w:eastAsia="en-IN"/>
-                <w14:ligatures w14:val="none"/>
-              </w:rPr>
-              <w:t>&gt;</w:t>
-            </w:r>
-          </w:p>
-          <w:p>
-            <w:pPr>
-              <w:shd w:val="clear" w:color="auto" w:fill="0D1117"/>
-              <w:spacing w:line="285" w:lineRule="atLeast"/>
-              <w:rPr>
-                <w:rFonts w:ascii="Consolas" w:eastAsia="Times New Roman" w:hAnsi="Consolas" w:cs="Times New Roman"/>
-                <w:color w:val="C9D1D9"/>
-                <w:kern w:val="0"/>
-                <w:sz w:val="21"/>
-                <w:szCs w:val="21"/>
-                <w:lang w:eastAsia="en-IN"/>
-                <w14:ligatures w14:val="none"/>
-              </w:rPr>
-            </w:pPr>
-            <w:r>
-              <w:rPr>
-                <w:rFonts w:ascii="Consolas" w:eastAsia="Times New Roman" w:hAnsi="Consolas" w:cs="Times New Roman"/>
-                <w:color w:val="C9D1D9"/>
-                <w:kern w:val="0"/>
-                <w:sz w:val="21"/>
-                <w:szCs w:val="21"/>
-                <w:lang w:eastAsia="en-IN"/>
-                <w14:ligatures w14:val="none"/>
-              </w:rPr>
               <w:t>          &lt;</w:t>
             </w:r>
             <w:r>
@@ -2975,545 +3093,7 @@
                 <w:lang w:eastAsia="en-IN"/>
                 <w14:ligatures w14:val="none"/>
               </w:rPr>
-              <w:t>span</w:t>
-            </w:r>
-            <w:r>
-              <w:rPr>
-                <w:rFonts w:ascii="Consolas" w:eastAsia="Times New Roman" w:hAnsi="Consolas" w:cs="Times New Roman"/>
-                <w:color w:val="C9D1D9"/>
-                <w:kern w:val="0"/>
-                <w:sz w:val="21"/>
-                <w:szCs w:val="21"/>
-                <w:lang w:eastAsia="en-IN"/>
-                <w14:ligatures w14:val="none"/>
-              </w:rPr>
-              <w:t xml:space="preserve"> </w:t>
-            </w:r>
-            <w:proofErr w:type="spellStart"/>
-            <w:r>
-              <w:rPr>
-                <w:rFonts w:ascii="Consolas" w:eastAsia="Times New Roman" w:hAnsi="Consolas" w:cs="Times New Roman"/>
-                <w:color w:val="79C0FF"/>
-                <w:kern w:val="0"/>
-                <w:sz w:val="21"/>
-                <w:szCs w:val="21"/>
-                <w:lang w:eastAsia="en-IN"/>
-                <w14:ligatures w14:val="none"/>
-              </w:rPr>
-              <w:t>className</w:t>
-            </w:r>
-            <w:proofErr w:type="spellEnd"/>
-            <w:r>
-              <w:rPr>
-                <w:rFonts w:ascii="Consolas" w:eastAsia="Times New Roman" w:hAnsi="Consolas" w:cs="Times New Roman"/>
-                <w:color w:val="EC8E2C"/>
-                <w:kern w:val="0"/>
-                <w:sz w:val="21"/>
-                <w:szCs w:val="21"/>
-                <w:lang w:eastAsia="en-IN"/>
-                <w14:ligatures w14:val="none"/>
-              </w:rPr>
-              <w:t>=</w:t>
-            </w:r>
-            <w:r>
-              <w:rPr>
-                <w:rFonts w:ascii="Consolas" w:eastAsia="Times New Roman" w:hAnsi="Consolas" w:cs="Times New Roman"/>
-                <w:color w:val="A5D6FF"/>
-                <w:kern w:val="0"/>
-                <w:sz w:val="21"/>
-                <w:szCs w:val="21"/>
-                <w:lang w:eastAsia="en-IN"/>
-                <w14:ligatures w14:val="none"/>
-              </w:rPr>
-              <w:t>"</w:t>
-            </w:r>
-            <w:proofErr w:type="spellStart"/>
-            <w:r>
-              <w:rPr>
-                <w:rFonts w:ascii="Consolas" w:eastAsia="Times New Roman" w:hAnsi="Consolas" w:cs="Times New Roman"/>
-                <w:color w:val="A5D6FF"/>
-                <w:kern w:val="0"/>
-                <w:sz w:val="21"/>
-                <w:szCs w:val="21"/>
-                <w:lang w:eastAsia="en-IN"/>
-                <w14:ligatures w14:val="none"/>
-              </w:rPr>
-              <w:t>btn</w:t>
-            </w:r>
-            <w:proofErr w:type="spellEnd"/>
-            <w:r>
-              <w:rPr>
-                <w:rFonts w:ascii="Consolas" w:eastAsia="Times New Roman" w:hAnsi="Consolas" w:cs="Times New Roman"/>
-                <w:color w:val="A5D6FF"/>
-                <w:kern w:val="0"/>
-                <w:sz w:val="21"/>
-                <w:szCs w:val="21"/>
-                <w:lang w:eastAsia="en-IN"/>
-                <w14:ligatures w14:val="none"/>
-              </w:rPr>
-              <w:t>-secondary inline-flex shrink-0 rounded-</w:t>
-            </w:r>
-            <w:proofErr w:type="spellStart"/>
-            <w:r>
-              <w:rPr>
-                <w:rFonts w:ascii="Consolas" w:eastAsia="Times New Roman" w:hAnsi="Consolas" w:cs="Times New Roman"/>
-                <w:color w:val="A5D6FF"/>
-                <w:kern w:val="0"/>
-                <w:sz w:val="21"/>
-                <w:szCs w:val="21"/>
-                <w:lang w:eastAsia="en-IN"/>
-                <w14:ligatures w14:val="none"/>
-              </w:rPr>
-              <w:t>lg</w:t>
-            </w:r>
-            <w:proofErr w:type="spellEnd"/>
-            <w:r>
-              <w:rPr>
-                <w:rFonts w:ascii="Consolas" w:eastAsia="Times New Roman" w:hAnsi="Consolas" w:cs="Times New Roman"/>
-                <w:color w:val="A5D6FF"/>
-                <w:kern w:val="0"/>
-                <w:sz w:val="21"/>
-                <w:szCs w:val="21"/>
-                <w:lang w:eastAsia="en-IN"/>
-                <w14:ligatures w14:val="none"/>
-              </w:rPr>
-              <w:t xml:space="preserve"> p-2"</w:t>
-            </w:r>
-            <w:r>
-              <w:rPr>
-                <w:rFonts w:ascii="Consolas" w:eastAsia="Times New Roman" w:hAnsi="Consolas" w:cs="Times New Roman"/>
-                <w:color w:val="C9D1D9"/>
-                <w:kern w:val="0"/>
-                <w:sz w:val="21"/>
-                <w:szCs w:val="21"/>
-                <w:lang w:eastAsia="en-IN"/>
-                <w14:ligatures w14:val="none"/>
-              </w:rPr>
-              <w:t>&gt;</w:t>
-            </w:r>
-          </w:p>
-          <w:p>
-            <w:pPr>
-              <w:shd w:val="clear" w:color="auto" w:fill="0D1117"/>
-              <w:spacing w:line="285" w:lineRule="atLeast"/>
-              <w:rPr>
-                <w:rFonts w:ascii="Consolas" w:eastAsia="Times New Roman" w:hAnsi="Consolas" w:cs="Times New Roman"/>
-                <w:color w:val="C9D1D9"/>
-                <w:kern w:val="0"/>
-                <w:sz w:val="21"/>
-                <w:szCs w:val="21"/>
-                <w:lang w:eastAsia="en-IN"/>
-                <w14:ligatures w14:val="none"/>
-              </w:rPr>
-            </w:pPr>
-            <w:r>
-              <w:rPr>
-                <w:rFonts w:ascii="Consolas" w:eastAsia="Times New Roman" w:hAnsi="Consolas" w:cs="Times New Roman"/>
-                <w:color w:val="C9D1D9"/>
-                <w:kern w:val="0"/>
-                <w:sz w:val="21"/>
-                <w:szCs w:val="21"/>
-                <w:lang w:eastAsia="en-IN"/>
-                <w14:ligatures w14:val="none"/>
-              </w:rPr>
-              <w:t>            &lt;</w:t>
-            </w:r>
-            <w:r>
-              <w:rPr>
-                <w:rFonts w:ascii="Consolas" w:eastAsia="Times New Roman" w:hAnsi="Consolas" w:cs="Times New Roman"/>
-                <w:color w:val="A5D6FF"/>
-                <w:kern w:val="0"/>
-                <w:sz w:val="21"/>
-                <w:szCs w:val="21"/>
-                <w:lang w:eastAsia="en-IN"/>
-                <w14:ligatures w14:val="none"/>
-              </w:rPr>
-              <w:t>Folder</w:t>
-            </w:r>
-            <w:r>
-              <w:rPr>
-                <w:rFonts w:ascii="Consolas" w:eastAsia="Times New Roman" w:hAnsi="Consolas" w:cs="Times New Roman"/>
-                <w:color w:val="C9D1D9"/>
-                <w:kern w:val="0"/>
-                <w:sz w:val="21"/>
-                <w:szCs w:val="21"/>
-                <w:lang w:eastAsia="en-IN"/>
-                <w14:ligatures w14:val="none"/>
-              </w:rPr>
-              <w:t xml:space="preserve"> </w:t>
-            </w:r>
-            <w:proofErr w:type="spellStart"/>
-            <w:r>
-              <w:rPr>
-                <w:rFonts w:ascii="Consolas" w:eastAsia="Times New Roman" w:hAnsi="Consolas" w:cs="Times New Roman"/>
-                <w:color w:val="79C0FF"/>
-                <w:kern w:val="0"/>
-                <w:sz w:val="21"/>
-                <w:szCs w:val="21"/>
-                <w:lang w:eastAsia="en-IN"/>
-                <w14:ligatures w14:val="none"/>
-              </w:rPr>
-              <w:t>className</w:t>
-            </w:r>
-            <w:proofErr w:type="spellEnd"/>
-            <w:r>
-              <w:rPr>
-                <w:rFonts w:ascii="Consolas" w:eastAsia="Times New Roman" w:hAnsi="Consolas" w:cs="Times New Roman"/>
-                <w:color w:val="EC8E2C"/>
-                <w:kern w:val="0"/>
-                <w:sz w:val="21"/>
-                <w:szCs w:val="21"/>
-                <w:lang w:eastAsia="en-IN"/>
-                <w14:ligatures w14:val="none"/>
-              </w:rPr>
-              <w:t>=</w:t>
-            </w:r>
-            <w:r>
-              <w:rPr>
-                <w:rFonts w:ascii="Consolas" w:eastAsia="Times New Roman" w:hAnsi="Consolas" w:cs="Times New Roman"/>
-                <w:color w:val="A5D6FF"/>
-                <w:kern w:val="0"/>
-                <w:sz w:val="21"/>
-                <w:szCs w:val="21"/>
-                <w:lang w:eastAsia="en-IN"/>
-                <w14:ligatures w14:val="none"/>
-              </w:rPr>
-              <w:t>"size-4 text-bronze"</w:t>
-            </w:r>
-            <w:r>
-              <w:rPr>
-                <w:rFonts w:ascii="Consolas" w:eastAsia="Times New Roman" w:hAnsi="Consolas" w:cs="Times New Roman"/>
-                <w:color w:val="C9D1D9"/>
-                <w:kern w:val="0"/>
-                <w:sz w:val="21"/>
-                <w:szCs w:val="21"/>
-                <w:lang w:eastAsia="en-IN"/>
-                <w14:ligatures w14:val="none"/>
-              </w:rPr>
-              <w:t xml:space="preserve"> /&gt;</w:t>
-            </w:r>
-          </w:p>
-          <w:p>
-            <w:pPr>
-              <w:shd w:val="clear" w:color="auto" w:fill="0D1117"/>
-              <w:spacing w:line="285" w:lineRule="atLeast"/>
-              <w:rPr>
-                <w:rFonts w:ascii="Consolas" w:eastAsia="Times New Roman" w:hAnsi="Consolas" w:cs="Times New Roman"/>
-                <w:color w:val="C9D1D9"/>
-                <w:kern w:val="0"/>
-                <w:sz w:val="21"/>
-                <w:szCs w:val="21"/>
-                <w:lang w:eastAsia="en-IN"/>
-                <w14:ligatures w14:val="none"/>
-              </w:rPr>
-            </w:pPr>
-            <w:r>
-              <w:rPr>
-                <w:rFonts w:ascii="Consolas" w:eastAsia="Times New Roman" w:hAnsi="Consolas" w:cs="Times New Roman"/>
-                <w:color w:val="C9D1D9"/>
-                <w:kern w:val="0"/>
-                <w:sz w:val="21"/>
-                <w:szCs w:val="21"/>
-                <w:lang w:eastAsia="en-IN"/>
-                <w14:ligatures w14:val="none"/>
-              </w:rPr>
-              <w:t>          &lt;/</w:t>
-            </w:r>
-            <w:r>
-              <w:rPr>
-                <w:rFonts w:ascii="Consolas" w:eastAsia="Times New Roman" w:hAnsi="Consolas" w:cs="Times New Roman"/>
-                <w:color w:val="A5D6FF"/>
-                <w:kern w:val="0"/>
-                <w:sz w:val="21"/>
-                <w:szCs w:val="21"/>
-                <w:lang w:eastAsia="en-IN"/>
-                <w14:ligatures w14:val="none"/>
-              </w:rPr>
-              <w:t>span</w:t>
-            </w:r>
-            <w:r>
-              <w:rPr>
-                <w:rFonts w:ascii="Consolas" w:eastAsia="Times New Roman" w:hAnsi="Consolas" w:cs="Times New Roman"/>
-                <w:color w:val="C9D1D9"/>
-                <w:kern w:val="0"/>
-                <w:sz w:val="21"/>
-                <w:szCs w:val="21"/>
-                <w:lang w:eastAsia="en-IN"/>
-                <w14:ligatures w14:val="none"/>
-              </w:rPr>
-              <w:t>&gt;</w:t>
-            </w:r>
-          </w:p>
-          <w:p>
-            <w:pPr>
-              <w:shd w:val="clear" w:color="auto" w:fill="0D1117"/>
-              <w:spacing w:line="285" w:lineRule="atLeast"/>
-              <w:rPr>
-                <w:rFonts w:ascii="Consolas" w:eastAsia="Times New Roman" w:hAnsi="Consolas" w:cs="Times New Roman"/>
-                <w:color w:val="C9D1D9"/>
-                <w:kern w:val="0"/>
-                <w:sz w:val="21"/>
-                <w:szCs w:val="21"/>
-                <w:lang w:eastAsia="en-IN"/>
-                <w14:ligatures w14:val="none"/>
-              </w:rPr>
-            </w:pPr>
-            <w:r>
-              <w:rPr>
-                <w:rFonts w:ascii="Consolas" w:eastAsia="Times New Roman" w:hAnsi="Consolas" w:cs="Times New Roman"/>
-                <w:color w:val="C9D1D9"/>
-                <w:kern w:val="0"/>
-                <w:sz w:val="21"/>
-                <w:szCs w:val="21"/>
-                <w:lang w:eastAsia="en-IN"/>
-                <w14:ligatures w14:val="none"/>
-              </w:rPr>
-              <w:t>          &lt;</w:t>
-            </w:r>
-            <w:r>
-              <w:rPr>
-                <w:rFonts w:ascii="Consolas" w:eastAsia="Times New Roman" w:hAnsi="Consolas" w:cs="Times New Roman"/>
-                <w:color w:val="A5D6FF"/>
-                <w:kern w:val="0"/>
-                <w:sz w:val="21"/>
-                <w:szCs w:val="21"/>
-                <w:lang w:eastAsia="en-IN"/>
-                <w14:ligatures w14:val="none"/>
-              </w:rPr>
               <w:t>a</w:t>
-            </w:r>
-          </w:p>
-          <w:p>
-            <w:pPr>
-              <w:shd w:val="clear" w:color="auto" w:fill="0D1117"/>
-              <w:spacing w:line="285" w:lineRule="atLeast"/>
-              <w:rPr>
-                <w:rFonts w:ascii="Consolas" w:eastAsia="Times New Roman" w:hAnsi="Consolas" w:cs="Times New Roman"/>
-                <w:color w:val="C9D1D9"/>
-                <w:kern w:val="0"/>
-                <w:sz w:val="21"/>
-                <w:szCs w:val="21"/>
-                <w:lang w:eastAsia="en-IN"/>
-                <w14:ligatures w14:val="none"/>
-              </w:rPr>
-            </w:pPr>
-            <w:r>
-              <w:rPr>
-                <w:rFonts w:ascii="Consolas" w:eastAsia="Times New Roman" w:hAnsi="Consolas" w:cs="Times New Roman"/>
-                <w:color w:val="C9D1D9"/>
-                <w:kern w:val="0"/>
-                <w:sz w:val="21"/>
-                <w:szCs w:val="21"/>
-                <w:lang w:eastAsia="en-IN"/>
-                <w14:ligatures w14:val="none"/>
-              </w:rPr>
-              <w:t xml:space="preserve">            </w:t>
-            </w:r>
-            <w:proofErr w:type="spellStart"/>
-            <w:r>
-              <w:rPr>
-                <w:rFonts w:ascii="Consolas" w:eastAsia="Times New Roman" w:hAnsi="Consolas" w:cs="Times New Roman"/>
-                <w:color w:val="79C0FF"/>
-                <w:kern w:val="0"/>
-                <w:sz w:val="21"/>
-                <w:szCs w:val="21"/>
-                <w:lang w:eastAsia="en-IN"/>
-                <w14:ligatures w14:val="none"/>
-              </w:rPr>
-              <w:t>href</w:t>
-            </w:r>
-            <w:proofErr w:type="spellEnd"/>
-            <w:r>
-              <w:rPr>
-                <w:rFonts w:ascii="Consolas" w:eastAsia="Times New Roman" w:hAnsi="Consolas" w:cs="Times New Roman"/>
-                <w:color w:val="EC8E2C"/>
-                <w:kern w:val="0"/>
-                <w:sz w:val="21"/>
-                <w:szCs w:val="21"/>
-                <w:lang w:eastAsia="en-IN"/>
-                <w14:ligatures w14:val="none"/>
-              </w:rPr>
-              <w:t>={</w:t>
-            </w:r>
-            <w:proofErr w:type="spellStart"/>
-            <w:r>
-              <w:rPr>
-                <w:rFonts w:ascii="Consolas" w:eastAsia="Times New Roman" w:hAnsi="Consolas" w:cs="Times New Roman"/>
-                <w:color w:val="79C0FF"/>
-                <w:kern w:val="0"/>
-                <w:sz w:val="21"/>
-                <w:szCs w:val="21"/>
-                <w:lang w:eastAsia="en-IN"/>
-                <w14:ligatures w14:val="none"/>
-              </w:rPr>
-              <w:t>url</w:t>
-            </w:r>
-            <w:proofErr w:type="spellEnd"/>
-            <w:r>
-              <w:rPr>
-                <w:rFonts w:ascii="Consolas" w:eastAsia="Times New Roman" w:hAnsi="Consolas" w:cs="Times New Roman"/>
-                <w:color w:val="EC8E2C"/>
-                <w:kern w:val="0"/>
-                <w:sz w:val="21"/>
-                <w:szCs w:val="21"/>
-                <w:lang w:eastAsia="en-IN"/>
-                <w14:ligatures w14:val="none"/>
-              </w:rPr>
-              <w:t>}</w:t>
-            </w:r>
-          </w:p>
-          <w:p>
-            <w:pPr>
-              <w:shd w:val="clear" w:color="auto" w:fill="0D1117"/>
-              <w:spacing w:line="285" w:lineRule="atLeast"/>
-              <w:rPr>
-                <w:rFonts w:ascii="Consolas" w:eastAsia="Times New Roman" w:hAnsi="Consolas" w:cs="Times New Roman"/>
-                <w:color w:val="C9D1D9"/>
-                <w:kern w:val="0"/>
-                <w:sz w:val="21"/>
-                <w:szCs w:val="21"/>
-                <w:lang w:eastAsia="en-IN"/>
-                <w14:ligatures w14:val="none"/>
-              </w:rPr>
-            </w:pPr>
-            <w:r>
-              <w:rPr>
-                <w:rFonts w:ascii="Consolas" w:eastAsia="Times New Roman" w:hAnsi="Consolas" w:cs="Times New Roman"/>
-                <w:color w:val="C9D1D9"/>
-                <w:kern w:val="0"/>
-                <w:sz w:val="21"/>
-                <w:szCs w:val="21"/>
-                <w:lang w:eastAsia="en-IN"/>
-                <w14:ligatures w14:val="none"/>
-              </w:rPr>
-              <w:t xml:space="preserve">            </w:t>
-            </w:r>
-            <w:r>
-              <w:rPr>
-                <w:rFonts w:ascii="Consolas" w:eastAsia="Times New Roman" w:hAnsi="Consolas" w:cs="Times New Roman"/>
-                <w:color w:val="79C0FF"/>
-                <w:kern w:val="0"/>
-                <w:sz w:val="21"/>
-                <w:szCs w:val="21"/>
-                <w:lang w:eastAsia="en-IN"/>
-                <w14:ligatures w14:val="none"/>
-              </w:rPr>
-              <w:t>target</w:t>
-            </w:r>
-            <w:r>
-              <w:rPr>
-                <w:rFonts w:ascii="Consolas" w:eastAsia="Times New Roman" w:hAnsi="Consolas" w:cs="Times New Roman"/>
-                <w:color w:val="EC8E2C"/>
-                <w:kern w:val="0"/>
-                <w:sz w:val="21"/>
-                <w:szCs w:val="21"/>
-                <w:lang w:eastAsia="en-IN"/>
-                <w14:ligatures w14:val="none"/>
-              </w:rPr>
-              <w:t>=</w:t>
-            </w:r>
-            <w:r>
-              <w:rPr>
-                <w:rFonts w:ascii="Consolas" w:eastAsia="Times New Roman" w:hAnsi="Consolas" w:cs="Times New Roman"/>
-                <w:color w:val="A5D6FF"/>
-                <w:kern w:val="0"/>
-                <w:sz w:val="21"/>
-                <w:szCs w:val="21"/>
-                <w:lang w:eastAsia="en-IN"/>
-                <w14:ligatures w14:val="none"/>
-              </w:rPr>
-              <w:t>"_blank"</w:t>
-            </w:r>
-          </w:p>
-          <w:p>
-            <w:pPr>
-              <w:shd w:val="clear" w:color="auto" w:fill="0D1117"/>
-              <w:spacing w:line="285" w:lineRule="atLeast"/>
-              <w:rPr>
-                <w:rFonts w:ascii="Consolas" w:eastAsia="Times New Roman" w:hAnsi="Consolas" w:cs="Times New Roman"/>
-                <w:color w:val="C9D1D9"/>
-                <w:kern w:val="0"/>
-                <w:sz w:val="21"/>
-                <w:szCs w:val="21"/>
-                <w:lang w:eastAsia="en-IN"/>
-                <w14:ligatures w14:val="none"/>
-              </w:rPr>
-            </w:pPr>
-            <w:r>
-              <w:rPr>
-                <w:rFonts w:ascii="Consolas" w:eastAsia="Times New Roman" w:hAnsi="Consolas" w:cs="Times New Roman"/>
-                <w:color w:val="C9D1D9"/>
-                <w:kern w:val="0"/>
-                <w:sz w:val="21"/>
-                <w:szCs w:val="21"/>
-                <w:lang w:eastAsia="en-IN"/>
-                <w14:ligatures w14:val="none"/>
-              </w:rPr>
-              <w:t xml:space="preserve">            </w:t>
-            </w:r>
-            <w:proofErr w:type="spellStart"/>
-            <w:r>
-              <w:rPr>
-                <w:rFonts w:ascii="Consolas" w:eastAsia="Times New Roman" w:hAnsi="Consolas" w:cs="Times New Roman"/>
-                <w:color w:val="79C0FF"/>
-                <w:kern w:val="0"/>
-                <w:sz w:val="21"/>
-                <w:szCs w:val="21"/>
-                <w:lang w:eastAsia="en-IN"/>
-                <w14:ligatures w14:val="none"/>
-              </w:rPr>
-              <w:t>rel</w:t>
-            </w:r>
-            <w:proofErr w:type="spellEnd"/>
-            <w:r>
-              <w:rPr>
-                <w:rFonts w:ascii="Consolas" w:eastAsia="Times New Roman" w:hAnsi="Consolas" w:cs="Times New Roman"/>
-                <w:color w:val="EC8E2C"/>
-                <w:kern w:val="0"/>
-                <w:sz w:val="21"/>
-                <w:szCs w:val="21"/>
-                <w:lang w:eastAsia="en-IN"/>
-                <w14:ligatures w14:val="none"/>
-              </w:rPr>
-              <w:t>=</w:t>
-            </w:r>
-            <w:r>
-              <w:rPr>
-                <w:rFonts w:ascii="Consolas" w:eastAsia="Times New Roman" w:hAnsi="Consolas" w:cs="Times New Roman"/>
-                <w:color w:val="A5D6FF"/>
-                <w:kern w:val="0"/>
-                <w:sz w:val="21"/>
-                <w:szCs w:val="21"/>
-                <w:lang w:eastAsia="en-IN"/>
-                <w14:ligatures w14:val="none"/>
-              </w:rPr>
-              <w:t>"</w:t>
-            </w:r>
-            <w:proofErr w:type="spellStart"/>
-            <w:r>
-              <w:rPr>
-                <w:rFonts w:ascii="Consolas" w:eastAsia="Times New Roman" w:hAnsi="Consolas" w:cs="Times New Roman"/>
-                <w:color w:val="A5D6FF"/>
-                <w:kern w:val="0"/>
-                <w:sz w:val="21"/>
-                <w:szCs w:val="21"/>
-                <w:lang w:eastAsia="en-IN"/>
-                <w14:ligatures w14:val="none"/>
-              </w:rPr>
-              <w:t>noreferrer</w:t>
-            </w:r>
-            <w:proofErr w:type="spellEnd"/>
-            <w:r>
-              <w:rPr>
-                <w:rFonts w:ascii="Consolas" w:eastAsia="Times New Roman" w:hAnsi="Consolas" w:cs="Times New Roman"/>
-                <w:color w:val="A5D6FF"/>
-                <w:kern w:val="0"/>
-                <w:sz w:val="21"/>
-                <w:szCs w:val="21"/>
-                <w:lang w:eastAsia="en-IN"/>
-                <w14:ligatures w14:val="none"/>
-              </w:rPr>
-              <w:t>"</w:t>
             </w:r>
           </w:p>
           <w:p>
@@ -3554,6 +3134,239 @@
                 <w:lang w:eastAsia="en-IN"/>
                 <w14:ligatures w14:val="none"/>
               </w:rPr>
+              <w:t>href</w:t>
+            </w:r>
+            <w:proofErr w:type="spellEnd"/>
+            <w:r>
+              <w:rPr>
+                <w:rFonts w:ascii="Consolas" w:eastAsia="Times New Roman" w:hAnsi="Consolas" w:cs="Times New Roman"/>
+                <w:color w:val="EC8E2C"/>
+                <w:kern w:val="0"/>
+                <w:sz w:val="21"/>
+                <w:szCs w:val="21"/>
+                <w:lang w:eastAsia="en-IN"/>
+                <w14:ligatures w14:val="none"/>
+              </w:rPr>
+              <w:t>={</w:t>
+            </w:r>
+            <w:proofErr w:type="spellStart"/>
+            <w:r>
+              <w:rPr>
+                <w:rFonts w:ascii="Consolas" w:eastAsia="Times New Roman" w:hAnsi="Consolas" w:cs="Times New Roman"/>
+                <w:color w:val="79C0FF"/>
+                <w:kern w:val="0"/>
+                <w:sz w:val="21"/>
+                <w:szCs w:val="21"/>
+                <w:lang w:eastAsia="en-IN"/>
+                <w14:ligatures w14:val="none"/>
+              </w:rPr>
+              <w:t>url</w:t>
+            </w:r>
+            <w:proofErr w:type="spellEnd"/>
+            <w:r>
+              <w:rPr>
+                <w:rFonts w:ascii="Consolas" w:eastAsia="Times New Roman" w:hAnsi="Consolas" w:cs="Times New Roman"/>
+                <w:color w:val="EC8E2C"/>
+                <w:kern w:val="0"/>
+                <w:sz w:val="21"/>
+                <w:szCs w:val="21"/>
+                <w:lang w:eastAsia="en-IN"/>
+                <w14:ligatures w14:val="none"/>
+              </w:rPr>
+              <w:t>}</w:t>
+            </w:r>
+          </w:p>
+          <w:p>
+            <w:pPr>
+              <w:shd w:val="clear" w:color="auto" w:fill="0D1117"/>
+              <w:spacing w:line="285" w:lineRule="atLeast"/>
+              <w:rPr>
+                <w:rFonts w:ascii="Consolas" w:eastAsia="Times New Roman" w:hAnsi="Consolas" w:cs="Times New Roman"/>
+                <w:color w:val="C9D1D9"/>
+                <w:kern w:val="0"/>
+                <w:sz w:val="21"/>
+                <w:szCs w:val="21"/>
+                <w:lang w:eastAsia="en-IN"/>
+                <w14:ligatures w14:val="none"/>
+              </w:rPr>
+            </w:pPr>
+            <w:r>
+              <w:rPr>
+                <w:rFonts w:ascii="Consolas" w:eastAsia="Times New Roman" w:hAnsi="Consolas" w:cs="Times New Roman"/>
+                <w:color w:val="C9D1D9"/>
+                <w:kern w:val="0"/>
+                <w:sz w:val="21"/>
+                <w:szCs w:val="21"/>
+                <w:lang w:eastAsia="en-IN"/>
+                <w14:ligatures w14:val="none"/>
+              </w:rPr>
+              <w:t xml:space="preserve">            </w:t>
+            </w:r>
+            <w:r>
+              <w:rPr>
+                <w:rFonts w:ascii="Consolas" w:eastAsia="Times New Roman" w:hAnsi="Consolas" w:cs="Times New Roman"/>
+                <w:color w:val="79C0FF"/>
+                <w:kern w:val="0"/>
+                <w:sz w:val="21"/>
+                <w:szCs w:val="21"/>
+                <w:lang w:eastAsia="en-IN"/>
+                <w14:ligatures w14:val="none"/>
+              </w:rPr>
+              <w:t>target</w:t>
+            </w:r>
+            <w:r>
+              <w:rPr>
+                <w:rFonts w:ascii="Consolas" w:eastAsia="Times New Roman" w:hAnsi="Consolas" w:cs="Times New Roman"/>
+                <w:color w:val="EC8E2C"/>
+                <w:kern w:val="0"/>
+                <w:sz w:val="21"/>
+                <w:szCs w:val="21"/>
+                <w:lang w:eastAsia="en-IN"/>
+                <w14:ligatures w14:val="none"/>
+              </w:rPr>
+              <w:t>=</w:t>
+            </w:r>
+            <w:r>
+              <w:rPr>
+                <w:rFonts w:ascii="Consolas" w:eastAsia="Times New Roman" w:hAnsi="Consolas" w:cs="Times New Roman"/>
+                <w:color w:val="A5D6FF"/>
+                <w:kern w:val="0"/>
+                <w:sz w:val="21"/>
+                <w:szCs w:val="21"/>
+                <w:lang w:eastAsia="en-IN"/>
+                <w14:ligatures w14:val="none"/>
+              </w:rPr>
+              <w:t>"_blank"</w:t>
+            </w:r>
+          </w:p>
+          <w:p>
+            <w:pPr>
+              <w:shd w:val="clear" w:color="auto" w:fill="0D1117"/>
+              <w:spacing w:line="285" w:lineRule="atLeast"/>
+              <w:rPr>
+                <w:rFonts w:ascii="Consolas" w:eastAsia="Times New Roman" w:hAnsi="Consolas" w:cs="Times New Roman"/>
+                <w:color w:val="C9D1D9"/>
+                <w:kern w:val="0"/>
+                <w:sz w:val="21"/>
+                <w:szCs w:val="21"/>
+                <w:lang w:eastAsia="en-IN"/>
+                <w14:ligatures w14:val="none"/>
+              </w:rPr>
+            </w:pPr>
+            <w:r>
+              <w:rPr>
+                <w:rFonts w:ascii="Consolas" w:eastAsia="Times New Roman" w:hAnsi="Consolas" w:cs="Times New Roman"/>
+                <w:color w:val="C9D1D9"/>
+                <w:kern w:val="0"/>
+                <w:sz w:val="21"/>
+                <w:szCs w:val="21"/>
+                <w:lang w:eastAsia="en-IN"/>
+                <w14:ligatures w14:val="none"/>
+              </w:rPr>
+              <w:t xml:space="preserve">            </w:t>
+            </w:r>
+            <w:proofErr w:type="spellStart"/>
+            <w:r>
+              <w:rPr>
+                <w:rFonts w:ascii="Consolas" w:eastAsia="Times New Roman" w:hAnsi="Consolas" w:cs="Times New Roman"/>
+                <w:color w:val="79C0FF"/>
+                <w:kern w:val="0"/>
+                <w:sz w:val="21"/>
+                <w:szCs w:val="21"/>
+                <w:lang w:eastAsia="en-IN"/>
+                <w14:ligatures w14:val="none"/>
+              </w:rPr>
+              <w:t>rel</w:t>
+            </w:r>
+            <w:proofErr w:type="spellEnd"/>
+            <w:r>
+              <w:rPr>
+                <w:rFonts w:ascii="Consolas" w:eastAsia="Times New Roman" w:hAnsi="Consolas" w:cs="Times New Roman"/>
+                <w:color w:val="EC8E2C"/>
+                <w:kern w:val="0"/>
+                <w:sz w:val="21"/>
+                <w:szCs w:val="21"/>
+                <w:lang w:eastAsia="en-IN"/>
+                <w14:ligatures w14:val="none"/>
+              </w:rPr>
+              <w:t>=</w:t>
+            </w:r>
+            <w:r>
+              <w:rPr>
+                <w:rFonts w:ascii="Consolas" w:eastAsia="Times New Roman" w:hAnsi="Consolas" w:cs="Times New Roman"/>
+                <w:color w:val="A5D6FF"/>
+                <w:kern w:val="0"/>
+                <w:sz w:val="21"/>
+                <w:szCs w:val="21"/>
+                <w:lang w:eastAsia="en-IN"/>
+                <w14:ligatures w14:val="none"/>
+              </w:rPr>
+              <w:t>"</w:t>
+            </w:r>
+            <w:proofErr w:type="spellStart"/>
+            <w:r>
+              <w:rPr>
+                <w:rFonts w:ascii="Consolas" w:eastAsia="Times New Roman" w:hAnsi="Consolas" w:cs="Times New Roman"/>
+                <w:color w:val="A5D6FF"/>
+                <w:kern w:val="0"/>
+                <w:sz w:val="21"/>
+                <w:szCs w:val="21"/>
+                <w:lang w:eastAsia="en-IN"/>
+                <w14:ligatures w14:val="none"/>
+              </w:rPr>
+              <w:t>noreferrer</w:t>
+            </w:r>
+            <w:proofErr w:type="spellEnd"/>
+            <w:r>
+              <w:rPr>
+                <w:rFonts w:ascii="Consolas" w:eastAsia="Times New Roman" w:hAnsi="Consolas" w:cs="Times New Roman"/>
+                <w:color w:val="A5D6FF"/>
+                <w:kern w:val="0"/>
+                <w:sz w:val="21"/>
+                <w:szCs w:val="21"/>
+                <w:lang w:eastAsia="en-IN"/>
+                <w14:ligatures w14:val="none"/>
+              </w:rPr>
+              <w:t>"</w:t>
+            </w:r>
+          </w:p>
+          <w:p>
+            <w:pPr>
+              <w:shd w:val="clear" w:color="auto" w:fill="0D1117"/>
+              <w:spacing w:line="285" w:lineRule="atLeast"/>
+              <w:rPr>
+                <w:rFonts w:ascii="Consolas" w:eastAsia="Times New Roman" w:hAnsi="Consolas" w:cs="Times New Roman"/>
+                <w:color w:val="C9D1D9"/>
+                <w:kern w:val="0"/>
+                <w:sz w:val="21"/>
+                <w:szCs w:val="21"/>
+                <w:lang w:eastAsia="en-IN"/>
+                <w14:ligatures w14:val="none"/>
+              </w:rPr>
+            </w:pPr>
+            <w:r>
+              <w:rPr>
+                <w:rFonts w:ascii="Consolas" w:eastAsia="Times New Roman" w:hAnsi="Consolas" w:cs="Times New Roman"/>
+                <w:color w:val="C9D1D9"/>
+                <w:kern w:val="0"/>
+                <w:sz w:val="21"/>
+                <w:szCs w:val="21"/>
+                <w:lang w:eastAsia="en-IN"/>
+                <w14:ligatures w14:val="none"/>
+              </w:rPr>
+              <w:t xml:space="preserve">            </w:t>
+            </w:r>
+            <w:proofErr w:type="spellStart"/>
+            <w:r>
+              <w:rPr>
+                <w:rFonts w:ascii="Consolas" w:eastAsia="Times New Roman" w:hAnsi="Consolas" w:cs="Times New Roman"/>
+                <w:color w:val="79C0FF"/>
+                <w:kern w:val="0"/>
+                <w:sz w:val="21"/>
+                <w:szCs w:val="21"/>
+                <w:lang w:eastAsia="en-IN"/>
+                <w14:ligatures w14:val="none"/>
+              </w:rPr>
               <w:t>className</w:t>
             </w:r>
             <w:proofErr w:type="spellEnd"/>
@@ -4316,7 +4129,6 @@
               <w:t>{</w:t>
             </w:r>
             <w:proofErr w:type="spellStart"/>
-            <w:proofErr w:type="gramStart"/>
             <w:r>
               <w:rPr>
                 <w:rFonts w:ascii="Consolas" w:eastAsia="Times New Roman" w:hAnsi="Consolas" w:cs="Times New Roman"/>
@@ -4354,7 +4166,6 @@
               <w:t>toLocaleString</w:t>
             </w:r>
             <w:proofErr w:type="spellEnd"/>
-            <w:proofErr w:type="gramEnd"/>
             <w:r>
               <w:rPr>
                 <w:rFonts w:ascii="Consolas" w:eastAsia="Times New Roman" w:hAnsi="Consolas" w:cs="Times New Roman"/>
@@ -5310,7 +5121,6 @@
               </w:rPr>
               <w:t>style</w:t>
             </w:r>
-            <w:proofErr w:type="gramStart"/>
             <w:r>
               <w:rPr>
                 <w:rFonts w:ascii="Consolas" w:eastAsia="Times New Roman" w:hAnsi="Consolas" w:cs="Times New Roman"/>
@@ -5349,7 +5159,6 @@
               <w:t>backgroundColor</w:t>
             </w:r>
             <w:proofErr w:type="spellEnd"/>
-            <w:proofErr w:type="gramEnd"/>
             <w:r>
               <w:rPr>
                 <w:rFonts w:ascii="Consolas" w:eastAsia="Times New Roman" w:hAnsi="Consolas" w:cs="Times New Roman"/>
@@ -5400,7 +5209,6 @@
               </w:rPr>
               <w:t>language</w:t>
             </w:r>
-            <w:proofErr w:type="gramStart"/>
             <w:r>
               <w:rPr>
                 <w:rFonts w:ascii="Consolas" w:eastAsia="Times New Roman" w:hAnsi="Consolas" w:cs="Times New Roman"/>
@@ -5425,7 +5233,6 @@
               </w:rPr>
               <w:t>??</w:t>
             </w:r>
-            <w:proofErr w:type="gramEnd"/>
             <w:r>
               <w:rPr>
                 <w:rFonts w:ascii="Consolas" w:eastAsia="Times New Roman" w:hAnsi="Consolas" w:cs="Times New Roman"/>
@@ -5448,20 +5255,7 @@
                 <w:lang w:eastAsia="en-IN"/>
                 <w14:ligatures w14:val="none"/>
               </w:rPr>
-              <w:t>'#a16207</w:t>
-            </w:r>
-            <w:proofErr w:type="gramStart"/>
-            <w:r>
-              <w:rPr>
-                <w:rFonts w:ascii="Consolas" w:eastAsia="Times New Roman" w:hAnsi="Consolas" w:cs="Times New Roman"/>
-                <w:color w:val="A5D6FF"/>
-                <w:kern w:val="0"/>
-                <w:sz w:val="21"/>
-                <w:szCs w:val="21"/>
-                <w:lang w:eastAsia="en-IN"/>
-                <w14:ligatures w14:val="none"/>
-              </w:rPr>
-              <w:t>'</w:t>
+              <w:t>'#a16207'</w:t>
             </w:r>
             <w:r>
               <w:rPr>
@@ -5475,7 +5269,6 @@
               </w:rPr>
               <w:t xml:space="preserve"> }</w:t>
             </w:r>
-            <w:proofErr w:type="gramEnd"/>
             <w:r>
               <w:rPr>
                 <w:rFonts w:ascii="Consolas" w:eastAsia="Times New Roman" w:hAnsi="Consolas" w:cs="Times New Roman"/>
@@ -6057,7 +5850,6 @@
               <w:t>{</w:t>
             </w:r>
             <w:proofErr w:type="spellStart"/>
-            <w:proofErr w:type="gramStart"/>
             <w:r>
               <w:rPr>
                 <w:rFonts w:ascii="Consolas" w:eastAsia="Times New Roman" w:hAnsi="Consolas" w:cs="Times New Roman"/>
@@ -6095,7 +5887,6 @@
               <w:t>toLocaleString</w:t>
             </w:r>
             <w:proofErr w:type="spellEnd"/>
-            <w:proofErr w:type="gramEnd"/>
             <w:r>
               <w:rPr>
                 <w:rFonts w:ascii="Consolas" w:eastAsia="Times New Roman" w:hAnsi="Consolas" w:cs="Times New Roman"/>
@@ -6558,59 +6349,34 @@
                 <w:lang w:eastAsia="en-IN"/>
                 <w14:ligatures w14:val="none"/>
               </w:rPr>
-              <w:t xml:space="preserve"> gap-2 rounded-xl px-4 py-2 text-[13px] font-semibold transition-all duration-200 </w:t>
-            </w:r>
-            <w:proofErr w:type="gramStart"/>
-            <w:r>
-              <w:rPr>
-                <w:rFonts w:ascii="Consolas" w:eastAsia="Times New Roman" w:hAnsi="Consolas" w:cs="Times New Roman"/>
-                <w:color w:val="A5D6FF"/>
-                <w:kern w:val="0"/>
-                <w:sz w:val="21"/>
-                <w:szCs w:val="21"/>
-                <w:lang w:eastAsia="en-IN"/>
-                <w14:ligatures w14:val="none"/>
-              </w:rPr>
-              <w:t>hover:-</w:t>
-            </w:r>
-            <w:proofErr w:type="gramEnd"/>
-            <w:r>
-              <w:rPr>
-                <w:rFonts w:ascii="Consolas" w:eastAsia="Times New Roman" w:hAnsi="Consolas" w:cs="Times New Roman"/>
-                <w:color w:val="A5D6FF"/>
-                <w:kern w:val="0"/>
-                <w:sz w:val="21"/>
-                <w:szCs w:val="21"/>
-                <w:lang w:eastAsia="en-IN"/>
-                <w14:ligatures w14:val="none"/>
-              </w:rPr>
-              <w:t>translate-y-0.5"</w:t>
-            </w:r>
-          </w:p>
-          <w:p>
-            <w:pPr>
-              <w:shd w:val="clear" w:color="auto" w:fill="0D1117"/>
-              <w:spacing w:line="285" w:lineRule="atLeast"/>
-              <w:rPr>
-                <w:rFonts w:ascii="Consolas" w:eastAsia="Times New Roman" w:hAnsi="Consolas" w:cs="Times New Roman"/>
-                <w:color w:val="C9D1D9"/>
-                <w:kern w:val="0"/>
-                <w:sz w:val="21"/>
-                <w:szCs w:val="21"/>
-                <w:lang w:eastAsia="en-IN"/>
-                <w14:ligatures w14:val="none"/>
-              </w:rPr>
-            </w:pPr>
-            <w:r>
-              <w:rPr>
-                <w:rFonts w:ascii="Consolas" w:eastAsia="Times New Roman" w:hAnsi="Consolas" w:cs="Times New Roman"/>
-                <w:color w:val="C9D1D9"/>
-                <w:kern w:val="0"/>
-                <w:sz w:val="21"/>
-                <w:szCs w:val="21"/>
-                <w:lang w:eastAsia="en-IN"/>
-                <w14:ligatures w14:val="none"/>
-              </w:rPr>
+              <w:t xml:space="preserve"> gap-2 rounded-xl px-4 py-2 text-[13px] font-semibold transition-all duration-200 hover:-translate-y-0.5"</w:t>
+            </w:r>
+          </w:p>
+          <w:p>
+            <w:pPr>
+              <w:shd w:val="clear" w:color="auto" w:fill="0D1117"/>
+              <w:spacing w:line="285" w:lineRule="atLeast"/>
+              <w:rPr>
+                <w:rFonts w:ascii="Consolas" w:eastAsia="Times New Roman" w:hAnsi="Consolas" w:cs="Times New Roman"/>
+                <w:color w:val="C9D1D9"/>
+                <w:kern w:val="0"/>
+                <w:sz w:val="21"/>
+                <w:szCs w:val="21"/>
+                <w:lang w:eastAsia="en-IN"/>
+                <w14:ligatures w14:val="none"/>
+              </w:rPr>
+            </w:pPr>
+            <w:r>
+              <w:rPr>
+                <w:rFonts w:ascii="Consolas" w:eastAsia="Times New Roman" w:hAnsi="Consolas" w:cs="Times New Roman"/>
+                <w:color w:val="C9D1D9"/>
+                <w:kern w:val="0"/>
+                <w:sz w:val="21"/>
+                <w:szCs w:val="21"/>
+                <w:lang w:eastAsia="en-IN"/>
+                <w14:ligatures w14:val="none"/>
+              </w:rPr>
+              <w:lastRenderedPageBreak/>
               <w:t>        &gt;</w:t>
             </w:r>
           </w:p>
@@ -6973,11 +6739,9 @@
                 <w:lang w:eastAsia="en-IN"/>
                 <w14:ligatures w14:val="none"/>
               </w:rPr>
-              <w:lastRenderedPageBreak/>
               <w:t>    &lt;/</w:t>
             </w:r>
             <w:proofErr w:type="spellStart"/>
-            <w:proofErr w:type="gramStart"/>
             <w:r>
               <w:rPr>
                 <w:rFonts w:ascii="Consolas" w:eastAsia="Times New Roman" w:hAnsi="Consolas" w:cs="Times New Roman"/>
@@ -6991,7 +6755,6 @@
               <w:t>motion.article</w:t>
             </w:r>
             <w:proofErr w:type="spellEnd"/>
-            <w:proofErr w:type="gramEnd"/>
             <w:r>
               <w:rPr>
                 <w:rFonts w:ascii="Consolas" w:eastAsia="Times New Roman" w:hAnsi="Consolas" w:cs="Times New Roman"/>
@@ -7162,51 +6925,616 @@
                 <w:lang w:eastAsia="en-IN"/>
                 <w14:ligatures w14:val="none"/>
               </w:rPr>
+              <w:t xml:space="preserve"> ({ </w:t>
+            </w:r>
+            <w:r>
+              <w:rPr>
+                <w:rFonts w:ascii="Consolas" w:eastAsia="Times New Roman" w:hAnsi="Consolas" w:cs="Times New Roman"/>
+                <w:color w:val="FDAC54"/>
+                <w:kern w:val="0"/>
+                <w:sz w:val="21"/>
+                <w:szCs w:val="21"/>
+                <w:lang w:eastAsia="en-IN"/>
+                <w14:ligatures w14:val="none"/>
+              </w:rPr>
+              <w:t>repos</w:t>
+            </w:r>
+            <w:r>
+              <w:rPr>
+                <w:rFonts w:ascii="Consolas" w:eastAsia="Times New Roman" w:hAnsi="Consolas" w:cs="Times New Roman"/>
+                <w:color w:val="C9D1D9"/>
+                <w:kern w:val="0"/>
+                <w:sz w:val="21"/>
+                <w:szCs w:val="21"/>
+                <w:lang w:eastAsia="en-IN"/>
+                <w14:ligatures w14:val="none"/>
+              </w:rPr>
+              <w:t xml:space="preserve">, </w:t>
+            </w:r>
+            <w:proofErr w:type="spellStart"/>
+            <w:r>
+              <w:rPr>
+                <w:rFonts w:ascii="Consolas" w:eastAsia="Times New Roman" w:hAnsi="Consolas" w:cs="Times New Roman"/>
+                <w:color w:val="FDAC54"/>
+                <w:kern w:val="0"/>
+                <w:sz w:val="21"/>
+                <w:szCs w:val="21"/>
+                <w:lang w:eastAsia="en-IN"/>
+                <w14:ligatures w14:val="none"/>
+              </w:rPr>
+              <w:t>hasRepos</w:t>
+            </w:r>
+            <w:proofErr w:type="spellEnd"/>
+            <w:r>
+              <w:rPr>
+                <w:rFonts w:ascii="Consolas" w:eastAsia="Times New Roman" w:hAnsi="Consolas" w:cs="Times New Roman"/>
+                <w:color w:val="C9D1D9"/>
+                <w:kern w:val="0"/>
+                <w:sz w:val="21"/>
+                <w:szCs w:val="21"/>
+                <w:lang w:eastAsia="en-IN"/>
+                <w14:ligatures w14:val="none"/>
+              </w:rPr>
               <w:t xml:space="preserve"> </w:t>
             </w:r>
-            <w:proofErr w:type="gramStart"/>
-            <w:r>
-              <w:rPr>
-                <w:rFonts w:ascii="Consolas" w:eastAsia="Times New Roman" w:hAnsi="Consolas" w:cs="Times New Roman"/>
-                <w:color w:val="C9D1D9"/>
-                <w:kern w:val="0"/>
-                <w:sz w:val="21"/>
-                <w:szCs w:val="21"/>
-                <w:lang w:eastAsia="en-IN"/>
-                <w14:ligatures w14:val="none"/>
-              </w:rPr>
-              <w:t xml:space="preserve">({ </w:t>
-            </w:r>
-            <w:r>
-              <w:rPr>
-                <w:rFonts w:ascii="Consolas" w:eastAsia="Times New Roman" w:hAnsi="Consolas" w:cs="Times New Roman"/>
-                <w:color w:val="FDAC54"/>
-                <w:kern w:val="0"/>
-                <w:sz w:val="21"/>
-                <w:szCs w:val="21"/>
-                <w:lang w:eastAsia="en-IN"/>
-                <w14:ligatures w14:val="none"/>
-              </w:rPr>
-              <w:t>repos</w:t>
-            </w:r>
-            <w:proofErr w:type="gramEnd"/>
-            <w:r>
-              <w:rPr>
-                <w:rFonts w:ascii="Consolas" w:eastAsia="Times New Roman" w:hAnsi="Consolas" w:cs="Times New Roman"/>
-                <w:color w:val="C9D1D9"/>
-                <w:kern w:val="0"/>
-                <w:sz w:val="21"/>
-                <w:szCs w:val="21"/>
-                <w:lang w:eastAsia="en-IN"/>
-                <w14:ligatures w14:val="none"/>
-              </w:rPr>
-              <w:t xml:space="preserve">, </w:t>
+            <w:r>
+              <w:rPr>
+                <w:rFonts w:ascii="Consolas" w:eastAsia="Times New Roman" w:hAnsi="Consolas" w:cs="Times New Roman"/>
+                <w:color w:val="EC8E2C"/>
+                <w:kern w:val="0"/>
+                <w:sz w:val="21"/>
+                <w:szCs w:val="21"/>
+                <w:lang w:eastAsia="en-IN"/>
+                <w14:ligatures w14:val="none"/>
+              </w:rPr>
+              <w:t>=</w:t>
+            </w:r>
+            <w:r>
+              <w:rPr>
+                <w:rFonts w:ascii="Consolas" w:eastAsia="Times New Roman" w:hAnsi="Consolas" w:cs="Times New Roman"/>
+                <w:color w:val="C9D1D9"/>
+                <w:kern w:val="0"/>
+                <w:sz w:val="21"/>
+                <w:szCs w:val="21"/>
+                <w:lang w:eastAsia="en-IN"/>
+                <w14:ligatures w14:val="none"/>
+              </w:rPr>
+              <w:t xml:space="preserve"> </w:t>
+            </w:r>
+            <w:r>
+              <w:rPr>
+                <w:rFonts w:ascii="Consolas" w:eastAsia="Times New Roman" w:hAnsi="Consolas" w:cs="Times New Roman"/>
+                <w:color w:val="79C0FF"/>
+                <w:kern w:val="0"/>
+                <w:sz w:val="21"/>
+                <w:szCs w:val="21"/>
+                <w:lang w:eastAsia="en-IN"/>
+                <w14:ligatures w14:val="none"/>
+              </w:rPr>
+              <w:t>true</w:t>
+            </w:r>
+            <w:r>
+              <w:rPr>
+                <w:rFonts w:ascii="Consolas" w:eastAsia="Times New Roman" w:hAnsi="Consolas" w:cs="Times New Roman"/>
+                <w:color w:val="C9D1D9"/>
+                <w:kern w:val="0"/>
+                <w:sz w:val="21"/>
+                <w:szCs w:val="21"/>
+                <w:lang w:eastAsia="en-IN"/>
+                <w14:ligatures w14:val="none"/>
+              </w:rPr>
+              <w:t xml:space="preserve"> }) </w:t>
+            </w:r>
+            <w:r>
+              <w:rPr>
+                <w:rFonts w:ascii="Consolas" w:eastAsia="Times New Roman" w:hAnsi="Consolas" w:cs="Times New Roman"/>
+                <w:color w:val="EC8E2C"/>
+                <w:kern w:val="0"/>
+                <w:sz w:val="21"/>
+                <w:szCs w:val="21"/>
+                <w:lang w:eastAsia="en-IN"/>
+                <w14:ligatures w14:val="none"/>
+              </w:rPr>
+              <w:t>=&gt;</w:t>
+            </w:r>
+            <w:r>
+              <w:rPr>
+                <w:rFonts w:ascii="Consolas" w:eastAsia="Times New Roman" w:hAnsi="Consolas" w:cs="Times New Roman"/>
+                <w:color w:val="C9D1D9"/>
+                <w:kern w:val="0"/>
+                <w:sz w:val="21"/>
+                <w:szCs w:val="21"/>
+                <w:lang w:eastAsia="en-IN"/>
+                <w14:ligatures w14:val="none"/>
+              </w:rPr>
+              <w:t xml:space="preserve"> {</w:t>
+            </w:r>
+          </w:p>
+          <w:p>
+            <w:pPr>
+              <w:shd w:val="clear" w:color="auto" w:fill="0D1117"/>
+              <w:spacing w:line="285" w:lineRule="atLeast"/>
+              <w:rPr>
+                <w:rFonts w:ascii="Consolas" w:eastAsia="Times New Roman" w:hAnsi="Consolas" w:cs="Times New Roman"/>
+                <w:color w:val="C9D1D9"/>
+                <w:kern w:val="0"/>
+                <w:sz w:val="21"/>
+                <w:szCs w:val="21"/>
+                <w:lang w:eastAsia="en-IN"/>
+                <w14:ligatures w14:val="none"/>
+              </w:rPr>
+            </w:pPr>
+            <w:r>
+              <w:rPr>
+                <w:rFonts w:ascii="Consolas" w:eastAsia="Times New Roman" w:hAnsi="Consolas" w:cs="Times New Roman"/>
+                <w:color w:val="C9D1D9"/>
+                <w:kern w:val="0"/>
+                <w:sz w:val="21"/>
+                <w:szCs w:val="21"/>
+                <w:lang w:eastAsia="en-IN"/>
+                <w14:ligatures w14:val="none"/>
+              </w:rPr>
+              <w:t xml:space="preserve">  </w:t>
+            </w:r>
+            <w:r>
+              <w:rPr>
+                <w:rFonts w:ascii="Consolas" w:eastAsia="Times New Roman" w:hAnsi="Consolas" w:cs="Times New Roman"/>
+                <w:color w:val="EC8E2C"/>
+                <w:kern w:val="0"/>
+                <w:sz w:val="21"/>
+                <w:szCs w:val="21"/>
+                <w:lang w:eastAsia="en-IN"/>
+                <w14:ligatures w14:val="none"/>
+              </w:rPr>
+              <w:t>if</w:t>
+            </w:r>
+            <w:r>
+              <w:rPr>
+                <w:rFonts w:ascii="Consolas" w:eastAsia="Times New Roman" w:hAnsi="Consolas" w:cs="Times New Roman"/>
+                <w:color w:val="C9D1D9"/>
+                <w:kern w:val="0"/>
+                <w:sz w:val="21"/>
+                <w:szCs w:val="21"/>
+                <w:lang w:eastAsia="en-IN"/>
+                <w14:ligatures w14:val="none"/>
+              </w:rPr>
+              <w:t xml:space="preserve"> (</w:t>
             </w:r>
             <w:proofErr w:type="spellStart"/>
             <w:r>
               <w:rPr>
                 <w:rFonts w:ascii="Consolas" w:eastAsia="Times New Roman" w:hAnsi="Consolas" w:cs="Times New Roman"/>
-                <w:color w:val="FDAC54"/>
+                <w:color w:val="C9D1D9"/>
+                <w:kern w:val="0"/>
+                <w:sz w:val="21"/>
+                <w:szCs w:val="21"/>
+                <w:lang w:eastAsia="en-IN"/>
+                <w14:ligatures w14:val="none"/>
+              </w:rPr>
+              <w:t>repos.</w:t>
+            </w:r>
+            <w:r>
+              <w:rPr>
+                <w:rFonts w:ascii="Consolas" w:eastAsia="Times New Roman" w:hAnsi="Consolas" w:cs="Times New Roman"/>
+                <w:color w:val="79C0FF"/>
+                <w:kern w:val="0"/>
+                <w:sz w:val="21"/>
+                <w:szCs w:val="21"/>
+                <w:lang w:eastAsia="en-IN"/>
+                <w14:ligatures w14:val="none"/>
+              </w:rPr>
+              <w:t>length</w:t>
+            </w:r>
+            <w:proofErr w:type="spellEnd"/>
+            <w:r>
+              <w:rPr>
+                <w:rFonts w:ascii="Consolas" w:eastAsia="Times New Roman" w:hAnsi="Consolas" w:cs="Times New Roman"/>
+                <w:color w:val="C9D1D9"/>
+                <w:kern w:val="0"/>
+                <w:sz w:val="21"/>
+                <w:szCs w:val="21"/>
+                <w:lang w:eastAsia="en-IN"/>
+                <w14:ligatures w14:val="none"/>
+              </w:rPr>
+              <w:t xml:space="preserve"> </w:t>
+            </w:r>
+            <w:r>
+              <w:rPr>
+                <w:rFonts w:ascii="Consolas" w:eastAsia="Times New Roman" w:hAnsi="Consolas" w:cs="Times New Roman"/>
+                <w:color w:val="EC8E2C"/>
+                <w:kern w:val="0"/>
+                <w:sz w:val="21"/>
+                <w:szCs w:val="21"/>
+                <w:lang w:eastAsia="en-IN"/>
+                <w14:ligatures w14:val="none"/>
+              </w:rPr>
+              <w:t>===</w:t>
+            </w:r>
+            <w:r>
+              <w:rPr>
+                <w:rFonts w:ascii="Consolas" w:eastAsia="Times New Roman" w:hAnsi="Consolas" w:cs="Times New Roman"/>
+                <w:color w:val="C9D1D9"/>
+                <w:kern w:val="0"/>
+                <w:sz w:val="21"/>
+                <w:szCs w:val="21"/>
+                <w:lang w:eastAsia="en-IN"/>
+                <w14:ligatures w14:val="none"/>
+              </w:rPr>
+              <w:t xml:space="preserve"> </w:t>
+            </w:r>
+            <w:r>
+              <w:rPr>
+                <w:rFonts w:ascii="Consolas" w:eastAsia="Times New Roman" w:hAnsi="Consolas" w:cs="Times New Roman"/>
+                <w:color w:val="79C0FF"/>
+                <w:kern w:val="0"/>
+                <w:sz w:val="21"/>
+                <w:szCs w:val="21"/>
+                <w:lang w:eastAsia="en-IN"/>
+                <w14:ligatures w14:val="none"/>
+              </w:rPr>
+              <w:t>0</w:t>
+            </w:r>
+            <w:r>
+              <w:rPr>
+                <w:rFonts w:ascii="Consolas" w:eastAsia="Times New Roman" w:hAnsi="Consolas" w:cs="Times New Roman"/>
+                <w:color w:val="C9D1D9"/>
+                <w:kern w:val="0"/>
+                <w:sz w:val="21"/>
+                <w:szCs w:val="21"/>
+                <w:lang w:eastAsia="en-IN"/>
+                <w14:ligatures w14:val="none"/>
+              </w:rPr>
+              <w:t>) {</w:t>
+            </w:r>
+          </w:p>
+          <w:p>
+            <w:pPr>
+              <w:shd w:val="clear" w:color="auto" w:fill="0D1117"/>
+              <w:spacing w:line="285" w:lineRule="atLeast"/>
+              <w:rPr>
+                <w:rFonts w:ascii="Consolas" w:eastAsia="Times New Roman" w:hAnsi="Consolas" w:cs="Times New Roman"/>
+                <w:color w:val="C9D1D9"/>
+                <w:kern w:val="0"/>
+                <w:sz w:val="21"/>
+                <w:szCs w:val="21"/>
+                <w:lang w:eastAsia="en-IN"/>
+                <w14:ligatures w14:val="none"/>
+              </w:rPr>
+            </w:pPr>
+            <w:r>
+              <w:rPr>
+                <w:rFonts w:ascii="Consolas" w:eastAsia="Times New Roman" w:hAnsi="Consolas" w:cs="Times New Roman"/>
+                <w:color w:val="C9D1D9"/>
+                <w:kern w:val="0"/>
+                <w:sz w:val="21"/>
+                <w:szCs w:val="21"/>
+                <w:lang w:eastAsia="en-IN"/>
+                <w14:ligatures w14:val="none"/>
+              </w:rPr>
+              <w:t xml:space="preserve">    </w:t>
+            </w:r>
+            <w:r>
+              <w:rPr>
+                <w:rFonts w:ascii="Consolas" w:eastAsia="Times New Roman" w:hAnsi="Consolas" w:cs="Times New Roman"/>
+                <w:color w:val="EC8E2C"/>
+                <w:kern w:val="0"/>
+                <w:sz w:val="21"/>
+                <w:szCs w:val="21"/>
+                <w:lang w:eastAsia="en-IN"/>
+                <w14:ligatures w14:val="none"/>
+              </w:rPr>
+              <w:t>return</w:t>
+            </w:r>
+            <w:r>
+              <w:rPr>
+                <w:rFonts w:ascii="Consolas" w:eastAsia="Times New Roman" w:hAnsi="Consolas" w:cs="Times New Roman"/>
+                <w:color w:val="C9D1D9"/>
+                <w:kern w:val="0"/>
+                <w:sz w:val="21"/>
+                <w:szCs w:val="21"/>
+                <w:lang w:eastAsia="en-IN"/>
+                <w14:ligatures w14:val="none"/>
+              </w:rPr>
+              <w:t xml:space="preserve"> (</w:t>
+            </w:r>
+          </w:p>
+          <w:p>
+            <w:pPr>
+              <w:shd w:val="clear" w:color="auto" w:fill="0D1117"/>
+              <w:spacing w:line="285" w:lineRule="atLeast"/>
+              <w:rPr>
+                <w:rFonts w:ascii="Consolas" w:eastAsia="Times New Roman" w:hAnsi="Consolas" w:cs="Times New Roman"/>
+                <w:color w:val="C9D1D9"/>
+                <w:kern w:val="0"/>
+                <w:sz w:val="21"/>
+                <w:szCs w:val="21"/>
+                <w:lang w:eastAsia="en-IN"/>
+                <w14:ligatures w14:val="none"/>
+              </w:rPr>
+            </w:pPr>
+            <w:r>
+              <w:rPr>
+                <w:rFonts w:ascii="Consolas" w:eastAsia="Times New Roman" w:hAnsi="Consolas" w:cs="Times New Roman"/>
+                <w:color w:val="C9D1D9"/>
+                <w:kern w:val="0"/>
+                <w:sz w:val="21"/>
+                <w:szCs w:val="21"/>
+                <w:lang w:eastAsia="en-IN"/>
+                <w14:ligatures w14:val="none"/>
+              </w:rPr>
+              <w:t>      &lt;</w:t>
+            </w:r>
+            <w:r>
+              <w:rPr>
+                <w:rFonts w:ascii="Consolas" w:eastAsia="Times New Roman" w:hAnsi="Consolas" w:cs="Times New Roman"/>
+                <w:color w:val="A5D6FF"/>
+                <w:kern w:val="0"/>
+                <w:sz w:val="21"/>
+                <w:szCs w:val="21"/>
+                <w:lang w:eastAsia="en-IN"/>
+                <w14:ligatures w14:val="none"/>
+              </w:rPr>
+              <w:t>div</w:t>
+            </w:r>
+            <w:r>
+              <w:rPr>
+                <w:rFonts w:ascii="Consolas" w:eastAsia="Times New Roman" w:hAnsi="Consolas" w:cs="Times New Roman"/>
+                <w:color w:val="C9D1D9"/>
+                <w:kern w:val="0"/>
+                <w:sz w:val="21"/>
+                <w:szCs w:val="21"/>
+                <w:lang w:eastAsia="en-IN"/>
+                <w14:ligatures w14:val="none"/>
+              </w:rPr>
+              <w:t xml:space="preserve"> </w:t>
+            </w:r>
+            <w:proofErr w:type="spellStart"/>
+            <w:r>
+              <w:rPr>
+                <w:rFonts w:ascii="Consolas" w:eastAsia="Times New Roman" w:hAnsi="Consolas" w:cs="Times New Roman"/>
+                <w:color w:val="79C0FF"/>
+                <w:kern w:val="0"/>
+                <w:sz w:val="21"/>
+                <w:szCs w:val="21"/>
+                <w:lang w:eastAsia="en-IN"/>
+                <w14:ligatures w14:val="none"/>
+              </w:rPr>
+              <w:t>className</w:t>
+            </w:r>
+            <w:proofErr w:type="spellEnd"/>
+            <w:r>
+              <w:rPr>
+                <w:rFonts w:ascii="Consolas" w:eastAsia="Times New Roman" w:hAnsi="Consolas" w:cs="Times New Roman"/>
+                <w:color w:val="EC8E2C"/>
+                <w:kern w:val="0"/>
+                <w:sz w:val="21"/>
+                <w:szCs w:val="21"/>
+                <w:lang w:eastAsia="en-IN"/>
+                <w14:ligatures w14:val="none"/>
+              </w:rPr>
+              <w:t>=</w:t>
+            </w:r>
+            <w:r>
+              <w:rPr>
+                <w:rFonts w:ascii="Consolas" w:eastAsia="Times New Roman" w:hAnsi="Consolas" w:cs="Times New Roman"/>
+                <w:color w:val="A5D6FF"/>
+                <w:kern w:val="0"/>
+                <w:sz w:val="21"/>
+                <w:szCs w:val="21"/>
+                <w:lang w:eastAsia="en-IN"/>
+                <w14:ligatures w14:val="none"/>
+              </w:rPr>
+              <w:t>"surface-raised px-8 py-14 text-</w:t>
+            </w:r>
+            <w:proofErr w:type="spellStart"/>
+            <w:r>
+              <w:rPr>
+                <w:rFonts w:ascii="Consolas" w:eastAsia="Times New Roman" w:hAnsi="Consolas" w:cs="Times New Roman"/>
+                <w:color w:val="A5D6FF"/>
+                <w:kern w:val="0"/>
+                <w:sz w:val="21"/>
+                <w:szCs w:val="21"/>
+                <w:lang w:eastAsia="en-IN"/>
+                <w14:ligatures w14:val="none"/>
+              </w:rPr>
+              <w:t>center</w:t>
+            </w:r>
+            <w:proofErr w:type="spellEnd"/>
+            <w:r>
+              <w:rPr>
+                <w:rFonts w:ascii="Consolas" w:eastAsia="Times New Roman" w:hAnsi="Consolas" w:cs="Times New Roman"/>
+                <w:color w:val="A5D6FF"/>
+                <w:kern w:val="0"/>
+                <w:sz w:val="21"/>
+                <w:szCs w:val="21"/>
+                <w:lang w:eastAsia="en-IN"/>
+                <w14:ligatures w14:val="none"/>
+              </w:rPr>
+              <w:t>"</w:t>
+            </w:r>
+            <w:r>
+              <w:rPr>
+                <w:rFonts w:ascii="Consolas" w:eastAsia="Times New Roman" w:hAnsi="Consolas" w:cs="Times New Roman"/>
+                <w:color w:val="C9D1D9"/>
+                <w:kern w:val="0"/>
+                <w:sz w:val="21"/>
+                <w:szCs w:val="21"/>
+                <w:lang w:eastAsia="en-IN"/>
+                <w14:ligatures w14:val="none"/>
+              </w:rPr>
+              <w:t>&gt;</w:t>
+            </w:r>
+          </w:p>
+          <w:p>
+            <w:pPr>
+              <w:shd w:val="clear" w:color="auto" w:fill="0D1117"/>
+              <w:spacing w:line="285" w:lineRule="atLeast"/>
+              <w:rPr>
+                <w:rFonts w:ascii="Consolas" w:eastAsia="Times New Roman" w:hAnsi="Consolas" w:cs="Times New Roman"/>
+                <w:color w:val="C9D1D9"/>
+                <w:kern w:val="0"/>
+                <w:sz w:val="21"/>
+                <w:szCs w:val="21"/>
+                <w:lang w:eastAsia="en-IN"/>
+                <w14:ligatures w14:val="none"/>
+              </w:rPr>
+            </w:pPr>
+            <w:r>
+              <w:rPr>
+                <w:rFonts w:ascii="Consolas" w:eastAsia="Times New Roman" w:hAnsi="Consolas" w:cs="Times New Roman"/>
+                <w:color w:val="C9D1D9"/>
+                <w:kern w:val="0"/>
+                <w:sz w:val="21"/>
+                <w:szCs w:val="21"/>
+                <w:lang w:eastAsia="en-IN"/>
+                <w14:ligatures w14:val="none"/>
+              </w:rPr>
+              <w:t>        &lt;</w:t>
+            </w:r>
+            <w:r>
+              <w:rPr>
+                <w:rFonts w:ascii="Consolas" w:eastAsia="Times New Roman" w:hAnsi="Consolas" w:cs="Times New Roman"/>
+                <w:color w:val="A5D6FF"/>
+                <w:kern w:val="0"/>
+                <w:sz w:val="21"/>
+                <w:szCs w:val="21"/>
+                <w:lang w:eastAsia="en-IN"/>
+                <w14:ligatures w14:val="none"/>
+              </w:rPr>
+              <w:t>p</w:t>
+            </w:r>
+            <w:r>
+              <w:rPr>
+                <w:rFonts w:ascii="Consolas" w:eastAsia="Times New Roman" w:hAnsi="Consolas" w:cs="Times New Roman"/>
+                <w:color w:val="C9D1D9"/>
+                <w:kern w:val="0"/>
+                <w:sz w:val="21"/>
+                <w:szCs w:val="21"/>
+                <w:lang w:eastAsia="en-IN"/>
+                <w14:ligatures w14:val="none"/>
+              </w:rPr>
+              <w:t xml:space="preserve"> </w:t>
+            </w:r>
+            <w:proofErr w:type="spellStart"/>
+            <w:r>
+              <w:rPr>
+                <w:rFonts w:ascii="Consolas" w:eastAsia="Times New Roman" w:hAnsi="Consolas" w:cs="Times New Roman"/>
+                <w:color w:val="79C0FF"/>
+                <w:kern w:val="0"/>
+                <w:sz w:val="21"/>
+                <w:szCs w:val="21"/>
+                <w:lang w:eastAsia="en-IN"/>
+                <w14:ligatures w14:val="none"/>
+              </w:rPr>
+              <w:t>className</w:t>
+            </w:r>
+            <w:proofErr w:type="spellEnd"/>
+            <w:r>
+              <w:rPr>
+                <w:rFonts w:ascii="Consolas" w:eastAsia="Times New Roman" w:hAnsi="Consolas" w:cs="Times New Roman"/>
+                <w:color w:val="EC8E2C"/>
+                <w:kern w:val="0"/>
+                <w:sz w:val="21"/>
+                <w:szCs w:val="21"/>
+                <w:lang w:eastAsia="en-IN"/>
+                <w14:ligatures w14:val="none"/>
+              </w:rPr>
+              <w:t>=</w:t>
+            </w:r>
+            <w:r>
+              <w:rPr>
+                <w:rFonts w:ascii="Consolas" w:eastAsia="Times New Roman" w:hAnsi="Consolas" w:cs="Times New Roman"/>
+                <w:color w:val="A5D6FF"/>
+                <w:kern w:val="0"/>
+                <w:sz w:val="21"/>
+                <w:szCs w:val="21"/>
+                <w:lang w:eastAsia="en-IN"/>
+                <w14:ligatures w14:val="none"/>
+              </w:rPr>
+              <w:t>"text-</w:t>
+            </w:r>
+            <w:proofErr w:type="spellStart"/>
+            <w:r>
+              <w:rPr>
+                <w:rFonts w:ascii="Consolas" w:eastAsia="Times New Roman" w:hAnsi="Consolas" w:cs="Times New Roman"/>
+                <w:color w:val="A5D6FF"/>
+                <w:kern w:val="0"/>
+                <w:sz w:val="21"/>
+                <w:szCs w:val="21"/>
+                <w:lang w:eastAsia="en-IN"/>
+                <w14:ligatures w14:val="none"/>
+              </w:rPr>
+              <w:t>sm</w:t>
+            </w:r>
+            <w:proofErr w:type="spellEnd"/>
+            <w:r>
+              <w:rPr>
+                <w:rFonts w:ascii="Consolas" w:eastAsia="Times New Roman" w:hAnsi="Consolas" w:cs="Times New Roman"/>
+                <w:color w:val="A5D6FF"/>
+                <w:kern w:val="0"/>
+                <w:sz w:val="21"/>
+                <w:szCs w:val="21"/>
+                <w:lang w:eastAsia="en-IN"/>
+                <w14:ligatures w14:val="none"/>
+              </w:rPr>
+              <w:t xml:space="preserve"> font-medium text-muted"</w:t>
+            </w:r>
+            <w:r>
+              <w:rPr>
+                <w:rFonts w:ascii="Consolas" w:eastAsia="Times New Roman" w:hAnsi="Consolas" w:cs="Times New Roman"/>
+                <w:color w:val="C9D1D9"/>
+                <w:kern w:val="0"/>
+                <w:sz w:val="21"/>
+                <w:szCs w:val="21"/>
+                <w:lang w:eastAsia="en-IN"/>
+                <w14:ligatures w14:val="none"/>
+              </w:rPr>
+              <w:t>&gt;</w:t>
+            </w:r>
+          </w:p>
+          <w:p>
+            <w:pPr>
+              <w:shd w:val="clear" w:color="auto" w:fill="0D1117"/>
+              <w:spacing w:line="285" w:lineRule="atLeast"/>
+              <w:rPr>
+                <w:rFonts w:ascii="Consolas" w:eastAsia="Times New Roman" w:hAnsi="Consolas" w:cs="Times New Roman"/>
+                <w:color w:val="C9D1D9"/>
+                <w:kern w:val="0"/>
+                <w:sz w:val="21"/>
+                <w:szCs w:val="21"/>
+                <w:lang w:eastAsia="en-IN"/>
+                <w14:ligatures w14:val="none"/>
+              </w:rPr>
+            </w:pPr>
+            <w:r>
+              <w:rPr>
+                <w:rFonts w:ascii="Consolas" w:eastAsia="Times New Roman" w:hAnsi="Consolas" w:cs="Times New Roman"/>
+                <w:color w:val="C9D1D9"/>
+                <w:kern w:val="0"/>
+                <w:sz w:val="21"/>
+                <w:szCs w:val="21"/>
+                <w:lang w:eastAsia="en-IN"/>
+                <w14:ligatures w14:val="none"/>
+              </w:rPr>
+              <w:t xml:space="preserve">          </w:t>
+            </w:r>
+            <w:r>
+              <w:rPr>
+                <w:rFonts w:ascii="Consolas" w:eastAsia="Times New Roman" w:hAnsi="Consolas" w:cs="Times New Roman"/>
+                <w:color w:val="EC8E2C"/>
+                <w:kern w:val="0"/>
+                <w:sz w:val="21"/>
+                <w:szCs w:val="21"/>
+                <w:lang w:eastAsia="en-IN"/>
+                <w14:ligatures w14:val="none"/>
+              </w:rPr>
+              <w:t>{</w:t>
+            </w:r>
+            <w:proofErr w:type="spellStart"/>
+            <w:r>
+              <w:rPr>
+                <w:rFonts w:ascii="Consolas" w:eastAsia="Times New Roman" w:hAnsi="Consolas" w:cs="Times New Roman"/>
+                <w:color w:val="C9D1D9"/>
                 <w:kern w:val="0"/>
                 <w:sz w:val="21"/>
                 <w:szCs w:val="21"/>
@@ -7216,6 +7544,45 @@
               <w:t>hasRepos</w:t>
             </w:r>
             <w:proofErr w:type="spellEnd"/>
+          </w:p>
+          <w:p>
+            <w:pPr>
+              <w:shd w:val="clear" w:color="auto" w:fill="0D1117"/>
+              <w:spacing w:line="285" w:lineRule="atLeast"/>
+              <w:rPr>
+                <w:rFonts w:ascii="Consolas" w:eastAsia="Times New Roman" w:hAnsi="Consolas" w:cs="Times New Roman"/>
+                <w:color w:val="C9D1D9"/>
+                <w:kern w:val="0"/>
+                <w:sz w:val="21"/>
+                <w:szCs w:val="21"/>
+                <w:lang w:eastAsia="en-IN"/>
+                <w14:ligatures w14:val="none"/>
+              </w:rPr>
+            </w:pPr>
+            <w:r>
+              <w:rPr>
+                <w:rFonts w:ascii="Consolas" w:eastAsia="Times New Roman" w:hAnsi="Consolas" w:cs="Times New Roman"/>
+                <w:color w:val="C9D1D9"/>
+                <w:kern w:val="0"/>
+                <w:sz w:val="21"/>
+                <w:szCs w:val="21"/>
+                <w:lang w:eastAsia="en-IN"/>
+                <w14:ligatures w14:val="none"/>
+              </w:rPr>
+              <w:t xml:space="preserve">            </w:t>
+            </w:r>
+            <w:r>
+              <w:rPr>
+                <w:rFonts w:ascii="Consolas" w:eastAsia="Times New Roman" w:hAnsi="Consolas" w:cs="Times New Roman"/>
+                <w:color w:val="EC8E2C"/>
+                <w:kern w:val="0"/>
+                <w:sz w:val="21"/>
+                <w:szCs w:val="21"/>
+                <w:lang w:eastAsia="en-IN"/>
+                <w14:ligatures w14:val="none"/>
+              </w:rPr>
+              <w:t>?</w:t>
+            </w:r>
             <w:r>
               <w:rPr>
                 <w:rFonts w:ascii="Consolas" w:eastAsia="Times New Roman" w:hAnsi="Consolas" w:cs="Times New Roman"/>
@@ -7231,6 +7598,45 @@
             <w:r>
               <w:rPr>
                 <w:rFonts w:ascii="Consolas" w:eastAsia="Times New Roman" w:hAnsi="Consolas" w:cs="Times New Roman"/>
+                <w:color w:val="A5D6FF"/>
+                <w:kern w:val="0"/>
+                <w:sz w:val="21"/>
+                <w:szCs w:val="21"/>
+                <w:lang w:eastAsia="en-IN"/>
+                <w14:ligatures w14:val="none"/>
+              </w:rPr>
+              <w:t>'No repositories match your search.'</w:t>
+            </w:r>
+          </w:p>
+          <w:p>
+            <w:pPr>
+              <w:shd w:val="clear" w:color="auto" w:fill="0D1117"/>
+              <w:spacing w:line="285" w:lineRule="atLeast"/>
+              <w:rPr>
+                <w:rFonts w:ascii="Consolas" w:eastAsia="Times New Roman" w:hAnsi="Consolas" w:cs="Times New Roman"/>
+                <w:color w:val="C9D1D9"/>
+                <w:kern w:val="0"/>
+                <w:sz w:val="21"/>
+                <w:szCs w:val="21"/>
+                <w:lang w:eastAsia="en-IN"/>
+                <w14:ligatures w14:val="none"/>
+              </w:rPr>
+            </w:pPr>
+            <w:r>
+              <w:rPr>
+                <w:rFonts w:ascii="Consolas" w:eastAsia="Times New Roman" w:hAnsi="Consolas" w:cs="Times New Roman"/>
+                <w:color w:val="C9D1D9"/>
+                <w:kern w:val="0"/>
+                <w:sz w:val="21"/>
+                <w:szCs w:val="21"/>
+                <w:lang w:eastAsia="en-IN"/>
+                <w14:ligatures w14:val="none"/>
+              </w:rPr>
+              <w:t xml:space="preserve">            </w:t>
+            </w:r>
+            <w:r>
+              <w:rPr>
+                <w:rFonts w:ascii="Consolas" w:eastAsia="Times New Roman" w:hAnsi="Consolas" w:cs="Times New Roman"/>
                 <w:color w:val="EC8E2C"/>
                 <w:kern w:val="0"/>
                 <w:sz w:val="21"/>
@@ -7238,1053 +7644,354 @@
                 <w:lang w:eastAsia="en-IN"/>
                 <w14:ligatures w14:val="none"/>
               </w:rPr>
+              <w:t>:</w:t>
+            </w:r>
+            <w:r>
+              <w:rPr>
+                <w:rFonts w:ascii="Consolas" w:eastAsia="Times New Roman" w:hAnsi="Consolas" w:cs="Times New Roman"/>
+                <w:color w:val="C9D1D9"/>
+                <w:kern w:val="0"/>
+                <w:sz w:val="21"/>
+                <w:szCs w:val="21"/>
+                <w:lang w:eastAsia="en-IN"/>
+                <w14:ligatures w14:val="none"/>
+              </w:rPr>
+              <w:t xml:space="preserve"> </w:t>
+            </w:r>
+            <w:r>
+              <w:rPr>
+                <w:rFonts w:ascii="Consolas" w:eastAsia="Times New Roman" w:hAnsi="Consolas" w:cs="Times New Roman"/>
+                <w:color w:val="A5D6FF"/>
+                <w:kern w:val="0"/>
+                <w:sz w:val="21"/>
+                <w:szCs w:val="21"/>
+                <w:lang w:eastAsia="en-IN"/>
+                <w14:ligatures w14:val="none"/>
+              </w:rPr>
+              <w:t>'No public repositories found.'</w:t>
+            </w:r>
+            <w:r>
+              <w:rPr>
+                <w:rFonts w:ascii="Consolas" w:eastAsia="Times New Roman" w:hAnsi="Consolas" w:cs="Times New Roman"/>
+                <w:color w:val="EC8E2C"/>
+                <w:kern w:val="0"/>
+                <w:sz w:val="21"/>
+                <w:szCs w:val="21"/>
+                <w:lang w:eastAsia="en-IN"/>
+                <w14:ligatures w14:val="none"/>
+              </w:rPr>
+              <w:t>}</w:t>
+            </w:r>
+          </w:p>
+          <w:p>
+            <w:pPr>
+              <w:shd w:val="clear" w:color="auto" w:fill="0D1117"/>
+              <w:spacing w:line="285" w:lineRule="atLeast"/>
+              <w:rPr>
+                <w:rFonts w:ascii="Consolas" w:eastAsia="Times New Roman" w:hAnsi="Consolas" w:cs="Times New Roman"/>
+                <w:color w:val="C9D1D9"/>
+                <w:kern w:val="0"/>
+                <w:sz w:val="21"/>
+                <w:szCs w:val="21"/>
+                <w:lang w:eastAsia="en-IN"/>
+                <w14:ligatures w14:val="none"/>
+              </w:rPr>
+            </w:pPr>
+            <w:r>
+              <w:rPr>
+                <w:rFonts w:ascii="Consolas" w:eastAsia="Times New Roman" w:hAnsi="Consolas" w:cs="Times New Roman"/>
+                <w:color w:val="C9D1D9"/>
+                <w:kern w:val="0"/>
+                <w:sz w:val="21"/>
+                <w:szCs w:val="21"/>
+                <w:lang w:eastAsia="en-IN"/>
+                <w14:ligatures w14:val="none"/>
+              </w:rPr>
+              <w:t>        &lt;/</w:t>
+            </w:r>
+            <w:r>
+              <w:rPr>
+                <w:rFonts w:ascii="Consolas" w:eastAsia="Times New Roman" w:hAnsi="Consolas" w:cs="Times New Roman"/>
+                <w:color w:val="A5D6FF"/>
+                <w:kern w:val="0"/>
+                <w:sz w:val="21"/>
+                <w:szCs w:val="21"/>
+                <w:lang w:eastAsia="en-IN"/>
+                <w14:ligatures w14:val="none"/>
+              </w:rPr>
+              <w:t>p</w:t>
+            </w:r>
+            <w:r>
+              <w:rPr>
+                <w:rFonts w:ascii="Consolas" w:eastAsia="Times New Roman" w:hAnsi="Consolas" w:cs="Times New Roman"/>
+                <w:color w:val="C9D1D9"/>
+                <w:kern w:val="0"/>
+                <w:sz w:val="21"/>
+                <w:szCs w:val="21"/>
+                <w:lang w:eastAsia="en-IN"/>
+                <w14:ligatures w14:val="none"/>
+              </w:rPr>
+              <w:t>&gt;</w:t>
+            </w:r>
+          </w:p>
+          <w:p>
+            <w:pPr>
+              <w:shd w:val="clear" w:color="auto" w:fill="0D1117"/>
+              <w:spacing w:line="285" w:lineRule="atLeast"/>
+              <w:rPr>
+                <w:rFonts w:ascii="Consolas" w:eastAsia="Times New Roman" w:hAnsi="Consolas" w:cs="Times New Roman"/>
+                <w:color w:val="C9D1D9"/>
+                <w:kern w:val="0"/>
+                <w:sz w:val="21"/>
+                <w:szCs w:val="21"/>
+                <w:lang w:eastAsia="en-IN"/>
+                <w14:ligatures w14:val="none"/>
+              </w:rPr>
+            </w:pPr>
+            <w:r>
+              <w:rPr>
+                <w:rFonts w:ascii="Consolas" w:eastAsia="Times New Roman" w:hAnsi="Consolas" w:cs="Times New Roman"/>
+                <w:color w:val="C9D1D9"/>
+                <w:kern w:val="0"/>
+                <w:sz w:val="21"/>
+                <w:szCs w:val="21"/>
+                <w:lang w:eastAsia="en-IN"/>
+                <w14:ligatures w14:val="none"/>
+              </w:rPr>
+              <w:t>      &lt;/</w:t>
+            </w:r>
+            <w:r>
+              <w:rPr>
+                <w:rFonts w:ascii="Consolas" w:eastAsia="Times New Roman" w:hAnsi="Consolas" w:cs="Times New Roman"/>
+                <w:color w:val="A5D6FF"/>
+                <w:kern w:val="0"/>
+                <w:sz w:val="21"/>
+                <w:szCs w:val="21"/>
+                <w:lang w:eastAsia="en-IN"/>
+                <w14:ligatures w14:val="none"/>
+              </w:rPr>
+              <w:t>div</w:t>
+            </w:r>
+            <w:r>
+              <w:rPr>
+                <w:rFonts w:ascii="Consolas" w:eastAsia="Times New Roman" w:hAnsi="Consolas" w:cs="Times New Roman"/>
+                <w:color w:val="C9D1D9"/>
+                <w:kern w:val="0"/>
+                <w:sz w:val="21"/>
+                <w:szCs w:val="21"/>
+                <w:lang w:eastAsia="en-IN"/>
+                <w14:ligatures w14:val="none"/>
+              </w:rPr>
+              <w:t>&gt;</w:t>
+            </w:r>
+          </w:p>
+          <w:p>
+            <w:pPr>
+              <w:shd w:val="clear" w:color="auto" w:fill="0D1117"/>
+              <w:spacing w:line="285" w:lineRule="atLeast"/>
+              <w:rPr>
+                <w:rFonts w:ascii="Consolas" w:eastAsia="Times New Roman" w:hAnsi="Consolas" w:cs="Times New Roman"/>
+                <w:color w:val="C9D1D9"/>
+                <w:kern w:val="0"/>
+                <w:sz w:val="21"/>
+                <w:szCs w:val="21"/>
+                <w:lang w:eastAsia="en-IN"/>
+                <w14:ligatures w14:val="none"/>
+              </w:rPr>
+            </w:pPr>
+            <w:r>
+              <w:rPr>
+                <w:rFonts w:ascii="Consolas" w:eastAsia="Times New Roman" w:hAnsi="Consolas" w:cs="Times New Roman"/>
+                <w:color w:val="C9D1D9"/>
+                <w:kern w:val="0"/>
+                <w:sz w:val="21"/>
+                <w:szCs w:val="21"/>
+                <w:lang w:eastAsia="en-IN"/>
+                <w14:ligatures w14:val="none"/>
+              </w:rPr>
+              <w:t>    )</w:t>
+            </w:r>
+          </w:p>
+          <w:p>
+            <w:pPr>
+              <w:shd w:val="clear" w:color="auto" w:fill="0D1117"/>
+              <w:spacing w:line="285" w:lineRule="atLeast"/>
+              <w:rPr>
+                <w:rFonts w:ascii="Consolas" w:eastAsia="Times New Roman" w:hAnsi="Consolas" w:cs="Times New Roman"/>
+                <w:color w:val="C9D1D9"/>
+                <w:kern w:val="0"/>
+                <w:sz w:val="21"/>
+                <w:szCs w:val="21"/>
+                <w:lang w:eastAsia="en-IN"/>
+                <w14:ligatures w14:val="none"/>
+              </w:rPr>
+            </w:pPr>
+            <w:r>
+              <w:rPr>
+                <w:rFonts w:ascii="Consolas" w:eastAsia="Times New Roman" w:hAnsi="Consolas" w:cs="Times New Roman"/>
+                <w:color w:val="C9D1D9"/>
+                <w:kern w:val="0"/>
+                <w:sz w:val="21"/>
+                <w:szCs w:val="21"/>
+                <w:lang w:eastAsia="en-IN"/>
+                <w14:ligatures w14:val="none"/>
+              </w:rPr>
+              <w:t>  }</w:t>
+            </w:r>
+          </w:p>
+          <w:p>
+            <w:pPr>
+              <w:shd w:val="clear" w:color="auto" w:fill="0D1117"/>
+              <w:spacing w:line="285" w:lineRule="atLeast"/>
+              <w:rPr>
+                <w:rFonts w:ascii="Consolas" w:eastAsia="Times New Roman" w:hAnsi="Consolas" w:cs="Times New Roman"/>
+                <w:color w:val="C9D1D9"/>
+                <w:kern w:val="0"/>
+                <w:sz w:val="21"/>
+                <w:szCs w:val="21"/>
+                <w:lang w:eastAsia="en-IN"/>
+                <w14:ligatures w14:val="none"/>
+              </w:rPr>
+            </w:pPr>
+          </w:p>
+          <w:p>
+            <w:pPr>
+              <w:shd w:val="clear" w:color="auto" w:fill="0D1117"/>
+              <w:spacing w:line="285" w:lineRule="atLeast"/>
+              <w:rPr>
+                <w:rFonts w:ascii="Consolas" w:eastAsia="Times New Roman" w:hAnsi="Consolas" w:cs="Times New Roman"/>
+                <w:color w:val="C9D1D9"/>
+                <w:kern w:val="0"/>
+                <w:sz w:val="21"/>
+                <w:szCs w:val="21"/>
+                <w:lang w:eastAsia="en-IN"/>
+                <w14:ligatures w14:val="none"/>
+              </w:rPr>
+            </w:pPr>
+            <w:r>
+              <w:rPr>
+                <w:rFonts w:ascii="Consolas" w:eastAsia="Times New Roman" w:hAnsi="Consolas" w:cs="Times New Roman"/>
+                <w:color w:val="C9D1D9"/>
+                <w:kern w:val="0"/>
+                <w:sz w:val="21"/>
+                <w:szCs w:val="21"/>
+                <w:lang w:eastAsia="en-IN"/>
+                <w14:ligatures w14:val="none"/>
+              </w:rPr>
+              <w:t xml:space="preserve">  </w:t>
+            </w:r>
+            <w:r>
+              <w:rPr>
+                <w:rFonts w:ascii="Consolas" w:eastAsia="Times New Roman" w:hAnsi="Consolas" w:cs="Times New Roman"/>
+                <w:color w:val="EC8E2C"/>
+                <w:kern w:val="0"/>
+                <w:sz w:val="21"/>
+                <w:szCs w:val="21"/>
+                <w:lang w:eastAsia="en-IN"/>
+                <w14:ligatures w14:val="none"/>
+              </w:rPr>
+              <w:t>return</w:t>
+            </w:r>
+            <w:r>
+              <w:rPr>
+                <w:rFonts w:ascii="Consolas" w:eastAsia="Times New Roman" w:hAnsi="Consolas" w:cs="Times New Roman"/>
+                <w:color w:val="C9D1D9"/>
+                <w:kern w:val="0"/>
+                <w:sz w:val="21"/>
+                <w:szCs w:val="21"/>
+                <w:lang w:eastAsia="en-IN"/>
+                <w14:ligatures w14:val="none"/>
+              </w:rPr>
+              <w:t xml:space="preserve"> (</w:t>
+            </w:r>
+          </w:p>
+          <w:p>
+            <w:pPr>
+              <w:shd w:val="clear" w:color="auto" w:fill="0D1117"/>
+              <w:spacing w:line="285" w:lineRule="atLeast"/>
+              <w:rPr>
+                <w:rFonts w:ascii="Consolas" w:eastAsia="Times New Roman" w:hAnsi="Consolas" w:cs="Times New Roman"/>
+                <w:color w:val="C9D1D9"/>
+                <w:kern w:val="0"/>
+                <w:sz w:val="21"/>
+                <w:szCs w:val="21"/>
+                <w:lang w:eastAsia="en-IN"/>
+                <w14:ligatures w14:val="none"/>
+              </w:rPr>
+            </w:pPr>
+            <w:r>
+              <w:rPr>
+                <w:rFonts w:ascii="Consolas" w:eastAsia="Times New Roman" w:hAnsi="Consolas" w:cs="Times New Roman"/>
+                <w:color w:val="C9D1D9"/>
+                <w:kern w:val="0"/>
+                <w:sz w:val="21"/>
+                <w:szCs w:val="21"/>
+                <w:lang w:eastAsia="en-IN"/>
+                <w14:ligatures w14:val="none"/>
+              </w:rPr>
+              <w:t>    &lt;</w:t>
+            </w:r>
+            <w:r>
+              <w:rPr>
+                <w:rFonts w:ascii="Consolas" w:eastAsia="Times New Roman" w:hAnsi="Consolas" w:cs="Times New Roman"/>
+                <w:color w:val="A5D6FF"/>
+                <w:kern w:val="0"/>
+                <w:sz w:val="21"/>
+                <w:szCs w:val="21"/>
+                <w:lang w:eastAsia="en-IN"/>
+                <w14:ligatures w14:val="none"/>
+              </w:rPr>
+              <w:t>div</w:t>
+            </w:r>
+            <w:r>
+              <w:rPr>
+                <w:rFonts w:ascii="Consolas" w:eastAsia="Times New Roman" w:hAnsi="Consolas" w:cs="Times New Roman"/>
+                <w:color w:val="C9D1D9"/>
+                <w:kern w:val="0"/>
+                <w:sz w:val="21"/>
+                <w:szCs w:val="21"/>
+                <w:lang w:eastAsia="en-IN"/>
+                <w14:ligatures w14:val="none"/>
+              </w:rPr>
+              <w:t xml:space="preserve"> </w:t>
+            </w:r>
+            <w:proofErr w:type="spellStart"/>
+            <w:r>
+              <w:rPr>
+                <w:rFonts w:ascii="Consolas" w:eastAsia="Times New Roman" w:hAnsi="Consolas" w:cs="Times New Roman"/>
+                <w:color w:val="79C0FF"/>
+                <w:kern w:val="0"/>
+                <w:sz w:val="21"/>
+                <w:szCs w:val="21"/>
+                <w:lang w:eastAsia="en-IN"/>
+                <w14:ligatures w14:val="none"/>
+              </w:rPr>
+              <w:t>className</w:t>
+            </w:r>
+            <w:proofErr w:type="spellEnd"/>
+            <w:r>
+              <w:rPr>
+                <w:rFonts w:ascii="Consolas" w:eastAsia="Times New Roman" w:hAnsi="Consolas" w:cs="Times New Roman"/>
+                <w:color w:val="EC8E2C"/>
+                <w:kern w:val="0"/>
+                <w:sz w:val="21"/>
+                <w:szCs w:val="21"/>
+                <w:lang w:eastAsia="en-IN"/>
+                <w14:ligatures w14:val="none"/>
+              </w:rPr>
               <w:t>=</w:t>
             </w:r>
             <w:r>
               <w:rPr>
                 <w:rFonts w:ascii="Consolas" w:eastAsia="Times New Roman" w:hAnsi="Consolas" w:cs="Times New Roman"/>
-                <w:color w:val="C9D1D9"/>
-                <w:kern w:val="0"/>
-                <w:sz w:val="21"/>
-                <w:szCs w:val="21"/>
-                <w:lang w:eastAsia="en-IN"/>
-                <w14:ligatures w14:val="none"/>
-              </w:rPr>
-              <w:t xml:space="preserve"> </w:t>
-            </w:r>
-            <w:proofErr w:type="gramStart"/>
-            <w:r>
-              <w:rPr>
-                <w:rFonts w:ascii="Consolas" w:eastAsia="Times New Roman" w:hAnsi="Consolas" w:cs="Times New Roman"/>
-                <w:color w:val="79C0FF"/>
-                <w:kern w:val="0"/>
-                <w:sz w:val="21"/>
-                <w:szCs w:val="21"/>
-                <w:lang w:eastAsia="en-IN"/>
-                <w14:ligatures w14:val="none"/>
-              </w:rPr>
-              <w:t>true</w:t>
-            </w:r>
-            <w:r>
-              <w:rPr>
-                <w:rFonts w:ascii="Consolas" w:eastAsia="Times New Roman" w:hAnsi="Consolas" w:cs="Times New Roman"/>
-                <w:color w:val="C9D1D9"/>
-                <w:kern w:val="0"/>
-                <w:sz w:val="21"/>
-                <w:szCs w:val="21"/>
-                <w:lang w:eastAsia="en-IN"/>
-                <w14:ligatures w14:val="none"/>
-              </w:rPr>
-              <w:t xml:space="preserve"> }</w:t>
-            </w:r>
-            <w:proofErr w:type="gramEnd"/>
-            <w:r>
-              <w:rPr>
-                <w:rFonts w:ascii="Consolas" w:eastAsia="Times New Roman" w:hAnsi="Consolas" w:cs="Times New Roman"/>
-                <w:color w:val="C9D1D9"/>
-                <w:kern w:val="0"/>
-                <w:sz w:val="21"/>
-                <w:szCs w:val="21"/>
-                <w:lang w:eastAsia="en-IN"/>
-                <w14:ligatures w14:val="none"/>
-              </w:rPr>
-              <w:t xml:space="preserve">) </w:t>
-            </w:r>
-            <w:r>
-              <w:rPr>
-                <w:rFonts w:ascii="Consolas" w:eastAsia="Times New Roman" w:hAnsi="Consolas" w:cs="Times New Roman"/>
-                <w:color w:val="EC8E2C"/>
-                <w:kern w:val="0"/>
-                <w:sz w:val="21"/>
-                <w:szCs w:val="21"/>
-                <w:lang w:eastAsia="en-IN"/>
-                <w14:ligatures w14:val="none"/>
-              </w:rPr>
-              <w:t>=&gt;</w:t>
-            </w:r>
-            <w:r>
-              <w:rPr>
-                <w:rFonts w:ascii="Consolas" w:eastAsia="Times New Roman" w:hAnsi="Consolas" w:cs="Times New Roman"/>
-                <w:color w:val="C9D1D9"/>
-                <w:kern w:val="0"/>
-                <w:sz w:val="21"/>
-                <w:szCs w:val="21"/>
-                <w:lang w:eastAsia="en-IN"/>
-                <w14:ligatures w14:val="none"/>
-              </w:rPr>
-              <w:t xml:space="preserve"> {</w:t>
-            </w:r>
-          </w:p>
-          <w:p>
-            <w:pPr>
-              <w:shd w:val="clear" w:color="auto" w:fill="0D1117"/>
-              <w:spacing w:line="285" w:lineRule="atLeast"/>
-              <w:rPr>
-                <w:rFonts w:ascii="Consolas" w:eastAsia="Times New Roman" w:hAnsi="Consolas" w:cs="Times New Roman"/>
-                <w:color w:val="C9D1D9"/>
-                <w:kern w:val="0"/>
-                <w:sz w:val="21"/>
-                <w:szCs w:val="21"/>
-                <w:lang w:eastAsia="en-IN"/>
-                <w14:ligatures w14:val="none"/>
-              </w:rPr>
-            </w:pPr>
-            <w:r>
-              <w:rPr>
-                <w:rFonts w:ascii="Consolas" w:eastAsia="Times New Roman" w:hAnsi="Consolas" w:cs="Times New Roman"/>
-                <w:color w:val="C9D1D9"/>
-                <w:kern w:val="0"/>
-                <w:sz w:val="21"/>
-                <w:szCs w:val="21"/>
-                <w:lang w:eastAsia="en-IN"/>
-                <w14:ligatures w14:val="none"/>
-              </w:rPr>
-              <w:t xml:space="preserve">  </w:t>
-            </w:r>
-            <w:r>
-              <w:rPr>
-                <w:rFonts w:ascii="Consolas" w:eastAsia="Times New Roman" w:hAnsi="Consolas" w:cs="Times New Roman"/>
-                <w:color w:val="EC8E2C"/>
-                <w:kern w:val="0"/>
-                <w:sz w:val="21"/>
-                <w:szCs w:val="21"/>
-                <w:lang w:eastAsia="en-IN"/>
-                <w14:ligatures w14:val="none"/>
-              </w:rPr>
-              <w:t>if</w:t>
-            </w:r>
-            <w:r>
-              <w:rPr>
-                <w:rFonts w:ascii="Consolas" w:eastAsia="Times New Roman" w:hAnsi="Consolas" w:cs="Times New Roman"/>
-                <w:color w:val="C9D1D9"/>
-                <w:kern w:val="0"/>
-                <w:sz w:val="21"/>
-                <w:szCs w:val="21"/>
-                <w:lang w:eastAsia="en-IN"/>
-                <w14:ligatures w14:val="none"/>
-              </w:rPr>
-              <w:t xml:space="preserve"> (</w:t>
-            </w:r>
-            <w:proofErr w:type="spellStart"/>
-            <w:proofErr w:type="gramStart"/>
-            <w:r>
-              <w:rPr>
-                <w:rFonts w:ascii="Consolas" w:eastAsia="Times New Roman" w:hAnsi="Consolas" w:cs="Times New Roman"/>
-                <w:color w:val="C9D1D9"/>
-                <w:kern w:val="0"/>
-                <w:sz w:val="21"/>
-                <w:szCs w:val="21"/>
-                <w:lang w:eastAsia="en-IN"/>
-                <w14:ligatures w14:val="none"/>
-              </w:rPr>
-              <w:t>repos.</w:t>
-            </w:r>
-            <w:r>
-              <w:rPr>
-                <w:rFonts w:ascii="Consolas" w:eastAsia="Times New Roman" w:hAnsi="Consolas" w:cs="Times New Roman"/>
-                <w:color w:val="79C0FF"/>
-                <w:kern w:val="0"/>
-                <w:sz w:val="21"/>
-                <w:szCs w:val="21"/>
-                <w:lang w:eastAsia="en-IN"/>
-                <w14:ligatures w14:val="none"/>
-              </w:rPr>
-              <w:t>length</w:t>
-            </w:r>
-            <w:proofErr w:type="spellEnd"/>
-            <w:proofErr w:type="gramEnd"/>
-            <w:r>
-              <w:rPr>
-                <w:rFonts w:ascii="Consolas" w:eastAsia="Times New Roman" w:hAnsi="Consolas" w:cs="Times New Roman"/>
-                <w:color w:val="C9D1D9"/>
-                <w:kern w:val="0"/>
-                <w:sz w:val="21"/>
-                <w:szCs w:val="21"/>
-                <w:lang w:eastAsia="en-IN"/>
-                <w14:ligatures w14:val="none"/>
-              </w:rPr>
-              <w:t xml:space="preserve"> </w:t>
-            </w:r>
-            <w:r>
-              <w:rPr>
-                <w:rFonts w:ascii="Consolas" w:eastAsia="Times New Roman" w:hAnsi="Consolas" w:cs="Times New Roman"/>
-                <w:color w:val="EC8E2C"/>
-                <w:kern w:val="0"/>
-                <w:sz w:val="21"/>
-                <w:szCs w:val="21"/>
-                <w:lang w:eastAsia="en-IN"/>
-                <w14:ligatures w14:val="none"/>
-              </w:rPr>
-              <w:t>===</w:t>
-            </w:r>
-            <w:r>
-              <w:rPr>
-                <w:rFonts w:ascii="Consolas" w:eastAsia="Times New Roman" w:hAnsi="Consolas" w:cs="Times New Roman"/>
-                <w:color w:val="C9D1D9"/>
-                <w:kern w:val="0"/>
-                <w:sz w:val="21"/>
-                <w:szCs w:val="21"/>
-                <w:lang w:eastAsia="en-IN"/>
-                <w14:ligatures w14:val="none"/>
-              </w:rPr>
-              <w:t xml:space="preserve"> </w:t>
-            </w:r>
-            <w:r>
-              <w:rPr>
-                <w:rFonts w:ascii="Consolas" w:eastAsia="Times New Roman" w:hAnsi="Consolas" w:cs="Times New Roman"/>
-                <w:color w:val="79C0FF"/>
-                <w:kern w:val="0"/>
-                <w:sz w:val="21"/>
-                <w:szCs w:val="21"/>
-                <w:lang w:eastAsia="en-IN"/>
-                <w14:ligatures w14:val="none"/>
-              </w:rPr>
-              <w:t>0</w:t>
-            </w:r>
-            <w:r>
-              <w:rPr>
-                <w:rFonts w:ascii="Consolas" w:eastAsia="Times New Roman" w:hAnsi="Consolas" w:cs="Times New Roman"/>
-                <w:color w:val="C9D1D9"/>
-                <w:kern w:val="0"/>
-                <w:sz w:val="21"/>
-                <w:szCs w:val="21"/>
-                <w:lang w:eastAsia="en-IN"/>
-                <w14:ligatures w14:val="none"/>
-              </w:rPr>
-              <w:t>) {</w:t>
-            </w:r>
-          </w:p>
-          <w:p>
-            <w:pPr>
-              <w:shd w:val="clear" w:color="auto" w:fill="0D1117"/>
-              <w:spacing w:line="285" w:lineRule="atLeast"/>
-              <w:rPr>
-                <w:rFonts w:ascii="Consolas" w:eastAsia="Times New Roman" w:hAnsi="Consolas" w:cs="Times New Roman"/>
-                <w:color w:val="C9D1D9"/>
-                <w:kern w:val="0"/>
-                <w:sz w:val="21"/>
-                <w:szCs w:val="21"/>
-                <w:lang w:eastAsia="en-IN"/>
-                <w14:ligatures w14:val="none"/>
-              </w:rPr>
-            </w:pPr>
-            <w:r>
-              <w:rPr>
-                <w:rFonts w:ascii="Consolas" w:eastAsia="Times New Roman" w:hAnsi="Consolas" w:cs="Times New Roman"/>
-                <w:color w:val="C9D1D9"/>
-                <w:kern w:val="0"/>
-                <w:sz w:val="21"/>
-                <w:szCs w:val="21"/>
-                <w:lang w:eastAsia="en-IN"/>
-                <w14:ligatures w14:val="none"/>
-              </w:rPr>
-              <w:t xml:space="preserve">    </w:t>
-            </w:r>
-            <w:r>
-              <w:rPr>
-                <w:rFonts w:ascii="Consolas" w:eastAsia="Times New Roman" w:hAnsi="Consolas" w:cs="Times New Roman"/>
-                <w:color w:val="EC8E2C"/>
-                <w:kern w:val="0"/>
-                <w:sz w:val="21"/>
-                <w:szCs w:val="21"/>
-                <w:lang w:eastAsia="en-IN"/>
-                <w14:ligatures w14:val="none"/>
-              </w:rPr>
-              <w:t>return</w:t>
-            </w:r>
-            <w:r>
-              <w:rPr>
-                <w:rFonts w:ascii="Consolas" w:eastAsia="Times New Roman" w:hAnsi="Consolas" w:cs="Times New Roman"/>
-                <w:color w:val="C9D1D9"/>
-                <w:kern w:val="0"/>
-                <w:sz w:val="21"/>
-                <w:szCs w:val="21"/>
-                <w:lang w:eastAsia="en-IN"/>
-                <w14:ligatures w14:val="none"/>
-              </w:rPr>
-              <w:t xml:space="preserve"> (</w:t>
-            </w:r>
-          </w:p>
-          <w:p>
-            <w:pPr>
-              <w:shd w:val="clear" w:color="auto" w:fill="0D1117"/>
-              <w:spacing w:line="285" w:lineRule="atLeast"/>
-              <w:rPr>
-                <w:rFonts w:ascii="Consolas" w:eastAsia="Times New Roman" w:hAnsi="Consolas" w:cs="Times New Roman"/>
-                <w:color w:val="C9D1D9"/>
-                <w:kern w:val="0"/>
-                <w:sz w:val="21"/>
-                <w:szCs w:val="21"/>
-                <w:lang w:eastAsia="en-IN"/>
-                <w14:ligatures w14:val="none"/>
-              </w:rPr>
-            </w:pPr>
-            <w:r>
-              <w:rPr>
-                <w:rFonts w:ascii="Consolas" w:eastAsia="Times New Roman" w:hAnsi="Consolas" w:cs="Times New Roman"/>
-                <w:color w:val="C9D1D9"/>
-                <w:kern w:val="0"/>
-                <w:sz w:val="21"/>
-                <w:szCs w:val="21"/>
-                <w:lang w:eastAsia="en-IN"/>
-                <w14:ligatures w14:val="none"/>
-              </w:rPr>
-              <w:t>      &lt;</w:t>
-            </w:r>
-            <w:r>
-              <w:rPr>
-                <w:rFonts w:ascii="Consolas" w:eastAsia="Times New Roman" w:hAnsi="Consolas" w:cs="Times New Roman"/>
-                <w:color w:val="A5D6FF"/>
-                <w:kern w:val="0"/>
-                <w:sz w:val="21"/>
-                <w:szCs w:val="21"/>
-                <w:lang w:eastAsia="en-IN"/>
-                <w14:ligatures w14:val="none"/>
-              </w:rPr>
-              <w:t>div</w:t>
-            </w:r>
-            <w:r>
-              <w:rPr>
-                <w:rFonts w:ascii="Consolas" w:eastAsia="Times New Roman" w:hAnsi="Consolas" w:cs="Times New Roman"/>
-                <w:color w:val="C9D1D9"/>
-                <w:kern w:val="0"/>
-                <w:sz w:val="21"/>
-                <w:szCs w:val="21"/>
-                <w:lang w:eastAsia="en-IN"/>
-                <w14:ligatures w14:val="none"/>
-              </w:rPr>
-              <w:t xml:space="preserve"> </w:t>
-            </w:r>
-            <w:proofErr w:type="spellStart"/>
-            <w:r>
-              <w:rPr>
-                <w:rFonts w:ascii="Consolas" w:eastAsia="Times New Roman" w:hAnsi="Consolas" w:cs="Times New Roman"/>
-                <w:color w:val="79C0FF"/>
-                <w:kern w:val="0"/>
-                <w:sz w:val="21"/>
-                <w:szCs w:val="21"/>
-                <w:lang w:eastAsia="en-IN"/>
-                <w14:ligatures w14:val="none"/>
-              </w:rPr>
-              <w:t>className</w:t>
-            </w:r>
-            <w:proofErr w:type="spellEnd"/>
-            <w:r>
-              <w:rPr>
-                <w:rFonts w:ascii="Consolas" w:eastAsia="Times New Roman" w:hAnsi="Consolas" w:cs="Times New Roman"/>
-                <w:color w:val="EC8E2C"/>
-                <w:kern w:val="0"/>
-                <w:sz w:val="21"/>
-                <w:szCs w:val="21"/>
-                <w:lang w:eastAsia="en-IN"/>
-                <w14:ligatures w14:val="none"/>
-              </w:rPr>
-              <w:t>=</w:t>
-            </w:r>
-            <w:r>
-              <w:rPr>
-                <w:rFonts w:ascii="Consolas" w:eastAsia="Times New Roman" w:hAnsi="Consolas" w:cs="Times New Roman"/>
-                <w:color w:val="A5D6FF"/>
-                <w:kern w:val="0"/>
-                <w:sz w:val="21"/>
-                <w:szCs w:val="21"/>
-                <w:lang w:eastAsia="en-IN"/>
-                <w14:ligatures w14:val="none"/>
-              </w:rPr>
-              <w:t>"surface-raised px-8 py-14 text-</w:t>
-            </w:r>
-            <w:proofErr w:type="spellStart"/>
-            <w:r>
-              <w:rPr>
-                <w:rFonts w:ascii="Consolas" w:eastAsia="Times New Roman" w:hAnsi="Consolas" w:cs="Times New Roman"/>
-                <w:color w:val="A5D6FF"/>
-                <w:kern w:val="0"/>
-                <w:sz w:val="21"/>
-                <w:szCs w:val="21"/>
-                <w:lang w:eastAsia="en-IN"/>
-                <w14:ligatures w14:val="none"/>
-              </w:rPr>
-              <w:t>center</w:t>
-            </w:r>
-            <w:proofErr w:type="spellEnd"/>
-            <w:r>
-              <w:rPr>
-                <w:rFonts w:ascii="Consolas" w:eastAsia="Times New Roman" w:hAnsi="Consolas" w:cs="Times New Roman"/>
-                <w:color w:val="A5D6FF"/>
-                <w:kern w:val="0"/>
-                <w:sz w:val="21"/>
-                <w:szCs w:val="21"/>
-                <w:lang w:eastAsia="en-IN"/>
-                <w14:ligatures w14:val="none"/>
-              </w:rPr>
-              <w:t>"</w:t>
-            </w:r>
-            <w:r>
-              <w:rPr>
-                <w:rFonts w:ascii="Consolas" w:eastAsia="Times New Roman" w:hAnsi="Consolas" w:cs="Times New Roman"/>
-                <w:color w:val="C9D1D9"/>
-                <w:kern w:val="0"/>
-                <w:sz w:val="21"/>
-                <w:szCs w:val="21"/>
-                <w:lang w:eastAsia="en-IN"/>
-                <w14:ligatures w14:val="none"/>
-              </w:rPr>
-              <w:t>&gt;</w:t>
-            </w:r>
-          </w:p>
-          <w:p>
-            <w:pPr>
-              <w:shd w:val="clear" w:color="auto" w:fill="0D1117"/>
-              <w:spacing w:line="285" w:lineRule="atLeast"/>
-              <w:rPr>
-                <w:rFonts w:ascii="Consolas" w:eastAsia="Times New Roman" w:hAnsi="Consolas" w:cs="Times New Roman"/>
-                <w:color w:val="C9D1D9"/>
-                <w:kern w:val="0"/>
-                <w:sz w:val="21"/>
-                <w:szCs w:val="21"/>
-                <w:lang w:eastAsia="en-IN"/>
-                <w14:ligatures w14:val="none"/>
-              </w:rPr>
-            </w:pPr>
-            <w:r>
-              <w:rPr>
-                <w:rFonts w:ascii="Consolas" w:eastAsia="Times New Roman" w:hAnsi="Consolas" w:cs="Times New Roman"/>
-                <w:color w:val="C9D1D9"/>
-                <w:kern w:val="0"/>
-                <w:sz w:val="21"/>
-                <w:szCs w:val="21"/>
-                <w:lang w:eastAsia="en-IN"/>
-                <w14:ligatures w14:val="none"/>
-              </w:rPr>
-              <w:t>        &lt;</w:t>
-            </w:r>
-            <w:r>
-              <w:rPr>
-                <w:rFonts w:ascii="Consolas" w:eastAsia="Times New Roman" w:hAnsi="Consolas" w:cs="Times New Roman"/>
-                <w:color w:val="A5D6FF"/>
-                <w:kern w:val="0"/>
-                <w:sz w:val="21"/>
-                <w:szCs w:val="21"/>
-                <w:lang w:eastAsia="en-IN"/>
-                <w14:ligatures w14:val="none"/>
-              </w:rPr>
-              <w:t>p</w:t>
-            </w:r>
-            <w:r>
-              <w:rPr>
-                <w:rFonts w:ascii="Consolas" w:eastAsia="Times New Roman" w:hAnsi="Consolas" w:cs="Times New Roman"/>
-                <w:color w:val="C9D1D9"/>
-                <w:kern w:val="0"/>
-                <w:sz w:val="21"/>
-                <w:szCs w:val="21"/>
-                <w:lang w:eastAsia="en-IN"/>
-                <w14:ligatures w14:val="none"/>
-              </w:rPr>
-              <w:t xml:space="preserve"> </w:t>
-            </w:r>
-            <w:proofErr w:type="spellStart"/>
-            <w:r>
-              <w:rPr>
-                <w:rFonts w:ascii="Consolas" w:eastAsia="Times New Roman" w:hAnsi="Consolas" w:cs="Times New Roman"/>
-                <w:color w:val="79C0FF"/>
-                <w:kern w:val="0"/>
-                <w:sz w:val="21"/>
-                <w:szCs w:val="21"/>
-                <w:lang w:eastAsia="en-IN"/>
-                <w14:ligatures w14:val="none"/>
-              </w:rPr>
-              <w:t>className</w:t>
-            </w:r>
-            <w:proofErr w:type="spellEnd"/>
-            <w:r>
-              <w:rPr>
-                <w:rFonts w:ascii="Consolas" w:eastAsia="Times New Roman" w:hAnsi="Consolas" w:cs="Times New Roman"/>
-                <w:color w:val="EC8E2C"/>
-                <w:kern w:val="0"/>
-                <w:sz w:val="21"/>
-                <w:szCs w:val="21"/>
-                <w:lang w:eastAsia="en-IN"/>
-                <w14:ligatures w14:val="none"/>
-              </w:rPr>
-              <w:t>=</w:t>
-            </w:r>
-            <w:r>
-              <w:rPr>
-                <w:rFonts w:ascii="Consolas" w:eastAsia="Times New Roman" w:hAnsi="Consolas" w:cs="Times New Roman"/>
-                <w:color w:val="A5D6FF"/>
-                <w:kern w:val="0"/>
-                <w:sz w:val="21"/>
-                <w:szCs w:val="21"/>
-                <w:lang w:eastAsia="en-IN"/>
-                <w14:ligatures w14:val="none"/>
-              </w:rPr>
-              <w:t>"text-</w:t>
-            </w:r>
-            <w:proofErr w:type="spellStart"/>
-            <w:r>
-              <w:rPr>
-                <w:rFonts w:ascii="Consolas" w:eastAsia="Times New Roman" w:hAnsi="Consolas" w:cs="Times New Roman"/>
-                <w:color w:val="A5D6FF"/>
-                <w:kern w:val="0"/>
-                <w:sz w:val="21"/>
-                <w:szCs w:val="21"/>
-                <w:lang w:eastAsia="en-IN"/>
-                <w14:ligatures w14:val="none"/>
-              </w:rPr>
-              <w:t>sm</w:t>
-            </w:r>
-            <w:proofErr w:type="spellEnd"/>
-            <w:r>
-              <w:rPr>
-                <w:rFonts w:ascii="Consolas" w:eastAsia="Times New Roman" w:hAnsi="Consolas" w:cs="Times New Roman"/>
-                <w:color w:val="A5D6FF"/>
-                <w:kern w:val="0"/>
-                <w:sz w:val="21"/>
-                <w:szCs w:val="21"/>
-                <w:lang w:eastAsia="en-IN"/>
-                <w14:ligatures w14:val="none"/>
-              </w:rPr>
-              <w:t xml:space="preserve"> font-medium text-muted"</w:t>
-            </w:r>
-            <w:r>
-              <w:rPr>
-                <w:rFonts w:ascii="Consolas" w:eastAsia="Times New Roman" w:hAnsi="Consolas" w:cs="Times New Roman"/>
-                <w:color w:val="C9D1D9"/>
-                <w:kern w:val="0"/>
-                <w:sz w:val="21"/>
-                <w:szCs w:val="21"/>
-                <w:lang w:eastAsia="en-IN"/>
-                <w14:ligatures w14:val="none"/>
-              </w:rPr>
-              <w:t>&gt;</w:t>
-            </w:r>
-          </w:p>
-          <w:p>
-            <w:pPr>
-              <w:shd w:val="clear" w:color="auto" w:fill="0D1117"/>
-              <w:spacing w:line="285" w:lineRule="atLeast"/>
-              <w:rPr>
-                <w:rFonts w:ascii="Consolas" w:eastAsia="Times New Roman" w:hAnsi="Consolas" w:cs="Times New Roman"/>
-                <w:color w:val="C9D1D9"/>
-                <w:kern w:val="0"/>
-                <w:sz w:val="21"/>
-                <w:szCs w:val="21"/>
-                <w:lang w:eastAsia="en-IN"/>
-                <w14:ligatures w14:val="none"/>
-              </w:rPr>
-            </w:pPr>
-            <w:r>
-              <w:rPr>
-                <w:rFonts w:ascii="Consolas" w:eastAsia="Times New Roman" w:hAnsi="Consolas" w:cs="Times New Roman"/>
-                <w:color w:val="C9D1D9"/>
-                <w:kern w:val="0"/>
-                <w:sz w:val="21"/>
-                <w:szCs w:val="21"/>
-                <w:lang w:eastAsia="en-IN"/>
-                <w14:ligatures w14:val="none"/>
-              </w:rPr>
-              <w:t xml:space="preserve">          </w:t>
-            </w:r>
-            <w:r>
-              <w:rPr>
-                <w:rFonts w:ascii="Consolas" w:eastAsia="Times New Roman" w:hAnsi="Consolas" w:cs="Times New Roman"/>
-                <w:color w:val="EC8E2C"/>
-                <w:kern w:val="0"/>
-                <w:sz w:val="21"/>
-                <w:szCs w:val="21"/>
-                <w:lang w:eastAsia="en-IN"/>
-                <w14:ligatures w14:val="none"/>
-              </w:rPr>
-              <w:t>{</w:t>
-            </w:r>
-            <w:proofErr w:type="spellStart"/>
-            <w:r>
-              <w:rPr>
-                <w:rFonts w:ascii="Consolas" w:eastAsia="Times New Roman" w:hAnsi="Consolas" w:cs="Times New Roman"/>
-                <w:color w:val="C9D1D9"/>
-                <w:kern w:val="0"/>
-                <w:sz w:val="21"/>
-                <w:szCs w:val="21"/>
-                <w:lang w:eastAsia="en-IN"/>
-                <w14:ligatures w14:val="none"/>
-              </w:rPr>
-              <w:t>hasRepos</w:t>
-            </w:r>
-            <w:proofErr w:type="spellEnd"/>
-          </w:p>
-          <w:p>
-            <w:pPr>
-              <w:shd w:val="clear" w:color="auto" w:fill="0D1117"/>
-              <w:spacing w:line="285" w:lineRule="atLeast"/>
-              <w:rPr>
-                <w:rFonts w:ascii="Consolas" w:eastAsia="Times New Roman" w:hAnsi="Consolas" w:cs="Times New Roman"/>
-                <w:color w:val="C9D1D9"/>
-                <w:kern w:val="0"/>
-                <w:sz w:val="21"/>
-                <w:szCs w:val="21"/>
-                <w:lang w:eastAsia="en-IN"/>
-                <w14:ligatures w14:val="none"/>
-              </w:rPr>
-            </w:pPr>
-            <w:r>
-              <w:rPr>
-                <w:rFonts w:ascii="Consolas" w:eastAsia="Times New Roman" w:hAnsi="Consolas" w:cs="Times New Roman"/>
-                <w:color w:val="C9D1D9"/>
-                <w:kern w:val="0"/>
-                <w:sz w:val="21"/>
-                <w:szCs w:val="21"/>
-                <w:lang w:eastAsia="en-IN"/>
-                <w14:ligatures w14:val="none"/>
-              </w:rPr>
-              <w:t xml:space="preserve">            </w:t>
-            </w:r>
-            <w:r>
-              <w:rPr>
-                <w:rFonts w:ascii="Consolas" w:eastAsia="Times New Roman" w:hAnsi="Consolas" w:cs="Times New Roman"/>
-                <w:color w:val="EC8E2C"/>
-                <w:kern w:val="0"/>
-                <w:sz w:val="21"/>
-                <w:szCs w:val="21"/>
-                <w:lang w:eastAsia="en-IN"/>
-                <w14:ligatures w14:val="none"/>
-              </w:rPr>
-              <w:t>?</w:t>
-            </w:r>
-            <w:r>
-              <w:rPr>
-                <w:rFonts w:ascii="Consolas" w:eastAsia="Times New Roman" w:hAnsi="Consolas" w:cs="Times New Roman"/>
-                <w:color w:val="C9D1D9"/>
-                <w:kern w:val="0"/>
-                <w:sz w:val="21"/>
-                <w:szCs w:val="21"/>
-                <w:lang w:eastAsia="en-IN"/>
-                <w14:ligatures w14:val="none"/>
-              </w:rPr>
-              <w:t xml:space="preserve"> </w:t>
-            </w:r>
-            <w:r>
-              <w:rPr>
-                <w:rFonts w:ascii="Consolas" w:eastAsia="Times New Roman" w:hAnsi="Consolas" w:cs="Times New Roman"/>
-                <w:color w:val="A5D6FF"/>
-                <w:kern w:val="0"/>
-                <w:sz w:val="21"/>
-                <w:szCs w:val="21"/>
-                <w:lang w:eastAsia="en-IN"/>
-                <w14:ligatures w14:val="none"/>
-              </w:rPr>
-              <w:t>'No repositories match your search.'</w:t>
-            </w:r>
-          </w:p>
-          <w:p>
-            <w:pPr>
-              <w:shd w:val="clear" w:color="auto" w:fill="0D1117"/>
-              <w:spacing w:line="285" w:lineRule="atLeast"/>
-              <w:rPr>
-                <w:rFonts w:ascii="Consolas" w:eastAsia="Times New Roman" w:hAnsi="Consolas" w:cs="Times New Roman"/>
-                <w:color w:val="C9D1D9"/>
-                <w:kern w:val="0"/>
-                <w:sz w:val="21"/>
-                <w:szCs w:val="21"/>
-                <w:lang w:eastAsia="en-IN"/>
-                <w14:ligatures w14:val="none"/>
-              </w:rPr>
-            </w:pPr>
-            <w:r>
-              <w:rPr>
-                <w:rFonts w:ascii="Consolas" w:eastAsia="Times New Roman" w:hAnsi="Consolas" w:cs="Times New Roman"/>
-                <w:color w:val="C9D1D9"/>
-                <w:kern w:val="0"/>
-                <w:sz w:val="21"/>
-                <w:szCs w:val="21"/>
-                <w:lang w:eastAsia="en-IN"/>
-                <w14:ligatures w14:val="none"/>
-              </w:rPr>
-              <w:t xml:space="preserve">            </w:t>
-            </w:r>
-            <w:r>
-              <w:rPr>
-                <w:rFonts w:ascii="Consolas" w:eastAsia="Times New Roman" w:hAnsi="Consolas" w:cs="Times New Roman"/>
-                <w:color w:val="EC8E2C"/>
-                <w:kern w:val="0"/>
-                <w:sz w:val="21"/>
-                <w:szCs w:val="21"/>
-                <w:lang w:eastAsia="en-IN"/>
-                <w14:ligatures w14:val="none"/>
-              </w:rPr>
-              <w:t>:</w:t>
-            </w:r>
-            <w:r>
-              <w:rPr>
-                <w:rFonts w:ascii="Consolas" w:eastAsia="Times New Roman" w:hAnsi="Consolas" w:cs="Times New Roman"/>
-                <w:color w:val="C9D1D9"/>
-                <w:kern w:val="0"/>
-                <w:sz w:val="21"/>
-                <w:szCs w:val="21"/>
-                <w:lang w:eastAsia="en-IN"/>
-                <w14:ligatures w14:val="none"/>
-              </w:rPr>
-              <w:t xml:space="preserve"> </w:t>
-            </w:r>
-            <w:r>
-              <w:rPr>
-                <w:rFonts w:ascii="Consolas" w:eastAsia="Times New Roman" w:hAnsi="Consolas" w:cs="Times New Roman"/>
-                <w:color w:val="A5D6FF"/>
-                <w:kern w:val="0"/>
-                <w:sz w:val="21"/>
-                <w:szCs w:val="21"/>
-                <w:lang w:eastAsia="en-IN"/>
-                <w14:ligatures w14:val="none"/>
-              </w:rPr>
-              <w:t>'No public repositories found.'</w:t>
-            </w:r>
-            <w:r>
-              <w:rPr>
-                <w:rFonts w:ascii="Consolas" w:eastAsia="Times New Roman" w:hAnsi="Consolas" w:cs="Times New Roman"/>
-                <w:color w:val="EC8E2C"/>
-                <w:kern w:val="0"/>
-                <w:sz w:val="21"/>
-                <w:szCs w:val="21"/>
-                <w:lang w:eastAsia="en-IN"/>
-                <w14:ligatures w14:val="none"/>
-              </w:rPr>
-              <w:t>}</w:t>
-            </w:r>
-          </w:p>
-          <w:p>
-            <w:pPr>
-              <w:shd w:val="clear" w:color="auto" w:fill="0D1117"/>
-              <w:spacing w:line="285" w:lineRule="atLeast"/>
-              <w:rPr>
-                <w:rFonts w:ascii="Consolas" w:eastAsia="Times New Roman" w:hAnsi="Consolas" w:cs="Times New Roman"/>
-                <w:color w:val="C9D1D9"/>
-                <w:kern w:val="0"/>
-                <w:sz w:val="21"/>
-                <w:szCs w:val="21"/>
-                <w:lang w:eastAsia="en-IN"/>
-                <w14:ligatures w14:val="none"/>
-              </w:rPr>
-            </w:pPr>
-            <w:r>
-              <w:rPr>
-                <w:rFonts w:ascii="Consolas" w:eastAsia="Times New Roman" w:hAnsi="Consolas" w:cs="Times New Roman"/>
-                <w:color w:val="C9D1D9"/>
-                <w:kern w:val="0"/>
-                <w:sz w:val="21"/>
-                <w:szCs w:val="21"/>
-                <w:lang w:eastAsia="en-IN"/>
-                <w14:ligatures w14:val="none"/>
-              </w:rPr>
-              <w:t>        &lt;/</w:t>
-            </w:r>
-            <w:r>
-              <w:rPr>
-                <w:rFonts w:ascii="Consolas" w:eastAsia="Times New Roman" w:hAnsi="Consolas" w:cs="Times New Roman"/>
-                <w:color w:val="A5D6FF"/>
-                <w:kern w:val="0"/>
-                <w:sz w:val="21"/>
-                <w:szCs w:val="21"/>
-                <w:lang w:eastAsia="en-IN"/>
-                <w14:ligatures w14:val="none"/>
-              </w:rPr>
-              <w:t>p</w:t>
-            </w:r>
-            <w:r>
-              <w:rPr>
-                <w:rFonts w:ascii="Consolas" w:eastAsia="Times New Roman" w:hAnsi="Consolas" w:cs="Times New Roman"/>
-                <w:color w:val="C9D1D9"/>
-                <w:kern w:val="0"/>
-                <w:sz w:val="21"/>
-                <w:szCs w:val="21"/>
-                <w:lang w:eastAsia="en-IN"/>
-                <w14:ligatures w14:val="none"/>
-              </w:rPr>
-              <w:t>&gt;</w:t>
-            </w:r>
-          </w:p>
-          <w:p>
-            <w:pPr>
-              <w:shd w:val="clear" w:color="auto" w:fill="0D1117"/>
-              <w:spacing w:line="285" w:lineRule="atLeast"/>
-              <w:rPr>
-                <w:rFonts w:ascii="Consolas" w:eastAsia="Times New Roman" w:hAnsi="Consolas" w:cs="Times New Roman"/>
-                <w:color w:val="C9D1D9"/>
-                <w:kern w:val="0"/>
-                <w:sz w:val="21"/>
-                <w:szCs w:val="21"/>
-                <w:lang w:eastAsia="en-IN"/>
-                <w14:ligatures w14:val="none"/>
-              </w:rPr>
-            </w:pPr>
-            <w:r>
-              <w:rPr>
-                <w:rFonts w:ascii="Consolas" w:eastAsia="Times New Roman" w:hAnsi="Consolas" w:cs="Times New Roman"/>
-                <w:color w:val="C9D1D9"/>
-                <w:kern w:val="0"/>
-                <w:sz w:val="21"/>
-                <w:szCs w:val="21"/>
-                <w:lang w:eastAsia="en-IN"/>
-                <w14:ligatures w14:val="none"/>
-              </w:rPr>
-              <w:t>      &lt;/</w:t>
-            </w:r>
-            <w:r>
-              <w:rPr>
-                <w:rFonts w:ascii="Consolas" w:eastAsia="Times New Roman" w:hAnsi="Consolas" w:cs="Times New Roman"/>
-                <w:color w:val="A5D6FF"/>
-                <w:kern w:val="0"/>
-                <w:sz w:val="21"/>
-                <w:szCs w:val="21"/>
-                <w:lang w:eastAsia="en-IN"/>
-                <w14:ligatures w14:val="none"/>
-              </w:rPr>
-              <w:t>div</w:t>
-            </w:r>
-            <w:r>
-              <w:rPr>
-                <w:rFonts w:ascii="Consolas" w:eastAsia="Times New Roman" w:hAnsi="Consolas" w:cs="Times New Roman"/>
-                <w:color w:val="C9D1D9"/>
-                <w:kern w:val="0"/>
-                <w:sz w:val="21"/>
-                <w:szCs w:val="21"/>
-                <w:lang w:eastAsia="en-IN"/>
-                <w14:ligatures w14:val="none"/>
-              </w:rPr>
-              <w:t>&gt;</w:t>
-            </w:r>
-          </w:p>
-          <w:p>
-            <w:pPr>
-              <w:shd w:val="clear" w:color="auto" w:fill="0D1117"/>
-              <w:spacing w:line="285" w:lineRule="atLeast"/>
-              <w:rPr>
-                <w:rFonts w:ascii="Consolas" w:eastAsia="Times New Roman" w:hAnsi="Consolas" w:cs="Times New Roman"/>
-                <w:color w:val="C9D1D9"/>
-                <w:kern w:val="0"/>
-                <w:sz w:val="21"/>
-                <w:szCs w:val="21"/>
-                <w:lang w:eastAsia="en-IN"/>
-                <w14:ligatures w14:val="none"/>
-              </w:rPr>
-            </w:pPr>
-            <w:r>
-              <w:rPr>
-                <w:rFonts w:ascii="Consolas" w:eastAsia="Times New Roman" w:hAnsi="Consolas" w:cs="Times New Roman"/>
-                <w:color w:val="C9D1D9"/>
-                <w:kern w:val="0"/>
-                <w:sz w:val="21"/>
-                <w:szCs w:val="21"/>
-                <w:lang w:eastAsia="en-IN"/>
-                <w14:ligatures w14:val="none"/>
-              </w:rPr>
-              <w:t>    )</w:t>
-            </w:r>
-          </w:p>
-          <w:p>
-            <w:pPr>
-              <w:shd w:val="clear" w:color="auto" w:fill="0D1117"/>
-              <w:spacing w:line="285" w:lineRule="atLeast"/>
-              <w:rPr>
-                <w:rFonts w:ascii="Consolas" w:eastAsia="Times New Roman" w:hAnsi="Consolas" w:cs="Times New Roman"/>
-                <w:color w:val="C9D1D9"/>
-                <w:kern w:val="0"/>
-                <w:sz w:val="21"/>
-                <w:szCs w:val="21"/>
-                <w:lang w:eastAsia="en-IN"/>
-                <w14:ligatures w14:val="none"/>
-              </w:rPr>
-            </w:pPr>
-            <w:r>
-              <w:rPr>
-                <w:rFonts w:ascii="Consolas" w:eastAsia="Times New Roman" w:hAnsi="Consolas" w:cs="Times New Roman"/>
-                <w:color w:val="C9D1D9"/>
-                <w:kern w:val="0"/>
-                <w:sz w:val="21"/>
-                <w:szCs w:val="21"/>
-                <w:lang w:eastAsia="en-IN"/>
-                <w14:ligatures w14:val="none"/>
-              </w:rPr>
-              <w:t>  }</w:t>
-            </w:r>
-          </w:p>
-          <w:p>
-            <w:pPr>
-              <w:shd w:val="clear" w:color="auto" w:fill="0D1117"/>
-              <w:spacing w:line="285" w:lineRule="atLeast"/>
-              <w:rPr>
-                <w:rFonts w:ascii="Consolas" w:eastAsia="Times New Roman" w:hAnsi="Consolas" w:cs="Times New Roman"/>
-                <w:color w:val="C9D1D9"/>
-                <w:kern w:val="0"/>
-                <w:sz w:val="21"/>
-                <w:szCs w:val="21"/>
-                <w:lang w:eastAsia="en-IN"/>
-                <w14:ligatures w14:val="none"/>
-              </w:rPr>
-            </w:pPr>
-          </w:p>
-          <w:p>
-            <w:pPr>
-              <w:shd w:val="clear" w:color="auto" w:fill="0D1117"/>
-              <w:spacing w:line="285" w:lineRule="atLeast"/>
-              <w:rPr>
-                <w:rFonts w:ascii="Consolas" w:eastAsia="Times New Roman" w:hAnsi="Consolas" w:cs="Times New Roman"/>
-                <w:color w:val="C9D1D9"/>
-                <w:kern w:val="0"/>
-                <w:sz w:val="21"/>
-                <w:szCs w:val="21"/>
-                <w:lang w:eastAsia="en-IN"/>
-                <w14:ligatures w14:val="none"/>
-              </w:rPr>
-            </w:pPr>
-            <w:r>
-              <w:rPr>
-                <w:rFonts w:ascii="Consolas" w:eastAsia="Times New Roman" w:hAnsi="Consolas" w:cs="Times New Roman"/>
-                <w:color w:val="C9D1D9"/>
-                <w:kern w:val="0"/>
-                <w:sz w:val="21"/>
-                <w:szCs w:val="21"/>
-                <w:lang w:eastAsia="en-IN"/>
-                <w14:ligatures w14:val="none"/>
-              </w:rPr>
-              <w:t xml:space="preserve">  </w:t>
-            </w:r>
-            <w:r>
-              <w:rPr>
-                <w:rFonts w:ascii="Consolas" w:eastAsia="Times New Roman" w:hAnsi="Consolas" w:cs="Times New Roman"/>
-                <w:color w:val="EC8E2C"/>
-                <w:kern w:val="0"/>
-                <w:sz w:val="21"/>
-                <w:szCs w:val="21"/>
-                <w:lang w:eastAsia="en-IN"/>
-                <w14:ligatures w14:val="none"/>
-              </w:rPr>
-              <w:t>return</w:t>
-            </w:r>
-            <w:r>
-              <w:rPr>
-                <w:rFonts w:ascii="Consolas" w:eastAsia="Times New Roman" w:hAnsi="Consolas" w:cs="Times New Roman"/>
-                <w:color w:val="C9D1D9"/>
-                <w:kern w:val="0"/>
-                <w:sz w:val="21"/>
-                <w:szCs w:val="21"/>
-                <w:lang w:eastAsia="en-IN"/>
-                <w14:ligatures w14:val="none"/>
-              </w:rPr>
-              <w:t xml:space="preserve"> (</w:t>
-            </w:r>
-          </w:p>
-          <w:p>
-            <w:pPr>
-              <w:shd w:val="clear" w:color="auto" w:fill="0D1117"/>
-              <w:spacing w:line="285" w:lineRule="atLeast"/>
-              <w:rPr>
-                <w:rFonts w:ascii="Consolas" w:eastAsia="Times New Roman" w:hAnsi="Consolas" w:cs="Times New Roman"/>
-                <w:color w:val="C9D1D9"/>
-                <w:kern w:val="0"/>
-                <w:sz w:val="21"/>
-                <w:szCs w:val="21"/>
-                <w:lang w:eastAsia="en-IN"/>
-                <w14:ligatures w14:val="none"/>
-              </w:rPr>
-            </w:pPr>
-            <w:r>
-              <w:rPr>
-                <w:rFonts w:ascii="Consolas" w:eastAsia="Times New Roman" w:hAnsi="Consolas" w:cs="Times New Roman"/>
-                <w:color w:val="C9D1D9"/>
-                <w:kern w:val="0"/>
-                <w:sz w:val="21"/>
-                <w:szCs w:val="21"/>
-                <w:lang w:eastAsia="en-IN"/>
-                <w14:ligatures w14:val="none"/>
-              </w:rPr>
-              <w:t>    &lt;</w:t>
-            </w:r>
-            <w:r>
-              <w:rPr>
-                <w:rFonts w:ascii="Consolas" w:eastAsia="Times New Roman" w:hAnsi="Consolas" w:cs="Times New Roman"/>
-                <w:color w:val="A5D6FF"/>
-                <w:kern w:val="0"/>
-                <w:sz w:val="21"/>
-                <w:szCs w:val="21"/>
-                <w:lang w:eastAsia="en-IN"/>
-                <w14:ligatures w14:val="none"/>
-              </w:rPr>
-              <w:t>div</w:t>
-            </w:r>
-            <w:r>
-              <w:rPr>
-                <w:rFonts w:ascii="Consolas" w:eastAsia="Times New Roman" w:hAnsi="Consolas" w:cs="Times New Roman"/>
-                <w:color w:val="C9D1D9"/>
-                <w:kern w:val="0"/>
-                <w:sz w:val="21"/>
-                <w:szCs w:val="21"/>
-                <w:lang w:eastAsia="en-IN"/>
-                <w14:ligatures w14:val="none"/>
-              </w:rPr>
-              <w:t xml:space="preserve"> </w:t>
-            </w:r>
-            <w:proofErr w:type="spellStart"/>
-            <w:r>
-              <w:rPr>
-                <w:rFonts w:ascii="Consolas" w:eastAsia="Times New Roman" w:hAnsi="Consolas" w:cs="Times New Roman"/>
-                <w:color w:val="79C0FF"/>
-                <w:kern w:val="0"/>
-                <w:sz w:val="21"/>
-                <w:szCs w:val="21"/>
-                <w:lang w:eastAsia="en-IN"/>
-                <w14:ligatures w14:val="none"/>
-              </w:rPr>
-              <w:t>className</w:t>
-            </w:r>
-            <w:proofErr w:type="spellEnd"/>
-            <w:r>
-              <w:rPr>
-                <w:rFonts w:ascii="Consolas" w:eastAsia="Times New Roman" w:hAnsi="Consolas" w:cs="Times New Roman"/>
-                <w:color w:val="EC8E2C"/>
-                <w:kern w:val="0"/>
-                <w:sz w:val="21"/>
-                <w:szCs w:val="21"/>
-                <w:lang w:eastAsia="en-IN"/>
-                <w14:ligatures w14:val="none"/>
-              </w:rPr>
-              <w:t>=</w:t>
-            </w:r>
-            <w:r>
-              <w:rPr>
-                <w:rFonts w:ascii="Consolas" w:eastAsia="Times New Roman" w:hAnsi="Consolas" w:cs="Times New Roman"/>
-                <w:color w:val="A5D6FF"/>
-                <w:kern w:val="0"/>
-                <w:sz w:val="21"/>
-                <w:szCs w:val="21"/>
-                <w:lang w:eastAsia="en-IN"/>
-                <w14:ligatures w14:val="none"/>
-              </w:rPr>
-              <w:t xml:space="preserve">"grid gap-6 </w:t>
-            </w:r>
-            <w:proofErr w:type="gramStart"/>
-            <w:r>
-              <w:rPr>
-                <w:rFonts w:ascii="Consolas" w:eastAsia="Times New Roman" w:hAnsi="Consolas" w:cs="Times New Roman"/>
-                <w:color w:val="A5D6FF"/>
-                <w:kern w:val="0"/>
-                <w:sz w:val="21"/>
-                <w:szCs w:val="21"/>
-                <w:lang w:eastAsia="en-IN"/>
-                <w14:ligatures w14:val="none"/>
-              </w:rPr>
-              <w:t>md:grid</w:t>
-            </w:r>
-            <w:proofErr w:type="gramEnd"/>
-            <w:r>
-              <w:rPr>
-                <w:rFonts w:ascii="Consolas" w:eastAsia="Times New Roman" w:hAnsi="Consolas" w:cs="Times New Roman"/>
-                <w:color w:val="A5D6FF"/>
-                <w:kern w:val="0"/>
-                <w:sz w:val="21"/>
-                <w:szCs w:val="21"/>
-                <w:lang w:eastAsia="en-IN"/>
-                <w14:ligatures w14:val="none"/>
-              </w:rPr>
-              <w:t>-cols-2"</w:t>
+                <w:color w:val="A5D6FF"/>
+                <w:kern w:val="0"/>
+                <w:sz w:val="21"/>
+                <w:szCs w:val="21"/>
+                <w:lang w:eastAsia="en-IN"/>
+                <w14:ligatures w14:val="none"/>
+              </w:rPr>
+              <w:t>"grid gap-6 md:grid-cols-2"</w:t>
             </w:r>
             <w:r>
               <w:rPr>
@@ -8857,9 +8564,11 @@
             </w:pPr>
             <w:r>
               <w:rPr>
+                <w:noProof/>
                 <w:sz w:val="24"/>
                 <w:szCs w:val="24"/>
               </w:rPr>
+              <w:lastRenderedPageBreak/>
               <w:drawing>
                 <wp:inline distT="0" distB="0" distL="0" distR="0" wp14:anchorId="3223DF57" wp14:editId="1A89C4B5">
                   <wp:extent cx="3473629" cy="3797495"/>
@@ -8876,7 +8585,7 @@
                           <pic:cNvPicPr/>
                         </pic:nvPicPr>
                         <pic:blipFill>
-                          <a:blip r:embed="rId4"/>
+                          <a:blip r:embed="rId6"/>
                           <a:stretch>
                             <a:fillRect/>
                           </a:stretch>
@@ -8993,6 +8702,12 @@
       </w:pPr>
     </w:p>
     <w:sectPr>
+      <w:headerReference w:type="even" r:id="rId7"/>
+      <w:headerReference w:type="default" r:id="rId8"/>
+      <w:footerReference w:type="even" r:id="rId9"/>
+      <w:footerReference w:type="default" r:id="rId10"/>
+      <w:headerReference w:type="first" r:id="rId11"/>
+      <w:footerReference w:type="first" r:id="rId12"/>
       <w:pgSz w:w="11906" w:h="16838"/>
       <w:pgMar w:top="567" w:right="567" w:bottom="567" w:left="709" w:header="709" w:footer="709" w:gutter="0"/>
       <w:cols w:space="708"/>
@@ -9000,6 +8715,159 @@
     </w:sectPr>
   </w:body>
 </w:document>
+</file>
+
+<file path=word/endnotes.xml><?xml version="1.0" encoding="utf-8"?>
+<w:endnotes xmlns:wpc="http://schemas.microsoft.com/office/word/2010/wordprocessingCanvas" xmlns:cx="http://schemas.microsoft.com/office/drawing/2014/chartex" xmlns:cx1="http://schemas.microsoft.com/office/drawing/2015/9/8/chartex" xmlns:cx2="http://schemas.microsoft.com/office/drawing/2015/10/21/chartex" xmlns:cx3="http://schemas.microsoft.com/office/drawing/2016/5/9/chartex" xmlns:cx4="http://schemas.microsoft.com/office/drawing/2016/5/10/chartex" xmlns:cx5="http://schemas.microsoft.com/office/drawing/2016/5/11/chartex" xmlns:cx6="http://schemas.microsoft.com/office/drawing/2016/5/12/chartex" xmlns:cx7="http://schemas.microsoft.com/office/drawing/2016/5/13/chartex" xmlns:cx8="http://schemas.microsoft.com/office/drawing/2016/5/14/chartex" xmlns:mc="http://schemas.openxmlformats.org/markup-compatibility/2006" xmlns:aink="http://schemas.microsoft.com/office/drawing/2016/ink" xmlns:am3d="http://schemas.microsoft.com/office/drawing/2017/model3d" xmlns:o="urn:schemas-microsoft-com:office:office" xmlns:oel="http://schemas.microsoft.com/office/2019/extlst" xmlns:r="http://schemas.openxmlformats.org/officeDocument/2006/relationships" xmlns:m="http://schemas.openxmlformats.org/officeDocument/2006/math" xmlns:v="urn:schemas-microsoft-com:vml" xmlns:wp14="http://schemas.microsoft.com/office/word/2010/wordprocessingDrawing" xmlns:wp="http://schemas.openxmlformats.org/drawingml/2006/wordprocessingDrawing" xmlns:w10="urn:schemas-microsoft-com:office:word" xmlns:w="http://schemas.openxmlformats.org/wordprocessingml/2006/main" xmlns:w14="http://schemas.microsoft.com/office/word/2010/wordml" xmlns:w15="http://schemas.microsoft.com/office/word/2012/wordml" xmlns:w16cei="http://schemas.microsoft.com/office/word/2026/wordml/cei" xmlns:w16cex="http://schemas.microsoft.com/office/word/2018/wordml/cex" xmlns:w16cid="http://schemas.microsoft.com/office/word/2016/wordml/cid" xmlns:w16="http://schemas.microsoft.com/office/word/2018/wordml" xmlns:w16du="http://schemas.microsoft.com/office/word/2023/wordml/word16du" xmlns:w16sdtdh="http://schemas.microsoft.com/office/word/2020/wordml/sdtdatahash" xmlns:w16sdtfl="http://schemas.microsoft.com/office/word/2024/wordml/sdtformatlock" xmlns:w16se="http://schemas.microsoft.com/office/word/2015/wordml/symex" xmlns:wpg="http://schemas.microsoft.com/office/word/2010/wordprocessingGroup" xmlns:wpi="http://schemas.microsoft.com/office/word/2010/wordprocessingInk" xmlns:wne="http://schemas.microsoft.com/office/word/2006/wordml" xmlns:wps="http://schemas.microsoft.com/office/word/2010/wordprocessingShape" mc:Ignorable="w14 w15 w16se w16cid w16 w16cex w16sdtdh w16sdtfl w16du wp14">
+  <w:endnote w:type="separator" w:id="-1">
+    <w:p>
+      <w:pPr>
+        <w:spacing w:after="0" w:line="240" w:lineRule="auto"/>
+      </w:pPr>
+      <w:r>
+        <w:separator/>
+      </w:r>
+    </w:p>
+  </w:endnote>
+  <w:endnote w:type="continuationSeparator" w:id="0">
+    <w:p>
+      <w:pPr>
+        <w:spacing w:after="0" w:line="240" w:lineRule="auto"/>
+      </w:pPr>
+      <w:r>
+        <w:continuationSeparator/>
+      </w:r>
+    </w:p>
+  </w:endnote>
+</w:endnotes>
+</file>
+
+<file path=word/footer1.xml><?xml version="1.0" encoding="utf-8"?>
+<w:ftr xmlns:wpc="http://schemas.microsoft.com/office/word/2010/wordprocessingCanvas" xmlns:cx="http://schemas.microsoft.com/office/drawing/2014/chartex" xmlns:cx1="http://schemas.microsoft.com/office/drawing/2015/9/8/chartex" xmlns:cx2="http://schemas.microsoft.com/office/drawing/2015/10/21/chartex" xmlns:cx3="http://schemas.microsoft.com/office/drawing/2016/5/9/chartex" xmlns:cx4="http://schemas.microsoft.com/office/drawing/2016/5/10/chartex" xmlns:cx5="http://schemas.microsoft.com/office/drawing/2016/5/11/chartex" xmlns:cx6="http://schemas.microsoft.com/office/drawing/2016/5/12/chartex" xmlns:cx7="http://schemas.microsoft.com/office/drawing/2016/5/13/chartex" xmlns:cx8="http://schemas.microsoft.com/office/drawing/2016/5/14/chartex" xmlns:mc="http://schemas.openxmlformats.org/markup-compatibility/2006" xmlns:aink="http://schemas.microsoft.com/office/drawing/2016/ink" xmlns:am3d="http://schemas.microsoft.com/office/drawing/2017/model3d" xmlns:o="urn:schemas-microsoft-com:office:office" xmlns:oel="http://schemas.microsoft.com/office/2019/extlst" xmlns:r="http://schemas.openxmlformats.org/officeDocument/2006/relationships" xmlns:m="http://schemas.openxmlformats.org/officeDocument/2006/math" xmlns:v="urn:schemas-microsoft-com:vml" xmlns:wp14="http://schemas.microsoft.com/office/word/2010/wordprocessingDrawing" xmlns:wp="http://schemas.openxmlformats.org/drawingml/2006/wordprocessingDrawing" xmlns:w10="urn:schemas-microsoft-com:office:word" xmlns:w="http://schemas.openxmlformats.org/wordprocessingml/2006/main" xmlns:w14="http://schemas.microsoft.com/office/word/2010/wordml" xmlns:w15="http://schemas.microsoft.com/office/word/2012/wordml" xmlns:w16cei="http://schemas.microsoft.com/office/word/2026/wordml/cei" xmlns:w16cex="http://schemas.microsoft.com/office/word/2018/wordml/cex" xmlns:w16cid="http://schemas.microsoft.com/office/word/2016/wordml/cid" xmlns:w16="http://schemas.microsoft.com/office/word/2018/wordml" xmlns:w16du="http://schemas.microsoft.com/office/word/2023/wordml/word16du" xmlns:w16sdtdh="http://schemas.microsoft.com/office/word/2020/wordml/sdtdatahash" xmlns:w16sdtfl="http://schemas.microsoft.com/office/word/2024/wordml/sdtformatlock" xmlns:w16se="http://schemas.microsoft.com/office/word/2015/wordml/symex" xmlns:wpg="http://schemas.microsoft.com/office/word/2010/wordprocessingGroup" xmlns:wpi="http://schemas.microsoft.com/office/word/2010/wordprocessingInk" xmlns:wne="http://schemas.microsoft.com/office/word/2006/wordml" xmlns:wps="http://schemas.microsoft.com/office/word/2010/wordprocessingShape" mc:Ignorable="w14 w15 w16se w16cid w16 w16cex w16sdtdh w16sdtfl w16du wp14">
+  <w:p>
+    <w:pPr>
+      <w:pStyle w:val="Footer"/>
+    </w:pPr>
+  </w:p>
+</w:ftr>
+</file>
+
+<file path=word/footer2.xml><?xml version="1.0" encoding="utf-8"?>
+<w:ftr xmlns:wpc="http://schemas.microsoft.com/office/word/2010/wordprocessingCanvas" xmlns:cx="http://schemas.microsoft.com/office/drawing/2014/chartex" xmlns:cx1="http://schemas.microsoft.com/office/drawing/2015/9/8/chartex" xmlns:cx2="http://schemas.microsoft.com/office/drawing/2015/10/21/chartex" xmlns:cx3="http://schemas.microsoft.com/office/drawing/2016/5/9/chartex" xmlns:cx4="http://schemas.microsoft.com/office/drawing/2016/5/10/chartex" xmlns:cx5="http://schemas.microsoft.com/office/drawing/2016/5/11/chartex" xmlns:cx6="http://schemas.microsoft.com/office/drawing/2016/5/12/chartex" xmlns:cx7="http://schemas.microsoft.com/office/drawing/2016/5/13/chartex" xmlns:cx8="http://schemas.microsoft.com/office/drawing/2016/5/14/chartex" xmlns:mc="http://schemas.openxmlformats.org/markup-compatibility/2006" xmlns:aink="http://schemas.microsoft.com/office/drawing/2016/ink" xmlns:am3d="http://schemas.microsoft.com/office/drawing/2017/model3d" xmlns:o="urn:schemas-microsoft-com:office:office" xmlns:oel="http://schemas.microsoft.com/office/2019/extlst" xmlns:r="http://schemas.openxmlformats.org/officeDocument/2006/relationships" xmlns:m="http://schemas.openxmlformats.org/officeDocument/2006/math" xmlns:v="urn:schemas-microsoft-com:vml" xmlns:wp14="http://schemas.microsoft.com/office/word/2010/wordprocessingDrawing" xmlns:wp="http://schemas.openxmlformats.org/drawingml/2006/wordprocessingDrawing" xmlns:w10="urn:schemas-microsoft-com:office:word" xmlns:w="http://schemas.openxmlformats.org/wordprocessingml/2006/main" xmlns:w14="http://schemas.microsoft.com/office/word/2010/wordml" xmlns:w15="http://schemas.microsoft.com/office/word/2012/wordml" xmlns:w16cei="http://schemas.microsoft.com/office/word/2026/wordml/cei" xmlns:w16cex="http://schemas.microsoft.com/office/word/2018/wordml/cex" xmlns:w16cid="http://schemas.microsoft.com/office/word/2016/wordml/cid" xmlns:w16="http://schemas.microsoft.com/office/word/2018/wordml" xmlns:w16du="http://schemas.microsoft.com/office/word/2023/wordml/word16du" xmlns:w16sdtdh="http://schemas.microsoft.com/office/word/2020/wordml/sdtdatahash" xmlns:w16sdtfl="http://schemas.microsoft.com/office/word/2024/wordml/sdtformatlock" xmlns:w16se="http://schemas.microsoft.com/office/word/2015/wordml/symex" xmlns:wpg="http://schemas.microsoft.com/office/word/2010/wordprocessingGroup" xmlns:wpi="http://schemas.microsoft.com/office/word/2010/wordprocessingInk" xmlns:wne="http://schemas.microsoft.com/office/word/2006/wordml" xmlns:wps="http://schemas.microsoft.com/office/word/2010/wordprocessingShape" mc:Ignorable="w14 w15 w16se w16cid w16 w16cex w16sdtdh w16sdtfl w16du wp14">
+  <w:p>
+    <w:pPr>
+      <w:pStyle w:val="Footer"/>
+    </w:pPr>
+  </w:p>
+</w:ftr>
+</file>
+
+<file path=word/footer3.xml><?xml version="1.0" encoding="utf-8"?>
+<w:ftr xmlns:wpc="http://schemas.microsoft.com/office/word/2010/wordprocessingCanvas" xmlns:cx="http://schemas.microsoft.com/office/drawing/2014/chartex" xmlns:cx1="http://schemas.microsoft.com/office/drawing/2015/9/8/chartex" xmlns:cx2="http://schemas.microsoft.com/office/drawing/2015/10/21/chartex" xmlns:cx3="http://schemas.microsoft.com/office/drawing/2016/5/9/chartex" xmlns:cx4="http://schemas.microsoft.com/office/drawing/2016/5/10/chartex" xmlns:cx5="http://schemas.microsoft.com/office/drawing/2016/5/11/chartex" xmlns:cx6="http://schemas.microsoft.com/office/drawing/2016/5/12/chartex" xmlns:cx7="http://schemas.microsoft.com/office/drawing/2016/5/13/chartex" xmlns:cx8="http://schemas.microsoft.com/office/drawing/2016/5/14/chartex" xmlns:mc="http://schemas.openxmlformats.org/markup-compatibility/2006" xmlns:aink="http://schemas.microsoft.com/office/drawing/2016/ink" xmlns:am3d="http://schemas.microsoft.com/office/drawing/2017/model3d" xmlns:o="urn:schemas-microsoft-com:office:office" xmlns:oel="http://schemas.microsoft.com/office/2019/extlst" xmlns:r="http://schemas.openxmlformats.org/officeDocument/2006/relationships" xmlns:m="http://schemas.openxmlformats.org/officeDocument/2006/math" xmlns:v="urn:schemas-microsoft-com:vml" xmlns:wp14="http://schemas.microsoft.com/office/word/2010/wordprocessingDrawing" xmlns:wp="http://schemas.openxmlformats.org/drawingml/2006/wordprocessingDrawing" xmlns:w10="urn:schemas-microsoft-com:office:word" xmlns:w="http://schemas.openxmlformats.org/wordprocessingml/2006/main" xmlns:w14="http://schemas.microsoft.com/office/word/2010/wordml" xmlns:w15="http://schemas.microsoft.com/office/word/2012/wordml" xmlns:w16cei="http://schemas.microsoft.com/office/word/2026/wordml/cei" xmlns:w16cex="http://schemas.microsoft.com/office/word/2018/wordml/cex" xmlns:w16cid="http://schemas.microsoft.com/office/word/2016/wordml/cid" xmlns:w16="http://schemas.microsoft.com/office/word/2018/wordml" xmlns:w16du="http://schemas.microsoft.com/office/word/2023/wordml/word16du" xmlns:w16sdtdh="http://schemas.microsoft.com/office/word/2020/wordml/sdtdatahash" xmlns:w16sdtfl="http://schemas.microsoft.com/office/word/2024/wordml/sdtformatlock" xmlns:w16se="http://schemas.microsoft.com/office/word/2015/wordml/symex" xmlns:wpg="http://schemas.microsoft.com/office/word/2010/wordprocessingGroup" xmlns:wpi="http://schemas.microsoft.com/office/word/2010/wordprocessingInk" xmlns:wne="http://schemas.microsoft.com/office/word/2006/wordml" xmlns:wps="http://schemas.microsoft.com/office/word/2010/wordprocessingShape" mc:Ignorable="w14 w15 w16se w16cid w16 w16cex w16sdtdh w16sdtfl w16du wp14">
+  <w:p>
+    <w:pPr>
+      <w:pStyle w:val="Footer"/>
+    </w:pPr>
+  </w:p>
+</w:ftr>
+</file>
+
+<file path=word/footnotes.xml><?xml version="1.0" encoding="utf-8"?>
+<w:footnotes xmlns:wpc="http://schemas.microsoft.com/office/word/2010/wordprocessingCanvas" xmlns:cx="http://schemas.microsoft.com/office/drawing/2014/chartex" xmlns:cx1="http://schemas.microsoft.com/office/drawing/2015/9/8/chartex" xmlns:cx2="http://schemas.microsoft.com/office/drawing/2015/10/21/chartex" xmlns:cx3="http://schemas.microsoft.com/office/drawing/2016/5/9/chartex" xmlns:cx4="http://schemas.microsoft.com/office/drawing/2016/5/10/chartex" xmlns:cx5="http://schemas.microsoft.com/office/drawing/2016/5/11/chartex" xmlns:cx6="http://schemas.microsoft.com/office/drawing/2016/5/12/chartex" xmlns:cx7="http://schemas.microsoft.com/office/drawing/2016/5/13/chartex" xmlns:cx8="http://schemas.microsoft.com/office/drawing/2016/5/14/chartex" xmlns:mc="http://schemas.openxmlformats.org/markup-compatibility/2006" xmlns:aink="http://schemas.microsoft.com/office/drawing/2016/ink" xmlns:am3d="http://schemas.microsoft.com/office/drawing/2017/model3d" xmlns:o="urn:schemas-microsoft-com:office:office" xmlns:oel="http://schemas.microsoft.com/office/2019/extlst" xmlns:r="http://schemas.openxmlformats.org/officeDocument/2006/relationships" xmlns:m="http://schemas.openxmlformats.org/officeDocument/2006/math" xmlns:v="urn:schemas-microsoft-com:vml" xmlns:wp14="http://schemas.microsoft.com/office/word/2010/wordprocessingDrawing" xmlns:wp="http://schemas.openxmlformats.org/drawingml/2006/wordprocessingDrawing" xmlns:w10="urn:schemas-microsoft-com:office:word" xmlns:w="http://schemas.openxmlformats.org/wordprocessingml/2006/main" xmlns:w14="http://schemas.microsoft.com/office/word/2010/wordml" xmlns:w15="http://schemas.microsoft.com/office/word/2012/wordml" xmlns:w16cei="http://schemas.microsoft.com/office/word/2026/wordml/cei" xmlns:w16cex="http://schemas.microsoft.com/office/word/2018/wordml/cex" xmlns:w16cid="http://schemas.microsoft.com/office/word/2016/wordml/cid" xmlns:w16="http://schemas.microsoft.com/office/word/2018/wordml" xmlns:w16du="http://schemas.microsoft.com/office/word/2023/wordml/word16du" xmlns:w16sdtdh="http://schemas.microsoft.com/office/word/2020/wordml/sdtdatahash" xmlns:w16sdtfl="http://schemas.microsoft.com/office/word/2024/wordml/sdtformatlock" xmlns:w16se="http://schemas.microsoft.com/office/word/2015/wordml/symex" xmlns:wpg="http://schemas.microsoft.com/office/word/2010/wordprocessingGroup" xmlns:wpi="http://schemas.microsoft.com/office/word/2010/wordprocessingInk" xmlns:wne="http://schemas.microsoft.com/office/word/2006/wordml" xmlns:wps="http://schemas.microsoft.com/office/word/2010/wordprocessingShape" mc:Ignorable="w14 w15 w16se w16cid w16 w16cex w16sdtdh w16sdtfl w16du wp14">
+  <w:footnote w:type="separator" w:id="-1">
+    <w:p>
+      <w:pPr>
+        <w:spacing w:after="0" w:line="240" w:lineRule="auto"/>
+      </w:pPr>
+      <w:r>
+        <w:separator/>
+      </w:r>
+    </w:p>
+  </w:footnote>
+  <w:footnote w:type="continuationSeparator" w:id="0">
+    <w:p>
+      <w:pPr>
+        <w:spacing w:after="0" w:line="240" w:lineRule="auto"/>
+      </w:pPr>
+      <w:r>
+        <w:continuationSeparator/>
+      </w:r>
+    </w:p>
+  </w:footnote>
+</w:footnotes>
+</file>
+
+<file path=word/header1.xml><?xml version="1.0" encoding="utf-8"?>
+<w:hdr xmlns:wpc="http://schemas.microsoft.com/office/word/2010/wordprocessingCanvas" xmlns:cx="http://schemas.microsoft.com/office/drawing/2014/chartex" xmlns:cx1="http://schemas.microsoft.com/office/drawing/2015/9/8/chartex" xmlns:cx2="http://schemas.microsoft.com/office/drawing/2015/10/21/chartex" xmlns:cx3="http://schemas.microsoft.com/office/drawing/2016/5/9/chartex" xmlns:cx4="http://schemas.microsoft.com/office/drawing/2016/5/10/chartex" xmlns:cx5="http://schemas.microsoft.com/office/drawing/2016/5/11/chartex" xmlns:cx6="http://schemas.microsoft.com/office/drawing/2016/5/12/chartex" xmlns:cx7="http://schemas.microsoft.com/office/drawing/2016/5/13/chartex" xmlns:cx8="http://schemas.microsoft.com/office/drawing/2016/5/14/chartex" xmlns:mc="http://schemas.openxmlformats.org/markup-compatibility/2006" xmlns:aink="http://schemas.microsoft.com/office/drawing/2016/ink" xmlns:am3d="http://schemas.microsoft.com/office/drawing/2017/model3d" xmlns:o="urn:schemas-microsoft-com:office:office" xmlns:oel="http://schemas.microsoft.com/office/2019/extlst" xmlns:r="http://schemas.openxmlformats.org/officeDocument/2006/relationships" xmlns:m="http://schemas.openxmlformats.org/officeDocument/2006/math" xmlns:v="urn:schemas-microsoft-com:vml" xmlns:wp14="http://schemas.microsoft.com/office/word/2010/wordprocessingDrawing" xmlns:wp="http://schemas.openxmlformats.org/drawingml/2006/wordprocessingDrawing" xmlns:w10="urn:schemas-microsoft-com:office:word" xmlns:w="http://schemas.openxmlformats.org/wordprocessingml/2006/main" xmlns:w14="http://schemas.microsoft.com/office/word/2010/wordml" xmlns:w15="http://schemas.microsoft.com/office/word/2012/wordml" xmlns:w16cei="http://schemas.microsoft.com/office/word/2026/wordml/cei" xmlns:w16cex="http://schemas.microsoft.com/office/word/2018/wordml/cex" xmlns:w16cid="http://schemas.microsoft.com/office/word/2016/wordml/cid" xmlns:w16="http://schemas.microsoft.com/office/word/2018/wordml" xmlns:w16du="http://schemas.microsoft.com/office/word/2023/wordml/word16du" xmlns:w16sdtdh="http://schemas.microsoft.com/office/word/2020/wordml/sdtdatahash" xmlns:w16sdtfl="http://schemas.microsoft.com/office/word/2024/wordml/sdtformatlock" xmlns:w16se="http://schemas.microsoft.com/office/word/2015/wordml/symex" xmlns:wpg="http://schemas.microsoft.com/office/word/2010/wordprocessingGroup" xmlns:wpi="http://schemas.microsoft.com/office/word/2010/wordprocessingInk" xmlns:wne="http://schemas.microsoft.com/office/word/2006/wordml" xmlns:wps="http://schemas.microsoft.com/office/word/2010/wordprocessingShape" mc:Ignorable="w14 w15 w16se w16cid w16 w16cex w16sdtdh w16sdtfl w16du wp14">
+  <w:p>
+    <w:pPr>
+      <w:pStyle w:val="Header"/>
+    </w:pPr>
+  </w:p>
+</w:hdr>
+</file>
+
+<file path=word/header2.xml><?xml version="1.0" encoding="utf-8"?>
+<w:hdr xmlns:wpc="http://schemas.microsoft.com/office/word/2010/wordprocessingCanvas" xmlns:cx="http://schemas.microsoft.com/office/drawing/2014/chartex" xmlns:cx1="http://schemas.microsoft.com/office/drawing/2015/9/8/chartex" xmlns:cx2="http://schemas.microsoft.com/office/drawing/2015/10/21/chartex" xmlns:cx3="http://schemas.microsoft.com/office/drawing/2016/5/9/chartex" xmlns:cx4="http://schemas.microsoft.com/office/drawing/2016/5/10/chartex" xmlns:cx5="http://schemas.microsoft.com/office/drawing/2016/5/11/chartex" xmlns:cx6="http://schemas.microsoft.com/office/drawing/2016/5/12/chartex" xmlns:cx7="http://schemas.microsoft.com/office/drawing/2016/5/13/chartex" xmlns:cx8="http://schemas.microsoft.com/office/drawing/2016/5/14/chartex" xmlns:mc="http://schemas.openxmlformats.org/markup-compatibility/2006" xmlns:aink="http://schemas.microsoft.com/office/drawing/2016/ink" xmlns:am3d="http://schemas.microsoft.com/office/drawing/2017/model3d" xmlns:o="urn:schemas-microsoft-com:office:office" xmlns:oel="http://schemas.microsoft.com/office/2019/extlst" xmlns:r="http://schemas.openxmlformats.org/officeDocument/2006/relationships" xmlns:m="http://schemas.openxmlformats.org/officeDocument/2006/math" xmlns:v="urn:schemas-microsoft-com:vml" xmlns:wp14="http://schemas.microsoft.com/office/word/2010/wordprocessingDrawing" xmlns:wp="http://schemas.openxmlformats.org/drawingml/2006/wordprocessingDrawing" xmlns:w10="urn:schemas-microsoft-com:office:word" xmlns:w="http://schemas.openxmlformats.org/wordprocessingml/2006/main" xmlns:w14="http://schemas.microsoft.com/office/word/2010/wordml" xmlns:w15="http://schemas.microsoft.com/office/word/2012/wordml" xmlns:w16cei="http://schemas.microsoft.com/office/word/2026/wordml/cei" xmlns:w16cex="http://schemas.microsoft.com/office/word/2018/wordml/cex" xmlns:w16cid="http://schemas.microsoft.com/office/word/2016/wordml/cid" xmlns:w16="http://schemas.microsoft.com/office/word/2018/wordml" xmlns:w16du="http://schemas.microsoft.com/office/word/2023/wordml/word16du" xmlns:w16sdtdh="http://schemas.microsoft.com/office/word/2020/wordml/sdtdatahash" xmlns:w16sdtfl="http://schemas.microsoft.com/office/word/2024/wordml/sdtformatlock" xmlns:w16se="http://schemas.microsoft.com/office/word/2015/wordml/symex" xmlns:wpg="http://schemas.microsoft.com/office/word/2010/wordprocessingGroup" xmlns:wpi="http://schemas.microsoft.com/office/word/2010/wordprocessingInk" xmlns:wne="http://schemas.microsoft.com/office/word/2006/wordml" xmlns:wps="http://schemas.microsoft.com/office/word/2010/wordprocessingShape" mc:Ignorable="w14 w15 w16se w16cid w16 w16cex w16sdtdh w16sdtfl w16du wp14">
+  <w:p>
+    <w:pPr>
+      <w:pStyle w:val="Header"/>
+      <w:rPr>
+        <w:lang w:val="en-US"/>
+      </w:rPr>
+    </w:pPr>
+    <w:r>
+      <w:rPr>
+        <w:lang w:val="en-US"/>
+      </w:rPr>
+      <w:t xml:space="preserve">Subject: </w:t>
+    </w:r>
+    <w:r>
+      <w:rPr>
+        <w:b/>
+        <w:lang w:val="en-US"/>
+      </w:rPr>
+      <w:t>ITUE301 - Advanced Web Development Framework</w:t>
+    </w:r>
+    <w:r>
+      <w:rPr>
+        <w:b/>
+        <w:lang w:val="en-US"/>
+      </w:rPr>
+      <w:tab/>
+    </w:r>
+    <w:r>
+      <w:rPr>
+        <w:b/>
+        <w:lang w:val="en-US"/>
+      </w:rPr>
+      <w:tab/>
+    </w:r>
+    <w:r>
+      <w:rPr>
+        <w:lang w:val="en-US"/>
+      </w:rPr>
+      <w:t xml:space="preserve"> </w:t>
+    </w:r>
+    <w:r>
+      <w:rPr>
+        <w:b/>
+        <w:lang w:val="en-US"/>
+      </w:rPr>
+      <w:t>24DCS131</w:t>
+    </w:r>
+  </w:p>
+</w:hdr>
+</file>
+
+<file path=word/header3.xml><?xml version="1.0" encoding="utf-8"?>
+<w:hdr xmlns:wpc="http://schemas.microsoft.com/office/word/2010/wordprocessingCanvas" xmlns:cx="http://schemas.microsoft.com/office/drawing/2014/chartex" xmlns:cx1="http://schemas.microsoft.com/office/drawing/2015/9/8/chartex" xmlns:cx2="http://schemas.microsoft.com/office/drawing/2015/10/21/chartex" xmlns:cx3="http://schemas.microsoft.com/office/drawing/2016/5/9/chartex" xmlns:cx4="http://schemas.microsoft.com/office/drawing/2016/5/10/chartex" xmlns:cx5="http://schemas.microsoft.com/office/drawing/2016/5/11/chartex" xmlns:cx6="http://schemas.microsoft.com/office/drawing/2016/5/12/chartex" xmlns:cx7="http://schemas.microsoft.com/office/drawing/2016/5/13/chartex" xmlns:cx8="http://schemas.microsoft.com/office/drawing/2016/5/14/chartex" xmlns:mc="http://schemas.openxmlformats.org/markup-compatibility/2006" xmlns:aink="http://schemas.microsoft.com/office/drawing/2016/ink" xmlns:am3d="http://schemas.microsoft.com/office/drawing/2017/model3d" xmlns:o="urn:schemas-microsoft-com:office:office" xmlns:oel="http://schemas.microsoft.com/office/2019/extlst" xmlns:r="http://schemas.openxmlformats.org/officeDocument/2006/relationships" xmlns:m="http://schemas.openxmlformats.org/officeDocument/2006/math" xmlns:v="urn:schemas-microsoft-com:vml" xmlns:wp14="http://schemas.microsoft.com/office/word/2010/wordprocessingDrawing" xmlns:wp="http://schemas.openxmlformats.org/drawingml/2006/wordprocessingDrawing" xmlns:w10="urn:schemas-microsoft-com:office:word" xmlns:w="http://schemas.openxmlformats.org/wordprocessingml/2006/main" xmlns:w14="http://schemas.microsoft.com/office/word/2010/wordml" xmlns:w15="http://schemas.microsoft.com/office/word/2012/wordml" xmlns:w16cei="http://schemas.microsoft.com/office/word/2026/wordml/cei" xmlns:w16cex="http://schemas.microsoft.com/office/word/2018/wordml/cex" xmlns:w16cid="http://schemas.microsoft.com/office/word/2016/wordml/cid" xmlns:w16="http://schemas.microsoft.com/office/word/2018/wordml" xmlns:w16du="http://schemas.microsoft.com/office/word/2023/wordml/word16du" xmlns:w16sdtdh="http://schemas.microsoft.com/office/word/2020/wordml/sdtdatahash" xmlns:w16sdtfl="http://schemas.microsoft.com/office/word/2024/wordml/sdtformatlock" xmlns:w16se="http://schemas.microsoft.com/office/word/2015/wordml/symex" xmlns:wpg="http://schemas.microsoft.com/office/word/2010/wordprocessingGroup" xmlns:wpi="http://schemas.microsoft.com/office/word/2010/wordprocessingInk" xmlns:wne="http://schemas.microsoft.com/office/word/2006/wordml" xmlns:wps="http://schemas.microsoft.com/office/word/2010/wordprocessingShape" mc:Ignorable="w14 w15 w16se w16cid w16 w16cex w16sdtdh w16sdtfl w16du wp14">
+  <w:p>
+    <w:pPr>
+      <w:pStyle w:val="Header"/>
+    </w:pPr>
+  </w:p>
+</w:hdr>
 </file>
 
 <file path=word/styles.xml><?xml version="1.0" encoding="utf-8"?>
@@ -9937,6 +9805,50 @@
       </w:tblBorders>
     </w:tblPr>
   </w:style>
+  <w:style w:type="paragraph" w:styleId="Header">
+    <w:name w:val="header"/>
+    <w:basedOn w:val="Normal"/>
+    <w:link w:val="HeaderChar"/>
+    <w:uiPriority w:val="99"/>
+    <w:unhideWhenUsed/>
+    <w:rsid w:val="00057424"/>
+    <w:pPr>
+      <w:tabs>
+        <w:tab w:val="center" w:pos="4513"/>
+        <w:tab w:val="right" w:pos="9026"/>
+      </w:tabs>
+      <w:spacing w:after="0" w:line="240" w:lineRule="auto"/>
+    </w:pPr>
+  </w:style>
+  <w:style w:type="character" w:customStyle="1" w:styleId="HeaderChar">
+    <w:name w:val="Header Char"/>
+    <w:basedOn w:val="DefaultParagraphFont"/>
+    <w:link w:val="Header"/>
+    <w:uiPriority w:val="99"/>
+    <w:rsid w:val="00057424"/>
+  </w:style>
+  <w:style w:type="paragraph" w:styleId="Footer">
+    <w:name w:val="footer"/>
+    <w:basedOn w:val="Normal"/>
+    <w:link w:val="FooterChar"/>
+    <w:uiPriority w:val="99"/>
+    <w:unhideWhenUsed/>
+    <w:rsid w:val="00057424"/>
+    <w:pPr>
+      <w:tabs>
+        <w:tab w:val="center" w:pos="4513"/>
+        <w:tab w:val="right" w:pos="9026"/>
+      </w:tabs>
+      <w:spacing w:after="0" w:line="240" w:lineRule="auto"/>
+    </w:pPr>
+  </w:style>
+  <w:style w:type="character" w:customStyle="1" w:styleId="FooterChar">
+    <w:name w:val="Footer Char"/>
+    <w:basedOn w:val="DefaultParagraphFont"/>
+    <w:link w:val="Footer"/>
+    <w:uiPriority w:val="99"/>
+    <w:rsid w:val="00057424"/>
+  </w:style>
 </w:styles>
 </file>
 
